--- a/docs/DocumentacionProyectoApuestas.docx
+++ b/docs/DocumentacionProyectoApuestas.docx
@@ -961,6 +961,46 @@
         </w:p>
         <w:p>
           <w:pPr>
+            <w:pStyle w:val="TOC2"/>
+            <w:tabs>
+              <w:tab w:val="right" w:leader="dot" w:pos="8494"/>
+            </w:tabs>
+            <w:rPr>
+              <w:rFonts w:asciiTheme="minorHAnsi" w:eastAsiaTheme="minorEastAsia" w:hAnsiTheme="minorHAnsi" w:cstheme="minorBidi"/>
+              <w:noProof/>
+              <w:kern w:val="2"/>
+              <w:sz w:val="24"/>
+              <w:szCs w:val="24"/>
+              <w:lang w:eastAsia="ja-JP"/>
+              <w14:ligatures w14:val="standardContextual"/>
+            </w:rPr>
+          </w:pPr>
+          <w:hyperlink w:anchor="_Toc0036" w:history="1">
+            <w:r>
+              <w:t>1.6. Modelo de negocio</w:t>
+            </w:r>
+            <w:r>
+              <w:tab/>
+            </w:r>
+            <w:r>
+              <w:fldChar w:fldCharType="begin"/>
+            </w:r>
+            <w:r>
+              <w:instrText xml:space="preserve"> PAGEREF _Toc0036 \h </w:instrText>
+            </w:r>
+            <w:r>
+              <w:fldChar w:fldCharType="separate"/>
+            </w:r>
+            <w:r>
+              <w:t>4</w:t>
+            </w:r>
+            <w:r>
+              <w:fldChar w:fldCharType="end"/>
+            </w:r>
+          </w:hyperlink>
+        </w:p>
+        <w:p>
+          <w:pPr>
             <w:pStyle w:val="TOC1"/>
             <w:tabs>
               <w:tab w:val="right" w:leader="dot" w:pos="8494"/>
@@ -995,7 +1035,7 @@
               <w:fldChar w:fldCharType="separate"/>
             </w:r>
             <w:r>
-              <w:t>5</w:t>
+              <w:t>6</w:t>
             </w:r>
             <w:r>
               <w:fldChar w:fldCharType="end"/>
@@ -1038,7 +1078,7 @@
               <w:fldChar w:fldCharType="separate"/>
             </w:r>
             <w:r>
-              <w:t>6</w:t>
+              <w:t>7</w:t>
             </w:r>
             <w:r>
               <w:fldChar w:fldCharType="end"/>
@@ -1081,7 +1121,7 @@
               <w:fldChar w:fldCharType="separate"/>
             </w:r>
             <w:r>
-              <w:t>7</w:t>
+              <w:t>8</w:t>
             </w:r>
             <w:r>
               <w:fldChar w:fldCharType="end"/>
@@ -1121,7 +1161,7 @@
               <w:fldChar w:fldCharType="separate"/>
             </w:r>
             <w:r>
-              <w:t>7</w:t>
+              <w:t>8</w:t>
             </w:r>
             <w:r>
               <w:fldChar w:fldCharType="end"/>
@@ -1161,7 +1201,7 @@
               <w:fldChar w:fldCharType="separate"/>
             </w:r>
             <w:r>
-              <w:t>7</w:t>
+              <w:t>8</w:t>
             </w:r>
             <w:r>
               <w:fldChar w:fldCharType="end"/>
@@ -1201,7 +1241,7 @@
               <w:fldChar w:fldCharType="separate"/>
             </w:r>
             <w:r>
-              <w:t>8</w:t>
+              <w:t>9</w:t>
             </w:r>
             <w:r>
               <w:fldChar w:fldCharType="end"/>
@@ -1241,7 +1281,7 @@
               <w:fldChar w:fldCharType="separate"/>
             </w:r>
             <w:r>
-              <w:t>9</w:t>
+              <w:t>10</w:t>
             </w:r>
             <w:r>
               <w:fldChar w:fldCharType="end"/>
@@ -1284,7 +1324,7 @@
               <w:fldChar w:fldCharType="separate"/>
             </w:r>
             <w:r>
-              <w:t>10</w:t>
+              <w:t>11</w:t>
             </w:r>
             <w:r>
               <w:fldChar w:fldCharType="end"/>
@@ -1324,7 +1364,7 @@
               <w:fldChar w:fldCharType="separate"/>
             </w:r>
             <w:r>
-              <w:t>10</w:t>
+              <w:t>11</w:t>
             </w:r>
             <w:r>
               <w:fldChar w:fldCharType="end"/>
@@ -1364,7 +1404,7 @@
               <w:fldChar w:fldCharType="separate"/>
             </w:r>
             <w:r>
-              <w:t>10</w:t>
+              <w:t>11</w:t>
             </w:r>
             <w:r>
               <w:fldChar w:fldCharType="end"/>
@@ -1404,7 +1444,7 @@
               <w:fldChar w:fldCharType="separate"/>
             </w:r>
             <w:r>
-              <w:t>12</w:t>
+              <w:t>13</w:t>
             </w:r>
             <w:r>
               <w:fldChar w:fldCharType="end"/>
@@ -1444,7 +1484,7 @@
               <w:fldChar w:fldCharType="separate"/>
             </w:r>
             <w:r>
-              <w:t>13</w:t>
+              <w:t>14</w:t>
             </w:r>
             <w:r>
               <w:fldChar w:fldCharType="end"/>
@@ -1484,7 +1524,7 @@
               <w:fldChar w:fldCharType="separate"/>
             </w:r>
             <w:r>
-              <w:t>13</w:t>
+              <w:t>14</w:t>
             </w:r>
             <w:r>
               <w:fldChar w:fldCharType="end"/>
@@ -1524,7 +1564,127 @@
               <w:fldChar w:fldCharType="separate"/>
             </w:r>
             <w:r>
-              <w:t>14</w:t>
+              <w:t>15</w:t>
+            </w:r>
+            <w:r>
+              <w:fldChar w:fldCharType="end"/>
+            </w:r>
+          </w:hyperlink>
+        </w:p>
+        <w:p>
+          <w:pPr>
+            <w:pStyle w:val="TOC2"/>
+            <w:tabs>
+              <w:tab w:val="right" w:leader="dot" w:pos="8494"/>
+            </w:tabs>
+            <w:rPr>
+              <w:rFonts w:asciiTheme="minorHAnsi" w:eastAsiaTheme="minorEastAsia" w:hAnsiTheme="minorHAnsi" w:cstheme="minorBidi"/>
+              <w:noProof/>
+              <w:kern w:val="2"/>
+              <w:sz w:val="24"/>
+              <w:szCs w:val="24"/>
+              <w:lang w:eastAsia="ja-JP"/>
+              <w14:ligatures w14:val="standardContextual"/>
+            </w:rPr>
+          </w:pPr>
+          <w:hyperlink w:anchor="_Toc0037" w:history="1">
+            <w:r>
+              <w:t>5.7. Diagramas de flujo de los microservicios</w:t>
+            </w:r>
+            <w:r>
+              <w:tab/>
+            </w:r>
+            <w:r>
+              <w:fldChar w:fldCharType="begin"/>
+            </w:r>
+            <w:r>
+              <w:instrText xml:space="preserve"> PAGEREF _Toc0037 \h </w:instrText>
+            </w:r>
+            <w:r>
+              <w:fldChar w:fldCharType="separate"/>
+            </w:r>
+            <w:r>
+              <w:t>15</w:t>
+            </w:r>
+            <w:r>
+              <w:fldChar w:fldCharType="end"/>
+            </w:r>
+          </w:hyperlink>
+        </w:p>
+        <w:p>
+          <w:pPr>
+            <w:pStyle w:val="TOC3"/>
+            <w:tabs>
+              <w:tab w:val="right" w:leader="dot" w:pos="8494"/>
+            </w:tabs>
+            <w:rPr>
+              <w:rFonts w:asciiTheme="minorHAnsi" w:eastAsiaTheme="minorEastAsia" w:hAnsiTheme="minorHAnsi" w:cstheme="minorBidi"/>
+              <w:noProof/>
+              <w:kern w:val="2"/>
+              <w:sz w:val="24"/>
+              <w:szCs w:val="24"/>
+              <w:lang w:eastAsia="ja-JP"/>
+              <w14:ligatures w14:val="standardContextual"/>
+            </w:rPr>
+          </w:pPr>
+          <w:hyperlink w:anchor="_Toc0038" w:history="1">
+            <w:r>
+              <w:t>5.7.1. Flujo general del sistema</w:t>
+            </w:r>
+            <w:r>
+              <w:tab/>
+            </w:r>
+            <w:r>
+              <w:fldChar w:fldCharType="begin"/>
+            </w:r>
+            <w:r>
+              <w:instrText xml:space="preserve"> PAGEREF _Toc0038 \h </w:instrText>
+            </w:r>
+            <w:r>
+              <w:fldChar w:fldCharType="separate"/>
+            </w:r>
+            <w:r>
+              <w:t>17</w:t>
+            </w:r>
+            <w:r>
+              <w:fldChar w:fldCharType="end"/>
+            </w:r>
+          </w:hyperlink>
+        </w:p>
+        <w:p>
+          <w:pPr>
+            <w:pStyle w:val="TOC3"/>
+            <w:tabs>
+              <w:tab w:val="right" w:leader="dot" w:pos="8494"/>
+            </w:tabs>
+            <w:rPr>
+              <w:rFonts w:asciiTheme="minorHAnsi" w:eastAsiaTheme="minorEastAsia" w:hAnsiTheme="minorHAnsi" w:cstheme="minorBidi"/>
+              <w:noProof/>
+              <w:kern w:val="2"/>
+              <w:sz w:val="24"/>
+              <w:szCs w:val="24"/>
+              <w:lang w:eastAsia="ja-JP"/>
+              <w14:ligatures w14:val="standardContextual"/>
+            </w:rPr>
+          </w:pPr>
+          <w:hyperlink w:anchor="_Toc0039" w:history="1">
+            <w:r>
+              <w:t>5.7.2. Flujo de cada microservicio</w:t>
+            </w:r>
+            <w:r>
+              <w:tab/>
+            </w:r>
+            <w:r>
+              <w:fldChar w:fldCharType="begin"/>
+            </w:r>
+            <w:r>
+              <w:instrText xml:space="preserve"> PAGEREF _Toc0039 \h </w:instrText>
+            </w:r>
+            <w:r>
+              <w:fldChar w:fldCharType="separate"/>
+            </w:r>
+            <w:r>
+              <w:t>18</w:t>
             </w:r>
             <w:r>
               <w:fldChar w:fldCharType="end"/>
@@ -1567,7 +1727,7 @@
               <w:fldChar w:fldCharType="separate"/>
             </w:r>
             <w:r>
-              <w:t>15</w:t>
+              <w:t>30</w:t>
             </w:r>
             <w:r>
               <w:fldChar w:fldCharType="end"/>
@@ -1607,7 +1767,7 @@
               <w:fldChar w:fldCharType="separate"/>
             </w:r>
             <w:r>
-              <w:t>15</w:t>
+              <w:t>30</w:t>
             </w:r>
             <w:r>
               <w:fldChar w:fldCharType="end"/>
@@ -1647,7 +1807,7 @@
               <w:fldChar w:fldCharType="separate"/>
             </w:r>
             <w:r>
-              <w:t>16</w:t>
+              <w:t>31</w:t>
             </w:r>
             <w:r>
               <w:fldChar w:fldCharType="end"/>
@@ -1687,7 +1847,7 @@
               <w:fldChar w:fldCharType="separate"/>
             </w:r>
             <w:r>
-              <w:t>16</w:t>
+              <w:t>31</w:t>
             </w:r>
             <w:r>
               <w:fldChar w:fldCharType="end"/>
@@ -1727,7 +1887,7 @@
               <w:fldChar w:fldCharType="separate"/>
             </w:r>
             <w:r>
-              <w:t>16</w:t>
+              <w:t>31</w:t>
             </w:r>
             <w:r>
               <w:fldChar w:fldCharType="end"/>
@@ -1767,7 +1927,7 @@
               <w:fldChar w:fldCharType="separate"/>
             </w:r>
             <w:r>
-              <w:t>16</w:t>
+              <w:t>31</w:t>
             </w:r>
             <w:r>
               <w:fldChar w:fldCharType="end"/>
@@ -1807,7 +1967,7 @@
               <w:fldChar w:fldCharType="separate"/>
             </w:r>
             <w:r>
-              <w:t>16</w:t>
+              <w:t>31</w:t>
             </w:r>
             <w:r>
               <w:fldChar w:fldCharType="end"/>
@@ -1850,7 +2010,7 @@
               <w:fldChar w:fldCharType="separate"/>
             </w:r>
             <w:r>
-              <w:t>18</w:t>
+              <w:t>33</w:t>
             </w:r>
             <w:r>
               <w:fldChar w:fldCharType="end"/>
@@ -1893,7 +2053,7 @@
               <w:fldChar w:fldCharType="separate"/>
             </w:r>
             <w:r>
-              <w:t>19</w:t>
+              <w:t>34</w:t>
             </w:r>
             <w:r>
               <w:fldChar w:fldCharType="end"/>
@@ -1933,7 +2093,7 @@
               <w:fldChar w:fldCharType="separate"/>
             </w:r>
             <w:r>
-              <w:t>19</w:t>
+              <w:t>34</w:t>
             </w:r>
             <w:r>
               <w:fldChar w:fldCharType="end"/>
@@ -1973,7 +2133,7 @@
               <w:fldChar w:fldCharType="separate"/>
             </w:r>
             <w:r>
-              <w:t>19</w:t>
+              <w:t>34</w:t>
             </w:r>
             <w:r>
               <w:fldChar w:fldCharType="end"/>
@@ -2016,7 +2176,7 @@
               <w:fldChar w:fldCharType="separate"/>
             </w:r>
             <w:r>
-              <w:t>21</w:t>
+              <w:t>36</w:t>
             </w:r>
             <w:r>
               <w:fldChar w:fldCharType="end"/>
@@ -2056,7 +2216,7 @@
               <w:fldChar w:fldCharType="separate"/>
             </w:r>
             <w:r>
-              <w:t>21</w:t>
+              <w:t>36</w:t>
             </w:r>
             <w:r>
               <w:fldChar w:fldCharType="end"/>
@@ -2096,7 +2256,7 @@
               <w:fldChar w:fldCharType="separate"/>
             </w:r>
             <w:r>
-              <w:t>21</w:t>
+              <w:t>36</w:t>
             </w:r>
             <w:r>
               <w:fldChar w:fldCharType="end"/>
@@ -2631,6 +2791,1085 @@
       </w:r>
       <w:r>
         <w:t xml:space="preserve"> de forma sostenida, y así debe presentarse.</w:t>
+      </w:r>
+    </w:p>
+    <w:p>
+      <w:pPr>
+        <w:pStyle w:val="Heading2"/>
+      </w:pPr>
+      <w:bookmarkStart w:id="101" w:name="_Toc0036"/>
+      <w:r>
+        <w:t xml:space="preserve">1.6. Modelo de negocio</w:t>
+      </w:r>
+      <w:bookmarkEnd w:id="101"/>
+    </w:p>
+    <w:p>
+      <w:pPr>
+        <w:keepNext/>
+        <w:jc w:val="both"/>
+      </w:pPr>
+      <w:r>
+        <w:t xml:space="preserve">El proyecto es académico y no busca ingresos durante el curso. Aun así, conviene plantear cómo funcionaría si se llevara al mercado. Para eso se usa el lienzo de modelo de negocio (</w:t>
+      </w:r>
+      <w:r>
+        <w:rPr>
+          <w:i/>
+        </w:rPr>
+        <w:t xml:space="preserve">Business Model Canvas</w:t>
+      </w:r>
+      <w:r>
+        <w:t xml:space="preserve">) de Osterwalder y Pigneur, que resume en nueve bloques a quién se le ofrece valor, cómo se le llega y de dónde salen los ingresos y los costos. Los precios y los planes son supuestos por validar, no resultados.</w:t>
+      </w:r>
+    </w:p>
+    <w:tbl>
+      <w:tblPr>
+        <w:tblStyle w:val="TableGrid"/>
+        <w:tblW w:w="8504" w:type="dxa"/>
+        <w:tblLayout w:type="fixed"/>
+        <w:tblCellMar>
+          <w:left w:w="70" w:type="dxa"/>
+          <w:right w:w="70" w:type="dxa"/>
+        </w:tblCellMar>
+        <w:tblLook w:val="04A0" w:firstRow="1" w:lastRow="0" w:firstColumn="1" w:lastColumn="0" w:noHBand="0" w:noVBand="1"/>
+      </w:tblPr>
+      <w:tblGrid>
+        <w:gridCol w:w="1600"/>
+        <w:gridCol w:w="1650"/>
+        <w:gridCol w:w="1027"/>
+        <w:gridCol w:w="1027"/>
+        <w:gridCol w:w="1600"/>
+        <w:gridCol w:w="1600"/>
+      </w:tblGrid>
+      <w:tr>
+        <w:trPr>
+          <w:cantSplit/>
+        </w:trPr>
+        <w:tc>
+          <w:tcPr>
+            <w:tcW w:w="1600" w:type="dxa"/>
+            <w:vMerge w:val="restart"/>
+          </w:tcPr>
+          <w:p>
+            <w:pPr>
+              <w:keepNext/>
+              <w:spacing w:after="40"/>
+            </w:pPr>
+            <w:r>
+              <w:rPr>
+                <w:b/>
+                <w:color w:val="1F3864"/>
+                <w:sz w:val="18"/>
+                <w:szCs w:val="18"/>
+              </w:rPr>
+              <w:t xml:space="preserve">Socios clave</w:t>
+            </w:r>
+          </w:p>
+          <w:p>
+            <w:pPr>
+              <w:pStyle w:val="ListParagraph"/>
+              <w:keepNext/>
+              <w:numPr>
+                <w:ilvl w:val="0"/>
+                <w:numId w:val="14"/>
+              </w:numPr>
+              <w:spacing w:after="20"/>
+              <w:ind w:left="227" w:hanging="170"/>
+              <w:jc w:val="left"/>
+            </w:pPr>
+            <w:r>
+              <w:rPr>
+                <w:sz w:val="16"/>
+                <w:szCs w:val="16"/>
+              </w:rPr>
+              <w:t xml:space="preserve">football-data.co.uk (datos gratuitos)</w:t>
+            </w:r>
+          </w:p>
+          <w:p>
+            <w:pPr>
+              <w:pStyle w:val="ListParagraph"/>
+              <w:keepNext/>
+              <w:numPr>
+                <w:ilvl w:val="0"/>
+                <w:numId w:val="14"/>
+              </w:numPr>
+              <w:spacing w:after="20"/>
+              <w:ind w:left="227" w:hanging="170"/>
+              <w:jc w:val="left"/>
+            </w:pPr>
+            <w:r>
+              <w:rPr>
+                <w:sz w:val="16"/>
+                <w:szCs w:val="16"/>
+              </w:rPr>
+              <w:t xml:space="preserve">Proveedor de nube o VPS</w:t>
+            </w:r>
+          </w:p>
+          <w:p>
+            <w:pPr>
+              <w:pStyle w:val="ListParagraph"/>
+              <w:keepNext/>
+              <w:numPr>
+                <w:ilvl w:val="0"/>
+                <w:numId w:val="14"/>
+              </w:numPr>
+              <w:spacing w:after="20"/>
+              <w:ind w:left="227" w:hanging="170"/>
+              <w:jc w:val="left"/>
+            </w:pPr>
+            <w:r>
+              <w:rPr>
+                <w:sz w:val="16"/>
+                <w:szCs w:val="16"/>
+              </w:rPr>
+              <w:t xml:space="preserve">Pasarela de pagos local (p. ej., Culqi o Mercado Pago)</w:t>
+            </w:r>
+          </w:p>
+          <w:p>
+            <w:pPr>
+              <w:pStyle w:val="ListParagraph"/>
+              <w:keepNext/>
+              <w:numPr>
+                <w:ilvl w:val="0"/>
+                <w:numId w:val="14"/>
+              </w:numPr>
+              <w:spacing w:after="20"/>
+              <w:ind w:left="227" w:hanging="170"/>
+              <w:jc w:val="left"/>
+            </w:pPr>
+            <w:r>
+              <w:rPr>
+                <w:sz w:val="16"/>
+                <w:szCs w:val="16"/>
+              </w:rPr>
+              <w:t xml:space="preserve">Creadores de contenido y comunidades de fútbol</w:t>
+            </w:r>
+          </w:p>
+        </w:tc>
+        <w:tc>
+          <w:tcPr>
+            <w:tcW w:w="1650" w:type="dxa"/>
+          </w:tcPr>
+          <w:p>
+            <w:pPr>
+              <w:keepNext/>
+              <w:spacing w:after="40"/>
+            </w:pPr>
+            <w:r>
+              <w:rPr>
+                <w:b/>
+                <w:color w:val="1F3864"/>
+                <w:sz w:val="18"/>
+                <w:szCs w:val="18"/>
+              </w:rPr>
+              <w:t xml:space="preserve">Actividades clave</w:t>
+            </w:r>
+          </w:p>
+          <w:p>
+            <w:pPr>
+              <w:pStyle w:val="ListParagraph"/>
+              <w:keepNext/>
+              <w:numPr>
+                <w:ilvl w:val="0"/>
+                <w:numId w:val="14"/>
+              </w:numPr>
+              <w:spacing w:after="20"/>
+              <w:ind w:left="227" w:hanging="170"/>
+              <w:jc w:val="left"/>
+            </w:pPr>
+            <w:r>
+              <w:rPr>
+                <w:sz w:val="16"/>
+                <w:szCs w:val="16"/>
+              </w:rPr>
+              <w:t xml:space="preserve">Ingesta diaria y control de los datos</w:t>
+            </w:r>
+          </w:p>
+          <w:p>
+            <w:pPr>
+              <w:pStyle w:val="ListParagraph"/>
+              <w:keepNext/>
+              <w:numPr>
+                <w:ilvl w:val="0"/>
+                <w:numId w:val="14"/>
+              </w:numPr>
+              <w:spacing w:after="20"/>
+              <w:ind w:left="227" w:hanging="170"/>
+              <w:jc w:val="left"/>
+            </w:pPr>
+            <w:r>
+              <w:rPr>
+                <w:sz w:val="16"/>
+                <w:szCs w:val="16"/>
+              </w:rPr>
+              <w:t xml:space="preserve">Validar el modelo contra Pinnacle</w:t>
+            </w:r>
+          </w:p>
+          <w:p>
+            <w:pPr>
+              <w:pStyle w:val="ListParagraph"/>
+              <w:keepNext/>
+              <w:numPr>
+                <w:ilvl w:val="0"/>
+                <w:numId w:val="14"/>
+              </w:numPr>
+              <w:spacing w:after="20"/>
+              <w:ind w:left="227" w:hanging="170"/>
+              <w:jc w:val="left"/>
+            </w:pPr>
+            <w:r>
+              <w:rPr>
+                <w:sz w:val="16"/>
+                <w:szCs w:val="16"/>
+              </w:rPr>
+              <w:t xml:space="preserve">Operar los 9 microservicios</w:t>
+            </w:r>
+          </w:p>
+          <w:p>
+            <w:pPr>
+              <w:pStyle w:val="ListParagraph"/>
+              <w:keepNext/>
+              <w:numPr>
+                <w:ilvl w:val="0"/>
+                <w:numId w:val="14"/>
+              </w:numPr>
+              <w:spacing w:after="20"/>
+              <w:ind w:left="227" w:hanging="170"/>
+              <w:jc w:val="left"/>
+            </w:pPr>
+            <w:r>
+              <w:rPr>
+                <w:sz w:val="16"/>
+                <w:szCs w:val="16"/>
+              </w:rPr>
+              <w:t xml:space="preserve">Contenido educativo</w:t>
+            </w:r>
+          </w:p>
+        </w:tc>
+        <w:tc>
+          <w:tcPr>
+            <w:tcW w:w="2054" w:type="dxa"/>
+            <w:gridSpan w:val="2"/>
+            <w:vMerge w:val="restart"/>
+            <w:shd w:val="clear" w:color="auto" w:fill="EAF2FB"/>
+          </w:tcPr>
+          <w:p>
+            <w:pPr>
+              <w:keepNext/>
+              <w:spacing w:after="40"/>
+            </w:pPr>
+            <w:r>
+              <w:rPr>
+                <w:b/>
+                <w:color w:val="1F3864"/>
+                <w:sz w:val="18"/>
+                <w:szCs w:val="18"/>
+              </w:rPr>
+              <w:t xml:space="preserve">Propuesta de valor</w:t>
+            </w:r>
+          </w:p>
+          <w:p>
+            <w:pPr>
+              <w:pStyle w:val="ListParagraph"/>
+              <w:keepNext/>
+              <w:numPr>
+                <w:ilvl w:val="0"/>
+                <w:numId w:val="14"/>
+              </w:numPr>
+              <w:spacing w:after="20"/>
+              <w:ind w:left="227" w:hanging="170"/>
+              <w:jc w:val="left"/>
+            </w:pPr>
+            <w:r>
+              <w:rPr>
+                <w:sz w:val="16"/>
+                <w:szCs w:val="16"/>
+              </w:rPr>
+              <w:t xml:space="preserve">Resultados, estadísticas, árbitro y cuotas en un solo lugar</w:t>
+            </w:r>
+          </w:p>
+          <w:p>
+            <w:pPr>
+              <w:pStyle w:val="ListParagraph"/>
+              <w:keepNext/>
+              <w:numPr>
+                <w:ilvl w:val="0"/>
+                <w:numId w:val="14"/>
+              </w:numPr>
+              <w:spacing w:after="20"/>
+              <w:ind w:left="227" w:hanging="170"/>
+              <w:jc w:val="left"/>
+            </w:pPr>
+            <w:r>
+              <w:rPr>
+                <w:sz w:val="16"/>
+                <w:szCs w:val="16"/>
+              </w:rPr>
+              <w:t xml:space="preserve">Probabilidad y cuota justa de cada mercado, explicadas</w:t>
+            </w:r>
+          </w:p>
+          <w:p>
+            <w:pPr>
+              <w:pStyle w:val="ListParagraph"/>
+              <w:keepNext/>
+              <w:numPr>
+                <w:ilvl w:val="0"/>
+                <w:numId w:val="14"/>
+              </w:numPr>
+              <w:spacing w:after="20"/>
+              <w:ind w:left="227" w:hanging="170"/>
+              <w:jc w:val="left"/>
+            </w:pPr>
+            <w:r>
+              <w:rPr>
+                <w:sz w:val="16"/>
+                <w:szCs w:val="16"/>
+              </w:rPr>
+              <w:t xml:space="preserve">Detecta cuotas con valor esperado positivo y propone una apuesta del día con umbrales públicos</w:t>
+            </w:r>
+          </w:p>
+          <w:p>
+            <w:pPr>
+              <w:pStyle w:val="ListParagraph"/>
+              <w:keepNext/>
+              <w:numPr>
+                <w:ilvl w:val="0"/>
+                <w:numId w:val="14"/>
+              </w:numPr>
+              <w:spacing w:after="20"/>
+              <w:ind w:left="227" w:hanging="170"/>
+              <w:jc w:val="left"/>
+            </w:pPr>
+            <w:r>
+              <w:rPr>
+                <w:sz w:val="16"/>
+                <w:szCs w:val="16"/>
+              </w:rPr>
+              <w:t xml:space="preserve">Registro de apuestas y ROI real</w:t>
+            </w:r>
+          </w:p>
+          <w:p>
+            <w:pPr>
+              <w:pStyle w:val="ListParagraph"/>
+              <w:keepNext/>
+              <w:numPr>
+                <w:ilvl w:val="0"/>
+                <w:numId w:val="14"/>
+              </w:numPr>
+              <w:spacing w:after="20"/>
+              <w:ind w:left="227" w:hanging="170"/>
+              <w:jc w:val="left"/>
+            </w:pPr>
+            <w:r>
+              <w:rPr>
+                <w:sz w:val="16"/>
+                <w:szCs w:val="16"/>
+              </w:rPr>
+              <w:t xml:space="preserve">No promete ganancias: «No apostar también es una decisión»</w:t>
+            </w:r>
+          </w:p>
+        </w:tc>
+        <w:tc>
+          <w:tcPr>
+            <w:tcW w:w="1600" w:type="dxa"/>
+          </w:tcPr>
+          <w:p>
+            <w:pPr>
+              <w:keepNext/>
+              <w:spacing w:after="40"/>
+            </w:pPr>
+            <w:r>
+              <w:rPr>
+                <w:b/>
+                <w:color w:val="1F3864"/>
+                <w:sz w:val="18"/>
+                <w:szCs w:val="18"/>
+              </w:rPr>
+              <w:t xml:space="preserve">Relación con clientes</w:t>
+            </w:r>
+          </w:p>
+          <w:p>
+            <w:pPr>
+              <w:pStyle w:val="ListParagraph"/>
+              <w:keepNext/>
+              <w:numPr>
+                <w:ilvl w:val="0"/>
+                <w:numId w:val="14"/>
+              </w:numPr>
+              <w:spacing w:after="20"/>
+              <w:ind w:left="227" w:hanging="170"/>
+              <w:jc w:val="left"/>
+            </w:pPr>
+            <w:r>
+              <w:rPr>
+                <w:sz w:val="16"/>
+                <w:szCs w:val="16"/>
+              </w:rPr>
+              <w:t xml:space="preserve">Autoservicio con cuenta propia</w:t>
+            </w:r>
+          </w:p>
+          <w:p>
+            <w:pPr>
+              <w:pStyle w:val="ListParagraph"/>
+              <w:keepNext/>
+              <w:numPr>
+                <w:ilvl w:val="0"/>
+                <w:numId w:val="14"/>
+              </w:numPr>
+              <w:spacing w:after="20"/>
+              <w:ind w:left="227" w:hanging="170"/>
+              <w:jc w:val="left"/>
+            </w:pPr>
+            <w:r>
+              <w:rPr>
+                <w:sz w:val="16"/>
+                <w:szCs w:val="16"/>
+              </w:rPr>
+              <w:t xml:space="preserve">Historial público de la apuesta del día, con aciertos y fallos</w:t>
+            </w:r>
+          </w:p>
+          <w:p>
+            <w:pPr>
+              <w:pStyle w:val="ListParagraph"/>
+              <w:keepNext/>
+              <w:numPr>
+                <w:ilvl w:val="0"/>
+                <w:numId w:val="14"/>
+              </w:numPr>
+              <w:spacing w:after="20"/>
+              <w:ind w:left="227" w:hanging="170"/>
+              <w:jc w:val="left"/>
+            </w:pPr>
+            <w:r>
+              <w:rPr>
+                <w:sz w:val="16"/>
+                <w:szCs w:val="16"/>
+              </w:rPr>
+              <w:t xml:space="preserve">Contenido educativo</w:t>
+            </w:r>
+          </w:p>
+          <w:p>
+            <w:pPr>
+              <w:pStyle w:val="ListParagraph"/>
+              <w:keepNext/>
+              <w:numPr>
+                <w:ilvl w:val="0"/>
+                <w:numId w:val="14"/>
+              </w:numPr>
+              <w:spacing w:after="20"/>
+              <w:ind w:left="227" w:hanging="170"/>
+              <w:jc w:val="left"/>
+            </w:pPr>
+            <w:r>
+              <w:rPr>
+                <w:sz w:val="16"/>
+                <w:szCs w:val="16"/>
+              </w:rPr>
+              <w:t xml:space="preserve">Mensajes de juego responsable</w:t>
+            </w:r>
+          </w:p>
+        </w:tc>
+        <w:tc>
+          <w:tcPr>
+            <w:tcW w:w="1600" w:type="dxa"/>
+            <w:vMerge w:val="restart"/>
+          </w:tcPr>
+          <w:p>
+            <w:pPr>
+              <w:keepNext/>
+              <w:spacing w:after="40"/>
+            </w:pPr>
+            <w:r>
+              <w:rPr>
+                <w:b/>
+                <w:color w:val="1F3864"/>
+                <w:sz w:val="18"/>
+                <w:szCs w:val="18"/>
+              </w:rPr>
+              <w:t xml:space="preserve">Segmentos de clientes</w:t>
+            </w:r>
+          </w:p>
+          <w:p>
+            <w:pPr>
+              <w:pStyle w:val="ListParagraph"/>
+              <w:keepNext/>
+              <w:numPr>
+                <w:ilvl w:val="0"/>
+                <w:numId w:val="14"/>
+              </w:numPr>
+              <w:spacing w:after="20"/>
+              <w:ind w:left="227" w:hanging="170"/>
+              <w:jc w:val="left"/>
+            </w:pPr>
+            <w:r>
+              <w:rPr>
+                <w:sz w:val="16"/>
+                <w:szCs w:val="16"/>
+              </w:rPr>
+              <w:t xml:space="preserve">Apostadores recreativos mayores de 18 años en el Perú que usan bet365 o Betano</w:t>
+            </w:r>
+          </w:p>
+          <w:p>
+            <w:pPr>
+              <w:pStyle w:val="ListParagraph"/>
+              <w:keepNext/>
+              <w:numPr>
+                <w:ilvl w:val="0"/>
+                <w:numId w:val="14"/>
+              </w:numPr>
+              <w:spacing w:after="20"/>
+              <w:ind w:left="227" w:hanging="170"/>
+              <w:jc w:val="left"/>
+            </w:pPr>
+            <w:r>
+              <w:rPr>
+                <w:sz w:val="16"/>
+                <w:szCs w:val="16"/>
+              </w:rPr>
+              <w:t xml:space="preserve">Aficionados que quieren aprender estadística aplicada al fútbol</w:t>
+            </w:r>
+          </w:p>
+          <w:p>
+            <w:pPr>
+              <w:pStyle w:val="ListParagraph"/>
+              <w:keepNext/>
+              <w:numPr>
+                <w:ilvl w:val="0"/>
+                <w:numId w:val="14"/>
+              </w:numPr>
+              <w:spacing w:after="20"/>
+              <w:ind w:left="227" w:hanging="170"/>
+              <w:jc w:val="left"/>
+            </w:pPr>
+            <w:r>
+              <w:rPr>
+                <w:sz w:val="16"/>
+                <w:szCs w:val="16"/>
+              </w:rPr>
+              <w:t xml:space="preserve">Creadores de contenido que necesitan datos y probabilidades</w:t>
+            </w:r>
+          </w:p>
+        </w:tc>
+      </w:tr>
+      <w:tr>
+        <w:trPr>
+          <w:cantSplit/>
+        </w:trPr>
+        <w:tc>
+          <w:tcPr>
+            <w:tcW w:w="1600" w:type="dxa"/>
+            <w:vMerge/>
+          </w:tcPr>
+          <w:p/>
+        </w:tc>
+        <w:tc>
+          <w:tcPr>
+            <w:tcW w:w="1650" w:type="dxa"/>
+          </w:tcPr>
+          <w:p>
+            <w:pPr>
+              <w:keepNext/>
+              <w:spacing w:after="40"/>
+            </w:pPr>
+            <w:r>
+              <w:rPr>
+                <w:b/>
+                <w:color w:val="1F3864"/>
+                <w:sz w:val="18"/>
+                <w:szCs w:val="18"/>
+              </w:rPr>
+              <w:t xml:space="preserve">Recursos clave</w:t>
+            </w:r>
+          </w:p>
+          <w:p>
+            <w:pPr>
+              <w:pStyle w:val="ListParagraph"/>
+              <w:keepNext/>
+              <w:numPr>
+                <w:ilvl w:val="0"/>
+                <w:numId w:val="14"/>
+              </w:numPr>
+              <w:spacing w:after="20"/>
+              <w:ind w:left="227" w:hanging="170"/>
+              <w:jc w:val="left"/>
+            </w:pPr>
+            <w:r>
+              <w:rPr>
+                <w:sz w:val="16"/>
+                <w:szCs w:val="16"/>
+              </w:rPr>
+              <w:t xml:space="preserve">Datos públicos de 3 ligas</w:t>
+            </w:r>
+          </w:p>
+          <w:p>
+            <w:pPr>
+              <w:pStyle w:val="ListParagraph"/>
+              <w:keepNext/>
+              <w:numPr>
+                <w:ilvl w:val="0"/>
+                <w:numId w:val="14"/>
+              </w:numPr>
+              <w:spacing w:after="20"/>
+              <w:ind w:left="227" w:hanging="170"/>
+              <w:jc w:val="left"/>
+            </w:pPr>
+            <w:r>
+              <w:rPr>
+                <w:sz w:val="16"/>
+                <w:szCs w:val="16"/>
+              </w:rPr>
+              <w:t xml:space="preserve">Modelo de Poisson y código propio</w:t>
+            </w:r>
+          </w:p>
+          <w:p>
+            <w:pPr>
+              <w:pStyle w:val="ListParagraph"/>
+              <w:keepNext/>
+              <w:numPr>
+                <w:ilvl w:val="0"/>
+                <w:numId w:val="14"/>
+              </w:numPr>
+              <w:spacing w:after="20"/>
+              <w:ind w:left="227" w:hanging="170"/>
+              <w:jc w:val="left"/>
+            </w:pPr>
+            <w:r>
+              <w:rPr>
+                <w:sz w:val="16"/>
+                <w:szCs w:val="16"/>
+              </w:rPr>
+              <w:t xml:space="preserve">Infraestructura con Docker</w:t>
+            </w:r>
+          </w:p>
+          <w:p>
+            <w:pPr>
+              <w:pStyle w:val="ListParagraph"/>
+              <w:keepNext/>
+              <w:numPr>
+                <w:ilvl w:val="0"/>
+                <w:numId w:val="14"/>
+              </w:numPr>
+              <w:spacing w:after="20"/>
+              <w:ind w:left="227" w:hanging="170"/>
+              <w:jc w:val="left"/>
+            </w:pPr>
+            <w:r>
+              <w:rPr>
+                <w:sz w:val="16"/>
+                <w:szCs w:val="16"/>
+              </w:rPr>
+              <w:t xml:space="preserve">Equipo de 3 desarrolladores</w:t>
+            </w:r>
+          </w:p>
+        </w:tc>
+        <w:tc>
+          <w:tcPr>
+            <w:tcW w:w="2054" w:type="dxa"/>
+            <w:gridSpan w:val="2"/>
+            <w:vMerge/>
+            <w:shd w:val="clear" w:color="auto" w:fill="EAF2FB"/>
+          </w:tcPr>
+          <w:p/>
+        </w:tc>
+        <w:tc>
+          <w:tcPr>
+            <w:tcW w:w="1600" w:type="dxa"/>
+          </w:tcPr>
+          <w:p>
+            <w:pPr>
+              <w:keepNext/>
+              <w:spacing w:after="40"/>
+            </w:pPr>
+            <w:r>
+              <w:rPr>
+                <w:b/>
+                <w:color w:val="1F3864"/>
+                <w:sz w:val="18"/>
+                <w:szCs w:val="18"/>
+              </w:rPr>
+              <w:t xml:space="preserve">Canales</w:t>
+            </w:r>
+          </w:p>
+          <w:p>
+            <w:pPr>
+              <w:pStyle w:val="ListParagraph"/>
+              <w:keepNext/>
+              <w:numPr>
+                <w:ilvl w:val="0"/>
+                <w:numId w:val="14"/>
+              </w:numPr>
+              <w:spacing w:after="20"/>
+              <w:ind w:left="227" w:hanging="170"/>
+              <w:jc w:val="left"/>
+            </w:pPr>
+            <w:r>
+              <w:rPr>
+                <w:sz w:val="16"/>
+                <w:szCs w:val="16"/>
+              </w:rPr>
+              <w:t xml:space="preserve">Web responsive (PC y celular)</w:t>
+            </w:r>
+          </w:p>
+          <w:p>
+            <w:pPr>
+              <w:pStyle w:val="ListParagraph"/>
+              <w:keepNext/>
+              <w:numPr>
+                <w:ilvl w:val="0"/>
+                <w:numId w:val="14"/>
+              </w:numPr>
+              <w:spacing w:after="20"/>
+              <w:ind w:left="227" w:hanging="170"/>
+              <w:jc w:val="left"/>
+            </w:pPr>
+            <w:r>
+              <w:rPr>
+                <w:sz w:val="16"/>
+                <w:szCs w:val="16"/>
+              </w:rPr>
+              <w:t xml:space="preserve">Redes sociales: análisis de cada jornada</w:t>
+            </w:r>
+          </w:p>
+          <w:p>
+            <w:pPr>
+              <w:pStyle w:val="ListParagraph"/>
+              <w:keepNext/>
+              <w:numPr>
+                <w:ilvl w:val="0"/>
+                <w:numId w:val="14"/>
+              </w:numPr>
+              <w:spacing w:after="20"/>
+              <w:ind w:left="227" w:hanging="170"/>
+              <w:jc w:val="left"/>
+            </w:pPr>
+            <w:r>
+              <w:rPr>
+                <w:sz w:val="16"/>
+                <w:szCs w:val="16"/>
+              </w:rPr>
+              <w:t xml:space="preserve">Comunidades de fútbol</w:t>
+            </w:r>
+          </w:p>
+        </w:tc>
+        <w:tc>
+          <w:tcPr>
+            <w:tcW w:w="1600" w:type="dxa"/>
+            <w:vMerge/>
+          </w:tcPr>
+          <w:p/>
+        </w:tc>
+      </w:tr>
+      <w:tr>
+        <w:trPr>
+          <w:cantSplit/>
+        </w:trPr>
+        <w:tc>
+          <w:tcPr>
+            <w:tcW w:w="4277" w:type="dxa"/>
+            <w:gridSpan w:val="3"/>
+          </w:tcPr>
+          <w:p>
+            <w:pPr>
+              <w:spacing w:after="40"/>
+            </w:pPr>
+            <w:r>
+              <w:rPr>
+                <w:b/>
+                <w:color w:val="1F3864"/>
+                <w:sz w:val="18"/>
+                <w:szCs w:val="18"/>
+              </w:rPr>
+              <w:t xml:space="preserve">Estructura de costos</w:t>
+            </w:r>
+          </w:p>
+          <w:p>
+            <w:pPr>
+              <w:pStyle w:val="ListParagraph"/>
+              <w:numPr>
+                <w:ilvl w:val="0"/>
+                <w:numId w:val="14"/>
+              </w:numPr>
+              <w:spacing w:after="20"/>
+              <w:ind w:left="227" w:hanging="170"/>
+              <w:jc w:val="left"/>
+            </w:pPr>
+            <w:r>
+              <w:rPr>
+                <w:sz w:val="16"/>
+                <w:szCs w:val="16"/>
+              </w:rPr>
+              <w:t xml:space="preserve">Servidor para los 11 contenedores (durante el curso, S/ 0: corre en local)</w:t>
+            </w:r>
+          </w:p>
+          <w:p>
+            <w:pPr>
+              <w:pStyle w:val="ListParagraph"/>
+              <w:numPr>
+                <w:ilvl w:val="0"/>
+                <w:numId w:val="14"/>
+              </w:numPr>
+              <w:spacing w:after="20"/>
+              <w:ind w:left="227" w:hanging="170"/>
+              <w:jc w:val="left"/>
+            </w:pPr>
+            <w:r>
+              <w:rPr>
+                <w:sz w:val="16"/>
+                <w:szCs w:val="16"/>
+              </w:rPr>
+              <w:t xml:space="preserve">Dominio web (el certificado TLS puede ser gratuito)</w:t>
+            </w:r>
+          </w:p>
+          <w:p>
+            <w:pPr>
+              <w:pStyle w:val="ListParagraph"/>
+              <w:numPr>
+                <w:ilvl w:val="0"/>
+                <w:numId w:val="14"/>
+              </w:numPr>
+              <w:spacing w:after="20"/>
+              <w:ind w:left="227" w:hanging="170"/>
+              <w:jc w:val="left"/>
+            </w:pPr>
+            <w:r>
+              <w:rPr>
+                <w:sz w:val="16"/>
+                <w:szCs w:val="16"/>
+              </w:rPr>
+              <w:t xml:space="preserve">Horas de desarrollo y mantenimiento</w:t>
+            </w:r>
+          </w:p>
+          <w:p>
+            <w:pPr>
+              <w:pStyle w:val="ListParagraph"/>
+              <w:numPr>
+                <w:ilvl w:val="0"/>
+                <w:numId w:val="14"/>
+              </w:numPr>
+              <w:spacing w:after="20"/>
+              <w:ind w:left="227" w:hanging="170"/>
+              <w:jc w:val="left"/>
+            </w:pPr>
+            <w:r>
+              <w:rPr>
+                <w:sz w:val="16"/>
+                <w:szCs w:val="16"/>
+              </w:rPr>
+              <w:t xml:space="preserve">Publicidad en redes y comisión de la pasarela de pagos</w:t>
+            </w:r>
+          </w:p>
+          <w:p>
+            <w:pPr>
+              <w:pStyle w:val="ListParagraph"/>
+              <w:numPr>
+                <w:ilvl w:val="0"/>
+                <w:numId w:val="14"/>
+              </w:numPr>
+              <w:spacing w:after="20"/>
+              <w:ind w:left="227" w:hanging="170"/>
+              <w:jc w:val="left"/>
+            </w:pPr>
+            <w:r>
+              <w:rPr>
+                <w:sz w:val="16"/>
+                <w:szCs w:val="16"/>
+              </w:rPr>
+              <w:t xml:space="preserve">A futuro, datos de pago (alineaciones, xG)</w:t>
+            </w:r>
+          </w:p>
+        </w:tc>
+        <w:tc>
+          <w:tcPr>
+            <w:tcW w:w="4227" w:type="dxa"/>
+            <w:gridSpan w:val="3"/>
+          </w:tcPr>
+          <w:p>
+            <w:pPr>
+              <w:spacing w:after="40"/>
+            </w:pPr>
+            <w:r>
+              <w:rPr>
+                <w:b/>
+                <w:color w:val="1F3864"/>
+                <w:sz w:val="18"/>
+                <w:szCs w:val="18"/>
+              </w:rPr>
+              <w:t xml:space="preserve">Fuentes de ingresos (modelo freemium, por validar)</w:t>
+            </w:r>
+          </w:p>
+          <w:p>
+            <w:pPr>
+              <w:pStyle w:val="ListParagraph"/>
+              <w:numPr>
+                <w:ilvl w:val="0"/>
+                <w:numId w:val="14"/>
+              </w:numPr>
+              <w:spacing w:after="20"/>
+              <w:ind w:left="227" w:hanging="170"/>
+              <w:jc w:val="left"/>
+            </w:pPr>
+            <w:r>
+              <w:rPr>
+                <w:sz w:val="16"/>
+                <w:szCs w:val="16"/>
+              </w:rPr>
+              <w:t xml:space="preserve">Plan gratuito: partidos, mercados 1X2 y goles, y registro de apuestas</w:t>
+            </w:r>
+          </w:p>
+          <w:p>
+            <w:pPr>
+              <w:pStyle w:val="ListParagraph"/>
+              <w:numPr>
+                <w:ilvl w:val="0"/>
+                <w:numId w:val="14"/>
+              </w:numPr>
+              <w:spacing w:after="20"/>
+              <w:ind w:left="227" w:hanging="170"/>
+              <w:jc w:val="left"/>
+            </w:pPr>
+            <w:r>
+              <w:rPr>
+                <w:sz w:val="16"/>
+                <w:szCs w:val="16"/>
+              </w:rPr>
+              <w:t xml:space="preserve">Plan Premium mensual: todos los mercados, apuesta del día, historial completo y alertas</w:t>
+            </w:r>
+          </w:p>
+          <w:p>
+            <w:pPr>
+              <w:pStyle w:val="ListParagraph"/>
+              <w:numPr>
+                <w:ilvl w:val="0"/>
+                <w:numId w:val="14"/>
+              </w:numPr>
+              <w:spacing w:after="20"/>
+              <w:ind w:left="227" w:hanging="170"/>
+              <w:jc w:val="left"/>
+            </w:pPr>
+            <w:r>
+              <w:rPr>
+                <w:sz w:val="16"/>
+                <w:szCs w:val="16"/>
+              </w:rPr>
+              <w:t xml:space="preserve">Publicidad de marcas que no sean de apuestas</w:t>
+            </w:r>
+          </w:p>
+          <w:p>
+            <w:pPr>
+              <w:pStyle w:val="ListParagraph"/>
+              <w:numPr>
+                <w:ilvl w:val="0"/>
+                <w:numId w:val="14"/>
+              </w:numPr>
+              <w:spacing w:after="20"/>
+              <w:ind w:left="227" w:hanging="170"/>
+              <w:jc w:val="left"/>
+            </w:pPr>
+            <w:r>
+              <w:rPr>
+                <w:sz w:val="16"/>
+                <w:szCs w:val="16"/>
+              </w:rPr>
+              <w:t xml:space="preserve">Acceso a la API de datos para creadores de contenido</w:t>
+            </w:r>
+          </w:p>
+        </w:tc>
+      </w:tr>
+    </w:tbl>
+    <w:p>
+      <w:pPr>
+        <w:spacing w:after="0"/>
+        <w:jc w:val="both"/>
+      </w:pPr>
+    </w:p>
+    <w:p>
+      <w:pPr>
+        <w:jc w:val="both"/>
+      </w:pPr>
+      <w:r>
+        <w:rPr>
+          <w:b/>
+        </w:rPr>
+        <w:t xml:space="preserve">Decisiones del modelo:</w:t>
+      </w:r>
+    </w:p>
+    <w:p>
+      <w:pPr>
+        <w:pStyle w:val="ListParagraph"/>
+        <w:numPr>
+          <w:ilvl w:val="0"/>
+          <w:numId w:val="14"/>
+        </w:numPr>
+        <w:spacing w:after="80"/>
+        <w:jc w:val="both"/>
+      </w:pPr>
+      <w:r>
+        <w:rPr>
+          <w:b/>
+        </w:rPr>
+        <w:t xml:space="preserve">Sin comisiones de afiliados.</w:t>
+      </w:r>
+      <w:r>
+        <w:t xml:space="preserve"> Los programas de afiliados de las casas de apuestas suelen pagar una parte de lo que pierden los usuarios referidos, o un monto por cada nuevo depositante. Cobrar así crearía un conflicto de interés, porque la plataforma ganaría más cuando el usuario pierde. Por eso se descarta.</w:t>
+      </w:r>
+    </w:p>
+    <w:p>
+      <w:pPr>
+        <w:pStyle w:val="ListParagraph"/>
+        <w:numPr>
+          <w:ilvl w:val="0"/>
+          <w:numId w:val="14"/>
+        </w:numPr>
+        <w:spacing w:after="80"/>
+        <w:jc w:val="both"/>
+      </w:pPr>
+      <w:r>
+        <w:rPr>
+          <w:b/>
+        </w:rPr>
+        <w:t xml:space="preserve">Se vende información y disciplina, no ganancias.</w:t>
+      </w:r>
+      <w:r>
+        <w:t xml:space="preserve"> El modelo de Poisson no le gana a las casas de forma sostenida (sección 1.5). El plan Premium no puede anunciarse como una forma de ganar dinero: ofrece ahorro de tiempo, comprensión de las cuotas y control de la banca.</w:t>
+      </w:r>
+    </w:p>
+    <w:p>
+      <w:pPr>
+        <w:pStyle w:val="ListParagraph"/>
+        <w:numPr>
+          <w:ilvl w:val="0"/>
+          <w:numId w:val="14"/>
+        </w:numPr>
+        <w:spacing w:after="80"/>
+        <w:jc w:val="both"/>
+      </w:pPr>
+      <w:r>
+        <w:rPr>
+          <w:b/>
+        </w:rPr>
+        <w:t xml:space="preserve">Marco legal y juego responsable.</w:t>
+      </w:r>
+      <w:r>
+        <w:t xml:space="preserve"> En el Perú, las apuestas deportivas a distancia están reguladas por la Ley N.° 31557, modificada por la Ley N.° 31806, y por su reglamento (D.S. N.° 005-2023-MINCETUR), vigente desde febrero de 2024. La plataforma no recibe apuestas, solo las analiza. Aun así, debe dirigirse solo a mayores de edad, mostrar mensajes de juego responsable y comprobar que las casas que menciona tengan autorización vigente del MINCETUR.</w:t>
+      </w:r>
+    </w:p>
+    <w:p>
+      <w:pPr>
+        <w:pStyle w:val="ListParagraph"/>
+        <w:numPr>
+          <w:ilvl w:val="0"/>
+          <w:numId w:val="14"/>
+        </w:numPr>
+        <w:spacing w:after="80"/>
+        <w:jc w:val="both"/>
+      </w:pPr>
+      <w:r>
+        <w:rPr>
+          <w:b/>
+        </w:rPr>
+        <w:t xml:space="preserve">Validación antes de invertir.</w:t>
+      </w:r>
+      <w:r>
+        <w:t xml:space="preserve"> Un piloto gratuito durante una temporada mediría cuántos usuarios vuelven cada semana y cuántos pagarían por el plan Premium. Si no se alcanza un mínimo, el proyecto se queda como herramienta educativa.</w:t>
       </w:r>
     </w:p>
     <w:p>
@@ -10385,6 +11624,2528 @@
     </w:p>
     <w:p>
       <w:pPr>
+        <w:pStyle w:val="Heading2"/>
+      </w:pPr>
+      <w:bookmarkStart w:id="102" w:name="_Toc0037"/>
+      <w:r>
+        <w:t xml:space="preserve">5.7. Diagramas de flujo de los microservicios</w:t>
+      </w:r>
+      <w:bookmarkEnd w:id="102"/>
+    </w:p>
+    <w:p>
+      <w:pPr>
+        <w:jc w:val="both"/>
+      </w:pPr>
+      <w:r>
+        <w:t xml:space="preserve">Los diagramas de esta sección muestran, paso a paso, qué hace cada microservicio y en qué momento llama a otro. Complementan la arquitectura lógica (Figura 1) y la secuencia de la apuesta del día (Figura 2). Siguen los contratos de </w:t>
+      </w:r>
+      <w:r>
+        <w:rPr>
+          <w:rFonts w:ascii="Consolas" w:hAnsi="Consolas" w:cs="Consolas"/>
+          <w:sz w:val="19"/>
+          <w:szCs w:val="19"/>
+        </w:rPr>
+        <w:t xml:space="preserve">servicios/&lt;servicio&gt;/README.md</w:t>
+      </w:r>
+      <w:r>
+        <w:t xml:space="preserve">: si un contrato cambia, también hay que actualizar su diagrama.</w:t>
+      </w:r>
+    </w:p>
+    <w:p>
+      <w:pPr>
+        <w:keepNext/>
+        <w:jc w:val="both"/>
+      </w:pPr>
+      <w:r>
+        <w:rPr>
+          <w:b/>
+        </w:rPr>
+        <w:t xml:space="preserve">Simbología.</w:t>
+      </w:r>
+      <w:r>
+        <w:t xml:space="preserve"> Se usan los símbolos clásicos de diagrama de flujo, con los colores de la Figura 1:</w:t>
+      </w:r>
+    </w:p>
+    <w:tbl>
+      <w:tblPr>
+        <w:tblStyle w:val="TableGrid"/>
+        <w:tblW w:w="8504" w:type="dxa"/>
+        <w:tblLayout w:type="fixed"/>
+        <w:tblLook w:val="04A0" w:firstRow="1" w:lastRow="0" w:firstColumn="1" w:lastColumn="0" w:noHBand="0" w:noVBand="1"/>
+      </w:tblPr>
+      <w:tblGrid>
+        <w:gridCol w:w="2500"/>
+        <w:gridCol w:w="1800"/>
+        <w:gridCol w:w="4204"/>
+      </w:tblGrid>
+      <w:tr>
+        <w:trPr>
+          <w:tblHeader/>
+        </w:trPr>
+        <w:tc>
+          <w:tcPr>
+            <w:tcW w:w="2500" w:type="dxa"/>
+            <w:shd w:val="clear" w:color="auto" w:fill="A5C9EB"/>
+          </w:tcPr>
+          <w:p>
+            <w:r>
+              <w:rPr>
+                <w:b/>
+                <w:sz w:val="18"/>
+                <w:szCs w:val="18"/>
+              </w:rPr>
+              <w:t xml:space="preserve">Símbolo</w:t>
+            </w:r>
+          </w:p>
+        </w:tc>
+        <w:tc>
+          <w:tcPr>
+            <w:tcW w:w="1800" w:type="dxa"/>
+            <w:shd w:val="clear" w:color="auto" w:fill="A5C9EB"/>
+          </w:tcPr>
+          <w:p>
+            <w:r>
+              <w:rPr>
+                <w:b/>
+                <w:sz w:val="18"/>
+                <w:szCs w:val="18"/>
+              </w:rPr>
+              <w:t xml:space="preserve">Nombre</w:t>
+            </w:r>
+          </w:p>
+        </w:tc>
+        <w:tc>
+          <w:tcPr>
+            <w:tcW w:w="4204" w:type="dxa"/>
+            <w:shd w:val="clear" w:color="auto" w:fill="A5C9EB"/>
+          </w:tcPr>
+          <w:p>
+            <w:r>
+              <w:rPr>
+                <w:b/>
+                <w:sz w:val="18"/>
+                <w:szCs w:val="18"/>
+              </w:rPr>
+              <w:t xml:space="preserve">Significado</w:t>
+            </w:r>
+          </w:p>
+        </w:tc>
+      </w:tr>
+      <w:tr>
+        <w:tc>
+          <w:tcPr>
+            <w:tcW w:w="2500" w:type="dxa"/>
+            <w:vAlign w:val="center"/>
+          </w:tcPr>
+          <w:p>
+            <w:pPr>
+              <w:spacing w:before="40" w:after="40"/>
+              <w:jc w:val="center"/>
+            </w:pPr>
+            <w:r>
+              <w:rPr>
+                <w:noProof/>
+              </w:rPr>
+              <w:drawing>
+                <wp:inline distT="0" distB="0" distL="0" distR="0">
+                  <wp:extent cx="456368" cy="319208"/>
+                  <wp:effectExtent l="0" t="0" r="0" b="0"/>
+                  <wp:docPr id="101" name="Imagen 101" descr="Símbolo: Inicio"/>
+                  <wp:cNvGraphicFramePr>
+                    <a:graphicFrameLocks xmlns:a="http://schemas.openxmlformats.org/drawingml/2006/main" noChangeAspect="1"/>
+                  </wp:cNvGraphicFramePr>
+                  <a:graphic xmlns:a="http://schemas.openxmlformats.org/drawingml/2006/main">
+                    <a:graphicData uri="http://schemas.openxmlformats.org/drawingml/2006/picture">
+                      <pic:pic xmlns:pic="http://schemas.openxmlformats.org/drawingml/2006/picture">
+                        <pic:nvPicPr>
+                          <pic:cNvPr id="101" name="flujo_sim_inicio.png"/>
+                          <pic:cNvPicPr/>
+                        </pic:nvPicPr>
+                        <pic:blipFill>
+                          <a:blip r:embed="rId101"/>
+                          <a:stretch>
+                            <a:fillRect/>
+                          </a:stretch>
+                        </pic:blipFill>
+                        <pic:spPr>
+                          <a:xfrm>
+                            <a:off x="0" y="0"/>
+                            <a:ext cx="456368" cy="319208"/>
+                          </a:xfrm>
+                          <a:prstGeom prst="rect">
+                            <a:avLst/>
+                          </a:prstGeom>
+                        </pic:spPr>
+                      </pic:pic>
+                    </a:graphicData>
+                  </a:graphic>
+                </wp:inline>
+              </w:drawing>
+            </w:r>
+          </w:p>
+        </w:tc>
+        <w:tc>
+          <w:tcPr>
+            <w:tcW w:w="1800" w:type="dxa"/>
+            <w:vAlign w:val="center"/>
+          </w:tcPr>
+          <w:p>
+            <w:r>
+              <w:rPr>
+                <w:sz w:val="18"/>
+                <w:szCs w:val="18"/>
+              </w:rPr>
+              <w:t xml:space="preserve">Inicio</w:t>
+            </w:r>
+          </w:p>
+        </w:tc>
+        <w:tc>
+          <w:tcPr>
+            <w:tcW w:w="4204" w:type="dxa"/>
+            <w:vAlign w:val="center"/>
+          </w:tcPr>
+          <w:p>
+            <w:r>
+              <w:rPr>
+                <w:sz w:val="18"/>
+                <w:szCs w:val="18"/>
+              </w:rPr>
+              <w:t xml:space="preserve">Punto de partida: una petición HTTP, una tarea programada (</w:t>
+            </w:r>
+            <w:r>
+              <w:rPr>
+                <w:rFonts w:ascii="Consolas" w:hAnsi="Consolas" w:cs="Consolas"/>
+                <w:sz w:val="17"/>
+                <w:szCs w:val="17"/>
+              </w:rPr>
+              <w:t xml:space="preserve">@Scheduled</w:t>
+            </w:r>
+            <w:r>
+              <w:rPr>
+                <w:sz w:val="18"/>
+                <w:szCs w:val="18"/>
+              </w:rPr>
+              <w:t xml:space="preserve">) o el arranque del servicio.</w:t>
+            </w:r>
+          </w:p>
+        </w:tc>
+      </w:tr>
+      <w:tr>
+        <w:tc>
+          <w:tcPr>
+            <w:tcW w:w="2500" w:type="dxa"/>
+            <w:vAlign w:val="center"/>
+          </w:tcPr>
+          <w:p>
+            <w:pPr>
+              <w:spacing w:before="40" w:after="40"/>
+              <w:jc w:val="center"/>
+            </w:pPr>
+            <w:r>
+              <w:rPr>
+                <w:noProof/>
+              </w:rPr>
+              <w:drawing>
+                <wp:inline distT="0" distB="0" distL="0" distR="0">
+                  <wp:extent cx="1034934" cy="319208"/>
+                  <wp:effectExtent l="0" t="0" r="0" b="0"/>
+                  <wp:docPr id="102" name="Imagen 102" descr="Símbolo: Fin o respuesta"/>
+                  <wp:cNvGraphicFramePr>
+                    <a:graphicFrameLocks xmlns:a="http://schemas.openxmlformats.org/drawingml/2006/main" noChangeAspect="1"/>
+                  </wp:cNvGraphicFramePr>
+                  <a:graphic xmlns:a="http://schemas.openxmlformats.org/drawingml/2006/main">
+                    <a:graphicData uri="http://schemas.openxmlformats.org/drawingml/2006/picture">
+                      <pic:pic xmlns:pic="http://schemas.openxmlformats.org/drawingml/2006/picture">
+                        <pic:nvPicPr>
+                          <pic:cNvPr id="102" name="flujo_sim_fin.png"/>
+                          <pic:cNvPicPr/>
+                        </pic:nvPicPr>
+                        <pic:blipFill>
+                          <a:blip r:embed="rId102"/>
+                          <a:stretch>
+                            <a:fillRect/>
+                          </a:stretch>
+                        </pic:blipFill>
+                        <pic:spPr>
+                          <a:xfrm>
+                            <a:off x="0" y="0"/>
+                            <a:ext cx="1034934" cy="319208"/>
+                          </a:xfrm>
+                          <a:prstGeom prst="rect">
+                            <a:avLst/>
+                          </a:prstGeom>
+                        </pic:spPr>
+                      </pic:pic>
+                    </a:graphicData>
+                  </a:graphic>
+                </wp:inline>
+              </w:drawing>
+            </w:r>
+          </w:p>
+        </w:tc>
+        <w:tc>
+          <w:tcPr>
+            <w:tcW w:w="1800" w:type="dxa"/>
+            <w:vAlign w:val="center"/>
+          </w:tcPr>
+          <w:p>
+            <w:r>
+              <w:rPr>
+                <w:sz w:val="18"/>
+                <w:szCs w:val="18"/>
+              </w:rPr>
+              <w:t xml:space="preserve">Fin o respuesta</w:t>
+            </w:r>
+          </w:p>
+        </w:tc>
+        <w:tc>
+          <w:tcPr>
+            <w:tcW w:w="4204" w:type="dxa"/>
+            <w:vAlign w:val="center"/>
+          </w:tcPr>
+          <w:p>
+            <w:r>
+              <w:rPr>
+                <w:sz w:val="18"/>
+                <w:szCs w:val="18"/>
+              </w:rPr>
+              <w:t xml:space="preserve">Termina el flujo. Gris: respuesta correcta. Rojo: respuesta de error, con su código HTTP.</w:t>
+            </w:r>
+          </w:p>
+        </w:tc>
+      </w:tr>
+      <w:tr>
+        <w:tc>
+          <w:tcPr>
+            <w:tcW w:w="2500" w:type="dxa"/>
+            <w:vAlign w:val="center"/>
+          </w:tcPr>
+          <w:p>
+            <w:pPr>
+              <w:spacing w:before="40" w:after="40"/>
+              <w:jc w:val="center"/>
+            </w:pPr>
+            <w:r>
+              <w:rPr>
+                <w:noProof/>
+              </w:rPr>
+              <w:drawing>
+                <wp:inline distT="0" distB="0" distL="0" distR="0">
+                  <wp:extent cx="1439999" cy="273066"/>
+                  <wp:effectExtent l="0" t="0" r="0" b="0"/>
+                  <wp:docPr id="103" name="Imagen 103" descr="Símbolo: Proceso"/>
+                  <wp:cNvGraphicFramePr>
+                    <a:graphicFrameLocks xmlns:a="http://schemas.openxmlformats.org/drawingml/2006/main" noChangeAspect="1"/>
+                  </wp:cNvGraphicFramePr>
+                  <a:graphic xmlns:a="http://schemas.openxmlformats.org/drawingml/2006/main">
+                    <a:graphicData uri="http://schemas.openxmlformats.org/drawingml/2006/picture">
+                      <pic:pic xmlns:pic="http://schemas.openxmlformats.org/drawingml/2006/picture">
+                        <pic:nvPicPr>
+                          <pic:cNvPr id="103" name="flujo_sim_proc.png"/>
+                          <pic:cNvPicPr/>
+                        </pic:nvPicPr>
+                        <pic:blipFill>
+                          <a:blip r:embed="rId103"/>
+                          <a:stretch>
+                            <a:fillRect/>
+                          </a:stretch>
+                        </pic:blipFill>
+                        <pic:spPr>
+                          <a:xfrm>
+                            <a:off x="0" y="0"/>
+                            <a:ext cx="1439999" cy="273066"/>
+                          </a:xfrm>
+                          <a:prstGeom prst="rect">
+                            <a:avLst/>
+                          </a:prstGeom>
+                        </pic:spPr>
+                      </pic:pic>
+                    </a:graphicData>
+                  </a:graphic>
+                </wp:inline>
+              </w:drawing>
+            </w:r>
+          </w:p>
+        </w:tc>
+        <w:tc>
+          <w:tcPr>
+            <w:tcW w:w="1800" w:type="dxa"/>
+            <w:vAlign w:val="center"/>
+          </w:tcPr>
+          <w:p>
+            <w:r>
+              <w:rPr>
+                <w:sz w:val="18"/>
+                <w:szCs w:val="18"/>
+              </w:rPr>
+              <w:t xml:space="preserve">Proceso</w:t>
+            </w:r>
+          </w:p>
+        </w:tc>
+        <w:tc>
+          <w:tcPr>
+            <w:tcW w:w="4204" w:type="dxa"/>
+            <w:vAlign w:val="center"/>
+          </w:tcPr>
+          <w:p>
+            <w:r>
+              <w:rPr>
+                <w:sz w:val="18"/>
+                <w:szCs w:val="18"/>
+              </w:rPr>
+              <w:t xml:space="preserve">Paso que hace el propio servicio. Azul: microservicio de negocio. Verde: infraestructura. Amarillo: </w:t>
+            </w:r>
+            <w:r>
+              <w:rPr>
+                <w:rFonts w:ascii="Consolas" w:hAnsi="Consolas" w:cs="Consolas"/>
+                <w:sz w:val="17"/>
+                <w:szCs w:val="17"/>
+              </w:rPr>
+              <w:t xml:space="preserve">web-app</w:t>
+            </w:r>
+            <w:r>
+              <w:rPr>
+                <w:sz w:val="18"/>
+                <w:szCs w:val="18"/>
+              </w:rPr>
+              <w:t xml:space="preserve">.</w:t>
+            </w:r>
+          </w:p>
+        </w:tc>
+      </w:tr>
+      <w:tr>
+        <w:tc>
+          <w:tcPr>
+            <w:tcW w:w="2500" w:type="dxa"/>
+            <w:vAlign w:val="center"/>
+          </w:tcPr>
+          <w:p>
+            <w:pPr>
+              <w:spacing w:before="40" w:after="40"/>
+              <w:jc w:val="center"/>
+            </w:pPr>
+            <w:r>
+              <w:rPr>
+                <w:noProof/>
+              </w:rPr>
+              <w:drawing>
+                <wp:inline distT="0" distB="0" distL="0" distR="0">
+                  <wp:extent cx="810490" cy="301752"/>
+                  <wp:effectExtent l="0" t="0" r="0" b="0"/>
+                  <wp:docPr id="104" name="Imagen 104" descr="Símbolo: Proceso predefinido"/>
+                  <wp:cNvGraphicFramePr>
+                    <a:graphicFrameLocks xmlns:a="http://schemas.openxmlformats.org/drawingml/2006/main" noChangeAspect="1"/>
+                  </wp:cNvGraphicFramePr>
+                  <a:graphic xmlns:a="http://schemas.openxmlformats.org/drawingml/2006/main">
+                    <a:graphicData uri="http://schemas.openxmlformats.org/drawingml/2006/picture">
+                      <pic:pic xmlns:pic="http://schemas.openxmlformats.org/drawingml/2006/picture">
+                        <pic:nvPicPr>
+                          <pic:cNvPr id="104" name="flujo_sim_llamada.png"/>
+                          <pic:cNvPicPr/>
+                        </pic:nvPicPr>
+                        <pic:blipFill>
+                          <a:blip r:embed="rId104"/>
+                          <a:stretch>
+                            <a:fillRect/>
+                          </a:stretch>
+                        </pic:blipFill>
+                        <pic:spPr>
+                          <a:xfrm>
+                            <a:off x="0" y="0"/>
+                            <a:ext cx="810490" cy="301752"/>
+                          </a:xfrm>
+                          <a:prstGeom prst="rect">
+                            <a:avLst/>
+                          </a:prstGeom>
+                        </pic:spPr>
+                      </pic:pic>
+                    </a:graphicData>
+                  </a:graphic>
+                </wp:inline>
+              </w:drawing>
+            </w:r>
+          </w:p>
+        </w:tc>
+        <w:tc>
+          <w:tcPr>
+            <w:tcW w:w="1800" w:type="dxa"/>
+            <w:vAlign w:val="center"/>
+          </w:tcPr>
+          <w:p>
+            <w:r>
+              <w:rPr>
+                <w:sz w:val="18"/>
+                <w:szCs w:val="18"/>
+              </w:rPr>
+              <w:t xml:space="preserve">Proceso predefinido</w:t>
+            </w:r>
+          </w:p>
+        </w:tc>
+        <w:tc>
+          <w:tcPr>
+            <w:tcW w:w="4204" w:type="dxa"/>
+            <w:vAlign w:val="center"/>
+          </w:tcPr>
+          <w:p>
+            <w:r>
+              <w:rPr>
+                <w:sz w:val="18"/>
+                <w:szCs w:val="18"/>
+              </w:rPr>
+              <w:t xml:space="preserve">Llamada REST (Feign) a otro microservicio, cuyo nombre va en negrita, a veces con su endpoint. El detalle está en el diagrama de ese servicio.</w:t>
+            </w:r>
+          </w:p>
+        </w:tc>
+      </w:tr>
+      <w:tr>
+        <w:tc>
+          <w:tcPr>
+            <w:tcW w:w="2500" w:type="dxa"/>
+            <w:vAlign w:val="center"/>
+          </w:tcPr>
+          <w:p>
+            <w:pPr>
+              <w:spacing w:before="40" w:after="40"/>
+              <w:jc w:val="center"/>
+            </w:pPr>
+            <w:r>
+              <w:rPr>
+                <w:noProof/>
+              </w:rPr>
+              <w:drawing>
+                <wp:inline distT="0" distB="0" distL="0" distR="0">
+                  <wp:extent cx="725701" cy="319208"/>
+                  <wp:effectExtent l="0" t="0" r="0" b="0"/>
+                  <wp:docPr id="105" name="Imagen 105" descr="Símbolo: Decisión"/>
+                  <wp:cNvGraphicFramePr>
+                    <a:graphicFrameLocks xmlns:a="http://schemas.openxmlformats.org/drawingml/2006/main" noChangeAspect="1"/>
+                  </wp:cNvGraphicFramePr>
+                  <a:graphic xmlns:a="http://schemas.openxmlformats.org/drawingml/2006/main">
+                    <a:graphicData uri="http://schemas.openxmlformats.org/drawingml/2006/picture">
+                      <pic:pic xmlns:pic="http://schemas.openxmlformats.org/drawingml/2006/picture">
+                        <pic:nvPicPr>
+                          <pic:cNvPr id="105" name="flujo_sim_dec.png"/>
+                          <pic:cNvPicPr/>
+                        </pic:nvPicPr>
+                        <pic:blipFill>
+                          <a:blip r:embed="rId105"/>
+                          <a:stretch>
+                            <a:fillRect/>
+                          </a:stretch>
+                        </pic:blipFill>
+                        <pic:spPr>
+                          <a:xfrm>
+                            <a:off x="0" y="0"/>
+                            <a:ext cx="725701" cy="319208"/>
+                          </a:xfrm>
+                          <a:prstGeom prst="rect">
+                            <a:avLst/>
+                          </a:prstGeom>
+                        </pic:spPr>
+                      </pic:pic>
+                    </a:graphicData>
+                  </a:graphic>
+                </wp:inline>
+              </w:drawing>
+            </w:r>
+          </w:p>
+        </w:tc>
+        <w:tc>
+          <w:tcPr>
+            <w:tcW w:w="1800" w:type="dxa"/>
+            <w:vAlign w:val="center"/>
+          </w:tcPr>
+          <w:p>
+            <w:r>
+              <w:rPr>
+                <w:sz w:val="18"/>
+                <w:szCs w:val="18"/>
+              </w:rPr>
+              <w:t xml:space="preserve">Decisión</w:t>
+            </w:r>
+          </w:p>
+        </w:tc>
+        <w:tc>
+          <w:tcPr>
+            <w:tcW w:w="4204" w:type="dxa"/>
+            <w:vAlign w:val="center"/>
+          </w:tcPr>
+          <w:p>
+            <w:r>
+              <w:rPr>
+                <w:sz w:val="18"/>
+                <w:szCs w:val="18"/>
+              </w:rPr>
+              <w:t xml:space="preserve">Pregunta con salidas Sí/No o con varias opciones.</w:t>
+            </w:r>
+          </w:p>
+        </w:tc>
+      </w:tr>
+      <w:tr>
+        <w:tc>
+          <w:tcPr>
+            <w:tcW w:w="2500" w:type="dxa"/>
+            <w:vAlign w:val="center"/>
+          </w:tcPr>
+          <w:p>
+            <w:pPr>
+              <w:spacing w:before="40" w:after="40"/>
+              <w:jc w:val="center"/>
+            </w:pPr>
+            <w:r>
+              <w:rPr>
+                <w:noProof/>
+              </w:rPr>
+              <w:drawing>
+                <wp:inline distT="0" distB="0" distL="0" distR="0">
+                  <wp:extent cx="576072" cy="319208"/>
+                  <wp:effectExtent l="0" t="0" r="0" b="0"/>
+                  <wp:docPr id="106" name="Imagen 106" descr="Símbolo: Base de datos"/>
+                  <wp:cNvGraphicFramePr>
+                    <a:graphicFrameLocks xmlns:a="http://schemas.openxmlformats.org/drawingml/2006/main" noChangeAspect="1"/>
+                  </wp:cNvGraphicFramePr>
+                  <a:graphic xmlns:a="http://schemas.openxmlformats.org/drawingml/2006/main">
+                    <a:graphicData uri="http://schemas.openxmlformats.org/drawingml/2006/picture">
+                      <pic:pic xmlns:pic="http://schemas.openxmlformats.org/drawingml/2006/picture">
+                        <pic:nvPicPr>
+                          <pic:cNvPr id="106" name="flujo_sim_bd.png"/>
+                          <pic:cNvPicPr/>
+                        </pic:nvPicPr>
+                        <pic:blipFill>
+                          <a:blip r:embed="rId106"/>
+                          <a:stretch>
+                            <a:fillRect/>
+                          </a:stretch>
+                        </pic:blipFill>
+                        <pic:spPr>
+                          <a:xfrm>
+                            <a:off x="0" y="0"/>
+                            <a:ext cx="576072" cy="319208"/>
+                          </a:xfrm>
+                          <a:prstGeom prst="rect">
+                            <a:avLst/>
+                          </a:prstGeom>
+                        </pic:spPr>
+                      </pic:pic>
+                    </a:graphicData>
+                  </a:graphic>
+                </wp:inline>
+              </w:drawing>
+            </w:r>
+          </w:p>
+        </w:tc>
+        <w:tc>
+          <w:tcPr>
+            <w:tcW w:w="1800" w:type="dxa"/>
+            <w:vAlign w:val="center"/>
+          </w:tcPr>
+          <w:p>
+            <w:r>
+              <w:rPr>
+                <w:sz w:val="18"/>
+                <w:szCs w:val="18"/>
+              </w:rPr>
+              <w:t xml:space="preserve">Base de datos</w:t>
+            </w:r>
+          </w:p>
+        </w:tc>
+        <w:tc>
+          <w:tcPr>
+            <w:tcW w:w="4204" w:type="dxa"/>
+            <w:vAlign w:val="center"/>
+          </w:tcPr>
+          <w:p>
+            <w:r>
+              <w:rPr>
+                <w:sz w:val="18"/>
+                <w:szCs w:val="18"/>
+              </w:rPr>
+              <w:t xml:space="preserve">Base de datos del servicio o fuente externa (football-data.co.uk).</w:t>
+            </w:r>
+          </w:p>
+        </w:tc>
+      </w:tr>
+      <w:tr>
+        <w:tc>
+          <w:tcPr>
+            <w:tcW w:w="2500" w:type="dxa"/>
+            <w:vAlign w:val="center"/>
+          </w:tcPr>
+          <w:p>
+            <w:pPr>
+              <w:spacing w:before="40" w:after="40"/>
+              <w:jc w:val="center"/>
+            </w:pPr>
+            <w:r>
+              <w:rPr>
+                <w:noProof/>
+              </w:rPr>
+              <w:drawing>
+                <wp:inline distT="0" distB="0" distL="0" distR="0">
+                  <wp:extent cx="561109" cy="219456"/>
+                  <wp:effectExtent l="0" t="0" r="0" b="0"/>
+                  <wp:docPr id="107" name="Imagen 107" descr="Símbolo: Conector"/>
+                  <wp:cNvGraphicFramePr>
+                    <a:graphicFrameLocks xmlns:a="http://schemas.openxmlformats.org/drawingml/2006/main" noChangeAspect="1"/>
+                  </wp:cNvGraphicFramePr>
+                  <a:graphic xmlns:a="http://schemas.openxmlformats.org/drawingml/2006/main">
+                    <a:graphicData uri="http://schemas.openxmlformats.org/drawingml/2006/picture">
+                      <pic:pic xmlns:pic="http://schemas.openxmlformats.org/drawingml/2006/picture">
+                        <pic:nvPicPr>
+                          <pic:cNvPr id="107" name="flujo_sim_conector.png"/>
+                          <pic:cNvPicPr/>
+                        </pic:nvPicPr>
+                        <pic:blipFill>
+                          <a:blip r:embed="rId107"/>
+                          <a:stretch>
+                            <a:fillRect/>
+                          </a:stretch>
+                        </pic:blipFill>
+                        <pic:spPr>
+                          <a:xfrm>
+                            <a:off x="0" y="0"/>
+                            <a:ext cx="561109" cy="219456"/>
+                          </a:xfrm>
+                          <a:prstGeom prst="rect">
+                            <a:avLst/>
+                          </a:prstGeom>
+                        </pic:spPr>
+                      </pic:pic>
+                    </a:graphicData>
+                  </a:graphic>
+                </wp:inline>
+              </w:drawing>
+            </w:r>
+          </w:p>
+        </w:tc>
+        <w:tc>
+          <w:tcPr>
+            <w:tcW w:w="1800" w:type="dxa"/>
+            <w:vAlign w:val="center"/>
+          </w:tcPr>
+          <w:p>
+            <w:r>
+              <w:rPr>
+                <w:sz w:val="18"/>
+                <w:szCs w:val="18"/>
+              </w:rPr>
+              <w:t xml:space="preserve">Conector</w:t>
+            </w:r>
+          </w:p>
+        </w:tc>
+        <w:tc>
+          <w:tcPr>
+            <w:tcW w:w="4204" w:type="dxa"/>
+            <w:vAlign w:val="center"/>
+          </w:tcPr>
+          <w:p>
+            <w:r>
+              <w:rPr>
+                <w:sz w:val="18"/>
+                <w:szCs w:val="18"/>
+              </w:rPr>
+              <w:t xml:space="preserve">El flujo sigue en el otro círculo con la misma letra. Evita flechas largas y cierra los bucles.</w:t>
+            </w:r>
+          </w:p>
+        </w:tc>
+      </w:tr>
+      <w:tr>
+        <w:tc>
+          <w:tcPr>
+            <w:tcW w:w="2500" w:type="dxa"/>
+            <w:vAlign w:val="center"/>
+          </w:tcPr>
+          <w:p>
+            <w:pPr>
+              <w:spacing w:before="40" w:after="40"/>
+              <w:jc w:val="center"/>
+            </w:pPr>
+            <w:r>
+              <w:rPr>
+                <w:noProof/>
+              </w:rPr>
+              <w:drawing>
+                <wp:inline distT="0" distB="0" distL="0" distR="0">
+                  <wp:extent cx="456368" cy="319208"/>
+                  <wp:effectExtent l="0" t="0" r="0" b="0"/>
+                  <wp:docPr id="108" name="Imagen 108" descr="Símbolo: Nota"/>
+                  <wp:cNvGraphicFramePr>
+                    <a:graphicFrameLocks xmlns:a="http://schemas.openxmlformats.org/drawingml/2006/main" noChangeAspect="1"/>
+                  </wp:cNvGraphicFramePr>
+                  <a:graphic xmlns:a="http://schemas.openxmlformats.org/drawingml/2006/main">
+                    <a:graphicData uri="http://schemas.openxmlformats.org/drawingml/2006/picture">
+                      <pic:pic xmlns:pic="http://schemas.openxmlformats.org/drawingml/2006/picture">
+                        <pic:nvPicPr>
+                          <pic:cNvPr id="108" name="flujo_sim_nota.png"/>
+                          <pic:cNvPicPr/>
+                        </pic:nvPicPr>
+                        <pic:blipFill>
+                          <a:blip r:embed="rId108"/>
+                          <a:stretch>
+                            <a:fillRect/>
+                          </a:stretch>
+                        </pic:blipFill>
+                        <pic:spPr>
+                          <a:xfrm>
+                            <a:off x="0" y="0"/>
+                            <a:ext cx="456368" cy="319208"/>
+                          </a:xfrm>
+                          <a:prstGeom prst="rect">
+                            <a:avLst/>
+                          </a:prstGeom>
+                        </pic:spPr>
+                      </pic:pic>
+                    </a:graphicData>
+                  </a:graphic>
+                </wp:inline>
+              </w:drawing>
+            </w:r>
+          </w:p>
+        </w:tc>
+        <w:tc>
+          <w:tcPr>
+            <w:tcW w:w="1800" w:type="dxa"/>
+            <w:vAlign w:val="center"/>
+          </w:tcPr>
+          <w:p>
+            <w:r>
+              <w:rPr>
+                <w:sz w:val="18"/>
+                <w:szCs w:val="18"/>
+              </w:rPr>
+              <w:t xml:space="preserve">Nota</w:t>
+            </w:r>
+          </w:p>
+        </w:tc>
+        <w:tc>
+          <w:tcPr>
+            <w:tcW w:w="4204" w:type="dxa"/>
+            <w:vAlign w:val="center"/>
+          </w:tcPr>
+          <w:p>
+            <w:r>
+              <w:rPr>
+                <w:sz w:val="18"/>
+                <w:szCs w:val="18"/>
+              </w:rPr>
+              <w:t xml:space="preserve">Aclaración marcada con un número entre paréntesis.</w:t>
+            </w:r>
+          </w:p>
+        </w:tc>
+      </w:tr>
+      <w:tr>
+        <w:tc>
+          <w:tcPr>
+            <w:tcW w:w="2500" w:type="dxa"/>
+            <w:vAlign w:val="center"/>
+          </w:tcPr>
+          <w:p>
+            <w:pPr>
+              <w:spacing w:before="40" w:after="40"/>
+              <w:jc w:val="center"/>
+            </w:pPr>
+            <w:r>
+              <w:rPr>
+                <w:noProof/>
+              </w:rPr>
+              <w:drawing>
+                <wp:inline distT="0" distB="0" distL="0" distR="0">
+                  <wp:extent cx="446393" cy="54864"/>
+                  <wp:effectExtent l="0" t="0" r="0" b="0"/>
+                  <wp:docPr id="109" name="Imagen 109" descr="Símbolo: Flujo"/>
+                  <wp:cNvGraphicFramePr>
+                    <a:graphicFrameLocks xmlns:a="http://schemas.openxmlformats.org/drawingml/2006/main" noChangeAspect="1"/>
+                  </wp:cNvGraphicFramePr>
+                  <a:graphic xmlns:a="http://schemas.openxmlformats.org/drawingml/2006/main">
+                    <a:graphicData uri="http://schemas.openxmlformats.org/drawingml/2006/picture">
+                      <pic:pic xmlns:pic="http://schemas.openxmlformats.org/drawingml/2006/picture">
+                        <pic:nvPicPr>
+                          <pic:cNvPr id="109" name="flujo_sim_flecha.png"/>
+                          <pic:cNvPicPr/>
+                        </pic:nvPicPr>
+                        <pic:blipFill>
+                          <a:blip r:embed="rId109"/>
+                          <a:stretch>
+                            <a:fillRect/>
+                          </a:stretch>
+                        </pic:blipFill>
+                        <pic:spPr>
+                          <a:xfrm>
+                            <a:off x="0" y="0"/>
+                            <a:ext cx="446393" cy="54864"/>
+                          </a:xfrm>
+                          <a:prstGeom prst="rect">
+                            <a:avLst/>
+                          </a:prstGeom>
+                        </pic:spPr>
+                      </pic:pic>
+                    </a:graphicData>
+                  </a:graphic>
+                </wp:inline>
+              </w:drawing>
+            </w:r>
+          </w:p>
+        </w:tc>
+        <w:tc>
+          <w:tcPr>
+            <w:tcW w:w="1800" w:type="dxa"/>
+            <w:vAlign w:val="center"/>
+          </w:tcPr>
+          <w:p>
+            <w:r>
+              <w:rPr>
+                <w:sz w:val="18"/>
+                <w:szCs w:val="18"/>
+              </w:rPr>
+              <w:t xml:space="preserve">Flujo</w:t>
+            </w:r>
+          </w:p>
+        </w:tc>
+        <w:tc>
+          <w:tcPr>
+            <w:tcW w:w="4204" w:type="dxa"/>
+            <w:vAlign w:val="center"/>
+          </w:tcPr>
+          <w:p>
+            <w:r>
+              <w:rPr>
+                <w:sz w:val="18"/>
+                <w:szCs w:val="18"/>
+              </w:rPr>
+              <w:t xml:space="preserve">Orden de los pasos. La etiqueta indica la salida de una decisión.</w:t>
+            </w:r>
+          </w:p>
+        </w:tc>
+      </w:tr>
+      <w:tr>
+        <w:tc>
+          <w:tcPr>
+            <w:tcW w:w="2500" w:type="dxa"/>
+            <w:vAlign w:val="center"/>
+          </w:tcPr>
+          <w:p>
+            <w:pPr>
+              <w:spacing w:before="40" w:after="40"/>
+              <w:jc w:val="center"/>
+            </w:pPr>
+            <w:r>
+              <w:rPr>
+                <w:noProof/>
+              </w:rPr>
+              <w:drawing>
+                <wp:inline distT="0" distB="0" distL="0" distR="0">
+                  <wp:extent cx="446393" cy="54864"/>
+                  <wp:effectExtent l="0" t="0" r="0" b="0"/>
+                  <wp:docPr id="110" name="Imagen 110" descr="Símbolo: Datos"/>
+                  <wp:cNvGraphicFramePr>
+                    <a:graphicFrameLocks xmlns:a="http://schemas.openxmlformats.org/drawingml/2006/main" noChangeAspect="1"/>
+                  </wp:cNvGraphicFramePr>
+                  <a:graphic xmlns:a="http://schemas.openxmlformats.org/drawingml/2006/main">
+                    <a:graphicData uri="http://schemas.openxmlformats.org/drawingml/2006/picture">
+                      <pic:pic xmlns:pic="http://schemas.openxmlformats.org/drawingml/2006/picture">
+                        <pic:nvPicPr>
+                          <pic:cNvPr id="110" name="flujo_sim_flecha_disc.png"/>
+                          <pic:cNvPicPr/>
+                        </pic:nvPicPr>
+                        <pic:blipFill>
+                          <a:blip r:embed="rId110"/>
+                          <a:stretch>
+                            <a:fillRect/>
+                          </a:stretch>
+                        </pic:blipFill>
+                        <pic:spPr>
+                          <a:xfrm>
+                            <a:off x="0" y="0"/>
+                            <a:ext cx="446393" cy="54864"/>
+                          </a:xfrm>
+                          <a:prstGeom prst="rect">
+                            <a:avLst/>
+                          </a:prstGeom>
+                        </pic:spPr>
+                      </pic:pic>
+                    </a:graphicData>
+                  </a:graphic>
+                </wp:inline>
+              </w:drawing>
+            </w:r>
+          </w:p>
+        </w:tc>
+        <w:tc>
+          <w:tcPr>
+            <w:tcW w:w="1800" w:type="dxa"/>
+            <w:vAlign w:val="center"/>
+          </w:tcPr>
+          <w:p>
+            <w:r>
+              <w:rPr>
+                <w:sz w:val="18"/>
+                <w:szCs w:val="18"/>
+              </w:rPr>
+              <w:t xml:space="preserve">Datos</w:t>
+            </w:r>
+          </w:p>
+        </w:tc>
+        <w:tc>
+          <w:tcPr>
+            <w:tcW w:w="4204" w:type="dxa"/>
+            <w:vAlign w:val="center"/>
+          </w:tcPr>
+          <w:p>
+            <w:r>
+              <w:rPr>
+                <w:sz w:val="18"/>
+                <w:szCs w:val="18"/>
+              </w:rPr>
+              <w:t xml:space="preserve">Lectura o escritura en una base de datos o en una fuente externa.</w:t>
+            </w:r>
+          </w:p>
+        </w:tc>
+      </w:tr>
+    </w:tbl>
+    <w:p>
+      <w:pPr>
+        <w:spacing w:after="0"/>
+        <w:jc w:val="both"/>
+      </w:pPr>
+    </w:p>
+    <w:p>
+      <w:pPr>
+        <w:jc w:val="both"/>
+      </w:pPr>
+      <w:r>
+        <w:t xml:space="preserve">Cuando un servicio tiene varios endpoints, cada recuadro punteado agrupa un flujo independiente.</w:t>
+      </w:r>
+    </w:p>
+    <w:p>
+      <w:pPr>
+        <w:pStyle w:val="Heading3"/>
+      </w:pPr>
+      <w:bookmarkStart w:id="103" w:name="_Toc0038"/>
+      <w:r>
+        <w:t xml:space="preserve">5.7.1. Flujo general del sistema</w:t>
+      </w:r>
+      <w:bookmarkEnd w:id="103"/>
+    </w:p>
+    <w:p>
+      <w:pPr>
+        <w:keepNext/>
+        <w:jc w:val="both"/>
+      </w:pPr>
+      <w:r>
+        <w:t xml:space="preserve">La Figura 4 muestra lo que hace el sistema sin intervención del usuario: el arranque con Docker Compose y las tres tareas programadas del día, en hora de Lima. La Figura 5 muestra el recorrido del usuario desde que abre la web hasta que cierra la sesión.</w:t>
+      </w:r>
+    </w:p>
+    <w:p>
+      <w:pPr>
+        <w:keepNext/>
+        <w:jc w:val="center"/>
+      </w:pPr>
+      <w:r>
+        <w:rPr>
+          <w:noProof/>
+        </w:rPr>
+        <w:drawing>
+          <wp:inline distT="0" distB="0" distL="0" distR="0">
+            <wp:extent cx="5300861" cy="7200000"/>
+            <wp:effectExtent l="0" t="0" r="0" b="0"/>
+            <wp:docPr id="111" name="Imagen 111" descr="Flujo general del sistema: arranque y tareas programadas"/>
+            <wp:cNvGraphicFramePr>
+              <a:graphicFrameLocks xmlns:a="http://schemas.openxmlformats.org/drawingml/2006/main" noChangeAspect="1"/>
+            </wp:cNvGraphicFramePr>
+            <a:graphic xmlns:a="http://schemas.openxmlformats.org/drawingml/2006/main">
+              <a:graphicData uri="http://schemas.openxmlformats.org/drawingml/2006/picture">
+                <pic:pic xmlns:pic="http://schemas.openxmlformats.org/drawingml/2006/picture">
+                  <pic:nvPicPr>
+                    <pic:cNvPr id="111" name="flujo_g1_tareas.png"/>
+                    <pic:cNvPicPr/>
+                  </pic:nvPicPr>
+                  <pic:blipFill>
+                    <a:blip r:embed="rId111"/>
+                    <a:stretch>
+                      <a:fillRect/>
+                    </a:stretch>
+                  </pic:blipFill>
+                  <pic:spPr>
+                    <a:xfrm>
+                      <a:off x="0" y="0"/>
+                      <a:ext cx="5300861" cy="7200000"/>
+                    </a:xfrm>
+                    <a:prstGeom prst="rect">
+                      <a:avLst/>
+                    </a:prstGeom>
+                  </pic:spPr>
+                </pic:pic>
+              </a:graphicData>
+            </a:graphic>
+          </wp:inline>
+        </w:drawing>
+      </w:r>
+    </w:p>
+    <w:p>
+      <w:pPr>
+        <w:pStyle w:val="Caption"/>
+        <w:jc w:val="center"/>
+      </w:pPr>
+      <w:r>
+        <w:rPr>
+          <w:b/>
+        </w:rPr>
+        <w:t xml:space="preserve">Figura </w:t>
+      </w:r>
+      <w:r>
+        <w:rPr>
+          <w:b/>
+        </w:rPr>
+        <w:fldChar w:fldCharType="begin"/>
+      </w:r>
+      <w:r>
+        <w:rPr>
+          <w:b/>
+        </w:rPr>
+        <w:instrText xml:space="preserve"> SEQ Figura \* ARABIC </w:instrText>
+      </w:r>
+      <w:r>
+        <w:rPr>
+          <w:b/>
+        </w:rPr>
+        <w:fldChar w:fldCharType="separate"/>
+      </w:r>
+      <w:r>
+        <w:rPr>
+          <w:b/>
+        </w:rPr>
+        <w:t>4</w:t>
+      </w:r>
+      <w:r>
+        <w:rPr>
+          <w:b/>
+        </w:rPr>
+        <w:fldChar w:fldCharType="end"/>
+      </w:r>
+      <w:r>
+        <w:rPr>
+          <w:b/>
+        </w:rPr>
+        <w:t>.</w:t>
+      </w:r>
+      <w:r>
+        <w:t xml:space="preserve"> Diagrama de flujo general: arranque y tareas programadas</w:t>
+      </w:r>
+    </w:p>
+    <w:p>
+      <w:pPr>
+        <w:keepNext/>
+        <w:jc w:val="center"/>
+      </w:pPr>
+      <w:r>
+        <w:rPr>
+          <w:noProof/>
+        </w:rPr>
+        <w:drawing>
+          <wp:inline distT="0" distB="0" distL="0" distR="0">
+            <wp:extent cx="5400000" cy="7129882"/>
+            <wp:effectExtent l="0" t="0" r="0" b="0"/>
+            <wp:docPr id="112" name="Imagen 112" descr="Flujo general del sistema: uso por el apostador"/>
+            <wp:cNvGraphicFramePr>
+              <a:graphicFrameLocks xmlns:a="http://schemas.openxmlformats.org/drawingml/2006/main" noChangeAspect="1"/>
+            </wp:cNvGraphicFramePr>
+            <a:graphic xmlns:a="http://schemas.openxmlformats.org/drawingml/2006/main">
+              <a:graphicData uri="http://schemas.openxmlformats.org/drawingml/2006/picture">
+                <pic:pic xmlns:pic="http://schemas.openxmlformats.org/drawingml/2006/picture">
+                  <pic:nvPicPr>
+                    <pic:cNvPr id="112" name="flujo_g2_usuario.png"/>
+                    <pic:cNvPicPr/>
+                  </pic:nvPicPr>
+                  <pic:blipFill>
+                    <a:blip r:embed="rId112"/>
+                    <a:stretch>
+                      <a:fillRect/>
+                    </a:stretch>
+                  </pic:blipFill>
+                  <pic:spPr>
+                    <a:xfrm>
+                      <a:off x="0" y="0"/>
+                      <a:ext cx="5400000" cy="7129882"/>
+                    </a:xfrm>
+                    <a:prstGeom prst="rect">
+                      <a:avLst/>
+                    </a:prstGeom>
+                  </pic:spPr>
+                </pic:pic>
+              </a:graphicData>
+            </a:graphic>
+          </wp:inline>
+        </w:drawing>
+      </w:r>
+    </w:p>
+    <w:p>
+      <w:pPr>
+        <w:pStyle w:val="Caption"/>
+        <w:jc w:val="center"/>
+      </w:pPr>
+      <w:r>
+        <w:rPr>
+          <w:b/>
+        </w:rPr>
+        <w:t xml:space="preserve">Figura </w:t>
+      </w:r>
+      <w:r>
+        <w:rPr>
+          <w:b/>
+        </w:rPr>
+        <w:fldChar w:fldCharType="begin"/>
+      </w:r>
+      <w:r>
+        <w:rPr>
+          <w:b/>
+        </w:rPr>
+        <w:instrText xml:space="preserve"> SEQ Figura \* ARABIC </w:instrText>
+      </w:r>
+      <w:r>
+        <w:rPr>
+          <w:b/>
+        </w:rPr>
+        <w:fldChar w:fldCharType="separate"/>
+      </w:r>
+      <w:r>
+        <w:rPr>
+          <w:b/>
+        </w:rPr>
+        <w:t>5</w:t>
+      </w:r>
+      <w:r>
+        <w:rPr>
+          <w:b/>
+        </w:rPr>
+        <w:fldChar w:fldCharType="end"/>
+      </w:r>
+      <w:r>
+        <w:rPr>
+          <w:b/>
+        </w:rPr>
+        <w:t>.</w:t>
+      </w:r>
+      <w:r>
+        <w:t xml:space="preserve"> Diagrama de flujo general: uso del sistema por el apostador</w:t>
+      </w:r>
+    </w:p>
+    <w:p>
+      <w:pPr>
+        <w:pStyle w:val="Heading3"/>
+      </w:pPr>
+      <w:bookmarkStart w:id="104" w:name="_Toc0039"/>
+      <w:r>
+        <w:t xml:space="preserve">5.7.2. Flujo de cada microservicio</w:t>
+      </w:r>
+      <w:bookmarkEnd w:id="104"/>
+    </w:p>
+    <w:p>
+      <w:pPr>
+        <w:jc w:val="both"/>
+      </w:pPr>
+      <w:r>
+        <w:t xml:space="preserve">Hay un diagrama por servicio, en el orden de la tabla de la sección 5.2. Cuando un servicio tiene varios endpoints, se muestran sus flujos principales. Se omiten los GET de solo lectura más simples.</w:t>
+      </w:r>
+    </w:p>
+    <w:p>
+      <w:pPr>
+        <w:keepNext/>
+        <w:jc w:val="both"/>
+      </w:pPr>
+      <w:r>
+        <w:rPr>
+          <w:b/>
+        </w:rPr>
+        <w:t xml:space="preserve">discovery-server</w:t>
+      </w:r>
+      <w:r>
+        <w:t xml:space="preserve"> (Integrante 3). Eureka solo espera eventos: registros, latidos y búsquedas por nombre. Si un servicio deja de enviar latidos, sale del registro y el gateway deja de mandarle peticiones. Los 30 y 90 segundos son los valores por defecto de Eureka.</w:t>
+      </w:r>
+    </w:p>
+    <w:p>
+      <w:pPr>
+        <w:keepNext/>
+        <w:jc w:val="center"/>
+      </w:pPr>
+      <w:r>
+        <w:rPr>
+          <w:noProof/>
+        </w:rPr>
+        <w:drawing>
+          <wp:inline distT="0" distB="0" distL="0" distR="0">
+            <wp:extent cx="5366488" cy="4356076"/>
+            <wp:effectExtent l="0" t="0" r="0" b="0"/>
+            <wp:docPr id="113" name="Imagen 113" descr="Diagrama de flujo de discovery-server"/>
+            <wp:cNvGraphicFramePr>
+              <a:graphicFrameLocks xmlns:a="http://schemas.openxmlformats.org/drawingml/2006/main" noChangeAspect="1"/>
+            </wp:cNvGraphicFramePr>
+            <a:graphic xmlns:a="http://schemas.openxmlformats.org/drawingml/2006/main">
+              <a:graphicData uri="http://schemas.openxmlformats.org/drawingml/2006/picture">
+                <pic:pic xmlns:pic="http://schemas.openxmlformats.org/drawingml/2006/picture">
+                  <pic:nvPicPr>
+                    <pic:cNvPr id="113" name="flujo_s1_discovery.png"/>
+                    <pic:cNvPicPr/>
+                  </pic:nvPicPr>
+                  <pic:blipFill>
+                    <a:blip r:embed="rId113"/>
+                    <a:stretch>
+                      <a:fillRect/>
+                    </a:stretch>
+                  </pic:blipFill>
+                  <pic:spPr>
+                    <a:xfrm>
+                      <a:off x="0" y="0"/>
+                      <a:ext cx="5366488" cy="4356076"/>
+                    </a:xfrm>
+                    <a:prstGeom prst="rect">
+                      <a:avLst/>
+                    </a:prstGeom>
+                  </pic:spPr>
+                </pic:pic>
+              </a:graphicData>
+            </a:graphic>
+          </wp:inline>
+        </w:drawing>
+      </w:r>
+    </w:p>
+    <w:p>
+      <w:pPr>
+        <w:pStyle w:val="Caption"/>
+        <w:jc w:val="center"/>
+      </w:pPr>
+      <w:r>
+        <w:rPr>
+          <w:b/>
+        </w:rPr>
+        <w:t xml:space="preserve">Figura </w:t>
+      </w:r>
+      <w:r>
+        <w:rPr>
+          <w:b/>
+        </w:rPr>
+        <w:fldChar w:fldCharType="begin"/>
+      </w:r>
+      <w:r>
+        <w:rPr>
+          <w:b/>
+        </w:rPr>
+        <w:instrText xml:space="preserve"> SEQ Figura \* ARABIC </w:instrText>
+      </w:r>
+      <w:r>
+        <w:rPr>
+          <w:b/>
+        </w:rPr>
+        <w:fldChar w:fldCharType="separate"/>
+      </w:r>
+      <w:r>
+        <w:rPr>
+          <w:b/>
+        </w:rPr>
+        <w:t>6</w:t>
+      </w:r>
+      <w:r>
+        <w:rPr>
+          <w:b/>
+        </w:rPr>
+        <w:fldChar w:fldCharType="end"/>
+      </w:r>
+      <w:r>
+        <w:rPr>
+          <w:b/>
+        </w:rPr>
+        <w:t>.</w:t>
+      </w:r>
+      <w:r>
+        <w:t xml:space="preserve"> Diagrama de flujo de discovery-server</w:t>
+      </w:r>
+    </w:p>
+    <w:p>
+      <w:pPr>
+        <w:keepNext/>
+        <w:jc w:val="both"/>
+      </w:pPr>
+      <w:r>
+        <w:rPr>
+          <w:b/>
+        </w:rPr>
+        <w:t xml:space="preserve">api-gateway</w:t>
+      </w:r>
+      <w:r>
+        <w:t xml:space="preserve"> (Integrante 3). Es el filtro </w:t>
+      </w:r>
+      <w:r>
+        <w:rPr>
+          <w:rFonts w:ascii="Consolas" w:hAnsi="Consolas" w:cs="Consolas"/>
+          <w:sz w:val="19"/>
+          <w:szCs w:val="19"/>
+        </w:rPr>
+        <w:t xml:space="preserve">JwtAuthFilter</w:t>
+      </w:r>
+      <w:r>
+        <w:t xml:space="preserve"> con sus reglas en el orden en que deben evaluarse. Lo primero es borrar las cabeceras </w:t>
+      </w:r>
+      <w:r>
+        <w:rPr>
+          <w:rFonts w:ascii="Consolas" w:hAnsi="Consolas" w:cs="Consolas"/>
+          <w:sz w:val="19"/>
+          <w:szCs w:val="19"/>
+        </w:rPr>
+        <w:t xml:space="preserve">X-Usuario-*</w:t>
+      </w:r>
+      <w:r>
+        <w:t xml:space="preserve"> que mande el cliente, para que nadie pueda hacerse pasar por otro usuario.</w:t>
+      </w:r>
+    </w:p>
+    <w:p>
+      <w:pPr>
+        <w:keepNext/>
+        <w:jc w:val="center"/>
+      </w:pPr>
+      <w:r>
+        <w:rPr>
+          <w:noProof/>
+        </w:rPr>
+        <w:drawing>
+          <wp:inline distT="0" distB="0" distL="0" distR="0">
+            <wp:extent cx="4711327" cy="7200000"/>
+            <wp:effectExtent l="0" t="0" r="0" b="0"/>
+            <wp:docPr id="114" name="Imagen 114" descr="Diagrama de flujo de api-gateway: filtro JWT y enrutamiento"/>
+            <wp:cNvGraphicFramePr>
+              <a:graphicFrameLocks xmlns:a="http://schemas.openxmlformats.org/drawingml/2006/main" noChangeAspect="1"/>
+            </wp:cNvGraphicFramePr>
+            <a:graphic xmlns:a="http://schemas.openxmlformats.org/drawingml/2006/main">
+              <a:graphicData uri="http://schemas.openxmlformats.org/drawingml/2006/picture">
+                <pic:pic xmlns:pic="http://schemas.openxmlformats.org/drawingml/2006/picture">
+                  <pic:nvPicPr>
+                    <pic:cNvPr id="114" name="flujo_s2_gateway.png"/>
+                    <pic:cNvPicPr/>
+                  </pic:nvPicPr>
+                  <pic:blipFill>
+                    <a:blip r:embed="rId114"/>
+                    <a:stretch>
+                      <a:fillRect/>
+                    </a:stretch>
+                  </pic:blipFill>
+                  <pic:spPr>
+                    <a:xfrm>
+                      <a:off x="0" y="0"/>
+                      <a:ext cx="4711327" cy="7200000"/>
+                    </a:xfrm>
+                    <a:prstGeom prst="rect">
+                      <a:avLst/>
+                    </a:prstGeom>
+                  </pic:spPr>
+                </pic:pic>
+              </a:graphicData>
+            </a:graphic>
+          </wp:inline>
+        </w:drawing>
+      </w:r>
+    </w:p>
+    <w:p>
+      <w:pPr>
+        <w:pStyle w:val="Caption"/>
+        <w:jc w:val="center"/>
+      </w:pPr>
+      <w:r>
+        <w:rPr>
+          <w:b/>
+        </w:rPr>
+        <w:t xml:space="preserve">Figura </w:t>
+      </w:r>
+      <w:r>
+        <w:rPr>
+          <w:b/>
+        </w:rPr>
+        <w:fldChar w:fldCharType="begin"/>
+      </w:r>
+      <w:r>
+        <w:rPr>
+          <w:b/>
+        </w:rPr>
+        <w:instrText xml:space="preserve"> SEQ Figura \* ARABIC </w:instrText>
+      </w:r>
+      <w:r>
+        <w:rPr>
+          <w:b/>
+        </w:rPr>
+        <w:fldChar w:fldCharType="separate"/>
+      </w:r>
+      <w:r>
+        <w:rPr>
+          <w:b/>
+        </w:rPr>
+        <w:t>7</w:t>
+      </w:r>
+      <w:r>
+        <w:rPr>
+          <w:b/>
+        </w:rPr>
+        <w:fldChar w:fldCharType="end"/>
+      </w:r>
+      <w:r>
+        <w:rPr>
+          <w:b/>
+        </w:rPr>
+        <w:t>.</w:t>
+      </w:r>
+      <w:r>
+        <w:t xml:space="preserve"> Diagrama de flujo de api-gateway: filtro JWT y enrutamiento</w:t>
+      </w:r>
+    </w:p>
+    <w:p>
+      <w:pPr>
+        <w:keepNext/>
+        <w:jc w:val="both"/>
+      </w:pPr>
+      <w:r>
+        <w:rPr>
+          <w:b/>
+        </w:rPr>
+        <w:t xml:space="preserve">ms-usuarios</w:t>
+      </w:r>
+      <w:r>
+        <w:t xml:space="preserve"> (Integrante 3). Registro, inicio de sesión, banca y creación del usuario admin al arrancar. El rol siempre lo asigna el servidor, y el login responde el mismo error si falla el usuario o la clave.</w:t>
+      </w:r>
+    </w:p>
+    <w:p>
+      <w:pPr>
+        <w:keepNext/>
+        <w:jc w:val="center"/>
+      </w:pPr>
+      <w:r>
+        <w:rPr>
+          <w:noProof/>
+        </w:rPr>
+        <w:drawing>
+          <wp:inline distT="0" distB="0" distL="0" distR="0">
+            <wp:extent cx="5400000" cy="6383720"/>
+            <wp:effectExtent l="0" t="0" r="0" b="0"/>
+            <wp:docPr id="115" name="Imagen 115" descr="Diagrama de flujo de ms-usuarios"/>
+            <wp:cNvGraphicFramePr>
+              <a:graphicFrameLocks xmlns:a="http://schemas.openxmlformats.org/drawingml/2006/main" noChangeAspect="1"/>
+            </wp:cNvGraphicFramePr>
+            <a:graphic xmlns:a="http://schemas.openxmlformats.org/drawingml/2006/main">
+              <a:graphicData uri="http://schemas.openxmlformats.org/drawingml/2006/picture">
+                <pic:pic xmlns:pic="http://schemas.openxmlformats.org/drawingml/2006/picture">
+                  <pic:nvPicPr>
+                    <pic:cNvPr id="115" name="flujo_s3_usuarios.png"/>
+                    <pic:cNvPicPr/>
+                  </pic:nvPicPr>
+                  <pic:blipFill>
+                    <a:blip r:embed="rId115"/>
+                    <a:stretch>
+                      <a:fillRect/>
+                    </a:stretch>
+                  </pic:blipFill>
+                  <pic:spPr>
+                    <a:xfrm>
+                      <a:off x="0" y="0"/>
+                      <a:ext cx="5400000" cy="6383720"/>
+                    </a:xfrm>
+                    <a:prstGeom prst="rect">
+                      <a:avLst/>
+                    </a:prstGeom>
+                  </pic:spPr>
+                </pic:pic>
+              </a:graphicData>
+            </a:graphic>
+          </wp:inline>
+        </w:drawing>
+      </w:r>
+    </w:p>
+    <w:p>
+      <w:pPr>
+        <w:pStyle w:val="Caption"/>
+        <w:jc w:val="center"/>
+      </w:pPr>
+      <w:r>
+        <w:rPr>
+          <w:b/>
+        </w:rPr>
+        <w:t xml:space="preserve">Figura </w:t>
+      </w:r>
+      <w:r>
+        <w:rPr>
+          <w:b/>
+        </w:rPr>
+        <w:fldChar w:fldCharType="begin"/>
+      </w:r>
+      <w:r>
+        <w:rPr>
+          <w:b/>
+        </w:rPr>
+        <w:instrText xml:space="preserve"> SEQ Figura \* ARABIC </w:instrText>
+      </w:r>
+      <w:r>
+        <w:rPr>
+          <w:b/>
+        </w:rPr>
+        <w:fldChar w:fldCharType="separate"/>
+      </w:r>
+      <w:r>
+        <w:rPr>
+          <w:b/>
+        </w:rPr>
+        <w:t>8</w:t>
+      </w:r>
+      <w:r>
+        <w:rPr>
+          <w:b/>
+        </w:rPr>
+        <w:fldChar w:fldCharType="end"/>
+      </w:r>
+      <w:r>
+        <w:rPr>
+          <w:b/>
+        </w:rPr>
+        <w:t>.</w:t>
+      </w:r>
+      <w:r>
+        <w:t xml:space="preserve"> Diagrama de flujo de ms-usuarios</w:t>
+      </w:r>
+    </w:p>
+    <w:p>
+      <w:pPr>
+        <w:keepNext/>
+        <w:jc w:val="both"/>
+      </w:pPr>
+      <w:r>
+        <w:rPr>
+          <w:b/>
+        </w:rPr>
+        <w:t xml:space="preserve">ms-catalogo</w:t>
+      </w:r>
+      <w:r>
+        <w:t xml:space="preserve"> (Integrante 1). El upsert interno es idempotente: enviar dos veces la misma fila no duplica el partido. La consulta convierte el día de Lima en un rango UTC antes de filtrar.</w:t>
+      </w:r>
+    </w:p>
+    <w:p>
+      <w:pPr>
+        <w:keepNext/>
+        <w:jc w:val="center"/>
+      </w:pPr>
+      <w:r>
+        <w:rPr>
+          <w:noProof/>
+        </w:rPr>
+        <w:drawing>
+          <wp:inline distT="0" distB="0" distL="0" distR="0">
+            <wp:extent cx="5400000" cy="5263537"/>
+            <wp:effectExtent l="0" t="0" r="0" b="0"/>
+            <wp:docPr id="116" name="Imagen 116" descr="Diagrama de flujo de ms-catalogo"/>
+            <wp:cNvGraphicFramePr>
+              <a:graphicFrameLocks xmlns:a="http://schemas.openxmlformats.org/drawingml/2006/main" noChangeAspect="1"/>
+            </wp:cNvGraphicFramePr>
+            <a:graphic xmlns:a="http://schemas.openxmlformats.org/drawingml/2006/main">
+              <a:graphicData uri="http://schemas.openxmlformats.org/drawingml/2006/picture">
+                <pic:pic xmlns:pic="http://schemas.openxmlformats.org/drawingml/2006/picture">
+                  <pic:nvPicPr>
+                    <pic:cNvPr id="116" name="flujo_s4_catalogo.png"/>
+                    <pic:cNvPicPr/>
+                  </pic:nvPicPr>
+                  <pic:blipFill>
+                    <a:blip r:embed="rId116"/>
+                    <a:stretch>
+                      <a:fillRect/>
+                    </a:stretch>
+                  </pic:blipFill>
+                  <pic:spPr>
+                    <a:xfrm>
+                      <a:off x="0" y="0"/>
+                      <a:ext cx="5400000" cy="5263537"/>
+                    </a:xfrm>
+                    <a:prstGeom prst="rect">
+                      <a:avLst/>
+                    </a:prstGeom>
+                  </pic:spPr>
+                </pic:pic>
+              </a:graphicData>
+            </a:graphic>
+          </wp:inline>
+        </w:drawing>
+      </w:r>
+    </w:p>
+    <w:p>
+      <w:pPr>
+        <w:pStyle w:val="Caption"/>
+        <w:jc w:val="center"/>
+      </w:pPr>
+      <w:r>
+        <w:rPr>
+          <w:b/>
+        </w:rPr>
+        <w:t xml:space="preserve">Figura </w:t>
+      </w:r>
+      <w:r>
+        <w:rPr>
+          <w:b/>
+        </w:rPr>
+        <w:fldChar w:fldCharType="begin"/>
+      </w:r>
+      <w:r>
+        <w:rPr>
+          <w:b/>
+        </w:rPr>
+        <w:instrText xml:space="preserve"> SEQ Figura \* ARABIC </w:instrText>
+      </w:r>
+      <w:r>
+        <w:rPr>
+          <w:b/>
+        </w:rPr>
+        <w:fldChar w:fldCharType="separate"/>
+      </w:r>
+      <w:r>
+        <w:rPr>
+          <w:b/>
+        </w:rPr>
+        <w:t>9</w:t>
+      </w:r>
+      <w:r>
+        <w:rPr>
+          <w:b/>
+        </w:rPr>
+        <w:fldChar w:fldCharType="end"/>
+      </w:r>
+      <w:r>
+        <w:rPr>
+          <w:b/>
+        </w:rPr>
+        <w:t>.</w:t>
+      </w:r>
+      <w:r>
+        <w:t xml:space="preserve"> Diagrama de flujo de ms-catalogo</w:t>
+      </w:r>
+    </w:p>
+    <w:p>
+      <w:pPr>
+        <w:keepNext/>
+        <w:jc w:val="both"/>
+      </w:pPr>
+      <w:r>
+        <w:rPr>
+          <w:b/>
+        </w:rPr>
+        <w:t xml:space="preserve">ms-ingesta</w:t>
+      </w:r>
+      <w:r>
+        <w:t xml:space="preserve"> (Integrante 1). Cada ejecución recorre los archivos y, dentro de cada uno, las filas. Una fila con error se anota en el log y no detiene la ejecución. Los errores de </w:t>
+      </w:r>
+      <w:r>
+        <w:rPr>
+          <w:rFonts w:ascii="Consolas" w:hAnsi="Consolas" w:cs="Consolas"/>
+          <w:sz w:val="19"/>
+          <w:szCs w:val="19"/>
+        </w:rPr>
+        <w:t xml:space="preserve">ms-estadisticas</w:t>
+      </w:r>
+      <w:r>
+        <w:t xml:space="preserve"> y </w:t>
+      </w:r>
+      <w:r>
+        <w:rPr>
+          <w:rFonts w:ascii="Consolas" w:hAnsi="Consolas" w:cs="Consolas"/>
+          <w:sz w:val="19"/>
+          <w:szCs w:val="19"/>
+        </w:rPr>
+        <w:t xml:space="preserve">ms-cuotas</w:t>
+      </w:r>
+      <w:r>
+        <w:t xml:space="preserve"> se tratan igual.</w:t>
+      </w:r>
+    </w:p>
+    <w:p>
+      <w:pPr>
+        <w:keepNext/>
+        <w:jc w:val="center"/>
+      </w:pPr>
+      <w:r>
+        <w:rPr>
+          <w:noProof/>
+        </w:rPr>
+        <w:drawing>
+          <wp:inline distT="0" distB="0" distL="0" distR="0">
+            <wp:extent cx="4162077" cy="7200000"/>
+            <wp:effectExtent l="0" t="0" r="0" b="0"/>
+            <wp:docPr id="117" name="Imagen 117" descr="Diagrama de flujo de ms-ingesta"/>
+            <wp:cNvGraphicFramePr>
+              <a:graphicFrameLocks xmlns:a="http://schemas.openxmlformats.org/drawingml/2006/main" noChangeAspect="1"/>
+            </wp:cNvGraphicFramePr>
+            <a:graphic xmlns:a="http://schemas.openxmlformats.org/drawingml/2006/main">
+              <a:graphicData uri="http://schemas.openxmlformats.org/drawingml/2006/picture">
+                <pic:pic xmlns:pic="http://schemas.openxmlformats.org/drawingml/2006/picture">
+                  <pic:nvPicPr>
+                    <pic:cNvPr id="117" name="flujo_s5_ingesta.png"/>
+                    <pic:cNvPicPr/>
+                  </pic:nvPicPr>
+                  <pic:blipFill>
+                    <a:blip r:embed="rId117"/>
+                    <a:stretch>
+                      <a:fillRect/>
+                    </a:stretch>
+                  </pic:blipFill>
+                  <pic:spPr>
+                    <a:xfrm>
+                      <a:off x="0" y="0"/>
+                      <a:ext cx="4162077" cy="7200000"/>
+                    </a:xfrm>
+                    <a:prstGeom prst="rect">
+                      <a:avLst/>
+                    </a:prstGeom>
+                  </pic:spPr>
+                </pic:pic>
+              </a:graphicData>
+            </a:graphic>
+          </wp:inline>
+        </w:drawing>
+      </w:r>
+    </w:p>
+    <w:p>
+      <w:pPr>
+        <w:pStyle w:val="Caption"/>
+        <w:jc w:val="center"/>
+      </w:pPr>
+      <w:r>
+        <w:rPr>
+          <w:b/>
+        </w:rPr>
+        <w:t xml:space="preserve">Figura </w:t>
+      </w:r>
+      <w:r>
+        <w:rPr>
+          <w:b/>
+        </w:rPr>
+        <w:fldChar w:fldCharType="begin"/>
+      </w:r>
+      <w:r>
+        <w:rPr>
+          <w:b/>
+        </w:rPr>
+        <w:instrText xml:space="preserve"> SEQ Figura \* ARABIC </w:instrText>
+      </w:r>
+      <w:r>
+        <w:rPr>
+          <w:b/>
+        </w:rPr>
+        <w:fldChar w:fldCharType="separate"/>
+      </w:r>
+      <w:r>
+        <w:rPr>
+          <w:b/>
+        </w:rPr>
+        <w:t>10</w:t>
+      </w:r>
+      <w:r>
+        <w:rPr>
+          <w:b/>
+        </w:rPr>
+        <w:fldChar w:fldCharType="end"/>
+      </w:r>
+      <w:r>
+        <w:rPr>
+          <w:b/>
+        </w:rPr>
+        <w:t>.</w:t>
+      </w:r>
+      <w:r>
+        <w:t xml:space="preserve"> Diagrama de flujo de ms-ingesta</w:t>
+      </w:r>
+    </w:p>
+    <w:p>
+      <w:pPr>
+        <w:keepNext/>
+        <w:jc w:val="both"/>
+      </w:pPr>
+      <w:r>
+        <w:rPr>
+          <w:b/>
+        </w:rPr>
+        <w:t xml:space="preserve">ms-estadisticas</w:t>
+      </w:r>
+      <w:r>
+        <w:t xml:space="preserve"> (Integrante 1). Cada partido se guarda como dos filas, una por equipo. Así los promedios a favor y en contra salen con un </w:t>
+      </w:r>
+      <w:r>
+        <w:rPr>
+          <w:rFonts w:ascii="Consolas" w:hAnsi="Consolas" w:cs="Consolas"/>
+          <w:sz w:val="19"/>
+          <w:szCs w:val="19"/>
+        </w:rPr>
+        <w:t xml:space="preserve">AVG</w:t>
+      </w:r>
+      <w:r>
+        <w:t xml:space="preserve">, sin joins (sección 6.4).</w:t>
+      </w:r>
+    </w:p>
+    <w:p>
+      <w:pPr>
+        <w:keepNext/>
+        <w:jc w:val="center"/>
+      </w:pPr>
+      <w:r>
+        <w:rPr>
+          <w:noProof/>
+        </w:rPr>
+        <w:drawing>
+          <wp:inline distT="0" distB="0" distL="0" distR="0">
+            <wp:extent cx="5400000" cy="4740713"/>
+            <wp:effectExtent l="0" t="0" r="0" b="0"/>
+            <wp:docPr id="118" name="Imagen 118" descr="Diagrama de flujo de ms-estadisticas"/>
+            <wp:cNvGraphicFramePr>
+              <a:graphicFrameLocks xmlns:a="http://schemas.openxmlformats.org/drawingml/2006/main" noChangeAspect="1"/>
+            </wp:cNvGraphicFramePr>
+            <a:graphic xmlns:a="http://schemas.openxmlformats.org/drawingml/2006/main">
+              <a:graphicData uri="http://schemas.openxmlformats.org/drawingml/2006/picture">
+                <pic:pic xmlns:pic="http://schemas.openxmlformats.org/drawingml/2006/picture">
+                  <pic:nvPicPr>
+                    <pic:cNvPr id="118" name="flujo_s6_estadisticas.png"/>
+                    <pic:cNvPicPr/>
+                  </pic:nvPicPr>
+                  <pic:blipFill>
+                    <a:blip r:embed="rId118"/>
+                    <a:stretch>
+                      <a:fillRect/>
+                    </a:stretch>
+                  </pic:blipFill>
+                  <pic:spPr>
+                    <a:xfrm>
+                      <a:off x="0" y="0"/>
+                      <a:ext cx="5400000" cy="4740713"/>
+                    </a:xfrm>
+                    <a:prstGeom prst="rect">
+                      <a:avLst/>
+                    </a:prstGeom>
+                  </pic:spPr>
+                </pic:pic>
+              </a:graphicData>
+            </a:graphic>
+          </wp:inline>
+        </w:drawing>
+      </w:r>
+    </w:p>
+    <w:p>
+      <w:pPr>
+        <w:pStyle w:val="Caption"/>
+        <w:jc w:val="center"/>
+      </w:pPr>
+      <w:r>
+        <w:rPr>
+          <w:b/>
+        </w:rPr>
+        <w:t xml:space="preserve">Figura </w:t>
+      </w:r>
+      <w:r>
+        <w:rPr>
+          <w:b/>
+        </w:rPr>
+        <w:fldChar w:fldCharType="begin"/>
+      </w:r>
+      <w:r>
+        <w:rPr>
+          <w:b/>
+        </w:rPr>
+        <w:instrText xml:space="preserve"> SEQ Figura \* ARABIC </w:instrText>
+      </w:r>
+      <w:r>
+        <w:rPr>
+          <w:b/>
+        </w:rPr>
+        <w:fldChar w:fldCharType="separate"/>
+      </w:r>
+      <w:r>
+        <w:rPr>
+          <w:b/>
+        </w:rPr>
+        <w:t>11</w:t>
+      </w:r>
+      <w:r>
+        <w:rPr>
+          <w:b/>
+        </w:rPr>
+        <w:fldChar w:fldCharType="end"/>
+      </w:r>
+      <w:r>
+        <w:rPr>
+          <w:b/>
+        </w:rPr>
+        <w:t>.</w:t>
+      </w:r>
+      <w:r>
+        <w:t xml:space="preserve"> Diagrama de flujo de ms-estadisticas</w:t>
+      </w:r>
+    </w:p>
+    <w:p>
+      <w:pPr>
+        <w:keepNext/>
+        <w:jc w:val="both"/>
+      </w:pPr>
+      <w:r>
+        <w:rPr>
+          <w:b/>
+        </w:rPr>
+        <w:t xml:space="preserve">ms-cuotas</w:t>
+      </w:r>
+      <w:r>
+        <w:t xml:space="preserve"> (Integrante 2). La cuota manual de Betano se valida contra </w:t>
+      </w:r>
+      <w:r>
+        <w:rPr>
+          <w:rFonts w:ascii="Consolas" w:hAnsi="Consolas" w:cs="Consolas"/>
+          <w:sz w:val="19"/>
+          <w:szCs w:val="19"/>
+        </w:rPr>
+        <w:t xml:space="preserve">ms-catalogo</w:t>
+      </w:r>
+      <w:r>
+        <w:t xml:space="preserve"> antes de guardarse. Las probabilidades sin margen usan el método multiplicativo.</w:t>
+      </w:r>
+    </w:p>
+    <w:p>
+      <w:pPr>
+        <w:keepNext/>
+        <w:jc w:val="center"/>
+      </w:pPr>
+      <w:r>
+        <w:rPr>
+          <w:noProof/>
+        </w:rPr>
+        <w:drawing>
+          <wp:inline distT="0" distB="0" distL="0" distR="0">
+            <wp:extent cx="5377173" cy="7200000"/>
+            <wp:effectExtent l="0" t="0" r="0" b="0"/>
+            <wp:docPr id="119" name="Imagen 119" descr="Diagrama de flujo de ms-cuotas"/>
+            <wp:cNvGraphicFramePr>
+              <a:graphicFrameLocks xmlns:a="http://schemas.openxmlformats.org/drawingml/2006/main" noChangeAspect="1"/>
+            </wp:cNvGraphicFramePr>
+            <a:graphic xmlns:a="http://schemas.openxmlformats.org/drawingml/2006/main">
+              <a:graphicData uri="http://schemas.openxmlformats.org/drawingml/2006/picture">
+                <pic:pic xmlns:pic="http://schemas.openxmlformats.org/drawingml/2006/picture">
+                  <pic:nvPicPr>
+                    <pic:cNvPr id="119" name="flujo_s7_cuotas.png"/>
+                    <pic:cNvPicPr/>
+                  </pic:nvPicPr>
+                  <pic:blipFill>
+                    <a:blip r:embed="rId119"/>
+                    <a:stretch>
+                      <a:fillRect/>
+                    </a:stretch>
+                  </pic:blipFill>
+                  <pic:spPr>
+                    <a:xfrm>
+                      <a:off x="0" y="0"/>
+                      <a:ext cx="5377173" cy="7200000"/>
+                    </a:xfrm>
+                    <a:prstGeom prst="rect">
+                      <a:avLst/>
+                    </a:prstGeom>
+                  </pic:spPr>
+                </pic:pic>
+              </a:graphicData>
+            </a:graphic>
+          </wp:inline>
+        </w:drawing>
+      </w:r>
+    </w:p>
+    <w:p>
+      <w:pPr>
+        <w:pStyle w:val="Caption"/>
+        <w:jc w:val="center"/>
+      </w:pPr>
+      <w:r>
+        <w:rPr>
+          <w:b/>
+        </w:rPr>
+        <w:t xml:space="preserve">Figura </w:t>
+      </w:r>
+      <w:r>
+        <w:rPr>
+          <w:b/>
+        </w:rPr>
+        <w:fldChar w:fldCharType="begin"/>
+      </w:r>
+      <w:r>
+        <w:rPr>
+          <w:b/>
+        </w:rPr>
+        <w:instrText xml:space="preserve"> SEQ Figura \* ARABIC </w:instrText>
+      </w:r>
+      <w:r>
+        <w:rPr>
+          <w:b/>
+        </w:rPr>
+        <w:fldChar w:fldCharType="separate"/>
+      </w:r>
+      <w:r>
+        <w:rPr>
+          <w:b/>
+        </w:rPr>
+        <w:t>12</w:t>
+      </w:r>
+      <w:r>
+        <w:rPr>
+          <w:b/>
+        </w:rPr>
+        <w:fldChar w:fldCharType="end"/>
+      </w:r>
+      <w:r>
+        <w:rPr>
+          <w:b/>
+        </w:rPr>
+        <w:t>.</w:t>
+      </w:r>
+      <w:r>
+        <w:t xml:space="preserve"> Diagrama de flujo de ms-cuotas</w:t>
+      </w:r>
+    </w:p>
+    <w:p>
+      <w:pPr>
+        <w:keepNext/>
+        <w:jc w:val="both"/>
+      </w:pPr>
+      <w:r>
+        <w:rPr>
+          <w:b/>
+        </w:rPr>
+        <w:t xml:space="preserve">ms-predicciones</w:t>
+      </w:r>
+      <w:r>
+        <w:t xml:space="preserve"> (Integrante 2). No tiene base de datos: en cada petición pide los datos y calcula. Si el partido no tiene árbitro (LaLiga y Bundesliga), el factor árbitro vale 1.</w:t>
+      </w:r>
+    </w:p>
+    <w:p>
+      <w:pPr>
+        <w:keepNext/>
+        <w:jc w:val="center"/>
+      </w:pPr>
+      <w:r>
+        <w:rPr>
+          <w:noProof/>
+        </w:rPr>
+        <w:drawing>
+          <wp:inline distT="0" distB="0" distL="0" distR="0">
+            <wp:extent cx="4714602" cy="7200000"/>
+            <wp:effectExtent l="0" t="0" r="0" b="0"/>
+            <wp:docPr id="120" name="Imagen 120" descr="Diagrama de flujo de ms-predicciones"/>
+            <wp:cNvGraphicFramePr>
+              <a:graphicFrameLocks xmlns:a="http://schemas.openxmlformats.org/drawingml/2006/main" noChangeAspect="1"/>
+            </wp:cNvGraphicFramePr>
+            <a:graphic xmlns:a="http://schemas.openxmlformats.org/drawingml/2006/main">
+              <a:graphicData uri="http://schemas.openxmlformats.org/drawingml/2006/picture">
+                <pic:pic xmlns:pic="http://schemas.openxmlformats.org/drawingml/2006/picture">
+                  <pic:nvPicPr>
+                    <pic:cNvPr id="120" name="flujo_s8_predicciones.png"/>
+                    <pic:cNvPicPr/>
+                  </pic:nvPicPr>
+                  <pic:blipFill>
+                    <a:blip r:embed="rId120"/>
+                    <a:stretch>
+                      <a:fillRect/>
+                    </a:stretch>
+                  </pic:blipFill>
+                  <pic:spPr>
+                    <a:xfrm>
+                      <a:off x="0" y="0"/>
+                      <a:ext cx="4714602" cy="7200000"/>
+                    </a:xfrm>
+                    <a:prstGeom prst="rect">
+                      <a:avLst/>
+                    </a:prstGeom>
+                  </pic:spPr>
+                </pic:pic>
+              </a:graphicData>
+            </a:graphic>
+          </wp:inline>
+        </w:drawing>
+      </w:r>
+    </w:p>
+    <w:p>
+      <w:pPr>
+        <w:pStyle w:val="Caption"/>
+        <w:jc w:val="center"/>
+      </w:pPr>
+      <w:r>
+        <w:rPr>
+          <w:b/>
+        </w:rPr>
+        <w:t xml:space="preserve">Figura </w:t>
+      </w:r>
+      <w:r>
+        <w:rPr>
+          <w:b/>
+        </w:rPr>
+        <w:fldChar w:fldCharType="begin"/>
+      </w:r>
+      <w:r>
+        <w:rPr>
+          <w:b/>
+        </w:rPr>
+        <w:instrText xml:space="preserve"> SEQ Figura \* ARABIC </w:instrText>
+      </w:r>
+      <w:r>
+        <w:rPr>
+          <w:b/>
+        </w:rPr>
+        <w:fldChar w:fldCharType="separate"/>
+      </w:r>
+      <w:r>
+        <w:rPr>
+          <w:b/>
+        </w:rPr>
+        <w:t>13</w:t>
+      </w:r>
+      <w:r>
+        <w:rPr>
+          <w:b/>
+        </w:rPr>
+        <w:fldChar w:fldCharType="end"/>
+      </w:r>
+      <w:r>
+        <w:rPr>
+          <w:b/>
+        </w:rPr>
+        <w:t>.</w:t>
+      </w:r>
+      <w:r>
+        <w:t xml:space="preserve"> Diagrama de flujo de ms-predicciones</w:t>
+      </w:r>
+    </w:p>
+    <w:p>
+      <w:pPr>
+        <w:keepNext/>
+        <w:jc w:val="both"/>
+      </w:pPr>
+      <w:r>
+        <w:rPr>
+          <w:b/>
+        </w:rPr>
+        <w:t xml:space="preserve">ms-apuestas</w:t>
+      </w:r>
+      <w:r>
+        <w:t xml:space="preserve"> (Integrante 2). Es el servicio con más flujos, así que se divide en tres figuras. La primera es la apuesta del día: si </w:t>
+      </w:r>
+      <w:r>
+        <w:rPr>
+          <w:rFonts w:ascii="Consolas" w:hAnsi="Consolas" w:cs="Consolas"/>
+          <w:sz w:val="19"/>
+          <w:szCs w:val="19"/>
+        </w:rPr>
+        <w:t xml:space="preserve">ms-cuotas</w:t>
+      </w:r>
+      <w:r>
+        <w:t xml:space="preserve"> no responde, devuelve 503, porque sin cuotas no hay valor esperado que calcular.</w:t>
+      </w:r>
+    </w:p>
+    <w:p>
+      <w:pPr>
+        <w:keepNext/>
+        <w:jc w:val="center"/>
+      </w:pPr>
+      <w:r>
+        <w:rPr>
+          <w:noProof/>
+        </w:rPr>
+        <w:drawing>
+          <wp:inline distT="0" distB="0" distL="0" distR="0">
+            <wp:extent cx="5400000" cy="5586206"/>
+            <wp:effectExtent l="0" t="0" r="0" b="0"/>
+            <wp:docPr id="121" name="Imagen 121" descr="Diagrama de flujo de ms-apuestas: apuesta del día"/>
+            <wp:cNvGraphicFramePr>
+              <a:graphicFrameLocks xmlns:a="http://schemas.openxmlformats.org/drawingml/2006/main" noChangeAspect="1"/>
+            </wp:cNvGraphicFramePr>
+            <a:graphic xmlns:a="http://schemas.openxmlformats.org/drawingml/2006/main">
+              <a:graphicData uri="http://schemas.openxmlformats.org/drawingml/2006/picture">
+                <pic:pic xmlns:pic="http://schemas.openxmlformats.org/drawingml/2006/picture">
+                  <pic:nvPicPr>
+                    <pic:cNvPr id="121" name="flujo_s9a_apuestas_dia.png"/>
+                    <pic:cNvPicPr/>
+                  </pic:nvPicPr>
+                  <pic:blipFill>
+                    <a:blip r:embed="rId121"/>
+                    <a:stretch>
+                      <a:fillRect/>
+                    </a:stretch>
+                  </pic:blipFill>
+                  <pic:spPr>
+                    <a:xfrm>
+                      <a:off x="0" y="0"/>
+                      <a:ext cx="5400000" cy="5586206"/>
+                    </a:xfrm>
+                    <a:prstGeom prst="rect">
+                      <a:avLst/>
+                    </a:prstGeom>
+                  </pic:spPr>
+                </pic:pic>
+              </a:graphicData>
+            </a:graphic>
+          </wp:inline>
+        </w:drawing>
+      </w:r>
+    </w:p>
+    <w:p>
+      <w:pPr>
+        <w:pStyle w:val="Caption"/>
+        <w:jc w:val="center"/>
+      </w:pPr>
+      <w:r>
+        <w:rPr>
+          <w:b/>
+        </w:rPr>
+        <w:t xml:space="preserve">Figura </w:t>
+      </w:r>
+      <w:r>
+        <w:rPr>
+          <w:b/>
+        </w:rPr>
+        <w:fldChar w:fldCharType="begin"/>
+      </w:r>
+      <w:r>
+        <w:rPr>
+          <w:b/>
+        </w:rPr>
+        <w:instrText xml:space="preserve"> SEQ Figura \* ARABIC </w:instrText>
+      </w:r>
+      <w:r>
+        <w:rPr>
+          <w:b/>
+        </w:rPr>
+        <w:fldChar w:fldCharType="separate"/>
+      </w:r>
+      <w:r>
+        <w:rPr>
+          <w:b/>
+        </w:rPr>
+        <w:t>14</w:t>
+      </w:r>
+      <w:r>
+        <w:rPr>
+          <w:b/>
+        </w:rPr>
+        <w:fldChar w:fldCharType="end"/>
+      </w:r>
+      <w:r>
+        <w:rPr>
+          <w:b/>
+        </w:rPr>
+        <w:t>.</w:t>
+      </w:r>
+      <w:r>
+        <w:t xml:space="preserve"> Diagrama de flujo de ms-apuestas: apuesta del día</w:t>
+      </w:r>
+    </w:p>
+    <w:p>
+      <w:pPr>
+        <w:keepNext/>
+        <w:jc w:val="both"/>
+      </w:pPr>
+      <w:r>
+        <w:t xml:space="preserve">La liquidación recorre los picks y las apuestas pendientes. Los mercados de tarjetas y córners necesitan además las estadísticas finales del partido. Si todavía no están, la apuesta sigue pendiente hasta el día siguiente.</w:t>
+      </w:r>
+    </w:p>
+    <w:p>
+      <w:pPr>
+        <w:keepNext/>
+        <w:jc w:val="center"/>
+      </w:pPr>
+      <w:r>
+        <w:rPr>
+          <w:noProof/>
+        </w:rPr>
+        <w:drawing>
+          <wp:inline distT="0" distB="0" distL="0" distR="0">
+            <wp:extent cx="5400000" cy="6683525"/>
+            <wp:effectExtent l="0" t="0" r="0" b="0"/>
+            <wp:docPr id="122" name="Imagen 122" descr="Diagrama de flujo de ms-apuestas: liquidación"/>
+            <wp:cNvGraphicFramePr>
+              <a:graphicFrameLocks xmlns:a="http://schemas.openxmlformats.org/drawingml/2006/main" noChangeAspect="1"/>
+            </wp:cNvGraphicFramePr>
+            <a:graphic xmlns:a="http://schemas.openxmlformats.org/drawingml/2006/main">
+              <a:graphicData uri="http://schemas.openxmlformats.org/drawingml/2006/picture">
+                <pic:pic xmlns:pic="http://schemas.openxmlformats.org/drawingml/2006/picture">
+                  <pic:nvPicPr>
+                    <pic:cNvPr id="122" name="flujo_s9b_apuestas_liq.png"/>
+                    <pic:cNvPicPr/>
+                  </pic:nvPicPr>
+                  <pic:blipFill>
+                    <a:blip r:embed="rId122"/>
+                    <a:stretch>
+                      <a:fillRect/>
+                    </a:stretch>
+                  </pic:blipFill>
+                  <pic:spPr>
+                    <a:xfrm>
+                      <a:off x="0" y="0"/>
+                      <a:ext cx="5400000" cy="6683525"/>
+                    </a:xfrm>
+                    <a:prstGeom prst="rect">
+                      <a:avLst/>
+                    </a:prstGeom>
+                  </pic:spPr>
+                </pic:pic>
+              </a:graphicData>
+            </a:graphic>
+          </wp:inline>
+        </w:drawing>
+      </w:r>
+    </w:p>
+    <w:p>
+      <w:pPr>
+        <w:pStyle w:val="Caption"/>
+        <w:jc w:val="center"/>
+      </w:pPr>
+      <w:r>
+        <w:rPr>
+          <w:b/>
+        </w:rPr>
+        <w:t xml:space="preserve">Figura </w:t>
+      </w:r>
+      <w:r>
+        <w:rPr>
+          <w:b/>
+        </w:rPr>
+        <w:fldChar w:fldCharType="begin"/>
+      </w:r>
+      <w:r>
+        <w:rPr>
+          <w:b/>
+        </w:rPr>
+        <w:instrText xml:space="preserve"> SEQ Figura \* ARABIC </w:instrText>
+      </w:r>
+      <w:r>
+        <w:rPr>
+          <w:b/>
+        </w:rPr>
+        <w:fldChar w:fldCharType="separate"/>
+      </w:r>
+      <w:r>
+        <w:rPr>
+          <w:b/>
+        </w:rPr>
+        <w:t>15</w:t>
+      </w:r>
+      <w:r>
+        <w:rPr>
+          <w:b/>
+        </w:rPr>
+        <w:fldChar w:fldCharType="end"/>
+      </w:r>
+      <w:r>
+        <w:rPr>
+          <w:b/>
+        </w:rPr>
+        <w:t>.</w:t>
+      </w:r>
+      <w:r>
+        <w:t xml:space="preserve"> Diagrama de flujo de ms-apuestas: liquidación</w:t>
+      </w:r>
+    </w:p>
+    <w:p>
+      <w:pPr>
+        <w:keepNext/>
+        <w:jc w:val="both"/>
+      </w:pPr>
+      <w:r>
+        <w:t xml:space="preserve">Los endpoints que usa el apostador desde la web: evaluar una cuota, registrar una apuesta y ver su rendimiento. El rendimiento solo cuenta las apuestas del usuario del token.</w:t>
+      </w:r>
+    </w:p>
+    <w:p>
+      <w:pPr>
+        <w:keepNext/>
+        <w:jc w:val="center"/>
+      </w:pPr>
+      <w:r>
+        <w:rPr>
+          <w:noProof/>
+        </w:rPr>
+        <w:drawing>
+          <wp:inline distT="0" distB="0" distL="0" distR="0">
+            <wp:extent cx="5400000" cy="4964516"/>
+            <wp:effectExtent l="0" t="0" r="0" b="0"/>
+            <wp:docPr id="123" name="Imagen 123" descr="Diagrama de flujo de ms-apuestas: evaluar, registrar y rendimiento"/>
+            <wp:cNvGraphicFramePr>
+              <a:graphicFrameLocks xmlns:a="http://schemas.openxmlformats.org/drawingml/2006/main" noChangeAspect="1"/>
+            </wp:cNvGraphicFramePr>
+            <a:graphic xmlns:a="http://schemas.openxmlformats.org/drawingml/2006/main">
+              <a:graphicData uri="http://schemas.openxmlformats.org/drawingml/2006/picture">
+                <pic:pic xmlns:pic="http://schemas.openxmlformats.org/drawingml/2006/picture">
+                  <pic:nvPicPr>
+                    <pic:cNvPr id="123" name="flujo_s9c_apuestas_otros.png"/>
+                    <pic:cNvPicPr/>
+                  </pic:nvPicPr>
+                  <pic:blipFill>
+                    <a:blip r:embed="rId123"/>
+                    <a:stretch>
+                      <a:fillRect/>
+                    </a:stretch>
+                  </pic:blipFill>
+                  <pic:spPr>
+                    <a:xfrm>
+                      <a:off x="0" y="0"/>
+                      <a:ext cx="5400000" cy="4964516"/>
+                    </a:xfrm>
+                    <a:prstGeom prst="rect">
+                      <a:avLst/>
+                    </a:prstGeom>
+                  </pic:spPr>
+                </pic:pic>
+              </a:graphicData>
+            </a:graphic>
+          </wp:inline>
+        </w:drawing>
+      </w:r>
+    </w:p>
+    <w:p>
+      <w:pPr>
+        <w:pStyle w:val="Caption"/>
+        <w:jc w:val="center"/>
+      </w:pPr>
+      <w:r>
+        <w:rPr>
+          <w:b/>
+        </w:rPr>
+        <w:t xml:space="preserve">Figura </w:t>
+      </w:r>
+      <w:r>
+        <w:rPr>
+          <w:b/>
+        </w:rPr>
+        <w:fldChar w:fldCharType="begin"/>
+      </w:r>
+      <w:r>
+        <w:rPr>
+          <w:b/>
+        </w:rPr>
+        <w:instrText xml:space="preserve"> SEQ Figura \* ARABIC </w:instrText>
+      </w:r>
+      <w:r>
+        <w:rPr>
+          <w:b/>
+        </w:rPr>
+        <w:fldChar w:fldCharType="separate"/>
+      </w:r>
+      <w:r>
+        <w:rPr>
+          <w:b/>
+        </w:rPr>
+        <w:t>16</w:t>
+      </w:r>
+      <w:r>
+        <w:rPr>
+          <w:b/>
+        </w:rPr>
+        <w:fldChar w:fldCharType="end"/>
+      </w:r>
+      <w:r>
+        <w:rPr>
+          <w:b/>
+        </w:rPr>
+        <w:t>.</w:t>
+      </w:r>
+      <w:r>
+        <w:t xml:space="preserve"> Diagrama de flujo de ms-apuestas: evaluar, registrar y rendimiento</w:t>
+      </w:r>
+    </w:p>
+    <w:p>
+      <w:pPr>
         <w:pStyle w:val="Heading1"/>
         <w:pageBreakBefore/>
       </w:pPr>
@@ -10535,7 +14296,7 @@
         <w:rPr>
           <w:b/>
         </w:rPr>
-        <w:t>4</w:t>
+        <w:t>17</w:t>
       </w:r>
       <w:r>
         <w:rPr>
@@ -18745,10 +22506,10 @@
       <w:outlineLvl w:val="2"/>
     </w:pPr>
     <w:rPr>
-      <w:rFonts w:eastAsiaTheme="majorEastAsia" w:cstheme="majorBidi"/>
-      <w:color w:val="0F4761" w:themeColor="accent1" w:themeShade="BF"/>
-      <w:sz w:val="28"/>
-      <w:szCs w:val="28"/>
+      <w:rFonts w:asciiTheme="majorHAnsi" w:eastAsiaTheme="majorEastAsia" w:hAnsiTheme="majorHAnsi" w:cstheme="majorBidi"/>
+      <w:b/>
+      <w:sz w:val="26"/>
+      <w:szCs w:val="26"/>
     </w:rPr>
   </w:style>
   <w:style w:type="paragraph" w:styleId="Heading4">
@@ -19327,7 +23088,7 @@
     <w:unhideWhenUsed/>
     <w:rsid w:val="004E774D"/>
     <w:pPr>
-      <w:spacing w:after="100"/>
+      <w:spacing w:after="40"/>
     </w:pPr>
   </w:style>
   <w:style w:type="paragraph" w:styleId="TOC2">
@@ -19339,7 +23100,7 @@
     <w:unhideWhenUsed/>
     <w:rsid w:val="004E774D"/>
     <w:pPr>
-      <w:spacing w:after="100"/>
+      <w:spacing w:after="40"/>
       <w:ind w:left="220"/>
     </w:pPr>
   </w:style>
@@ -19352,7 +23113,7 @@
     <w:unhideWhenUsed/>
     <w:rsid w:val="004E774D"/>
     <w:pPr>
-      <w:spacing w:after="100"/>
+      <w:spacing w:after="40"/>
       <w:ind w:left="440"/>
     </w:pPr>
   </w:style>

--- a/docs/DocumentacionProyectoApuestas.docx
+++ b/docs/DocumentacionProyectoApuestas.docx
@@ -545,14 +545,6 @@
               <w:szCs w:val="28"/>
             </w:rPr>
           </w:r>
-          <w:r>
-            <w:rPr>
-              <w:b/>
-              <w:bCs/>
-              <w:sz w:val="28"/>
-              <w:szCs w:val="28"/>
-            </w:rPr>
-          </w:r>
         </w:p>
         <w:p>
           <w:pPr>
@@ -572,11 +564,7 @@
           </w:pPr>
           <w:r>
             <w:fldChar w:fldCharType="begin"/>
-          </w:r>
-          <w:r>
             <w:instrText xml:space="preserve"> TOC \o "1-3" \h \z \u </w:instrText>
-          </w:r>
-          <w:r>
             <w:fldChar w:fldCharType="separate"/>
           </w:r>
           <w:hyperlink w:tooltip="#_Toc0001" w:anchor="_Toc0001" w:history="1">
@@ -588,32 +576,13 @@
             </w:r>
             <w:r>
               <w:tab/>
-            </w:r>
-            <w:r>
               <w:fldChar w:fldCharType="begin"/>
-            </w:r>
-            <w:r>
               <w:instrText xml:space="preserve"> PAGEREF _Toc0001 \h </w:instrText>
-            </w:r>
-            <w:r>
               <w:fldChar w:fldCharType="separate"/>
-            </w:r>
-            <w:r>
               <w:t xml:space="preserve">3</w:t>
-            </w:r>
-            <w:r>
               <w:fldChar w:fldCharType="end"/>
             </w:r>
           </w:hyperlink>
-          <w:r>
-            <w:rPr>
-              <w:rFonts w:asciiTheme="minorHAnsi" w:hAnsiTheme="minorHAnsi" w:eastAsiaTheme="minorEastAsia" w:cstheme="minorBidi"/>
-              <w:sz w:val="21"/>
-              <w:szCs w:val="21"/>
-              <w:lang w:eastAsia="ja-JP"/>
-              <w14:ligatures w14:val="standardContextual"/>
-            </w:rPr>
-          </w:r>
           <w:r>
             <w:rPr>
               <w:rFonts w:asciiTheme="minorHAnsi" w:hAnsiTheme="minorHAnsi" w:eastAsiaTheme="minorEastAsia" w:cstheme="minorBidi"/>
@@ -644,35 +613,14 @@
           <w:hyperlink w:tooltip="#_Toc0002" w:anchor="_Toc0002" w:history="1">
             <w:r>
               <w:t xml:space="preserve">1.1. Planteamiento de la problemática</w:t>
-            </w:r>
-            <w:r>
               <w:tab/>
-            </w:r>
-            <w:r>
               <w:fldChar w:fldCharType="begin"/>
-            </w:r>
-            <w:r>
               <w:instrText xml:space="preserve"> PAGEREF _Toc0002 \h </w:instrText>
-            </w:r>
-            <w:r>
               <w:fldChar w:fldCharType="separate"/>
-            </w:r>
-            <w:r>
               <w:t xml:space="preserve">3</w:t>
-            </w:r>
-            <w:r>
               <w:fldChar w:fldCharType="end"/>
             </w:r>
           </w:hyperlink>
-          <w:r>
-            <w:rPr>
-              <w:rFonts w:asciiTheme="minorHAnsi" w:hAnsiTheme="minorHAnsi" w:eastAsiaTheme="minorEastAsia" w:cstheme="minorBidi"/>
-              <w:sz w:val="21"/>
-              <w:szCs w:val="21"/>
-              <w:lang w:eastAsia="ja-JP"/>
-              <w14:ligatures w14:val="standardContextual"/>
-            </w:rPr>
-          </w:r>
           <w:r>
             <w:rPr>
               <w:rFonts w:asciiTheme="minorHAnsi" w:hAnsiTheme="minorHAnsi" w:eastAsiaTheme="minorEastAsia" w:cstheme="minorBidi"/>
@@ -703,35 +651,14 @@
           <w:hyperlink w:tooltip="#_Toc0003" w:anchor="_Toc0003" w:history="1">
             <w:r>
               <w:t xml:space="preserve">1.2. Propósito y justificación</w:t>
-            </w:r>
-            <w:r>
               <w:tab/>
-            </w:r>
-            <w:r>
               <w:fldChar w:fldCharType="begin"/>
-            </w:r>
-            <w:r>
               <w:instrText xml:space="preserve"> PAGEREF _Toc0003 \h </w:instrText>
-            </w:r>
-            <w:r>
               <w:fldChar w:fldCharType="separate"/>
-            </w:r>
-            <w:r>
               <w:t xml:space="preserve">3</w:t>
-            </w:r>
-            <w:r>
               <w:fldChar w:fldCharType="end"/>
             </w:r>
           </w:hyperlink>
-          <w:r>
-            <w:rPr>
-              <w:rFonts w:asciiTheme="minorHAnsi" w:hAnsiTheme="minorHAnsi" w:eastAsiaTheme="minorEastAsia" w:cstheme="minorBidi"/>
-              <w:sz w:val="21"/>
-              <w:szCs w:val="21"/>
-              <w:lang w:eastAsia="ja-JP"/>
-              <w14:ligatures w14:val="standardContextual"/>
-            </w:rPr>
-          </w:r>
           <w:r>
             <w:rPr>
               <w:rFonts w:asciiTheme="minorHAnsi" w:hAnsiTheme="minorHAnsi" w:eastAsiaTheme="minorEastAsia" w:cstheme="minorBidi"/>
@@ -762,35 +689,14 @@
           <w:hyperlink w:tooltip="#_Toc0004" w:anchor="_Toc0004" w:history="1">
             <w:r>
               <w:t xml:space="preserve">1.3. Objetivos</w:t>
-            </w:r>
-            <w:r>
               <w:tab/>
-            </w:r>
-            <w:r>
               <w:fldChar w:fldCharType="begin"/>
-            </w:r>
-            <w:r>
               <w:instrText xml:space="preserve"> PAGEREF _Toc0004 \h </w:instrText>
-            </w:r>
-            <w:r>
               <w:fldChar w:fldCharType="separate"/>
-            </w:r>
-            <w:r>
               <w:t xml:space="preserve">3</w:t>
-            </w:r>
-            <w:r>
               <w:fldChar w:fldCharType="end"/>
             </w:r>
           </w:hyperlink>
-          <w:r>
-            <w:rPr>
-              <w:rFonts w:asciiTheme="minorHAnsi" w:hAnsiTheme="minorHAnsi" w:eastAsiaTheme="minorEastAsia" w:cstheme="minorBidi"/>
-              <w:sz w:val="21"/>
-              <w:szCs w:val="21"/>
-              <w:lang w:eastAsia="ja-JP"/>
-              <w14:ligatures w14:val="standardContextual"/>
-            </w:rPr>
-          </w:r>
           <w:r>
             <w:rPr>
               <w:rFonts w:asciiTheme="minorHAnsi" w:hAnsiTheme="minorHAnsi" w:eastAsiaTheme="minorEastAsia" w:cstheme="minorBidi"/>
@@ -821,35 +727,14 @@
           <w:hyperlink w:tooltip="#_Toc0005" w:anchor="_Toc0005" w:history="1">
             <w:r>
               <w:t xml:space="preserve">1.4. Alcance</w:t>
-            </w:r>
-            <w:r>
               <w:tab/>
-            </w:r>
-            <w:r>
               <w:fldChar w:fldCharType="begin"/>
-            </w:r>
-            <w:r>
               <w:instrText xml:space="preserve"> PAGEREF _Toc0005 \h </w:instrText>
-            </w:r>
-            <w:r>
               <w:fldChar w:fldCharType="separate"/>
-            </w:r>
-            <w:r>
               <w:t xml:space="preserve">3</w:t>
-            </w:r>
-            <w:r>
               <w:fldChar w:fldCharType="end"/>
             </w:r>
           </w:hyperlink>
-          <w:r>
-            <w:rPr>
-              <w:rFonts w:asciiTheme="minorHAnsi" w:hAnsiTheme="minorHAnsi" w:eastAsiaTheme="minorEastAsia" w:cstheme="minorBidi"/>
-              <w:sz w:val="21"/>
-              <w:szCs w:val="21"/>
-              <w:lang w:eastAsia="ja-JP"/>
-              <w14:ligatures w14:val="standardContextual"/>
-            </w:rPr>
-          </w:r>
           <w:r>
             <w:rPr>
               <w:rFonts w:asciiTheme="minorHAnsi" w:hAnsiTheme="minorHAnsi" w:eastAsiaTheme="minorEastAsia" w:cstheme="minorBidi"/>
@@ -880,35 +765,14 @@
           <w:hyperlink w:tooltip="#_Toc0006" w:anchor="_Toc0006" w:history="1">
             <w:r>
               <w:t xml:space="preserve">1.5. Supuestos y restricciones</w:t>
-            </w:r>
-            <w:r>
               <w:tab/>
-            </w:r>
-            <w:r>
               <w:fldChar w:fldCharType="begin"/>
-            </w:r>
-            <w:r>
               <w:instrText xml:space="preserve"> PAGEREF _Toc0006 \h </w:instrText>
-            </w:r>
-            <w:r>
               <w:fldChar w:fldCharType="separate"/>
-            </w:r>
-            <w:r>
               <w:t xml:space="preserve">4</w:t>
-            </w:r>
-            <w:r>
               <w:fldChar w:fldCharType="end"/>
             </w:r>
           </w:hyperlink>
-          <w:r>
-            <w:rPr>
-              <w:rFonts w:asciiTheme="minorHAnsi" w:hAnsiTheme="minorHAnsi" w:eastAsiaTheme="minorEastAsia" w:cstheme="minorBidi"/>
-              <w:sz w:val="21"/>
-              <w:szCs w:val="21"/>
-              <w:lang w:eastAsia="ja-JP"/>
-              <w14:ligatures w14:val="standardContextual"/>
-            </w:rPr>
-          </w:r>
           <w:r>
             <w:rPr>
               <w:rFonts w:asciiTheme="minorHAnsi" w:hAnsiTheme="minorHAnsi" w:eastAsiaTheme="minorEastAsia" w:cstheme="minorBidi"/>
@@ -939,35 +803,14 @@
           <w:hyperlink w:tooltip="#_Toc0036" w:anchor="_Toc0036" w:history="1">
             <w:r>
               <w:t xml:space="preserve">1.6. Modelo de negocio</w:t>
-            </w:r>
-            <w:r>
               <w:tab/>
-            </w:r>
-            <w:r>
               <w:fldChar w:fldCharType="begin"/>
-            </w:r>
-            <w:r>
               <w:instrText xml:space="preserve"> PAGEREF _Toc0036 \h </w:instrText>
-            </w:r>
-            <w:r>
               <w:fldChar w:fldCharType="separate"/>
-            </w:r>
-            <w:r>
               <w:t xml:space="preserve">4</w:t>
-            </w:r>
-            <w:r>
               <w:fldChar w:fldCharType="end"/>
             </w:r>
           </w:hyperlink>
-          <w:r>
-            <w:rPr>
-              <w:rFonts w:asciiTheme="minorHAnsi" w:hAnsiTheme="minorHAnsi" w:eastAsiaTheme="minorEastAsia" w:cstheme="minorBidi"/>
-              <w:sz w:val="21"/>
-              <w:szCs w:val="21"/>
-              <w:lang w:eastAsia="ja-JP"/>
-              <w14:ligatures w14:val="standardContextual"/>
-            </w:rPr>
-          </w:r>
           <w:r>
             <w:rPr>
               <w:rFonts w:asciiTheme="minorHAnsi" w:hAnsiTheme="minorHAnsi" w:eastAsiaTheme="minorEastAsia" w:cstheme="minorBidi"/>
@@ -1004,32 +847,13 @@
             </w:r>
             <w:r>
               <w:tab/>
-            </w:r>
-            <w:r>
               <w:fldChar w:fldCharType="begin"/>
-            </w:r>
-            <w:r>
               <w:instrText xml:space="preserve"> PAGEREF _Toc0007 \h </w:instrText>
-            </w:r>
-            <w:r>
               <w:fldChar w:fldCharType="separate"/>
-            </w:r>
-            <w:r>
               <w:t xml:space="preserve">5</w:t>
-            </w:r>
-            <w:r>
               <w:fldChar w:fldCharType="end"/>
             </w:r>
           </w:hyperlink>
-          <w:r>
-            <w:rPr>
-              <w:rFonts w:asciiTheme="minorHAnsi" w:hAnsiTheme="minorHAnsi" w:eastAsiaTheme="minorEastAsia" w:cstheme="minorBidi"/>
-              <w:sz w:val="21"/>
-              <w:szCs w:val="21"/>
-              <w:lang w:eastAsia="ja-JP"/>
-              <w14:ligatures w14:val="standardContextual"/>
-            </w:rPr>
-          </w:r>
           <w:r>
             <w:rPr>
               <w:rFonts w:asciiTheme="minorHAnsi" w:hAnsiTheme="minorHAnsi" w:eastAsiaTheme="minorEastAsia" w:cstheme="minorBidi"/>
@@ -1066,32 +890,13 @@
             </w:r>
             <w:r>
               <w:tab/>
-            </w:r>
-            <w:r>
               <w:fldChar w:fldCharType="begin"/>
-            </w:r>
-            <w:r>
               <w:instrText xml:space="preserve"> PAGEREF _Toc0008 \h </w:instrText>
-            </w:r>
-            <w:r>
               <w:fldChar w:fldCharType="separate"/>
-            </w:r>
-            <w:r>
               <w:t xml:space="preserve">5</w:t>
-            </w:r>
-            <w:r>
               <w:fldChar w:fldCharType="end"/>
             </w:r>
           </w:hyperlink>
-          <w:r>
-            <w:rPr>
-              <w:rFonts w:asciiTheme="minorHAnsi" w:hAnsiTheme="minorHAnsi" w:eastAsiaTheme="minorEastAsia" w:cstheme="minorBidi"/>
-              <w:sz w:val="21"/>
-              <w:szCs w:val="21"/>
-              <w:lang w:eastAsia="ja-JP"/>
-              <w14:ligatures w14:val="standardContextual"/>
-            </w:rPr>
-          </w:r>
           <w:r>
             <w:rPr>
               <w:rFonts w:asciiTheme="minorHAnsi" w:hAnsiTheme="minorHAnsi" w:eastAsiaTheme="minorEastAsia" w:cstheme="minorBidi"/>
@@ -1128,32 +933,13 @@
             </w:r>
             <w:r>
               <w:tab/>
-            </w:r>
-            <w:r>
               <w:fldChar w:fldCharType="begin"/>
-            </w:r>
-            <w:r>
               <w:instrText xml:space="preserve"> PAGEREF _Toc0009 \h </w:instrText>
-            </w:r>
-            <w:r>
               <w:fldChar w:fldCharType="separate"/>
-            </w:r>
-            <w:r>
               <w:t xml:space="preserve">6</w:t>
-            </w:r>
-            <w:r>
               <w:fldChar w:fldCharType="end"/>
             </w:r>
           </w:hyperlink>
-          <w:r>
-            <w:rPr>
-              <w:rFonts w:asciiTheme="minorHAnsi" w:hAnsiTheme="minorHAnsi" w:eastAsiaTheme="minorEastAsia" w:cstheme="minorBidi"/>
-              <w:sz w:val="21"/>
-              <w:szCs w:val="21"/>
-              <w:lang w:eastAsia="ja-JP"/>
-              <w14:ligatures w14:val="standardContextual"/>
-            </w:rPr>
-          </w:r>
           <w:r>
             <w:rPr>
               <w:rFonts w:asciiTheme="minorHAnsi" w:hAnsiTheme="minorHAnsi" w:eastAsiaTheme="minorEastAsia" w:cstheme="minorBidi"/>
@@ -1184,35 +970,14 @@
           <w:hyperlink w:tooltip="#_Toc0010" w:anchor="_Toc0010" w:history="1">
             <w:r>
               <w:t xml:space="preserve">4.1. Historia de usuario central</w:t>
-            </w:r>
-            <w:r>
               <w:tab/>
-            </w:r>
-            <w:r>
               <w:fldChar w:fldCharType="begin"/>
-            </w:r>
-            <w:r>
               <w:instrText xml:space="preserve"> PAGEREF _Toc0010 \h </w:instrText>
-            </w:r>
-            <w:r>
               <w:fldChar w:fldCharType="separate"/>
-            </w:r>
-            <w:r>
               <w:t xml:space="preserve">6</w:t>
-            </w:r>
-            <w:r>
               <w:fldChar w:fldCharType="end"/>
             </w:r>
           </w:hyperlink>
-          <w:r>
-            <w:rPr>
-              <w:rFonts w:asciiTheme="minorHAnsi" w:hAnsiTheme="minorHAnsi" w:eastAsiaTheme="minorEastAsia" w:cstheme="minorBidi"/>
-              <w:sz w:val="21"/>
-              <w:szCs w:val="21"/>
-              <w:lang w:eastAsia="ja-JP"/>
-              <w14:ligatures w14:val="standardContextual"/>
-            </w:rPr>
-          </w:r>
           <w:r>
             <w:rPr>
               <w:rFonts w:asciiTheme="minorHAnsi" w:hAnsiTheme="minorHAnsi" w:eastAsiaTheme="minorEastAsia" w:cstheme="minorBidi"/>
@@ -1243,35 +1008,14 @@
           <w:hyperlink w:tooltip="#_Toc0011" w:anchor="_Toc0011" w:history="1">
             <w:r>
               <w:t xml:space="preserve">4.2. Actores y casos de uso</w:t>
-            </w:r>
-            <w:r>
               <w:tab/>
-            </w:r>
-            <w:r>
               <w:fldChar w:fldCharType="begin"/>
-            </w:r>
-            <w:r>
               <w:instrText xml:space="preserve"> PAGEREF _Toc0011 \h </w:instrText>
-            </w:r>
-            <w:r>
               <w:fldChar w:fldCharType="separate"/>
-            </w:r>
-            <w:r>
               <w:t xml:space="preserve">6</w:t>
-            </w:r>
-            <w:r>
               <w:fldChar w:fldCharType="end"/>
             </w:r>
           </w:hyperlink>
-          <w:r>
-            <w:rPr>
-              <w:rFonts w:asciiTheme="minorHAnsi" w:hAnsiTheme="minorHAnsi" w:eastAsiaTheme="minorEastAsia" w:cstheme="minorBidi"/>
-              <w:sz w:val="21"/>
-              <w:szCs w:val="21"/>
-              <w:lang w:eastAsia="ja-JP"/>
-              <w14:ligatures w14:val="standardContextual"/>
-            </w:rPr>
-          </w:r>
           <w:r>
             <w:rPr>
               <w:rFonts w:asciiTheme="minorHAnsi" w:hAnsiTheme="minorHAnsi" w:eastAsiaTheme="minorEastAsia" w:cstheme="minorBidi"/>
@@ -1302,35 +1046,14 @@
           <w:hyperlink w:tooltip="#_Toc0012" w:anchor="_Toc0012" w:history="1">
             <w:r>
               <w:t xml:space="preserve">4.3. Requerimientos</w:t>
-            </w:r>
-            <w:r>
               <w:tab/>
-            </w:r>
-            <w:r>
               <w:fldChar w:fldCharType="begin"/>
-            </w:r>
-            <w:r>
               <w:instrText xml:space="preserve"> PAGEREF _Toc0012 \h </w:instrText>
-            </w:r>
-            <w:r>
               <w:fldChar w:fldCharType="separate"/>
-            </w:r>
-            <w:r>
               <w:t xml:space="preserve">7</w:t>
-            </w:r>
-            <w:r>
               <w:fldChar w:fldCharType="end"/>
             </w:r>
           </w:hyperlink>
-          <w:r>
-            <w:rPr>
-              <w:rFonts w:asciiTheme="minorHAnsi" w:hAnsiTheme="minorHAnsi" w:eastAsiaTheme="minorEastAsia" w:cstheme="minorBidi"/>
-              <w:sz w:val="21"/>
-              <w:szCs w:val="21"/>
-              <w:lang w:eastAsia="ja-JP"/>
-              <w14:ligatures w14:val="standardContextual"/>
-            </w:rPr>
-          </w:r>
           <w:r>
             <w:rPr>
               <w:rFonts w:asciiTheme="minorHAnsi" w:hAnsiTheme="minorHAnsi" w:eastAsiaTheme="minorEastAsia" w:cstheme="minorBidi"/>
@@ -1361,35 +1084,14 @@
           <w:hyperlink w:tooltip="#_Toc0013" w:anchor="_Toc0013" w:history="1">
             <w:r>
               <w:t xml:space="preserve">4.4. Historias de usuario y Sprint Backlog</w:t>
-            </w:r>
-            <w:r>
               <w:tab/>
-            </w:r>
-            <w:r>
               <w:fldChar w:fldCharType="begin"/>
-            </w:r>
-            <w:r>
               <w:instrText xml:space="preserve"> PAGEREF _Toc0013 \h </w:instrText>
-            </w:r>
-            <w:r>
               <w:fldChar w:fldCharType="separate"/>
-            </w:r>
-            <w:r>
               <w:t xml:space="preserve">8</w:t>
-            </w:r>
-            <w:r>
               <w:fldChar w:fldCharType="end"/>
             </w:r>
           </w:hyperlink>
-          <w:r>
-            <w:rPr>
-              <w:rFonts w:asciiTheme="minorHAnsi" w:hAnsiTheme="minorHAnsi" w:eastAsiaTheme="minorEastAsia" w:cstheme="minorBidi"/>
-              <w:sz w:val="21"/>
-              <w:szCs w:val="21"/>
-              <w:lang w:eastAsia="ja-JP"/>
-              <w14:ligatures w14:val="standardContextual"/>
-            </w:rPr>
-          </w:r>
           <w:r>
             <w:rPr>
               <w:rFonts w:asciiTheme="minorHAnsi" w:hAnsiTheme="minorHAnsi" w:eastAsiaTheme="minorEastAsia" w:cstheme="minorBidi"/>
@@ -1420,35 +1122,14 @@
           <w:hyperlink w:tooltip="#_Toc0040" w:anchor="_Toc0040" w:history="1">
             <w:r>
               <w:t xml:space="preserve">4.5. Reglas de negocio</w:t>
-            </w:r>
-            <w:r>
               <w:tab/>
-            </w:r>
-            <w:r>
               <w:fldChar w:fldCharType="begin"/>
-            </w:r>
-            <w:r>
               <w:instrText xml:space="preserve"> PAGEREF _Toc0040 \h </w:instrText>
-            </w:r>
-            <w:r>
               <w:fldChar w:fldCharType="separate"/>
-            </w:r>
-            <w:r>
               <w:t xml:space="preserve">9</w:t>
-            </w:r>
-            <w:r>
               <w:fldChar w:fldCharType="end"/>
             </w:r>
           </w:hyperlink>
-          <w:r>
-            <w:rPr>
-              <w:rFonts w:asciiTheme="minorHAnsi" w:hAnsiTheme="minorHAnsi" w:eastAsiaTheme="minorEastAsia" w:cstheme="minorBidi"/>
-              <w:sz w:val="21"/>
-              <w:szCs w:val="21"/>
-              <w:lang w:eastAsia="ja-JP"/>
-              <w14:ligatures w14:val="standardContextual"/>
-            </w:rPr>
-          </w:r>
           <w:r>
             <w:rPr>
               <w:rFonts w:asciiTheme="minorHAnsi" w:hAnsiTheme="minorHAnsi" w:eastAsiaTheme="minorEastAsia" w:cstheme="minorBidi"/>
@@ -1479,35 +1160,14 @@
           <w:hyperlink w:tooltip="#_Toc0041" w:anchor="_Toc0041" w:history="1">
             <w:r>
               <w:t xml:space="preserve">4.5.1. Reglas generales</w:t>
-            </w:r>
-            <w:r>
               <w:tab/>
-            </w:r>
-            <w:r>
               <w:fldChar w:fldCharType="begin"/>
-            </w:r>
-            <w:r>
               <w:instrText xml:space="preserve"> PAGEREF _Toc0041 \h </w:instrText>
-            </w:r>
-            <w:r>
               <w:fldChar w:fldCharType="separate"/>
-            </w:r>
-            <w:r>
               <w:t xml:space="preserve">9</w:t>
-            </w:r>
-            <w:r>
               <w:fldChar w:fldCharType="end"/>
             </w:r>
           </w:hyperlink>
-          <w:r>
-            <w:rPr>
-              <w:rFonts w:asciiTheme="minorHAnsi" w:hAnsiTheme="minorHAnsi" w:eastAsiaTheme="minorEastAsia" w:cstheme="minorBidi"/>
-              <w:sz w:val="21"/>
-              <w:szCs w:val="21"/>
-              <w:lang w:eastAsia="ja-JP"/>
-              <w14:ligatures w14:val="standardContextual"/>
-            </w:rPr>
-          </w:r>
           <w:r>
             <w:rPr>
               <w:rFonts w:asciiTheme="minorHAnsi" w:hAnsiTheme="minorHAnsi" w:eastAsiaTheme="minorEastAsia" w:cstheme="minorBidi"/>
@@ -1538,35 +1198,14 @@
           <w:hyperlink w:tooltip="#_Toc0042" w:anchor="_Toc0042" w:history="1">
             <w:r>
               <w:t xml:space="preserve">4.5.2. Reglas específicas de cada microservicio</w:t>
-            </w:r>
-            <w:r>
               <w:tab/>
-            </w:r>
-            <w:r>
               <w:fldChar w:fldCharType="begin"/>
-            </w:r>
-            <w:r>
               <w:instrText xml:space="preserve"> PAGEREF _Toc0042 \h </w:instrText>
-            </w:r>
-            <w:r>
               <w:fldChar w:fldCharType="separate"/>
-            </w:r>
-            <w:r>
               <w:t xml:space="preserve">11</w:t>
-            </w:r>
-            <w:r>
               <w:fldChar w:fldCharType="end"/>
             </w:r>
           </w:hyperlink>
-          <w:r>
-            <w:rPr>
-              <w:rFonts w:asciiTheme="minorHAnsi" w:hAnsiTheme="minorHAnsi" w:eastAsiaTheme="minorEastAsia" w:cstheme="minorBidi"/>
-              <w:sz w:val="21"/>
-              <w:szCs w:val="21"/>
-              <w:lang w:eastAsia="ja-JP"/>
-              <w14:ligatures w14:val="standardContextual"/>
-            </w:rPr>
-          </w:r>
           <w:r>
             <w:rPr>
               <w:rFonts w:asciiTheme="minorHAnsi" w:hAnsiTheme="minorHAnsi" w:eastAsiaTheme="minorEastAsia" w:cstheme="minorBidi"/>
@@ -1603,32 +1242,13 @@
             </w:r>
             <w:r>
               <w:tab/>
-            </w:r>
-            <w:r>
               <w:fldChar w:fldCharType="begin"/>
-            </w:r>
-            <w:r>
               <w:instrText xml:space="preserve"> PAGEREF _Toc0014 \h </w:instrText>
-            </w:r>
-            <w:r>
               <w:fldChar w:fldCharType="separate"/>
-            </w:r>
-            <w:r>
               <w:t xml:space="preserve">14</w:t>
-            </w:r>
-            <w:r>
               <w:fldChar w:fldCharType="end"/>
             </w:r>
           </w:hyperlink>
-          <w:r>
-            <w:rPr>
-              <w:rFonts w:asciiTheme="minorHAnsi" w:hAnsiTheme="minorHAnsi" w:eastAsiaTheme="minorEastAsia" w:cstheme="minorBidi"/>
-              <w:sz w:val="21"/>
-              <w:szCs w:val="21"/>
-              <w:lang w:eastAsia="ja-JP"/>
-              <w14:ligatures w14:val="standardContextual"/>
-            </w:rPr>
-          </w:r>
           <w:r>
             <w:rPr>
               <w:rFonts w:asciiTheme="minorHAnsi" w:hAnsiTheme="minorHAnsi" w:eastAsiaTheme="minorEastAsia" w:cstheme="minorBidi"/>
@@ -1659,35 +1279,14 @@
           <w:hyperlink w:tooltip="#_Toc0015" w:anchor="_Toc0015" w:history="1">
             <w:r>
               <w:t xml:space="preserve">5.1. Tecnologías</w:t>
-            </w:r>
-            <w:r>
               <w:tab/>
-            </w:r>
-            <w:r>
               <w:fldChar w:fldCharType="begin"/>
-            </w:r>
-            <w:r>
               <w:instrText xml:space="preserve"> PAGEREF _Toc0015 \h </w:instrText>
-            </w:r>
-            <w:r>
               <w:fldChar w:fldCharType="separate"/>
-            </w:r>
-            <w:r>
               <w:t xml:space="preserve">14</w:t>
-            </w:r>
-            <w:r>
               <w:fldChar w:fldCharType="end"/>
             </w:r>
           </w:hyperlink>
-          <w:r>
-            <w:rPr>
-              <w:rFonts w:asciiTheme="minorHAnsi" w:hAnsiTheme="minorHAnsi" w:eastAsiaTheme="minorEastAsia" w:cstheme="minorBidi"/>
-              <w:sz w:val="21"/>
-              <w:szCs w:val="21"/>
-              <w:lang w:eastAsia="ja-JP"/>
-              <w14:ligatures w14:val="standardContextual"/>
-            </w:rPr>
-          </w:r>
           <w:r>
             <w:rPr>
               <w:rFonts w:asciiTheme="minorHAnsi" w:hAnsiTheme="minorHAnsi" w:eastAsiaTheme="minorEastAsia" w:cstheme="minorBidi"/>
@@ -1718,35 +1317,14 @@
           <w:hyperlink w:tooltip="#_Toc0016" w:anchor="_Toc0016" w:history="1">
             <w:r>
               <w:t xml:space="preserve">5.2. Arquitectura lógica</w:t>
-            </w:r>
-            <w:r>
               <w:tab/>
-            </w:r>
-            <w:r>
               <w:fldChar w:fldCharType="begin"/>
-            </w:r>
-            <w:r>
               <w:instrText xml:space="preserve"> PAGEREF _Toc0016 \h </w:instrText>
-            </w:r>
-            <w:r>
               <w:fldChar w:fldCharType="separate"/>
-            </w:r>
-            <w:r>
               <w:t xml:space="preserve">15</w:t>
-            </w:r>
-            <w:r>
               <w:fldChar w:fldCharType="end"/>
             </w:r>
           </w:hyperlink>
-          <w:r>
-            <w:rPr>
-              <w:rFonts w:asciiTheme="minorHAnsi" w:hAnsiTheme="minorHAnsi" w:eastAsiaTheme="minorEastAsia" w:cstheme="minorBidi"/>
-              <w:sz w:val="21"/>
-              <w:szCs w:val="21"/>
-              <w:lang w:eastAsia="ja-JP"/>
-              <w14:ligatures w14:val="standardContextual"/>
-            </w:rPr>
-          </w:r>
           <w:r>
             <w:rPr>
               <w:rFonts w:asciiTheme="minorHAnsi" w:hAnsiTheme="minorHAnsi" w:eastAsiaTheme="minorEastAsia" w:cstheme="minorBidi"/>
@@ -1777,35 +1355,14 @@
           <w:hyperlink w:tooltip="#_Toc0017" w:anchor="_Toc0017" w:history="1">
             <w:r>
               <w:t xml:space="preserve">5.3. Flujo de la apuesta del día</w:t>
-            </w:r>
-            <w:r>
               <w:tab/>
-            </w:r>
-            <w:r>
               <w:fldChar w:fldCharType="begin"/>
-            </w:r>
-            <w:r>
               <w:instrText xml:space="preserve"> PAGEREF _Toc0017 \h </w:instrText>
-            </w:r>
-            <w:r>
               <w:fldChar w:fldCharType="separate"/>
-            </w:r>
-            <w:r>
               <w:t xml:space="preserve">17</w:t>
-            </w:r>
-            <w:r>
               <w:fldChar w:fldCharType="end"/>
             </w:r>
           </w:hyperlink>
-          <w:r>
-            <w:rPr>
-              <w:rFonts w:asciiTheme="minorHAnsi" w:hAnsiTheme="minorHAnsi" w:eastAsiaTheme="minorEastAsia" w:cstheme="minorBidi"/>
-              <w:sz w:val="21"/>
-              <w:szCs w:val="21"/>
-              <w:lang w:eastAsia="ja-JP"/>
-              <w14:ligatures w14:val="standardContextual"/>
-            </w:rPr>
-          </w:r>
           <w:r>
             <w:rPr>
               <w:rFonts w:asciiTheme="minorHAnsi" w:hAnsiTheme="minorHAnsi" w:eastAsiaTheme="minorEastAsia" w:cstheme="minorBidi"/>
@@ -1836,35 +1393,14 @@
           <w:hyperlink w:tooltip="#_Toc0018" w:anchor="_Toc0018" w:history="1">
             <w:r>
               <w:t xml:space="preserve">5.4. Contratos de API</w:t>
-            </w:r>
-            <w:r>
               <w:tab/>
-            </w:r>
-            <w:r>
               <w:fldChar w:fldCharType="begin"/>
-            </w:r>
-            <w:r>
               <w:instrText xml:space="preserve"> PAGEREF _Toc0018 \h </w:instrText>
-            </w:r>
-            <w:r>
               <w:fldChar w:fldCharType="separate"/>
-            </w:r>
-            <w:r>
               <w:t xml:space="preserve">17</w:t>
-            </w:r>
-            <w:r>
               <w:fldChar w:fldCharType="end"/>
             </w:r>
           </w:hyperlink>
-          <w:r>
-            <w:rPr>
-              <w:rFonts w:asciiTheme="minorHAnsi" w:hAnsiTheme="minorHAnsi" w:eastAsiaTheme="minorEastAsia" w:cstheme="minorBidi"/>
-              <w:sz w:val="21"/>
-              <w:szCs w:val="21"/>
-              <w:lang w:eastAsia="ja-JP"/>
-              <w14:ligatures w14:val="standardContextual"/>
-            </w:rPr>
-          </w:r>
           <w:r>
             <w:rPr>
               <w:rFonts w:asciiTheme="minorHAnsi" w:hAnsiTheme="minorHAnsi" w:eastAsiaTheme="minorEastAsia" w:cstheme="minorBidi"/>
@@ -1895,35 +1431,14 @@
           <w:hyperlink w:tooltip="#_Toc0019" w:anchor="_Toc0019" w:history="1">
             <w:r>
               <w:t xml:space="preserve">5.5. Seguridad</w:t>
-            </w:r>
-            <w:r>
               <w:tab/>
-            </w:r>
-            <w:r>
               <w:fldChar w:fldCharType="begin"/>
-            </w:r>
-            <w:r>
               <w:instrText xml:space="preserve"> PAGEREF _Toc0019 \h </w:instrText>
-            </w:r>
-            <w:r>
               <w:fldChar w:fldCharType="separate"/>
-            </w:r>
-            <w:r>
               <w:t xml:space="preserve">18</w:t>
-            </w:r>
-            <w:r>
               <w:fldChar w:fldCharType="end"/>
             </w:r>
           </w:hyperlink>
-          <w:r>
-            <w:rPr>
-              <w:rFonts w:asciiTheme="minorHAnsi" w:hAnsiTheme="minorHAnsi" w:eastAsiaTheme="minorEastAsia" w:cstheme="minorBidi"/>
-              <w:sz w:val="21"/>
-              <w:szCs w:val="21"/>
-              <w:lang w:eastAsia="ja-JP"/>
-              <w14:ligatures w14:val="standardContextual"/>
-            </w:rPr>
-          </w:r>
           <w:r>
             <w:rPr>
               <w:rFonts w:asciiTheme="minorHAnsi" w:hAnsiTheme="minorHAnsi" w:eastAsiaTheme="minorEastAsia" w:cstheme="minorBidi"/>
@@ -1954,35 +1469,14 @@
           <w:hyperlink w:tooltip="#_Toc0020" w:anchor="_Toc0020" w:history="1">
             <w:r>
               <w:t xml:space="preserve">5.6. Arquitectura física</w:t>
-            </w:r>
-            <w:r>
               <w:tab/>
-            </w:r>
-            <w:r>
               <w:fldChar w:fldCharType="begin"/>
-            </w:r>
-            <w:r>
               <w:instrText xml:space="preserve"> PAGEREF _Toc0020 \h </w:instrText>
-            </w:r>
-            <w:r>
               <w:fldChar w:fldCharType="separate"/>
-            </w:r>
-            <w:r>
               <w:t xml:space="preserve">19</w:t>
-            </w:r>
-            <w:r>
               <w:fldChar w:fldCharType="end"/>
             </w:r>
           </w:hyperlink>
-          <w:r>
-            <w:rPr>
-              <w:rFonts w:asciiTheme="minorHAnsi" w:hAnsiTheme="minorHAnsi" w:eastAsiaTheme="minorEastAsia" w:cstheme="minorBidi"/>
-              <w:sz w:val="21"/>
-              <w:szCs w:val="21"/>
-              <w:lang w:eastAsia="ja-JP"/>
-              <w14:ligatures w14:val="standardContextual"/>
-            </w:rPr>
-          </w:r>
           <w:r>
             <w:rPr>
               <w:rFonts w:asciiTheme="minorHAnsi" w:hAnsiTheme="minorHAnsi" w:eastAsiaTheme="minorEastAsia" w:cstheme="minorBidi"/>
@@ -2013,35 +1507,14 @@
           <w:hyperlink w:tooltip="#_Toc0037" w:anchor="_Toc0037" w:history="1">
             <w:r>
               <w:t xml:space="preserve">5.7. Diagramas de flujo de los microservicios</w:t>
-            </w:r>
-            <w:r>
               <w:tab/>
-            </w:r>
-            <w:r>
               <w:fldChar w:fldCharType="begin"/>
-            </w:r>
-            <w:r>
               <w:instrText xml:space="preserve"> PAGEREF _Toc0037 \h </w:instrText>
-            </w:r>
-            <w:r>
               <w:fldChar w:fldCharType="separate"/>
-            </w:r>
-            <w:r>
               <w:t xml:space="preserve">19</w:t>
-            </w:r>
-            <w:r>
               <w:fldChar w:fldCharType="end"/>
             </w:r>
           </w:hyperlink>
-          <w:r>
-            <w:rPr>
-              <w:rFonts w:asciiTheme="minorHAnsi" w:hAnsiTheme="minorHAnsi" w:eastAsiaTheme="minorEastAsia" w:cstheme="minorBidi"/>
-              <w:sz w:val="21"/>
-              <w:szCs w:val="21"/>
-              <w:lang w:eastAsia="ja-JP"/>
-              <w14:ligatures w14:val="standardContextual"/>
-            </w:rPr>
-          </w:r>
           <w:r>
             <w:rPr>
               <w:rFonts w:asciiTheme="minorHAnsi" w:hAnsiTheme="minorHAnsi" w:eastAsiaTheme="minorEastAsia" w:cstheme="minorBidi"/>
@@ -2072,35 +1545,14 @@
           <w:hyperlink w:tooltip="#_Toc0038" w:anchor="_Toc0038" w:history="1">
             <w:r>
               <w:t xml:space="preserve">5.7.1. Flujo general del sistema</w:t>
-            </w:r>
-            <w:r>
               <w:tab/>
-            </w:r>
-            <w:r>
               <w:fldChar w:fldCharType="begin"/>
-            </w:r>
-            <w:r>
               <w:instrText xml:space="preserve"> PAGEREF _Toc0038 \h </w:instrText>
-            </w:r>
-            <w:r>
               <w:fldChar w:fldCharType="separate"/>
-            </w:r>
-            <w:r>
               <w:t xml:space="preserve">21</w:t>
-            </w:r>
-            <w:r>
               <w:fldChar w:fldCharType="end"/>
             </w:r>
           </w:hyperlink>
-          <w:r>
-            <w:rPr>
-              <w:rFonts w:asciiTheme="minorHAnsi" w:hAnsiTheme="minorHAnsi" w:eastAsiaTheme="minorEastAsia" w:cstheme="minorBidi"/>
-              <w:sz w:val="21"/>
-              <w:szCs w:val="21"/>
-              <w:lang w:eastAsia="ja-JP"/>
-              <w14:ligatures w14:val="standardContextual"/>
-            </w:rPr>
-          </w:r>
           <w:r>
             <w:rPr>
               <w:rFonts w:asciiTheme="minorHAnsi" w:hAnsiTheme="minorHAnsi" w:eastAsiaTheme="minorEastAsia" w:cstheme="minorBidi"/>
@@ -2131,35 +1583,14 @@
           <w:hyperlink w:tooltip="#_Toc0039" w:anchor="_Toc0039" w:history="1">
             <w:r>
               <w:t xml:space="preserve">5.7.2. Flujo de cada microservicio</w:t>
-            </w:r>
-            <w:r>
               <w:tab/>
-            </w:r>
-            <w:r>
               <w:fldChar w:fldCharType="begin"/>
-            </w:r>
-            <w:r>
               <w:instrText xml:space="preserve"> PAGEREF _Toc0039 \h </w:instrText>
-            </w:r>
-            <w:r>
               <w:fldChar w:fldCharType="separate"/>
-            </w:r>
-            <w:r>
               <w:t xml:space="preserve">22</w:t>
-            </w:r>
-            <w:r>
               <w:fldChar w:fldCharType="end"/>
             </w:r>
           </w:hyperlink>
-          <w:r>
-            <w:rPr>
-              <w:rFonts w:asciiTheme="minorHAnsi" w:hAnsiTheme="minorHAnsi" w:eastAsiaTheme="minorEastAsia" w:cstheme="minorBidi"/>
-              <w:sz w:val="21"/>
-              <w:szCs w:val="21"/>
-              <w:lang w:eastAsia="ja-JP"/>
-              <w14:ligatures w14:val="standardContextual"/>
-            </w:rPr>
-          </w:r>
           <w:r>
             <w:rPr>
               <w:rFonts w:asciiTheme="minorHAnsi" w:hAnsiTheme="minorHAnsi" w:eastAsiaTheme="minorEastAsia" w:cstheme="minorBidi"/>
@@ -2196,32 +1627,13 @@
             </w:r>
             <w:r>
               <w:tab/>
-            </w:r>
-            <w:r>
               <w:fldChar w:fldCharType="begin"/>
-            </w:r>
-            <w:r>
               <w:instrText xml:space="preserve"> PAGEREF _Toc0021 \h </w:instrText>
-            </w:r>
-            <w:r>
               <w:fldChar w:fldCharType="separate"/>
-            </w:r>
-            <w:r>
               <w:t xml:space="preserve">33</w:t>
-            </w:r>
-            <w:r>
               <w:fldChar w:fldCharType="end"/>
             </w:r>
           </w:hyperlink>
-          <w:r>
-            <w:rPr>
-              <w:rFonts w:asciiTheme="minorHAnsi" w:hAnsiTheme="minorHAnsi" w:eastAsiaTheme="minorEastAsia" w:cstheme="minorBidi"/>
-              <w:sz w:val="21"/>
-              <w:szCs w:val="21"/>
-              <w:lang w:eastAsia="ja-JP"/>
-              <w14:ligatures w14:val="standardContextual"/>
-            </w:rPr>
-          </w:r>
           <w:r>
             <w:rPr>
               <w:rFonts w:asciiTheme="minorHAnsi" w:hAnsiTheme="minorHAnsi" w:eastAsiaTheme="minorEastAsia" w:cstheme="minorBidi"/>
@@ -2252,35 +1664,14 @@
           <w:hyperlink w:tooltip="#_Toc0022" w:anchor="_Toc0022" w:history="1">
             <w:r>
               <w:t xml:space="preserve">6.1. usuarios_db</w:t>
-            </w:r>
-            <w:r>
               <w:tab/>
-            </w:r>
-            <w:r>
               <w:fldChar w:fldCharType="begin"/>
-            </w:r>
-            <w:r>
               <w:instrText xml:space="preserve"> PAGEREF _Toc0022 \h </w:instrText>
-            </w:r>
-            <w:r>
               <w:fldChar w:fldCharType="separate"/>
-            </w:r>
-            <w:r>
               <w:t xml:space="preserve">34</w:t>
-            </w:r>
-            <w:r>
               <w:fldChar w:fldCharType="end"/>
             </w:r>
           </w:hyperlink>
-          <w:r>
-            <w:rPr>
-              <w:rFonts w:asciiTheme="minorHAnsi" w:hAnsiTheme="minorHAnsi" w:eastAsiaTheme="minorEastAsia" w:cstheme="minorBidi"/>
-              <w:sz w:val="21"/>
-              <w:szCs w:val="21"/>
-              <w:lang w:eastAsia="ja-JP"/>
-              <w14:ligatures w14:val="standardContextual"/>
-            </w:rPr>
-          </w:r>
           <w:r>
             <w:rPr>
               <w:rFonts w:asciiTheme="minorHAnsi" w:hAnsiTheme="minorHAnsi" w:eastAsiaTheme="minorEastAsia" w:cstheme="minorBidi"/>
@@ -2311,35 +1702,14 @@
           <w:hyperlink w:tooltip="#_Toc0023" w:anchor="_Toc0023" w:history="1">
             <w:r>
               <w:t xml:space="preserve">6.2. catalogo_db</w:t>
-            </w:r>
-            <w:r>
               <w:tab/>
-            </w:r>
-            <w:r>
               <w:fldChar w:fldCharType="begin"/>
-            </w:r>
-            <w:r>
               <w:instrText xml:space="preserve"> PAGEREF _Toc0023 \h </w:instrText>
-            </w:r>
-            <w:r>
               <w:fldChar w:fldCharType="separate"/>
-            </w:r>
-            <w:r>
               <w:t xml:space="preserve">34</w:t>
-            </w:r>
-            <w:r>
               <w:fldChar w:fldCharType="end"/>
             </w:r>
           </w:hyperlink>
-          <w:r>
-            <w:rPr>
-              <w:rFonts w:asciiTheme="minorHAnsi" w:hAnsiTheme="minorHAnsi" w:eastAsiaTheme="minorEastAsia" w:cstheme="minorBidi"/>
-              <w:sz w:val="21"/>
-              <w:szCs w:val="21"/>
-              <w:lang w:eastAsia="ja-JP"/>
-              <w14:ligatures w14:val="standardContextual"/>
-            </w:rPr>
-          </w:r>
           <w:r>
             <w:rPr>
               <w:rFonts w:asciiTheme="minorHAnsi" w:hAnsiTheme="minorHAnsi" w:eastAsiaTheme="minorEastAsia" w:cstheme="minorBidi"/>
@@ -2370,35 +1740,14 @@
           <w:hyperlink w:tooltip="#_Toc0024" w:anchor="_Toc0024" w:history="1">
             <w:r>
               <w:t xml:space="preserve">6.3. ingesta_db</w:t>
-            </w:r>
-            <w:r>
               <w:tab/>
-            </w:r>
-            <w:r>
               <w:fldChar w:fldCharType="begin"/>
-            </w:r>
-            <w:r>
               <w:instrText xml:space="preserve"> PAGEREF _Toc0024 \h </w:instrText>
-            </w:r>
-            <w:r>
               <w:fldChar w:fldCharType="separate"/>
-            </w:r>
-            <w:r>
               <w:t xml:space="preserve">35</w:t>
-            </w:r>
-            <w:r>
               <w:fldChar w:fldCharType="end"/>
             </w:r>
           </w:hyperlink>
-          <w:r>
-            <w:rPr>
-              <w:rFonts w:asciiTheme="minorHAnsi" w:hAnsiTheme="minorHAnsi" w:eastAsiaTheme="minorEastAsia" w:cstheme="minorBidi"/>
-              <w:sz w:val="21"/>
-              <w:szCs w:val="21"/>
-              <w:lang w:eastAsia="ja-JP"/>
-              <w14:ligatures w14:val="standardContextual"/>
-            </w:rPr>
-          </w:r>
           <w:r>
             <w:rPr>
               <w:rFonts w:asciiTheme="minorHAnsi" w:hAnsiTheme="minorHAnsi" w:eastAsiaTheme="minorEastAsia" w:cstheme="minorBidi"/>
@@ -2429,35 +1778,14 @@
           <w:hyperlink w:tooltip="#_Toc0025" w:anchor="_Toc0025" w:history="1">
             <w:r>
               <w:t xml:space="preserve">6.4. estadisticas_db</w:t>
-            </w:r>
-            <w:r>
               <w:tab/>
-            </w:r>
-            <w:r>
               <w:fldChar w:fldCharType="begin"/>
-            </w:r>
-            <w:r>
               <w:instrText xml:space="preserve"> PAGEREF _Toc0025 \h </w:instrText>
-            </w:r>
-            <w:r>
               <w:fldChar w:fldCharType="separate"/>
-            </w:r>
-            <w:r>
               <w:t xml:space="preserve">35</w:t>
-            </w:r>
-            <w:r>
               <w:fldChar w:fldCharType="end"/>
             </w:r>
           </w:hyperlink>
-          <w:r>
-            <w:rPr>
-              <w:rFonts w:asciiTheme="minorHAnsi" w:hAnsiTheme="minorHAnsi" w:eastAsiaTheme="minorEastAsia" w:cstheme="minorBidi"/>
-              <w:sz w:val="21"/>
-              <w:szCs w:val="21"/>
-              <w:lang w:eastAsia="ja-JP"/>
-              <w14:ligatures w14:val="standardContextual"/>
-            </w:rPr>
-          </w:r>
           <w:r>
             <w:rPr>
               <w:rFonts w:asciiTheme="minorHAnsi" w:hAnsiTheme="minorHAnsi" w:eastAsiaTheme="minorEastAsia" w:cstheme="minorBidi"/>
@@ -2488,35 +1816,14 @@
           <w:hyperlink w:tooltip="#_Toc0026" w:anchor="_Toc0026" w:history="1">
             <w:r>
               <w:t xml:space="preserve">6.5. cuotas_db</w:t>
-            </w:r>
-            <w:r>
               <w:tab/>
-            </w:r>
-            <w:r>
               <w:fldChar w:fldCharType="begin"/>
-            </w:r>
-            <w:r>
               <w:instrText xml:space="preserve"> PAGEREF _Toc0026 \h </w:instrText>
-            </w:r>
-            <w:r>
               <w:fldChar w:fldCharType="separate"/>
-            </w:r>
-            <w:r>
               <w:t xml:space="preserve">35</w:t>
-            </w:r>
-            <w:r>
               <w:fldChar w:fldCharType="end"/>
             </w:r>
           </w:hyperlink>
-          <w:r>
-            <w:rPr>
-              <w:rFonts w:asciiTheme="minorHAnsi" w:hAnsiTheme="minorHAnsi" w:eastAsiaTheme="minorEastAsia" w:cstheme="minorBidi"/>
-              <w:sz w:val="21"/>
-              <w:szCs w:val="21"/>
-              <w:lang w:eastAsia="ja-JP"/>
-              <w14:ligatures w14:val="standardContextual"/>
-            </w:rPr>
-          </w:r>
           <w:r>
             <w:rPr>
               <w:rFonts w:asciiTheme="minorHAnsi" w:hAnsiTheme="minorHAnsi" w:eastAsiaTheme="minorEastAsia" w:cstheme="minorBidi"/>
@@ -2547,35 +1854,14 @@
           <w:hyperlink w:tooltip="#_Toc0027" w:anchor="_Toc0027" w:history="1">
             <w:r>
               <w:t xml:space="preserve">6.6. apuestas_db</w:t>
-            </w:r>
-            <w:r>
               <w:tab/>
-            </w:r>
-            <w:r>
               <w:fldChar w:fldCharType="begin"/>
-            </w:r>
-            <w:r>
               <w:instrText xml:space="preserve"> PAGEREF _Toc0027 \h </w:instrText>
-            </w:r>
-            <w:r>
               <w:fldChar w:fldCharType="separate"/>
-            </w:r>
-            <w:r>
               <w:t xml:space="preserve">35</w:t>
-            </w:r>
-            <w:r>
               <w:fldChar w:fldCharType="end"/>
             </w:r>
           </w:hyperlink>
-          <w:r>
-            <w:rPr>
-              <w:rFonts w:asciiTheme="minorHAnsi" w:hAnsiTheme="minorHAnsi" w:eastAsiaTheme="minorEastAsia" w:cstheme="minorBidi"/>
-              <w:sz w:val="21"/>
-              <w:szCs w:val="21"/>
-              <w:lang w:eastAsia="ja-JP"/>
-              <w14:ligatures w14:val="standardContextual"/>
-            </w:rPr>
-          </w:r>
           <w:r>
             <w:rPr>
               <w:rFonts w:asciiTheme="minorHAnsi" w:hAnsiTheme="minorHAnsi" w:eastAsiaTheme="minorEastAsia" w:cstheme="minorBidi"/>
@@ -2612,32 +1898,13 @@
             </w:r>
             <w:r>
               <w:tab/>
-            </w:r>
-            <w:r>
               <w:fldChar w:fldCharType="begin"/>
-            </w:r>
-            <w:r>
               <w:instrText xml:space="preserve"> PAGEREF _Toc0028 \h </w:instrText>
-            </w:r>
-            <w:r>
               <w:fldChar w:fldCharType="separate"/>
-            </w:r>
-            <w:r>
               <w:t xml:space="preserve">36</w:t>
-            </w:r>
-            <w:r>
               <w:fldChar w:fldCharType="end"/>
             </w:r>
           </w:hyperlink>
-          <w:r>
-            <w:rPr>
-              <w:rFonts w:asciiTheme="minorHAnsi" w:hAnsiTheme="minorHAnsi" w:eastAsiaTheme="minorEastAsia" w:cstheme="minorBidi"/>
-              <w:sz w:val="21"/>
-              <w:szCs w:val="21"/>
-              <w:lang w:eastAsia="ja-JP"/>
-              <w14:ligatures w14:val="standardContextual"/>
-            </w:rPr>
-          </w:r>
           <w:r>
             <w:rPr>
               <w:rFonts w:asciiTheme="minorHAnsi" w:hAnsiTheme="minorHAnsi" w:eastAsiaTheme="minorEastAsia" w:cstheme="minorBidi"/>
@@ -2674,32 +1941,13 @@
             </w:r>
             <w:r>
               <w:tab/>
-            </w:r>
-            <w:r>
               <w:fldChar w:fldCharType="begin"/>
-            </w:r>
-            <w:r>
               <w:instrText xml:space="preserve"> PAGEREF _Toc0029 \h </w:instrText>
-            </w:r>
-            <w:r>
               <w:fldChar w:fldCharType="separate"/>
-            </w:r>
-            <w:r>
               <w:t xml:space="preserve">36</w:t>
-            </w:r>
-            <w:r>
               <w:fldChar w:fldCharType="end"/>
             </w:r>
           </w:hyperlink>
-          <w:r>
-            <w:rPr>
-              <w:rFonts w:asciiTheme="minorHAnsi" w:hAnsiTheme="minorHAnsi" w:eastAsiaTheme="minorEastAsia" w:cstheme="minorBidi"/>
-              <w:sz w:val="21"/>
-              <w:szCs w:val="21"/>
-              <w:lang w:eastAsia="ja-JP"/>
-              <w14:ligatures w14:val="standardContextual"/>
-            </w:rPr>
-          </w:r>
           <w:r>
             <w:rPr>
               <w:rFonts w:asciiTheme="minorHAnsi" w:hAnsiTheme="minorHAnsi" w:eastAsiaTheme="minorEastAsia" w:cstheme="minorBidi"/>
@@ -2730,35 +1978,14 @@
           <w:hyperlink w:tooltip="#_Toc0030" w:anchor="_Toc0030" w:history="1">
             <w:r>
               <w:t xml:space="preserve">8.1. Caja blanca (cobertura de caminos)</w:t>
-            </w:r>
-            <w:r>
               <w:tab/>
-            </w:r>
-            <w:r>
               <w:fldChar w:fldCharType="begin"/>
-            </w:r>
-            <w:r>
               <w:instrText xml:space="preserve"> PAGEREF _Toc0030 \h </w:instrText>
-            </w:r>
-            <w:r>
               <w:fldChar w:fldCharType="separate"/>
-            </w:r>
-            <w:r>
               <w:t xml:space="preserve">37</w:t>
-            </w:r>
-            <w:r>
               <w:fldChar w:fldCharType="end"/>
             </w:r>
           </w:hyperlink>
-          <w:r>
-            <w:rPr>
-              <w:rFonts w:asciiTheme="minorHAnsi" w:hAnsiTheme="minorHAnsi" w:eastAsiaTheme="minorEastAsia" w:cstheme="minorBidi"/>
-              <w:sz w:val="21"/>
-              <w:szCs w:val="21"/>
-              <w:lang w:eastAsia="ja-JP"/>
-              <w14:ligatures w14:val="standardContextual"/>
-            </w:rPr>
-          </w:r>
           <w:r>
             <w:rPr>
               <w:rFonts w:asciiTheme="minorHAnsi" w:hAnsiTheme="minorHAnsi" w:eastAsiaTheme="minorEastAsia" w:cstheme="minorBidi"/>
@@ -2789,35 +2016,14 @@
           <w:hyperlink w:tooltip="#_Toc0031" w:anchor="_Toc0031" w:history="1">
             <w:r>
               <w:t xml:space="preserve">8.2. Caja negra</w:t>
-            </w:r>
-            <w:r>
               <w:tab/>
-            </w:r>
-            <w:r>
               <w:fldChar w:fldCharType="begin"/>
-            </w:r>
-            <w:r>
               <w:instrText xml:space="preserve"> PAGEREF _Toc0031 \h </w:instrText>
-            </w:r>
-            <w:r>
               <w:fldChar w:fldCharType="separate"/>
-            </w:r>
-            <w:r>
               <w:t xml:space="preserve">37</w:t>
-            </w:r>
-            <w:r>
               <w:fldChar w:fldCharType="end"/>
             </w:r>
           </w:hyperlink>
-          <w:r>
-            <w:rPr>
-              <w:rFonts w:asciiTheme="minorHAnsi" w:hAnsiTheme="minorHAnsi" w:eastAsiaTheme="minorEastAsia" w:cstheme="minorBidi"/>
-              <w:sz w:val="21"/>
-              <w:szCs w:val="21"/>
-              <w:lang w:eastAsia="ja-JP"/>
-              <w14:ligatures w14:val="standardContextual"/>
-            </w:rPr>
-          </w:r>
           <w:r>
             <w:rPr>
               <w:rFonts w:asciiTheme="minorHAnsi" w:hAnsiTheme="minorHAnsi" w:eastAsiaTheme="minorEastAsia" w:cstheme="minorBidi"/>
@@ -2854,32 +2060,13 @@
             </w:r>
             <w:r>
               <w:tab/>
-            </w:r>
-            <w:r>
               <w:fldChar w:fldCharType="begin"/>
-            </w:r>
-            <w:r>
               <w:instrText xml:space="preserve"> PAGEREF _Toc0032 \h </w:instrText>
-            </w:r>
-            <w:r>
               <w:fldChar w:fldCharType="separate"/>
-            </w:r>
-            <w:r>
               <w:t xml:space="preserve">38</w:t>
-            </w:r>
-            <w:r>
               <w:fldChar w:fldCharType="end"/>
             </w:r>
           </w:hyperlink>
-          <w:r>
-            <w:rPr>
-              <w:rFonts w:asciiTheme="minorHAnsi" w:hAnsiTheme="minorHAnsi" w:eastAsiaTheme="minorEastAsia" w:cstheme="minorBidi"/>
-              <w:sz w:val="21"/>
-              <w:szCs w:val="21"/>
-              <w:lang w:eastAsia="ja-JP"/>
-              <w14:ligatures w14:val="standardContextual"/>
-            </w:rPr>
-          </w:r>
           <w:r>
             <w:rPr>
               <w:rFonts w:asciiTheme="minorHAnsi" w:hAnsiTheme="minorHAnsi" w:eastAsiaTheme="minorEastAsia" w:cstheme="minorBidi"/>
@@ -2910,35 +2097,14 @@
           <w:hyperlink w:tooltip="#_Toc0033" w:anchor="_Toc0033" w:history="1">
             <w:r>
               <w:t xml:space="preserve">9.1. Conclusiones</w:t>
-            </w:r>
-            <w:r>
               <w:tab/>
-            </w:r>
-            <w:r>
               <w:fldChar w:fldCharType="begin"/>
-            </w:r>
-            <w:r>
               <w:instrText xml:space="preserve"> PAGEREF _Toc0033 \h </w:instrText>
-            </w:r>
-            <w:r>
               <w:fldChar w:fldCharType="separate"/>
-            </w:r>
-            <w:r>
               <w:t xml:space="preserve">38</w:t>
-            </w:r>
-            <w:r>
               <w:fldChar w:fldCharType="end"/>
             </w:r>
           </w:hyperlink>
-          <w:r>
-            <w:rPr>
-              <w:rFonts w:asciiTheme="minorHAnsi" w:hAnsiTheme="minorHAnsi" w:eastAsiaTheme="minorEastAsia" w:cstheme="minorBidi"/>
-              <w:sz w:val="21"/>
-              <w:szCs w:val="21"/>
-              <w:lang w:eastAsia="ja-JP"/>
-              <w14:ligatures w14:val="standardContextual"/>
-            </w:rPr>
-          </w:r>
           <w:r>
             <w:rPr>
               <w:rFonts w:asciiTheme="minorHAnsi" w:hAnsiTheme="minorHAnsi" w:eastAsiaTheme="minorEastAsia" w:cstheme="minorBidi"/>
@@ -2969,37 +2135,16 @@
           <w:hyperlink w:tooltip="#_Toc0034" w:anchor="_Toc0034" w:history="1">
             <w:r>
               <w:t xml:space="preserve">9.2. Trabajo futuro</w:t>
-            </w:r>
-            <w:r>
               <w:tab/>
-            </w:r>
-            <w:r>
               <w:fldChar w:fldCharType="begin"/>
-            </w:r>
-            <w:r>
               <w:instrText xml:space="preserve"> PAGEREF _Toc0034 \h </w:instrText>
-            </w:r>
-            <w:r>
               <w:fldChar w:fldCharType="separate"/>
-            </w:r>
-            <w:r>
               <w:t xml:space="preserve">38</w:t>
-            </w:r>
-            <w:r>
               <w:fldChar w:fldCharType="end"/>
             </w:r>
           </w:hyperlink>
           <w:r>
             <w:fldChar w:fldCharType="end"/>
-          </w:r>
-          <w:r>
-            <w:rPr>
-              <w:rFonts w:asciiTheme="minorHAnsi" w:hAnsiTheme="minorHAnsi" w:eastAsiaTheme="minorEastAsia" w:cstheme="minorBidi"/>
-              <w:sz w:val="21"/>
-              <w:szCs w:val="21"/>
-              <w:lang w:eastAsia="ja-JP"/>
-              <w14:ligatures w14:val="standardContextual"/>
-            </w:rPr>
           </w:r>
           <w:r>
             <w:rPr>
@@ -3036,7 +2181,6 @@
       </w:r>
       <w:bookmarkEnd w:id="0"/>
       <w:r/>
-      <w:r/>
     </w:p>
     <w:p>
       <w:pPr>
@@ -3052,7 +2196,6 @@
       </w:r>
       <w:bookmarkEnd w:id="1"/>
       <w:r/>
-      <w:r/>
     </w:p>
     <w:p>
       <w:pPr>
@@ -3062,10 +2205,7 @@
         <w:rPr/>
       </w:pPr>
       <w:r>
-        <w:t xml:space="preserve">Quien apuesta en fútbol desde el Perú (bet365, Betano) decide normalmente por intuición. La información que necesitaría está dispersa en varios sitios: resultados, estadísticas de cad</w:t>
-      </w:r>
-      <w:r>
-        <w:t xml:space="preserve">a equipo (tiros, córners, tarjetas), el árbitro designado y las cuotas de cada casa. Nadie la junta en un solo lugar ni la convierte en probabilidades. Por eso es difícil saber si una cuota paga más de lo que corresponde al riesgo real, es decir, si tiene </w:t>
+        <w:t xml:space="preserve">Quien apuesta en fútbol desde el Perú (bet365, Betano) decide normalmente por intuición. La información que necesitaría está dispersa en varios sitios: resultados, estadísticas de cada equipo (tiros, córners, tarjetas), el árbitro designado y las cuotas de cada casa. Nadie la junta en un solo lugar ni la convierte en probabilidades. Por eso es difícil saber si una cuota paga más de lo que corresponde al riesgo real, es decir, si tiene </w:t>
       </w:r>
       <w:r>
         <w:rPr>
@@ -3076,7 +2216,6 @@
       <w:r>
         <w:t xml:space="preserve">.</w:t>
       </w:r>
-      <w:r/>
     </w:p>
     <w:p>
       <w:pPr>
@@ -3091,7 +2230,6 @@
         <w:t xml:space="preserve">1.2. Propósito y justificación</w:t>
       </w:r>
       <w:bookmarkEnd w:id="2"/>
-      <w:r/>
       <w:r/>
     </w:p>
     <w:p>
@@ -3122,7 +2260,6 @@
       <w:r>
         <w:t xml:space="preserve">: servicios pequeños e independientes, con su propia base de datos, que se registran en un servidor de descubrimiento y se exponen por un único API Gateway.</w:t>
       </w:r>
-      <w:r/>
     </w:p>
     <w:p>
       <w:pPr>
@@ -3137,7 +2274,6 @@
         <w:t xml:space="preserve">1.3. Objetivos</w:t>
       </w:r>
       <w:bookmarkEnd w:id="3"/>
-      <w:r/>
       <w:r/>
     </w:p>
     <w:p>
@@ -3156,7 +2292,6 @@
       <w:r>
         <w:t xml:space="preserve"> desarrollar una plataforma web basada en microservicios que integre resultados, estadísticas y cuotas de fútbol, calcule probabilidades por mercado y recomiende apuestas con valor esperado positivo.</w:t>
       </w:r>
-      <w:r/>
     </w:p>
     <w:p>
       <w:pPr>
@@ -3188,7 +2323,6 @@
       <w:r>
         <w:t xml:space="preserve">Integrar de forma automática y periódica los datos públicos de football-data.co.uk (resultados, estadísticas, árbitro y cuotas).</w:t>
       </w:r>
-      <w:r/>
     </w:p>
     <w:p>
       <w:pPr>
@@ -3205,7 +2339,6 @@
       <w:r>
         <w:t xml:space="preserve">Calcular, para cada partido, la probabilidad de los mercados 1X2, goles, ambos marcan, tarjetas y córners.</w:t>
       </w:r>
-      <w:r/>
     </w:p>
     <w:p>
       <w:pPr>
@@ -3222,7 +2355,6 @@
       <w:r>
         <w:t xml:space="preserve">Comparar esas probabilidades con las cuotas de las casas y proponer una apuesta del día.</w:t>
       </w:r>
-      <w:r/>
     </w:p>
     <w:p>
       <w:pPr>
@@ -3239,7 +2371,6 @@
       <w:r>
         <w:t xml:space="preserve">Permitir que cada usuario registre sus apuestas y vea su rendimiento (ROI).</w:t>
       </w:r>
-      <w:r/>
     </w:p>
     <w:p>
       <w:pPr>
@@ -3256,7 +2387,6 @@
       <w:r>
         <w:t xml:space="preserve">Desplegar los 9 microservicios con Docker Compose usando un solo comando.</w:t>
       </w:r>
-      <w:r/>
     </w:p>
     <w:p>
       <w:pPr>
@@ -3271,7 +2401,6 @@
         <w:t xml:space="preserve">1.4. Alcance</w:t>
       </w:r>
       <w:bookmarkEnd w:id="4"/>
-      <w:r/>
       <w:r/>
     </w:p>
     <w:p>
@@ -3304,7 +2433,6 @@
       <w:r>
         <w:t xml:space="preserve">Ligas: Premier League (E0), LaLiga (SP1) y Bundesliga (D1).</w:t>
       </w:r>
-      <w:r/>
     </w:p>
     <w:p>
       <w:pPr>
@@ -3328,11 +2456,8 @@
       <w:commentRangeEnd w:id="0"/>
       <w:r>
         <w:commentReference w:id="0"/>
-      </w:r>
-      <w:r>
         <w:t xml:space="preserve">.</w:t>
       </w:r>
-      <w:r/>
     </w:p>
     <w:p>
       <w:pPr>
@@ -3349,7 +2474,6 @@
       <w:r>
         <w:t xml:space="preserve">Apuestas: solo antes del partido.</w:t>
       </w:r>
-      <w:r/>
     </w:p>
     <w:p>
       <w:pPr>
@@ -3366,7 +2490,6 @@
       <w:r>
         <w:t xml:space="preserve">Mercados: 1X2, más/menos goles, ambos marcan, más/menos tarjetas (con factor árbitro) y más/menos córners.</w:t>
       </w:r>
-      <w:r/>
     </w:p>
     <w:p>
       <w:pPr>
@@ -3381,9 +2504,8 @@
         <w:rPr/>
       </w:pPr>
       <w:r>
-        <w:t xml:space="preserve">Cuotas: bet365 y Pinnacle tomadas de football-data; las de Betano las ingresa el usuario a mano.</w:t>
+        <w:t xml:space="preserve">Cuotas: bet365 tomadas de football-data, y Pinnacle solo hasta enero de 2026, cuando football-data dejó de publicarlas; las de Betano las ingresa el usuario a mano.</w:t>
       </w:r>
-      <w:r/>
     </w:p>
     <w:p>
       <w:pPr>
@@ -3413,7 +2535,6 @@
       <w:r>
         <w:t xml:space="preserve"> o como trabajo futuro):</w:t>
       </w:r>
-      <w:r/>
     </w:p>
     <w:p>
       <w:pPr>
@@ -3435,16 +2556,6 @@
         </w:rPr>
         <w:t xml:space="preserve">Champions League (football-data no la publica).</w:t>
       </w:r>
-      <w:r>
-        <w:rPr>
-          <w:lang w:val="en-US"/>
-        </w:rPr>
-      </w:r>
-      <w:r>
-        <w:rPr>
-          <w:lang w:val="en-US"/>
-        </w:rPr>
-      </w:r>
     </w:p>
     <w:p>
       <w:pPr>
@@ -3461,7 +2572,6 @@
       <w:r>
         <w:t xml:space="preserve">Estadísticas de jugadores, alineaciones y lesiones.</w:t>
       </w:r>
-      <w:r/>
     </w:p>
     <w:p>
       <w:pPr>
@@ -3478,7 +2588,6 @@
       <w:r>
         <w:t xml:space="preserve">Hándicap asiático y apuestas en vivo.</w:t>
       </w:r>
-      <w:r/>
     </w:p>
     <w:p>
       <w:pPr>
@@ -3502,11 +2611,8 @@
       <w:commentRangeEnd w:id="1"/>
       <w:r>
         <w:commentReference w:id="1"/>
-      </w:r>
-      <w:r>
         <w:t xml:space="preserve">.</w:t>
       </w:r>
-      <w:r/>
     </w:p>
     <w:p>
       <w:pPr>
@@ -3521,7 +2627,6 @@
         <w:t xml:space="preserve">1.5. Supuestos y restricciones</w:t>
       </w:r>
       <w:bookmarkEnd w:id="7"/>
-      <w:r/>
       <w:r/>
     </w:p>
     <w:p>
@@ -3554,7 +2659,6 @@
       <w:r>
         <w:t xml:space="preserve">football-data.co.uk sigue publicando sus CSV gratuitos, que se actualizan un par de veces por semana.</w:t>
       </w:r>
-      <w:r/>
     </w:p>
     <w:p>
       <w:pPr>
@@ -3571,7 +2675,6 @@
       <w:r>
         <w:t xml:space="preserve">Los integrantes tienen Java 21, Docker y Git.</w:t>
       </w:r>
-      <w:r/>
     </w:p>
     <w:p>
       <w:pPr>
@@ -3613,7 +2716,6 @@
       <w:r>
         <w:t xml:space="preserve">, con 3 integrantes.</w:t>
       </w:r>
-      <w:r/>
     </w:p>
     <w:p>
       <w:pPr>
@@ -3630,7 +2732,6 @@
       <w:r>
         <w:t xml:space="preserve">Presupuesto cero: solo fuentes de datos gratuitas.</w:t>
       </w:r>
-      <w:r/>
     </w:p>
     <w:p>
       <w:pPr>
@@ -3647,7 +2748,6 @@
       <w:r>
         <w:t xml:space="preserve">El dato de árbitro solo existe para la Premier League. En LaLiga y Bundesliga el factor árbitro no se aplica.</w:t>
       </w:r>
-      <w:r/>
     </w:p>
     <w:p>
       <w:pPr>
@@ -3674,7 +2774,6 @@
       <w:r>
         <w:t xml:space="preserve"> de forma sostenida, y así debe presentarse.</w:t>
       </w:r>
-      <w:r/>
     </w:p>
     <w:p>
       <w:pPr>
@@ -3689,7 +2788,6 @@
         <w:t xml:space="preserve">1.6. Modelo de negocio</w:t>
       </w:r>
       <w:bookmarkEnd w:id="101"/>
-      <w:r/>
       <w:r/>
     </w:p>
     <w:p>
@@ -3712,7 +2810,6 @@
       <w:r>
         <w:t xml:space="preserve">) de Osterwalder y Pigneur, que resume en nueve bloques a quién se le ofrece valor, cómo se le llega y de dónde salen los ingresos y los costos. Los precios y los planes son supuestos por validar, no resultados.</w:t>
       </w:r>
-      <w:r/>
     </w:p>
     <w:tbl>
       <w:tblPr>
@@ -4321,7 +3418,6 @@
               <w:rPr/>
             </w:pPr>
             <w:r/>
-            <w:r/>
           </w:p>
         </w:tc>
         <w:tc>
@@ -4451,7 +3547,6 @@
               <w:rPr/>
             </w:pPr>
             <w:r/>
-            <w:r/>
           </w:p>
         </w:tc>
         <w:tc>
@@ -4557,7 +3652,6 @@
               <w:rPr/>
             </w:pPr>
             <w:r/>
-            <w:r/>
           </w:p>
         </w:tc>
       </w:tr>
@@ -4811,7 +3905,6 @@
         <w:jc w:val="both"/>
         <w:rPr/>
       </w:pPr>
-      <w:r/>
       <w:r/>
     </w:p>
     <w:p>
@@ -4849,12 +3942,8 @@
         <w:t xml:space="preserve">Sin comisiones de afiliados.</w:t>
       </w:r>
       <w:r>
-        <w:t xml:space="preserve"> Los programas de afilia</w:t>
+        <w:t xml:space="preserve"> Los programas de afiliados de las casas de apuestas suelen pagar una parte de lo que pierden los usuarios referidos, o un monto por cada nuevo depositante. Cobrar así crearía un conflicto de interés, porque la plataforma ganaría más cuando el usuario pierde. Por eso se descarta.</w:t>
       </w:r>
-      <w:r>
-        <w:t xml:space="preserve">dos de las casas de apuestas suelen pagar una parte de lo que pierden los usuarios referidos, o un monto por cada nuevo depositante. Cobrar así crearía un conflicto de interés, porque la plataforma ganaría más cuando el usuario pierde. Por eso se descarta.</w:t>
-      </w:r>
-      <w:r/>
     </w:p>
     <w:p>
       <w:pPr>
@@ -4878,7 +3967,6 @@
       <w:r>
         <w:t xml:space="preserve"> El modelo de Poisson no le gana a las casas de forma sostenida (sección 1.5). El plan Premium no puede anunciarse como una forma de ganar dinero: ofrece ahorro de tiempo, comprensión de las cuotas y control de la banca.</w:t>
       </w:r>
-      <w:r/>
     </w:p>
     <w:p>
       <w:pPr>
@@ -4900,12 +3988,8 @@
         <w:t xml:space="preserve">Marco legal y juego responsable.</w:t>
       </w:r>
       <w:r>
-        <w:t xml:space="preserve"> En el Perú, las apuestas deportivas a distancia están reguladas por la Ley N.° 31557, modificada por la Ley N.° 31806, y por su reglamento (D.S. N.° 005-2023-MINC</w:t>
+        <w:t xml:space="preserve"> En el Perú, las apuestas deportivas a distancia están reguladas por la Ley N.° 31557, modificada por la Ley N.° 31806, y por su reglamento (D.S. N.° 005-2023-MINCETUR), vigente desde febrero de 2024. La plataforma no recibe apuestas, solo las analiza. Aun así, debe dirigirse solo a mayores de edad, mostrar mensajes de juego responsable y comprobar que las casas que menciona tengan autorización vigente del MINCETUR.</w:t>
       </w:r>
-      <w:r>
-        <w:t xml:space="preserve">ETUR), vigente desde febrero de 2024. La plataforma no recibe apuestas, solo las analiza. Aun así, debe dirigirse solo a mayores de edad, mostrar mensajes de juego responsable y comprobar que las casas que menciona tengan autorización vigente del MINCETUR.</w:t>
-      </w:r>
-      <w:r/>
     </w:p>
     <w:p>
       <w:pPr>
@@ -4929,7 +4013,6 @@
       <w:r>
         <w:t xml:space="preserve"> Un piloto gratuito durante una temporada mediría cuántos usuarios vuelven cada semana y cuántos pagarían por el plan Premium. Si no se alcanza un mínimo, el proyecto se queda como herramienta educativa.</w:t>
       </w:r>
-      <w:r/>
     </w:p>
     <w:p>
       <w:pPr>
@@ -4952,7 +4035,6 @@
         <w:t xml:space="preserve">Metodología</w:t>
       </w:r>
       <w:bookmarkEnd w:id="8"/>
-      <w:r/>
       <w:r/>
     </w:p>
     <w:p>
@@ -4983,7 +4065,6 @@
       <w:r>
         <w:t xml:space="preserve"> de 15 minutos cada noche. En él se revisa qué se terminó, qué se hará al día siguiente y qué bloquea.</w:t>
       </w:r>
-      <w:r/>
     </w:p>
     <w:p>
       <w:pPr>
@@ -5007,7 +4088,6 @@
       <w:r>
         <w:t xml:space="preserve"> (martes 20, mañana): leer este documento, acordar los contratos de API (sección 5.4) y repartir las historias.</w:t>
       </w:r>
-      <w:r/>
     </w:p>
     <w:p>
       <w:pPr>
@@ -5041,7 +4121,6 @@
       <w:r>
         <w:t xml:space="preserve"> desde el primer día, respetando el contrato, y luego los reemplaza por la lógica real. </w:t>
       </w:r>
-      <w:r/>
     </w:p>
     <w:p>
       <w:pPr>
@@ -5077,7 +4156,6 @@
       <w:r>
         <w:t xml:space="preserve">.</w:t>
       </w:r>
-      <w:r/>
     </w:p>
     <w:p>
       <w:pPr>
@@ -5099,12 +4177,8 @@
         <w:t xml:space="preserve">Retrospectiva</w:t>
       </w:r>
       <w:r>
-        <w:t xml:space="preserve"> (lunes 26): qué funcionó y qué mejorar</w:t>
+        <w:t xml:space="preserve"> (lunes 26): qué funcionó y qué mejorar.</w:t>
       </w:r>
-      <w:r>
-        <w:t xml:space="preserve">.</w:t>
-      </w:r>
-      <w:r/>
     </w:p>
     <w:p>
       <w:pPr>
@@ -5116,7 +4190,6 @@
       <w:r>
         <w:t xml:space="preserve">Valores de trabajo: autonomía, respeto, responsabilidad, foco y transparencia (avance visible en el tablero y en los commits).</w:t>
       </w:r>
-      <w:r/>
     </w:p>
     <w:p>
       <w:pPr>
@@ -5140,7 +4213,6 @@
       </w:r>
       <w:bookmarkEnd w:id="9"/>
       <w:r/>
-      <w:r/>
     </w:p>
     <w:p>
       <w:pPr>
@@ -5161,7 +4233,6 @@
       <w:r>
         <w:t xml:space="preserve"> (1 de infraestructura o seguridad y 2 de negocio) y responde por su código, sus pruebas y su Dockerfile.</w:t>
       </w:r>
-      <w:r/>
     </w:p>
     <w:tbl>
       <w:tblPr>
@@ -5314,32 +4385,13 @@
               </w:rPr>
               <w:t xml:space="preserve">MARQUINA DIAZ, JOSEPH JONNIER</w:t>
             </w:r>
-            <w:r>
-              <w:rPr>
-                <w:b/>
-                <w:bCs/>
-                <w:iCs/>
-                <w:sz w:val="18"/>
-                <w:szCs w:val="18"/>
-              </w:rPr>
-            </w:r>
-            <w:r>
-              <w:rPr>
-                <w:b/>
-                <w:bCs/>
-                <w:iCs/>
-                <w:sz w:val="18"/>
-                <w:szCs w:val="18"/>
-              </w:rPr>
-            </w:r>
-          </w:p>
-          <w:p>
-            <w:pPr>
-              <w:spacing/>
-              <w:ind/>
-              <w:rPr/>
-            </w:pPr>
-            <w:r/>
+          </w:p>
+          <w:p>
+            <w:pPr>
+              <w:spacing/>
+              <w:ind/>
+              <w:rPr/>
+            </w:pPr>
             <w:r/>
           </w:p>
         </w:tc>
@@ -5470,22 +4522,6 @@
               </w:rPr>
               <w:t xml:space="preserve">LIMA CORA, GUILLERMO</w:t>
             </w:r>
-            <w:r>
-              <w:rPr>
-                <w:b/>
-                <w:bCs/>
-                <w:sz w:val="18"/>
-                <w:szCs w:val="18"/>
-              </w:rPr>
-            </w:r>
-            <w:r>
-              <w:rPr>
-                <w:b/>
-                <w:bCs/>
-                <w:sz w:val="18"/>
-                <w:szCs w:val="18"/>
-              </w:rPr>
-            </w:r>
           </w:p>
           <w:p>
             <w:pPr>
@@ -5508,32 +4544,13 @@
                 <w:szCs w:val="18"/>
               </w:rPr>
             </w:r>
-            <w:r>
-              <w:rPr>
-                <w:b/>
-                <w:bCs/>
-                <w:iCs/>
-                <w:sz w:val="18"/>
-                <w:szCs w:val="18"/>
-              </w:rPr>
-            </w:r>
-            <w:r>
-              <w:rPr>
-                <w:b/>
-                <w:bCs/>
-                <w:iCs/>
-                <w:sz w:val="18"/>
-                <w:szCs w:val="18"/>
-              </w:rPr>
-            </w:r>
-          </w:p>
-          <w:p>
-            <w:pPr>
-              <w:spacing/>
-              <w:ind/>
-              <w:rPr/>
-            </w:pPr>
-            <w:r/>
+          </w:p>
+          <w:p>
+            <w:pPr>
+              <w:spacing/>
+              <w:ind/>
+              <w:rPr/>
+            </w:pPr>
             <w:r/>
           </w:p>
         </w:tc>
@@ -5766,11 +4783,6 @@
                 <w:lang w:val="en-US"/>
               </w:rPr>
             </w:r>
-            <w:r>
-              <w:rPr>
-                <w:lang w:val="en-US"/>
-              </w:rPr>
-            </w:r>
           </w:p>
         </w:tc>
         <w:tc>
@@ -5819,7 +4831,6 @@
         <w:rPr/>
       </w:pPr>
       <w:r/>
-      <w:r/>
     </w:p>
     <w:p>
       <w:pPr>
@@ -5831,7 +4842,6 @@
       <w:r>
         <w:t xml:space="preserve">Los roles de Product Owner (prioriza el backlog) y QA (revisa las pruebas de los demás) se rotan entre los tres. Cada uno prueba los servicios de otro compañero.</w:t>
       </w:r>
-      <w:r/>
     </w:p>
     <w:p>
       <w:pPr>
@@ -5855,7 +4865,6 @@
       </w:r>
       <w:bookmarkEnd w:id="10"/>
       <w:r/>
-      <w:r/>
     </w:p>
     <w:p>
       <w:pPr>
@@ -5870,7 +4879,6 @@
         <w:t xml:space="preserve">4.1. Historia de usuario central</w:t>
       </w:r>
       <w:bookmarkEnd w:id="11"/>
-      <w:r/>
       <w:r/>
     </w:p>
     <w:p>
@@ -5918,7 +4926,6 @@
       <w:r>
         <w:t xml:space="preserve">El sistema muestra los partidos programados de las 3 ligas, filtrables por fecha y liga.</w:t>
       </w:r>
-      <w:r/>
     </w:p>
     <w:p>
       <w:pPr>
@@ -5935,7 +4942,6 @@
       <w:r>
         <w:t xml:space="preserve">Para cada partido muestra la probabilidad y la cuota justa de cada mercado, y explica de dónde salen (promedios de cada equipo y del árbitro).</w:t>
       </w:r>
-      <w:r/>
     </w:p>
     <w:p>
       <w:pPr>
@@ -5952,7 +4958,6 @@
       <w:r>
         <w:t xml:space="preserve">Al ingresar una cuota, el sistema calcula el valor esperado y el stake sugerido.</w:t>
       </w:r>
-      <w:r/>
     </w:p>
     <w:p>
       <w:pPr>
@@ -5969,7 +4974,6 @@
       <w:r>
         <w:t xml:space="preserve">La apuesta del día cumple los umbrales de la sección 4.3 (RF-12). Si ninguna los cumple, el sistema dice "Hoy no hay apuesta del día".</w:t>
       </w:r>
-      <w:r/>
     </w:p>
     <w:p>
       <w:pPr>
@@ -5984,7 +4988,6 @@
         <w:t xml:space="preserve">4.2. Actores y casos de uso</w:t>
       </w:r>
       <w:bookmarkEnd w:id="12"/>
-      <w:r/>
       <w:r/>
     </w:p>
     <w:tbl>
@@ -6533,7 +5536,6 @@
         <w:rPr/>
       </w:pPr>
       <w:r/>
-      <w:r/>
     </w:p>
     <w:p>
       <w:pPr>
@@ -7043,7 +6045,6 @@
         <w:rPr/>
       </w:pPr>
       <w:r/>
-      <w:r/>
     </w:p>
     <w:tbl>
       <w:tblPr>
@@ -7411,14 +6412,7 @@
                 <w:sz w:val="18"/>
                 <w:szCs w:val="18"/>
               </w:rPr>
-              <w:t xml:space="preserve">. 3) Calcula el valor </w:t>
-            </w:r>
-            <w:r>
-              <w:rPr>
-                <w:sz w:val="18"/>
-                <w:szCs w:val="18"/>
-              </w:rPr>
-              <w:t xml:space="preserve">esperado de cada selección. 4) Filtra por los umbrales y elige la mejor. 5) La guarda como </w:t>
+              <w:t xml:space="preserve">. 3) Calcula el valor esperado de cada selección. 4) Filtra por los umbrales y elige la mejor. 5) La guarda como </w:t>
             </w:r>
             <w:r>
               <w:rPr>
@@ -7495,7 +6489,6 @@
         <w:ind/>
         <w:rPr/>
       </w:pPr>
-      <w:r/>
       <w:r/>
     </w:p>
     <w:tbl>
@@ -7975,7 +6968,6 @@
         <w:rPr/>
       </w:pPr>
       <w:r/>
-      <w:r/>
     </w:p>
     <w:p>
       <w:pPr>
@@ -7990,7 +6982,6 @@
         <w:t xml:space="preserve">4.3. Requerimientos</w:t>
       </w:r>
       <w:bookmarkEnd w:id="13"/>
-      <w:r/>
       <w:r/>
     </w:p>
     <w:p>
@@ -9576,7 +8567,6 @@
         <w:rPr/>
       </w:pPr>
       <w:r/>
-      <w:r/>
     </w:p>
     <w:p>
       <w:pPr>
@@ -10077,7 +9067,6 @@
         <w:rPr/>
       </w:pPr>
       <w:r/>
-      <w:r/>
     </w:p>
     <w:p>
       <w:pPr>
@@ -10093,7 +9082,6 @@
       </w:r>
       <w:bookmarkEnd w:id="14"/>
       <w:r/>
-      <w:r/>
     </w:p>
     <w:p>
       <w:pPr>
@@ -10105,7 +9093,6 @@
       <w:r>
         <w:t xml:space="preserve">Son 9 historias, 3 por integrante:</w:t>
       </w:r>
-      <w:r/>
     </w:p>
     <w:tbl>
       <w:tblPr>
@@ -11251,7 +10238,6 @@
         <w:rPr/>
       </w:pPr>
       <w:r/>
-      <w:r/>
     </w:p>
     <w:p>
       <w:pPr>
@@ -11266,7 +10252,6 @@
         <w:t xml:space="preserve">4.5. Reglas de negocio</w:t>
       </w:r>
       <w:bookmarkEnd w:id="105"/>
-      <w:r/>
       <w:r/>
     </w:p>
     <w:p>
@@ -11306,7 +10291,6 @@
       <w:r>
         <w:t xml:space="preserve"> indica el requerimiento, el caso de uso, la prueba o el servicio con que se conecta cada regla. RN-01 a RN-08 son las mismas que muestra la presentación.</w:t>
       </w:r>
-      <w:r/>
     </w:p>
     <w:p>
       <w:pPr>
@@ -11330,7 +10314,6 @@
       <w:r>
         <w:t xml:space="preserve"> repite sus reglas específicas con el mismo código. Si una regla cambia, se actualizan los dos documentos y se avisa en el daily, igual que con los contratos.</w:t>
       </w:r>
-      <w:r/>
     </w:p>
     <w:p>
       <w:pPr>
@@ -11354,7 +10337,6 @@
       </w:r>
       <w:bookmarkEnd w:id="106"/>
       <w:r/>
-      <w:r/>
     </w:p>
     <w:tbl>
       <w:tblPr>
@@ -11936,7 +10918,7 @@
                 <w:sz w:val="18"/>
                 <w:szCs w:val="18"/>
               </w:rPr>
-              <w:t xml:space="preserve">Son candidatas las cuotas de bet365 o Betano entre 1.50 y 2.60, con probabilidad de 42 % o más, EV de 3 % o más y al menos 5 partidos de muestra por equipo. Gana la de mayor EV, y hay como mucho una por día. Si ninguna cumple, el sistema dice «Hoy no hay apuesta del día».</w:t>
+              <w:t xml:space="preserve">Son candidatas las cuotas de bet365 o Betano entre 1.50 y 2.60, con probabilidad de 42 % o más, EV de 3 % o más y al menos 5 partidos de muestra por equipo. La probabilidad mezcla al 50 % el modelo y el mercado sin margen de la misma casa (RN-02), para que una racha corta no infle el valor. Gana la de mayor EV, y hay como mucho una por día. Si ninguna cumple, el sistema dice «Hoy no hay apuesta del día».</w:t>
             </w:r>
             <w:r/>
           </w:p>
@@ -12239,7 +11221,7 @@
                 <w:sz w:val="18"/>
                 <w:szCs w:val="18"/>
               </w:rPr>
-              <w:t xml:space="preserve">Se trabaja con la Premier League (E0), LaLiga (SP1) y la Bundesliga (D1). Se cargan la temporada actual y la anterior. La anterior solo sirve de historia para los promedios, porque al empezar una temporada cada equipo tiene pocos partidos: las recomendaciones siempre son sobre partidos por jugar. Las casas son bet365 y Pinnacle, que vienen de football-data, y Betano, que se ingresa a mano.</w:t>
+              <w:t xml:space="preserve">Se trabaja con la Premier League (E0), LaLiga (SP1) y la Bundesliga (D1). Se cargan la temporada actual y la anterior. La anterior solo sirve de historia para los promedios, porque al empezar una temporada cada equipo tiene pocos partidos: las recomendaciones siempre son sobre partidos por jugar. Las casas son bet365 y Pinnacle, que vienen de football-data, y Betano, que se ingresa a mano. football-data dejó de publicar las cuotas de Pinnacle en enero de 2026: solo las tienen los partidos anteriores, y de la temporada actual solo llegan las de bet365.</w:t>
             </w:r>
             <w:r/>
           </w:p>
@@ -12729,7 +11711,6 @@
         <w:ind/>
         <w:rPr/>
       </w:pPr>
-      <w:r/>
       <w:r/>
     </w:p>
     <w:p>
@@ -12753,7 +11734,6 @@
         <w:t xml:space="preserve">Reglas específicas de cada microservicio</w:t>
       </w:r>
       <w:bookmarkEnd w:id="107"/>
-      <w:r/>
       <w:r/>
     </w:p>
     <w:p>
@@ -12802,7 +11782,6 @@
       <w:r>
         <w:t xml:space="preserve"> no tiene reglas de negocio propias, porque solo registra y localiza servicios.</w:t>
       </w:r>
-      <w:r/>
     </w:p>
     <w:p>
       <w:pPr>
@@ -12821,7 +11800,6 @@
       <w:r>
         <w:t xml:space="preserve"> (Integrante 3)</w:t>
       </w:r>
-      <w:r/>
     </w:p>
     <w:tbl>
       <w:tblPr>
@@ -13402,7 +12380,6 @@
         <w:rPr/>
       </w:pPr>
       <w:r/>
-      <w:r/>
     </w:p>
     <w:p>
       <w:pPr>
@@ -13421,7 +12398,6 @@
       <w:r>
         <w:t xml:space="preserve"> (Integrante 3)</w:t>
       </w:r>
-      <w:r/>
     </w:p>
     <w:tbl>
       <w:tblPr>
@@ -14033,7 +13009,6 @@
         <w:rPr/>
       </w:pPr>
       <w:r/>
-      <w:r/>
     </w:p>
     <w:p>
       <w:pPr>
@@ -14052,7 +13027,6 @@
       <w:r>
         <w:t xml:space="preserve"> (Integrante 1)</w:t>
       </w:r>
-      <w:r/>
     </w:p>
     <w:tbl>
       <w:tblPr>
@@ -14579,7 +13553,6 @@
         <w:rPr/>
       </w:pPr>
       <w:r/>
-      <w:r/>
     </w:p>
     <w:p>
       <w:pPr>
@@ -14598,7 +13571,6 @@
       <w:r>
         <w:t xml:space="preserve"> (Integrante 1)</w:t>
       </w:r>
-      <w:r/>
     </w:p>
     <w:tbl>
       <w:tblPr>
@@ -15110,7 +14082,6 @@
         <w:rPr/>
       </w:pPr>
       <w:r/>
-      <w:r/>
     </w:p>
     <w:p>
       <w:pPr>
@@ -15129,7 +14100,6 @@
       <w:r>
         <w:t xml:space="preserve"> (Integrante 1)</w:t>
       </w:r>
-      <w:r/>
     </w:p>
     <w:tbl>
       <w:tblPr>
@@ -15687,7 +14657,6 @@
         <w:rPr/>
       </w:pPr>
       <w:r/>
-      <w:r/>
     </w:p>
     <w:p>
       <w:pPr>
@@ -15706,7 +14675,6 @@
       <w:r>
         <w:t xml:space="preserve"> (Integrante 2)</w:t>
       </w:r>
-      <w:r/>
     </w:p>
     <w:tbl>
       <w:tblPr>
@@ -16166,7 +15134,6 @@
         <w:rPr/>
       </w:pPr>
       <w:r/>
-      <w:r/>
     </w:p>
     <w:p>
       <w:pPr>
@@ -16185,7 +15152,6 @@
       <w:r>
         <w:t xml:space="preserve"> (Integrante 2)</w:t>
       </w:r>
-      <w:r/>
     </w:p>
     <w:tbl>
       <w:tblPr>
@@ -16829,7 +15795,6 @@
         <w:rPr/>
       </w:pPr>
       <w:r/>
-      <w:r/>
     </w:p>
     <w:p>
       <w:pPr>
@@ -16848,7 +15813,6 @@
       <w:r>
         <w:t xml:space="preserve"> (Integrante 2)</w:t>
       </w:r>
-      <w:r/>
     </w:p>
     <w:tbl>
       <w:tblPr>
@@ -17607,7 +16571,6 @@
         <w:rPr/>
       </w:pPr>
       <w:r/>
-      <w:r/>
     </w:p>
     <w:p>
       <w:pPr>
@@ -17626,7 +16589,6 @@
       <w:r>
         <w:t xml:space="preserve"> (Integrante 3)</w:t>
       </w:r>
-      <w:r/>
     </w:p>
     <w:tbl>
       <w:tblPr>
@@ -18237,7 +17199,6 @@
         <w:ind/>
         <w:rPr/>
       </w:pPr>
-      <w:r/>
       <w:r/>
     </w:p>
     <w:p>
@@ -18262,7 +17223,6 @@
       </w:r>
       <w:bookmarkEnd w:id="15"/>
       <w:r/>
-      <w:r/>
     </w:p>
     <w:p>
       <w:pPr>
@@ -18277,7 +17237,6 @@
         <w:t xml:space="preserve">5.1. Tecnologías</w:t>
       </w:r>
       <w:bookmarkEnd w:id="16"/>
-      <w:r/>
       <w:r/>
     </w:p>
     <w:tbl>
@@ -18493,11 +17452,6 @@
                 <w:lang w:val="en-US"/>
               </w:rPr>
             </w:r>
-            <w:r>
-              <w:rPr>
-                <w:lang w:val="en-US"/>
-              </w:rPr>
-            </w:r>
           </w:p>
         </w:tc>
       </w:tr>
@@ -18963,11 +17917,6 @@
                 <w:lang w:val="en-US"/>
               </w:rPr>
             </w:r>
-            <w:r>
-              <w:rPr>
-                <w:lang w:val="en-US"/>
-              </w:rPr>
-            </w:r>
           </w:p>
         </w:tc>
       </w:tr>
@@ -19128,7 +18077,6 @@
         <w:ind/>
         <w:rPr/>
       </w:pPr>
-      <w:r/>
       <w:r/>
     </w:p>
     <w:p>
@@ -19144,7 +18092,6 @@
         <w:t xml:space="preserve">5.2. Arquitectura lógica</w:t>
       </w:r>
       <w:bookmarkEnd w:id="17"/>
-      <w:r/>
       <w:r/>
     </w:p>
     <w:p>
@@ -19187,7 +18134,6 @@
       <w:r>
         <w:t xml:space="preserve"> es un cliente y no se cuenta entre los microservicios.</w:t>
       </w:r>
-      <w:r/>
     </w:p>
     <w:p>
       <w:pPr>
@@ -19266,7 +18212,6 @@
           </mc:Fallback>
         </mc:AlternateContent>
       </w:r>
-      <w:r/>
     </w:p>
     <w:p>
       <w:pPr>
@@ -19289,95 +18234,16 @@
           <w:szCs w:val="15"/>
         </w:rPr>
         <w:t xml:space="preserve">Figura </w:t>
-      </w:r>
-      <w:r>
-        <w:rPr>
-          <w:b/>
-          <w:bCs/>
-          <w:i w:val="0"/>
-          <w:iCs w:val="0"/>
-          <w:caps/>
-          <w:color w:val="B5782F"/>
-          <w:spacing w:val="40"/>
-          <w:sz w:val="15"/>
-          <w:szCs w:val="15"/>
-        </w:rPr>
         <w:fldChar w:fldCharType="begin"/>
-      </w:r>
-      <w:r>
-        <w:rPr>
-          <w:b/>
-          <w:bCs/>
-          <w:i w:val="0"/>
-          <w:iCs w:val="0"/>
-          <w:caps/>
-          <w:color w:val="B5782F"/>
-          <w:spacing w:val="40"/>
-          <w:sz w:val="15"/>
-          <w:szCs w:val="15"/>
-        </w:rPr>
         <w:instrText xml:space="preserve"> SEQ Figura \* ARABIC </w:instrText>
-      </w:r>
-      <w:r>
-        <w:rPr>
-          <w:b/>
-          <w:bCs/>
-          <w:i w:val="0"/>
-          <w:iCs w:val="0"/>
-          <w:caps/>
-          <w:color w:val="B5782F"/>
-          <w:spacing w:val="40"/>
-          <w:sz w:val="15"/>
-          <w:szCs w:val="15"/>
-        </w:rPr>
         <w:fldChar w:fldCharType="separate"/>
-      </w:r>
-      <w:r>
-        <w:rPr>
-          <w:b/>
-          <w:bCs/>
-          <w:i w:val="0"/>
-          <w:iCs w:val="0"/>
-          <w:caps/>
-          <w:color w:val="B5782F"/>
-          <w:spacing w:val="40"/>
-          <w:sz w:val="15"/>
-          <w:szCs w:val="15"/>
-        </w:rPr>
         <w:t xml:space="preserve">1</w:t>
-      </w:r>
-      <w:r>
-        <w:rPr>
-          <w:b/>
-          <w:bCs/>
-          <w:i w:val="0"/>
-          <w:iCs w:val="0"/>
-          <w:caps/>
-          <w:color w:val="B5782F"/>
-          <w:spacing w:val="40"/>
-          <w:sz w:val="15"/>
-          <w:szCs w:val="15"/>
-        </w:rPr>
         <w:fldChar w:fldCharType="end"/>
-      </w:r>
-      <w:r>
-        <w:rPr>
-          <w:b/>
-          <w:bCs/>
-          <w:i w:val="0"/>
-          <w:iCs w:val="0"/>
-          <w:caps/>
-          <w:color w:val="B5782F"/>
-          <w:spacing w:val="40"/>
-          <w:sz w:val="15"/>
-          <w:szCs w:val="15"/>
-        </w:rPr>
         <w:t xml:space="preserve">   </w:t>
       </w:r>
       <w:r>
         <w:t xml:space="preserve"> Arquitectura lógica: microservicios y comunicación entre ellos</w:t>
       </w:r>
-      <w:r/>
     </w:p>
     <w:tbl>
       <w:tblPr>
@@ -20577,14 +19443,7 @@
                 <w:sz w:val="18"/>
                 <w:szCs w:val="18"/>
               </w:rPr>
-              <w:t xml:space="preserve">Modelo de Poisson: probabilidades por </w:t>
-            </w:r>
-            <w:r>
-              <w:rPr>
-                <w:sz w:val="18"/>
-                <w:szCs w:val="18"/>
-              </w:rPr>
-              <w:t xml:space="preserve">mercado. No guarda estado.</w:t>
+              <w:t xml:space="preserve">Modelo de Poisson: probabilidades por mercado. No guarda estado.</w:t>
             </w:r>
             <w:r/>
           </w:p>
@@ -20774,7 +19633,6 @@
         <w:ind/>
         <w:rPr/>
       </w:pPr>
-      <w:r/>
       <w:r/>
     </w:p>
     <w:p>
@@ -20813,7 +19671,6 @@
       <w:r>
         <w:t xml:space="preserve">.</w:t>
       </w:r>
-      <w:r/>
     </w:p>
     <w:p>
       <w:pPr>
@@ -20836,7 +19693,6 @@
       <w:r>
         <w:t xml:space="preserve">.</w:t>
       </w:r>
-      <w:r/>
     </w:p>
     <w:p>
       <w:pPr>
@@ -20859,7 +19715,6 @@
       <w:r>
         <w:t xml:space="preserve">.</w:t>
       </w:r>
-      <w:r/>
     </w:p>
     <w:p>
       <w:pPr>
@@ -20906,7 +19761,6 @@
       <w:r>
         <w:t xml:space="preserve"> arman su respuesta pidiendo datos a otros servicios.</w:t>
       </w:r>
-      <w:r/>
     </w:p>
     <w:p>
       <w:pPr>
@@ -20941,7 +19795,6 @@
       <w:r>
         <w:t xml:space="preserve"> conoce el formato de football-data; los demás reciben JSON limpio.</w:t>
       </w:r>
-      <w:r/>
     </w:p>
     <w:p>
       <w:pPr>
@@ -20971,7 +19824,6 @@
       <w:r>
         <w:t xml:space="preserve"> es dueño de los IDs de partido, equipo, liga y árbitro. Los demás servicios guardan esos IDs como números sin llave foránea, porque viven en otra base de datos.</w:t>
       </w:r>
-      <w:r/>
     </w:p>
     <w:p>
       <w:pPr>
@@ -20986,7 +19838,6 @@
         <w:t xml:space="preserve">5.3. Flujo de la apuesta del día</w:t>
       </w:r>
       <w:bookmarkEnd w:id="18"/>
-      <w:r/>
       <w:r/>
     </w:p>
     <w:p>
@@ -21066,7 +19917,6 @@
           </mc:Fallback>
         </mc:AlternateContent>
       </w:r>
-      <w:r/>
     </w:p>
     <w:p>
       <w:pPr>
@@ -21089,95 +19939,16 @@
           <w:szCs w:val="15"/>
         </w:rPr>
         <w:t xml:space="preserve">Figura </w:t>
-      </w:r>
-      <w:r>
-        <w:rPr>
-          <w:b/>
-          <w:bCs/>
-          <w:i w:val="0"/>
-          <w:iCs w:val="0"/>
-          <w:caps/>
-          <w:color w:val="B5782F"/>
-          <w:spacing w:val="40"/>
-          <w:sz w:val="15"/>
-          <w:szCs w:val="15"/>
-        </w:rPr>
         <w:fldChar w:fldCharType="begin"/>
-      </w:r>
-      <w:r>
-        <w:rPr>
-          <w:b/>
-          <w:bCs/>
-          <w:i w:val="0"/>
-          <w:iCs w:val="0"/>
-          <w:caps/>
-          <w:color w:val="B5782F"/>
-          <w:spacing w:val="40"/>
-          <w:sz w:val="15"/>
-          <w:szCs w:val="15"/>
-        </w:rPr>
         <w:instrText xml:space="preserve"> SEQ Figura \* ARABIC </w:instrText>
-      </w:r>
-      <w:r>
-        <w:rPr>
-          <w:b/>
-          <w:bCs/>
-          <w:i w:val="0"/>
-          <w:iCs w:val="0"/>
-          <w:caps/>
-          <w:color w:val="B5782F"/>
-          <w:spacing w:val="40"/>
-          <w:sz w:val="15"/>
-          <w:szCs w:val="15"/>
-        </w:rPr>
         <w:fldChar w:fldCharType="separate"/>
-      </w:r>
-      <w:r>
-        <w:rPr>
-          <w:b/>
-          <w:bCs/>
-          <w:i w:val="0"/>
-          <w:iCs w:val="0"/>
-          <w:caps/>
-          <w:color w:val="B5782F"/>
-          <w:spacing w:val="40"/>
-          <w:sz w:val="15"/>
-          <w:szCs w:val="15"/>
-        </w:rPr>
         <w:t xml:space="preserve">2</w:t>
-      </w:r>
-      <w:r>
-        <w:rPr>
-          <w:b/>
-          <w:bCs/>
-          <w:i w:val="0"/>
-          <w:iCs w:val="0"/>
-          <w:caps/>
-          <w:color w:val="B5782F"/>
-          <w:spacing w:val="40"/>
-          <w:sz w:val="15"/>
-          <w:szCs w:val="15"/>
-        </w:rPr>
         <w:fldChar w:fldCharType="end"/>
-      </w:r>
-      <w:r>
-        <w:rPr>
-          <w:b/>
-          <w:bCs/>
-          <w:i w:val="0"/>
-          <w:iCs w:val="0"/>
-          <w:caps/>
-          <w:color w:val="B5782F"/>
-          <w:spacing w:val="40"/>
-          <w:sz w:val="15"/>
-          <w:szCs w:val="15"/>
-        </w:rPr>
         <w:t xml:space="preserve">   </w:t>
       </w:r>
       <w:r>
         <w:t xml:space="preserve"> Diagrama de secuencia de la apuesta del día</w:t>
       </w:r>
-      <w:r/>
     </w:p>
     <w:p>
       <w:pPr>
@@ -21192,7 +19963,6 @@
         <w:t xml:space="preserve">5.4. Contratos de API</w:t>
       </w:r>
       <w:bookmarkEnd w:id="19"/>
-      <w:r/>
       <w:r/>
     </w:p>
     <w:p>
@@ -21238,7 +20008,6 @@
       <w:r>
         <w:t xml:space="preserve"> si alguien lo cambia, avisa al equipo en el daily. Resumen:</w:t>
       </w:r>
-      <w:r/>
     </w:p>
     <w:tbl>
       <w:tblPr>
@@ -21485,11 +20254,6 @@
                 <w:lang w:val="en-US"/>
               </w:rPr>
             </w:r>
-            <w:r>
-              <w:rPr>
-                <w:lang w:val="en-US"/>
-              </w:rPr>
-            </w:r>
           </w:p>
         </w:tc>
         <w:tc>
@@ -21621,11 +20385,6 @@
                 <w:lang w:val="en-US"/>
               </w:rPr>
             </w:r>
-            <w:r>
-              <w:rPr>
-                <w:lang w:val="en-US"/>
-              </w:rPr>
-            </w:r>
           </w:p>
         </w:tc>
         <w:tc>
@@ -22198,7 +20957,6 @@
         <w:ind/>
         <w:rPr/>
       </w:pPr>
-      <w:r/>
       <w:r/>
     </w:p>
     <w:p>
@@ -22214,7 +20972,6 @@
         <w:t xml:space="preserve">5.5. Seguridad</w:t>
       </w:r>
       <w:bookmarkEnd w:id="20"/>
-      <w:r/>
       <w:r/>
     </w:p>
     <w:p>
@@ -22289,7 +21046,6 @@
       <w:r>
         <w:t xml:space="preserve">, y dura 8 horas.</w:t>
       </w:r>
-      <w:r/>
     </w:p>
     <w:p>
       <w:pPr>
@@ -22364,7 +21120,6 @@
       <w:r>
         <w:t xml:space="preserve"> con los datos del token.</w:t>
       </w:r>
-      <w:r/>
     </w:p>
     <w:p>
       <w:pPr>
@@ -22436,7 +21191,6 @@
       <w:r>
         <w:t xml:space="preserve"> exige además el rol ADMIN.</w:t>
       </w:r>
-      <w:r/>
     </w:p>
     <w:p>
       <w:pPr>
@@ -22465,7 +21219,6 @@
       <w:r>
         <w:t xml:space="preserve">, que solo es accesible dentro de la red de Docker.</w:t>
       </w:r>
-      <w:r/>
     </w:p>
     <w:p>
       <w:pPr>
@@ -22494,7 +21247,6 @@
       <w:r>
         <w:t xml:space="preserve"> solo se publican los puertos del gateway (8080) y de la web (8090). Los demás servicios no son accesibles desde fuera.</w:t>
       </w:r>
-      <w:r/>
     </w:p>
     <w:p>
       <w:pPr>
@@ -22509,7 +21261,6 @@
         <w:t xml:space="preserve">5.6. Arquitectura física</w:t>
       </w:r>
       <w:bookmarkEnd w:id="21"/>
-      <w:r/>
       <w:r/>
     </w:p>
     <w:p>
@@ -22589,7 +21340,6 @@
           </mc:Fallback>
         </mc:AlternateContent>
       </w:r>
-      <w:r/>
     </w:p>
     <w:p>
       <w:pPr>
@@ -22612,95 +21362,16 @@
           <w:szCs w:val="15"/>
         </w:rPr>
         <w:t xml:space="preserve">Figura </w:t>
-      </w:r>
-      <w:r>
-        <w:rPr>
-          <w:b/>
-          <w:bCs/>
-          <w:i w:val="0"/>
-          <w:iCs w:val="0"/>
-          <w:caps/>
-          <w:color w:val="B5782F"/>
-          <w:spacing w:val="40"/>
-          <w:sz w:val="15"/>
-          <w:szCs w:val="15"/>
-        </w:rPr>
         <w:fldChar w:fldCharType="begin"/>
-      </w:r>
-      <w:r>
-        <w:rPr>
-          <w:b/>
-          <w:bCs/>
-          <w:i w:val="0"/>
-          <w:iCs w:val="0"/>
-          <w:caps/>
-          <w:color w:val="B5782F"/>
-          <w:spacing w:val="40"/>
-          <w:sz w:val="15"/>
-          <w:szCs w:val="15"/>
-        </w:rPr>
         <w:instrText xml:space="preserve"> SEQ Figura \* ARABIC </w:instrText>
-      </w:r>
-      <w:r>
-        <w:rPr>
-          <w:b/>
-          <w:bCs/>
-          <w:i w:val="0"/>
-          <w:iCs w:val="0"/>
-          <w:caps/>
-          <w:color w:val="B5782F"/>
-          <w:spacing w:val="40"/>
-          <w:sz w:val="15"/>
-          <w:szCs w:val="15"/>
-        </w:rPr>
         <w:fldChar w:fldCharType="separate"/>
-      </w:r>
-      <w:r>
-        <w:rPr>
-          <w:b/>
-          <w:bCs/>
-          <w:i w:val="0"/>
-          <w:iCs w:val="0"/>
-          <w:caps/>
-          <w:color w:val="B5782F"/>
-          <w:spacing w:val="40"/>
-          <w:sz w:val="15"/>
-          <w:szCs w:val="15"/>
-        </w:rPr>
         <w:t xml:space="preserve">3</w:t>
-      </w:r>
-      <w:r>
-        <w:rPr>
-          <w:b/>
-          <w:bCs/>
-          <w:i w:val="0"/>
-          <w:iCs w:val="0"/>
-          <w:caps/>
-          <w:color w:val="B5782F"/>
-          <w:spacing w:val="40"/>
-          <w:sz w:val="15"/>
-          <w:szCs w:val="15"/>
-        </w:rPr>
         <w:fldChar w:fldCharType="end"/>
-      </w:r>
-      <w:r>
-        <w:rPr>
-          <w:b/>
-          <w:bCs/>
-          <w:i w:val="0"/>
-          <w:iCs w:val="0"/>
-          <w:caps/>
-          <w:color w:val="B5782F"/>
-          <w:spacing w:val="40"/>
-          <w:sz w:val="15"/>
-          <w:szCs w:val="15"/>
-        </w:rPr>
         <w:t xml:space="preserve">   </w:t>
       </w:r>
       <w:r>
         <w:t xml:space="preserve"> Arquitectura física – Topología de despliegue con Docker Compose</w:t>
       </w:r>
-      <w:r/>
     </w:p>
     <w:tbl>
       <w:tblPr>
@@ -23274,7 +21945,6 @@
         <w:ind/>
         <w:rPr/>
       </w:pPr>
-      <w:r/>
       <w:r/>
     </w:p>
     <w:p>
@@ -23299,7 +21969,6 @@
       <w:r>
         <w:t xml:space="preserve"> (5433).</w:t>
       </w:r>
-      <w:r/>
     </w:p>
     <w:p>
       <w:pPr>
@@ -23314,7 +21983,6 @@
         <w:t xml:space="preserve">5.7. Diagramas de flujo de los microservicios</w:t>
       </w:r>
       <w:bookmarkEnd w:id="102"/>
-      <w:r/>
       <w:r/>
     </w:p>
     <w:p>
@@ -23339,7 +22007,6 @@
       <w:r>
         <w:t xml:space="preserve">: si un contrato cambia, también hay que actualizar su diagrama.</w:t>
       </w:r>
-      <w:r/>
     </w:p>
     <w:p>
       <w:pPr>
@@ -23358,7 +22025,6 @@
       <w:r>
         <w:t xml:space="preserve"> Se usan los símbolos clásicos de diagrama de flujo, con los colores de la Figura 1:</w:t>
       </w:r>
-      <w:r/>
     </w:p>
     <w:tbl>
       <w:tblPr>
@@ -23540,7 +22206,6 @@
                 </mc:Fallback>
               </mc:AlternateContent>
             </w:r>
-            <w:r/>
           </w:p>
         </w:tc>
         <w:tc>
@@ -23690,7 +22355,6 @@
                 </mc:Fallback>
               </mc:AlternateContent>
             </w:r>
-            <w:r/>
           </w:p>
         </w:tc>
         <w:tc>
@@ -23824,7 +22488,6 @@
                 </mc:Fallback>
               </mc:AlternateContent>
             </w:r>
-            <w:r/>
           </w:p>
         </w:tc>
         <w:tc>
@@ -23974,7 +22637,6 @@
                 </mc:Fallback>
               </mc:AlternateContent>
             </w:r>
-            <w:r/>
           </w:p>
         </w:tc>
         <w:tc>
@@ -24108,7 +22770,6 @@
                 </mc:Fallback>
               </mc:AlternateContent>
             </w:r>
-            <w:r/>
           </w:p>
         </w:tc>
         <w:tc>
@@ -24242,7 +22903,6 @@
                 </mc:Fallback>
               </mc:AlternateContent>
             </w:r>
-            <w:r/>
           </w:p>
         </w:tc>
         <w:tc>
@@ -24376,7 +23036,6 @@
                 </mc:Fallback>
               </mc:AlternateContent>
             </w:r>
-            <w:r/>
           </w:p>
         </w:tc>
         <w:tc>
@@ -24510,7 +23169,6 @@
                 </mc:Fallback>
               </mc:AlternateContent>
             </w:r>
-            <w:r/>
           </w:p>
         </w:tc>
         <w:tc>
@@ -24644,7 +23302,6 @@
                 </mc:Fallback>
               </mc:AlternateContent>
             </w:r>
-            <w:r/>
           </w:p>
         </w:tc>
         <w:tc>
@@ -24778,7 +23435,6 @@
                 </mc:Fallback>
               </mc:AlternateContent>
             </w:r>
-            <w:r/>
           </w:p>
         </w:tc>
         <w:tc>
@@ -24835,7 +23491,6 @@
         <w:rPr/>
       </w:pPr>
       <w:r/>
-      <w:r/>
     </w:p>
     <w:p>
       <w:pPr>
@@ -24847,7 +23502,6 @@
       <w:r>
         <w:t xml:space="preserve">Cuando un servicio tiene varios endpoints, cada recuadro punteado agrupa un flujo independiente.</w:t>
       </w:r>
-      <w:r/>
     </w:p>
     <w:p>
       <w:pPr>
@@ -24871,7 +23525,6 @@
       </w:r>
       <w:bookmarkEnd w:id="103"/>
       <w:r/>
-      <w:r/>
     </w:p>
     <w:p>
       <w:pPr>
@@ -24884,7 +23537,6 @@
       <w:r>
         <w:t xml:space="preserve">La Figura 4 muestra lo que hace el sistema sin intervención del usuario: el arranque con Docker Compose y las tres tareas programadas del día, en hora de Lima. La Figura 5 muestra el recorrido del usuario desde que abre la web hasta que cierra la sesión.</w:t>
       </w:r>
-      <w:r/>
     </w:p>
     <w:p>
       <w:pPr>
@@ -24963,7 +23615,6 @@
           </mc:Fallback>
         </mc:AlternateContent>
       </w:r>
-      <w:r/>
     </w:p>
     <w:p>
       <w:pPr>
@@ -24986,95 +23637,16 @@
           <w:szCs w:val="15"/>
         </w:rPr>
         <w:t xml:space="preserve">Figura </w:t>
-      </w:r>
-      <w:r>
-        <w:rPr>
-          <w:b/>
-          <w:bCs/>
-          <w:i w:val="0"/>
-          <w:iCs w:val="0"/>
-          <w:caps/>
-          <w:color w:val="B5782F"/>
-          <w:spacing w:val="40"/>
-          <w:sz w:val="15"/>
-          <w:szCs w:val="15"/>
-        </w:rPr>
         <w:fldChar w:fldCharType="begin"/>
-      </w:r>
-      <w:r>
-        <w:rPr>
-          <w:b/>
-          <w:bCs/>
-          <w:i w:val="0"/>
-          <w:iCs w:val="0"/>
-          <w:caps/>
-          <w:color w:val="B5782F"/>
-          <w:spacing w:val="40"/>
-          <w:sz w:val="15"/>
-          <w:szCs w:val="15"/>
-        </w:rPr>
         <w:instrText xml:space="preserve"> SEQ Figura \* ARABIC </w:instrText>
-      </w:r>
-      <w:r>
-        <w:rPr>
-          <w:b/>
-          <w:bCs/>
-          <w:i w:val="0"/>
-          <w:iCs w:val="0"/>
-          <w:caps/>
-          <w:color w:val="B5782F"/>
-          <w:spacing w:val="40"/>
-          <w:sz w:val="15"/>
-          <w:szCs w:val="15"/>
-        </w:rPr>
         <w:fldChar w:fldCharType="separate"/>
-      </w:r>
-      <w:r>
-        <w:rPr>
-          <w:b/>
-          <w:bCs/>
-          <w:i w:val="0"/>
-          <w:iCs w:val="0"/>
-          <w:caps/>
-          <w:color w:val="B5782F"/>
-          <w:spacing w:val="40"/>
-          <w:sz w:val="15"/>
-          <w:szCs w:val="15"/>
-        </w:rPr>
         <w:t xml:space="preserve">4</w:t>
-      </w:r>
-      <w:r>
-        <w:rPr>
-          <w:b/>
-          <w:bCs/>
-          <w:i w:val="0"/>
-          <w:iCs w:val="0"/>
-          <w:caps/>
-          <w:color w:val="B5782F"/>
-          <w:spacing w:val="40"/>
-          <w:sz w:val="15"/>
-          <w:szCs w:val="15"/>
-        </w:rPr>
         <w:fldChar w:fldCharType="end"/>
-      </w:r>
-      <w:r>
-        <w:rPr>
-          <w:b/>
-          <w:bCs/>
-          <w:i w:val="0"/>
-          <w:iCs w:val="0"/>
-          <w:caps/>
-          <w:color w:val="B5782F"/>
-          <w:spacing w:val="40"/>
-          <w:sz w:val="15"/>
-          <w:szCs w:val="15"/>
-        </w:rPr>
         <w:t xml:space="preserve">   </w:t>
       </w:r>
       <w:r>
         <w:t xml:space="preserve"> Diagrama de flujo general: arranque y tareas programadas</w:t>
       </w:r>
-      <w:r/>
     </w:p>
     <w:p>
       <w:pPr>
@@ -25153,7 +23725,6 @@
           </mc:Fallback>
         </mc:AlternateContent>
       </w:r>
-      <w:r/>
     </w:p>
     <w:p>
       <w:pPr>
@@ -25176,95 +23747,16 @@
           <w:szCs w:val="15"/>
         </w:rPr>
         <w:t xml:space="preserve">Figura </w:t>
-      </w:r>
-      <w:r>
-        <w:rPr>
-          <w:b/>
-          <w:bCs/>
-          <w:i w:val="0"/>
-          <w:iCs w:val="0"/>
-          <w:caps/>
-          <w:color w:val="B5782F"/>
-          <w:spacing w:val="40"/>
-          <w:sz w:val="15"/>
-          <w:szCs w:val="15"/>
-        </w:rPr>
         <w:fldChar w:fldCharType="begin"/>
-      </w:r>
-      <w:r>
-        <w:rPr>
-          <w:b/>
-          <w:bCs/>
-          <w:i w:val="0"/>
-          <w:iCs w:val="0"/>
-          <w:caps/>
-          <w:color w:val="B5782F"/>
-          <w:spacing w:val="40"/>
-          <w:sz w:val="15"/>
-          <w:szCs w:val="15"/>
-        </w:rPr>
         <w:instrText xml:space="preserve"> SEQ Figura \* ARABIC </w:instrText>
-      </w:r>
-      <w:r>
-        <w:rPr>
-          <w:b/>
-          <w:bCs/>
-          <w:i w:val="0"/>
-          <w:iCs w:val="0"/>
-          <w:caps/>
-          <w:color w:val="B5782F"/>
-          <w:spacing w:val="40"/>
-          <w:sz w:val="15"/>
-          <w:szCs w:val="15"/>
-        </w:rPr>
         <w:fldChar w:fldCharType="separate"/>
-      </w:r>
-      <w:r>
-        <w:rPr>
-          <w:b/>
-          <w:bCs/>
-          <w:i w:val="0"/>
-          <w:iCs w:val="0"/>
-          <w:caps/>
-          <w:color w:val="B5782F"/>
-          <w:spacing w:val="40"/>
-          <w:sz w:val="15"/>
-          <w:szCs w:val="15"/>
-        </w:rPr>
         <w:t xml:space="preserve">5</w:t>
-      </w:r>
-      <w:r>
-        <w:rPr>
-          <w:b/>
-          <w:bCs/>
-          <w:i w:val="0"/>
-          <w:iCs w:val="0"/>
-          <w:caps/>
-          <w:color w:val="B5782F"/>
-          <w:spacing w:val="40"/>
-          <w:sz w:val="15"/>
-          <w:szCs w:val="15"/>
-        </w:rPr>
         <w:fldChar w:fldCharType="end"/>
-      </w:r>
-      <w:r>
-        <w:rPr>
-          <w:b/>
-          <w:bCs/>
-          <w:i w:val="0"/>
-          <w:iCs w:val="0"/>
-          <w:caps/>
-          <w:color w:val="B5782F"/>
-          <w:spacing w:val="40"/>
-          <w:sz w:val="15"/>
-          <w:szCs w:val="15"/>
-        </w:rPr>
         <w:t xml:space="preserve">   </w:t>
       </w:r>
       <w:r>
         <w:t xml:space="preserve"> Diagrama de flujo general: uso del sistema por el apostador</w:t>
       </w:r>
-      <w:r/>
     </w:p>
     <w:p>
       <w:pPr>
@@ -25288,7 +23780,6 @@
       </w:r>
       <w:bookmarkEnd w:id="104"/>
       <w:r/>
-      <w:r/>
     </w:p>
     <w:p>
       <w:pPr>
@@ -25300,7 +23791,6 @@
       <w:r>
         <w:t xml:space="preserve">Hay un diagrama por servicio, en el orden de la tabla de la sección 5.2. Cuando un servicio tiene varios endpoints, se muestran sus flujos principales. Se omiten los GET de solo lectura más simples.</w:t>
       </w:r>
-      <w:r/>
     </w:p>
     <w:p>
       <w:pPr>
@@ -25319,7 +23809,6 @@
       <w:r>
         <w:t xml:space="preserve"> (Integrante 3). Eureka solo espera eventos: registros, latidos y búsquedas por nombre. Si un servicio deja de enviar latidos, sale del registro y el gateway deja de mandarle peticiones. Los 30 y 90 segundos son los valores por defecto de Eureka.</w:t>
       </w:r>
-      <w:r/>
     </w:p>
     <w:p>
       <w:pPr>
@@ -25398,7 +23887,6 @@
           </mc:Fallback>
         </mc:AlternateContent>
       </w:r>
-      <w:r/>
     </w:p>
     <w:p>
       <w:pPr>
@@ -25421,95 +23909,16 @@
           <w:szCs w:val="15"/>
         </w:rPr>
         <w:t xml:space="preserve">Figura </w:t>
-      </w:r>
-      <w:r>
-        <w:rPr>
-          <w:b/>
-          <w:bCs/>
-          <w:i w:val="0"/>
-          <w:iCs w:val="0"/>
-          <w:caps/>
-          <w:color w:val="B5782F"/>
-          <w:spacing w:val="40"/>
-          <w:sz w:val="15"/>
-          <w:szCs w:val="15"/>
-        </w:rPr>
         <w:fldChar w:fldCharType="begin"/>
-      </w:r>
-      <w:r>
-        <w:rPr>
-          <w:b/>
-          <w:bCs/>
-          <w:i w:val="0"/>
-          <w:iCs w:val="0"/>
-          <w:caps/>
-          <w:color w:val="B5782F"/>
-          <w:spacing w:val="40"/>
-          <w:sz w:val="15"/>
-          <w:szCs w:val="15"/>
-        </w:rPr>
         <w:instrText xml:space="preserve"> SEQ Figura \* ARABIC </w:instrText>
-      </w:r>
-      <w:r>
-        <w:rPr>
-          <w:b/>
-          <w:bCs/>
-          <w:i w:val="0"/>
-          <w:iCs w:val="0"/>
-          <w:caps/>
-          <w:color w:val="B5782F"/>
-          <w:spacing w:val="40"/>
-          <w:sz w:val="15"/>
-          <w:szCs w:val="15"/>
-        </w:rPr>
         <w:fldChar w:fldCharType="separate"/>
-      </w:r>
-      <w:r>
-        <w:rPr>
-          <w:b/>
-          <w:bCs/>
-          <w:i w:val="0"/>
-          <w:iCs w:val="0"/>
-          <w:caps/>
-          <w:color w:val="B5782F"/>
-          <w:spacing w:val="40"/>
-          <w:sz w:val="15"/>
-          <w:szCs w:val="15"/>
-        </w:rPr>
         <w:t xml:space="preserve">6</w:t>
-      </w:r>
-      <w:r>
-        <w:rPr>
-          <w:b/>
-          <w:bCs/>
-          <w:i w:val="0"/>
-          <w:iCs w:val="0"/>
-          <w:caps/>
-          <w:color w:val="B5782F"/>
-          <w:spacing w:val="40"/>
-          <w:sz w:val="15"/>
-          <w:szCs w:val="15"/>
-        </w:rPr>
         <w:fldChar w:fldCharType="end"/>
-      </w:r>
-      <w:r>
-        <w:rPr>
-          <w:b/>
-          <w:bCs/>
-          <w:i w:val="0"/>
-          <w:iCs w:val="0"/>
-          <w:caps/>
-          <w:color w:val="B5782F"/>
-          <w:spacing w:val="40"/>
-          <w:sz w:val="15"/>
-          <w:szCs w:val="15"/>
-        </w:rPr>
         <w:t xml:space="preserve">   </w:t>
       </w:r>
       <w:r>
         <w:t xml:space="preserve"> Diagrama de flujo de discovery-server</w:t>
       </w:r>
-      <w:r/>
     </w:p>
     <w:p>
       <w:pPr>
@@ -25552,7 +23961,6 @@
       <w:r>
         <w:t xml:space="preserve"> que mande el cliente, para que nadie pueda hacerse pasar por otro usuario.</w:t>
       </w:r>
-      <w:r/>
     </w:p>
     <w:p>
       <w:pPr>
@@ -25631,7 +24039,6 @@
           </mc:Fallback>
         </mc:AlternateContent>
       </w:r>
-      <w:r/>
     </w:p>
     <w:p>
       <w:pPr>
@@ -25654,95 +24061,16 @@
           <w:szCs w:val="15"/>
         </w:rPr>
         <w:t xml:space="preserve">Figura </w:t>
-      </w:r>
-      <w:r>
-        <w:rPr>
-          <w:b/>
-          <w:bCs/>
-          <w:i w:val="0"/>
-          <w:iCs w:val="0"/>
-          <w:caps/>
-          <w:color w:val="B5782F"/>
-          <w:spacing w:val="40"/>
-          <w:sz w:val="15"/>
-          <w:szCs w:val="15"/>
-        </w:rPr>
         <w:fldChar w:fldCharType="begin"/>
-      </w:r>
-      <w:r>
-        <w:rPr>
-          <w:b/>
-          <w:bCs/>
-          <w:i w:val="0"/>
-          <w:iCs w:val="0"/>
-          <w:caps/>
-          <w:color w:val="B5782F"/>
-          <w:spacing w:val="40"/>
-          <w:sz w:val="15"/>
-          <w:szCs w:val="15"/>
-        </w:rPr>
         <w:instrText xml:space="preserve"> SEQ Figura \* ARABIC </w:instrText>
-      </w:r>
-      <w:r>
-        <w:rPr>
-          <w:b/>
-          <w:bCs/>
-          <w:i w:val="0"/>
-          <w:iCs w:val="0"/>
-          <w:caps/>
-          <w:color w:val="B5782F"/>
-          <w:spacing w:val="40"/>
-          <w:sz w:val="15"/>
-          <w:szCs w:val="15"/>
-        </w:rPr>
         <w:fldChar w:fldCharType="separate"/>
-      </w:r>
-      <w:r>
-        <w:rPr>
-          <w:b/>
-          <w:bCs/>
-          <w:i w:val="0"/>
-          <w:iCs w:val="0"/>
-          <w:caps/>
-          <w:color w:val="B5782F"/>
-          <w:spacing w:val="40"/>
-          <w:sz w:val="15"/>
-          <w:szCs w:val="15"/>
-        </w:rPr>
         <w:t xml:space="preserve">7</w:t>
-      </w:r>
-      <w:r>
-        <w:rPr>
-          <w:b/>
-          <w:bCs/>
-          <w:i w:val="0"/>
-          <w:iCs w:val="0"/>
-          <w:caps/>
-          <w:color w:val="B5782F"/>
-          <w:spacing w:val="40"/>
-          <w:sz w:val="15"/>
-          <w:szCs w:val="15"/>
-        </w:rPr>
         <w:fldChar w:fldCharType="end"/>
-      </w:r>
-      <w:r>
-        <w:rPr>
-          <w:b/>
-          <w:bCs/>
-          <w:i w:val="0"/>
-          <w:iCs w:val="0"/>
-          <w:caps/>
-          <w:color w:val="B5782F"/>
-          <w:spacing w:val="40"/>
-          <w:sz w:val="15"/>
-          <w:szCs w:val="15"/>
-        </w:rPr>
         <w:t xml:space="preserve">   </w:t>
       </w:r>
       <w:r>
         <w:t xml:space="preserve"> Diagrama de flujo de api-gateway: filtro JWT y enrutamiento</w:t>
       </w:r>
-      <w:r/>
     </w:p>
     <w:p>
       <w:pPr>
@@ -25761,7 +24089,6 @@
       <w:r>
         <w:t xml:space="preserve"> (Integrante 3). Registro, inicio de sesión, banca y creación del usuario admin al arrancar. El rol siempre lo asigna el servidor, y el login responde el mismo error si falla el usuario o la clave.</w:t>
       </w:r>
-      <w:r/>
     </w:p>
     <w:p>
       <w:pPr>
@@ -25840,7 +24167,6 @@
           </mc:Fallback>
         </mc:AlternateContent>
       </w:r>
-      <w:r/>
     </w:p>
     <w:p>
       <w:pPr>
@@ -25863,95 +24189,16 @@
           <w:szCs w:val="15"/>
         </w:rPr>
         <w:t xml:space="preserve">Figura </w:t>
-      </w:r>
-      <w:r>
-        <w:rPr>
-          <w:b/>
-          <w:bCs/>
-          <w:i w:val="0"/>
-          <w:iCs w:val="0"/>
-          <w:caps/>
-          <w:color w:val="B5782F"/>
-          <w:spacing w:val="40"/>
-          <w:sz w:val="15"/>
-          <w:szCs w:val="15"/>
-        </w:rPr>
         <w:fldChar w:fldCharType="begin"/>
-      </w:r>
-      <w:r>
-        <w:rPr>
-          <w:b/>
-          <w:bCs/>
-          <w:i w:val="0"/>
-          <w:iCs w:val="0"/>
-          <w:caps/>
-          <w:color w:val="B5782F"/>
-          <w:spacing w:val="40"/>
-          <w:sz w:val="15"/>
-          <w:szCs w:val="15"/>
-        </w:rPr>
         <w:instrText xml:space="preserve"> SEQ Figura \* ARABIC </w:instrText>
-      </w:r>
-      <w:r>
-        <w:rPr>
-          <w:b/>
-          <w:bCs/>
-          <w:i w:val="0"/>
-          <w:iCs w:val="0"/>
-          <w:caps/>
-          <w:color w:val="B5782F"/>
-          <w:spacing w:val="40"/>
-          <w:sz w:val="15"/>
-          <w:szCs w:val="15"/>
-        </w:rPr>
         <w:fldChar w:fldCharType="separate"/>
-      </w:r>
-      <w:r>
-        <w:rPr>
-          <w:b/>
-          <w:bCs/>
-          <w:i w:val="0"/>
-          <w:iCs w:val="0"/>
-          <w:caps/>
-          <w:color w:val="B5782F"/>
-          <w:spacing w:val="40"/>
-          <w:sz w:val="15"/>
-          <w:szCs w:val="15"/>
-        </w:rPr>
         <w:t xml:space="preserve">8</w:t>
-      </w:r>
-      <w:r>
-        <w:rPr>
-          <w:b/>
-          <w:bCs/>
-          <w:i w:val="0"/>
-          <w:iCs w:val="0"/>
-          <w:caps/>
-          <w:color w:val="B5782F"/>
-          <w:spacing w:val="40"/>
-          <w:sz w:val="15"/>
-          <w:szCs w:val="15"/>
-        </w:rPr>
         <w:fldChar w:fldCharType="end"/>
-      </w:r>
-      <w:r>
-        <w:rPr>
-          <w:b/>
-          <w:bCs/>
-          <w:i w:val="0"/>
-          <w:iCs w:val="0"/>
-          <w:caps/>
-          <w:color w:val="B5782F"/>
-          <w:spacing w:val="40"/>
-          <w:sz w:val="15"/>
-          <w:szCs w:val="15"/>
-        </w:rPr>
         <w:t xml:space="preserve">   </w:t>
       </w:r>
       <w:r>
         <w:t xml:space="preserve"> Diagrama de flujo de ms-usuarios</w:t>
       </w:r>
-      <w:r/>
     </w:p>
     <w:p>
       <w:pPr>
@@ -25970,7 +24217,6 @@
       <w:r>
         <w:t xml:space="preserve"> (Integrante 1). El upsert interno es idempotente: enviar dos veces la misma fila no duplica el partido. La consulta convierte el día de Lima en un rango UTC antes de filtrar.</w:t>
       </w:r>
-      <w:r/>
     </w:p>
     <w:p>
       <w:pPr>
@@ -26049,7 +24295,6 @@
           </mc:Fallback>
         </mc:AlternateContent>
       </w:r>
-      <w:r/>
     </w:p>
     <w:p>
       <w:pPr>
@@ -26072,95 +24317,16 @@
           <w:szCs w:val="15"/>
         </w:rPr>
         <w:t xml:space="preserve">Figura </w:t>
-      </w:r>
-      <w:r>
-        <w:rPr>
-          <w:b/>
-          <w:bCs/>
-          <w:i w:val="0"/>
-          <w:iCs w:val="0"/>
-          <w:caps/>
-          <w:color w:val="B5782F"/>
-          <w:spacing w:val="40"/>
-          <w:sz w:val="15"/>
-          <w:szCs w:val="15"/>
-        </w:rPr>
         <w:fldChar w:fldCharType="begin"/>
-      </w:r>
-      <w:r>
-        <w:rPr>
-          <w:b/>
-          <w:bCs/>
-          <w:i w:val="0"/>
-          <w:iCs w:val="0"/>
-          <w:caps/>
-          <w:color w:val="B5782F"/>
-          <w:spacing w:val="40"/>
-          <w:sz w:val="15"/>
-          <w:szCs w:val="15"/>
-        </w:rPr>
         <w:instrText xml:space="preserve"> SEQ Figura \* ARABIC </w:instrText>
-      </w:r>
-      <w:r>
-        <w:rPr>
-          <w:b/>
-          <w:bCs/>
-          <w:i w:val="0"/>
-          <w:iCs w:val="0"/>
-          <w:caps/>
-          <w:color w:val="B5782F"/>
-          <w:spacing w:val="40"/>
-          <w:sz w:val="15"/>
-          <w:szCs w:val="15"/>
-        </w:rPr>
         <w:fldChar w:fldCharType="separate"/>
-      </w:r>
-      <w:r>
-        <w:rPr>
-          <w:b/>
-          <w:bCs/>
-          <w:i w:val="0"/>
-          <w:iCs w:val="0"/>
-          <w:caps/>
-          <w:color w:val="B5782F"/>
-          <w:spacing w:val="40"/>
-          <w:sz w:val="15"/>
-          <w:szCs w:val="15"/>
-        </w:rPr>
         <w:t xml:space="preserve">9</w:t>
-      </w:r>
-      <w:r>
-        <w:rPr>
-          <w:b/>
-          <w:bCs/>
-          <w:i w:val="0"/>
-          <w:iCs w:val="0"/>
-          <w:caps/>
-          <w:color w:val="B5782F"/>
-          <w:spacing w:val="40"/>
-          <w:sz w:val="15"/>
-          <w:szCs w:val="15"/>
-        </w:rPr>
         <w:fldChar w:fldCharType="end"/>
-      </w:r>
-      <w:r>
-        <w:rPr>
-          <w:b/>
-          <w:bCs/>
-          <w:i w:val="0"/>
-          <w:iCs w:val="0"/>
-          <w:caps/>
-          <w:color w:val="B5782F"/>
-          <w:spacing w:val="40"/>
-          <w:sz w:val="15"/>
-          <w:szCs w:val="15"/>
-        </w:rPr>
         <w:t xml:space="preserve">   </w:t>
       </w:r>
       <w:r>
         <w:t xml:space="preserve"> Diagrama de flujo de ms-catalogo</w:t>
       </w:r>
-      <w:r/>
     </w:p>
     <w:p>
       <w:pPr>
@@ -26203,7 +24369,6 @@
       <w:r>
         <w:t xml:space="preserve"> se tratan igual.</w:t>
       </w:r>
-      <w:r/>
     </w:p>
     <w:p>
       <w:pPr>
@@ -26282,7 +24447,6 @@
           </mc:Fallback>
         </mc:AlternateContent>
       </w:r>
-      <w:r/>
     </w:p>
     <w:p>
       <w:pPr>
@@ -26305,95 +24469,16 @@
           <w:szCs w:val="15"/>
         </w:rPr>
         <w:t xml:space="preserve">Figura </w:t>
-      </w:r>
-      <w:r>
-        <w:rPr>
-          <w:b/>
-          <w:bCs/>
-          <w:i w:val="0"/>
-          <w:iCs w:val="0"/>
-          <w:caps/>
-          <w:color w:val="B5782F"/>
-          <w:spacing w:val="40"/>
-          <w:sz w:val="15"/>
-          <w:szCs w:val="15"/>
-        </w:rPr>
         <w:fldChar w:fldCharType="begin"/>
-      </w:r>
-      <w:r>
-        <w:rPr>
-          <w:b/>
-          <w:bCs/>
-          <w:i w:val="0"/>
-          <w:iCs w:val="0"/>
-          <w:caps/>
-          <w:color w:val="B5782F"/>
-          <w:spacing w:val="40"/>
-          <w:sz w:val="15"/>
-          <w:szCs w:val="15"/>
-        </w:rPr>
         <w:instrText xml:space="preserve"> SEQ Figura \* ARABIC </w:instrText>
-      </w:r>
-      <w:r>
-        <w:rPr>
-          <w:b/>
-          <w:bCs/>
-          <w:i w:val="0"/>
-          <w:iCs w:val="0"/>
-          <w:caps/>
-          <w:color w:val="B5782F"/>
-          <w:spacing w:val="40"/>
-          <w:sz w:val="15"/>
-          <w:szCs w:val="15"/>
-        </w:rPr>
         <w:fldChar w:fldCharType="separate"/>
-      </w:r>
-      <w:r>
-        <w:rPr>
-          <w:b/>
-          <w:bCs/>
-          <w:i w:val="0"/>
-          <w:iCs w:val="0"/>
-          <w:caps/>
-          <w:color w:val="B5782F"/>
-          <w:spacing w:val="40"/>
-          <w:sz w:val="15"/>
-          <w:szCs w:val="15"/>
-        </w:rPr>
         <w:t xml:space="preserve">10</w:t>
-      </w:r>
-      <w:r>
-        <w:rPr>
-          <w:b/>
-          <w:bCs/>
-          <w:i w:val="0"/>
-          <w:iCs w:val="0"/>
-          <w:caps/>
-          <w:color w:val="B5782F"/>
-          <w:spacing w:val="40"/>
-          <w:sz w:val="15"/>
-          <w:szCs w:val="15"/>
-        </w:rPr>
         <w:fldChar w:fldCharType="end"/>
-      </w:r>
-      <w:r>
-        <w:rPr>
-          <w:b/>
-          <w:bCs/>
-          <w:i w:val="0"/>
-          <w:iCs w:val="0"/>
-          <w:caps/>
-          <w:color w:val="B5782F"/>
-          <w:spacing w:val="40"/>
-          <w:sz w:val="15"/>
-          <w:szCs w:val="15"/>
-        </w:rPr>
         <w:t xml:space="preserve">   </w:t>
       </w:r>
       <w:r>
         <w:t xml:space="preserve"> Diagrama de flujo de ms-ingesta</w:t>
       </w:r>
-      <w:r/>
     </w:p>
     <w:p>
       <w:pPr>
@@ -26424,7 +24509,6 @@
       <w:r>
         <w:t xml:space="preserve">, sin joins (sección 6.4).</w:t>
       </w:r>
-      <w:r/>
     </w:p>
     <w:p>
       <w:pPr>
@@ -26503,7 +24587,6 @@
           </mc:Fallback>
         </mc:AlternateContent>
       </w:r>
-      <w:r/>
     </w:p>
     <w:p>
       <w:pPr>
@@ -26526,95 +24609,16 @@
           <w:szCs w:val="15"/>
         </w:rPr>
         <w:t xml:space="preserve">Figura </w:t>
-      </w:r>
-      <w:r>
-        <w:rPr>
-          <w:b/>
-          <w:bCs/>
-          <w:i w:val="0"/>
-          <w:iCs w:val="0"/>
-          <w:caps/>
-          <w:color w:val="B5782F"/>
-          <w:spacing w:val="40"/>
-          <w:sz w:val="15"/>
-          <w:szCs w:val="15"/>
-        </w:rPr>
         <w:fldChar w:fldCharType="begin"/>
-      </w:r>
-      <w:r>
-        <w:rPr>
-          <w:b/>
-          <w:bCs/>
-          <w:i w:val="0"/>
-          <w:iCs w:val="0"/>
-          <w:caps/>
-          <w:color w:val="B5782F"/>
-          <w:spacing w:val="40"/>
-          <w:sz w:val="15"/>
-          <w:szCs w:val="15"/>
-        </w:rPr>
         <w:instrText xml:space="preserve"> SEQ Figura \* ARABIC </w:instrText>
-      </w:r>
-      <w:r>
-        <w:rPr>
-          <w:b/>
-          <w:bCs/>
-          <w:i w:val="0"/>
-          <w:iCs w:val="0"/>
-          <w:caps/>
-          <w:color w:val="B5782F"/>
-          <w:spacing w:val="40"/>
-          <w:sz w:val="15"/>
-          <w:szCs w:val="15"/>
-        </w:rPr>
         <w:fldChar w:fldCharType="separate"/>
-      </w:r>
-      <w:r>
-        <w:rPr>
-          <w:b/>
-          <w:bCs/>
-          <w:i w:val="0"/>
-          <w:iCs w:val="0"/>
-          <w:caps/>
-          <w:color w:val="B5782F"/>
-          <w:spacing w:val="40"/>
-          <w:sz w:val="15"/>
-          <w:szCs w:val="15"/>
-        </w:rPr>
         <w:t xml:space="preserve">11</w:t>
-      </w:r>
-      <w:r>
-        <w:rPr>
-          <w:b/>
-          <w:bCs/>
-          <w:i w:val="0"/>
-          <w:iCs w:val="0"/>
-          <w:caps/>
-          <w:color w:val="B5782F"/>
-          <w:spacing w:val="40"/>
-          <w:sz w:val="15"/>
-          <w:szCs w:val="15"/>
-        </w:rPr>
         <w:fldChar w:fldCharType="end"/>
-      </w:r>
-      <w:r>
-        <w:rPr>
-          <w:b/>
-          <w:bCs/>
-          <w:i w:val="0"/>
-          <w:iCs w:val="0"/>
-          <w:caps/>
-          <w:color w:val="B5782F"/>
-          <w:spacing w:val="40"/>
-          <w:sz w:val="15"/>
-          <w:szCs w:val="15"/>
-        </w:rPr>
         <w:t xml:space="preserve">   </w:t>
       </w:r>
       <w:r>
         <w:t xml:space="preserve"> Diagrama de flujo de ms-estadisticas</w:t>
       </w:r>
-      <w:r/>
     </w:p>
     <w:p>
       <w:pPr>
@@ -26645,7 +24649,6 @@
       <w:r>
         <w:t xml:space="preserve"> antes de guardarse. Las probabilidades sin margen usan el método multiplicativo.</w:t>
       </w:r>
-      <w:r/>
     </w:p>
     <w:p>
       <w:pPr>
@@ -26724,7 +24727,6 @@
           </mc:Fallback>
         </mc:AlternateContent>
       </w:r>
-      <w:r/>
     </w:p>
     <w:p>
       <w:pPr>
@@ -26747,95 +24749,16 @@
           <w:szCs w:val="15"/>
         </w:rPr>
         <w:t xml:space="preserve">Figura </w:t>
-      </w:r>
-      <w:r>
-        <w:rPr>
-          <w:b/>
-          <w:bCs/>
-          <w:i w:val="0"/>
-          <w:iCs w:val="0"/>
-          <w:caps/>
-          <w:color w:val="B5782F"/>
-          <w:spacing w:val="40"/>
-          <w:sz w:val="15"/>
-          <w:szCs w:val="15"/>
-        </w:rPr>
         <w:fldChar w:fldCharType="begin"/>
-      </w:r>
-      <w:r>
-        <w:rPr>
-          <w:b/>
-          <w:bCs/>
-          <w:i w:val="0"/>
-          <w:iCs w:val="0"/>
-          <w:caps/>
-          <w:color w:val="B5782F"/>
-          <w:spacing w:val="40"/>
-          <w:sz w:val="15"/>
-          <w:szCs w:val="15"/>
-        </w:rPr>
         <w:instrText xml:space="preserve"> SEQ Figura \* ARABIC </w:instrText>
-      </w:r>
-      <w:r>
-        <w:rPr>
-          <w:b/>
-          <w:bCs/>
-          <w:i w:val="0"/>
-          <w:iCs w:val="0"/>
-          <w:caps/>
-          <w:color w:val="B5782F"/>
-          <w:spacing w:val="40"/>
-          <w:sz w:val="15"/>
-          <w:szCs w:val="15"/>
-        </w:rPr>
         <w:fldChar w:fldCharType="separate"/>
-      </w:r>
-      <w:r>
-        <w:rPr>
-          <w:b/>
-          <w:bCs/>
-          <w:i w:val="0"/>
-          <w:iCs w:val="0"/>
-          <w:caps/>
-          <w:color w:val="B5782F"/>
-          <w:spacing w:val="40"/>
-          <w:sz w:val="15"/>
-          <w:szCs w:val="15"/>
-        </w:rPr>
         <w:t xml:space="preserve">12</w:t>
-      </w:r>
-      <w:r>
-        <w:rPr>
-          <w:b/>
-          <w:bCs/>
-          <w:i w:val="0"/>
-          <w:iCs w:val="0"/>
-          <w:caps/>
-          <w:color w:val="B5782F"/>
-          <w:spacing w:val="40"/>
-          <w:sz w:val="15"/>
-          <w:szCs w:val="15"/>
-        </w:rPr>
         <w:fldChar w:fldCharType="end"/>
-      </w:r>
-      <w:r>
-        <w:rPr>
-          <w:b/>
-          <w:bCs/>
-          <w:i w:val="0"/>
-          <w:iCs w:val="0"/>
-          <w:caps/>
-          <w:color w:val="B5782F"/>
-          <w:spacing w:val="40"/>
-          <w:sz w:val="15"/>
-          <w:szCs w:val="15"/>
-        </w:rPr>
         <w:t xml:space="preserve">   </w:t>
       </w:r>
       <w:r>
         <w:t xml:space="preserve"> Diagrama de flujo de ms-cuotas</w:t>
       </w:r>
-      <w:r/>
     </w:p>
     <w:p>
       <w:pPr>
@@ -26854,7 +24777,6 @@
       <w:r>
         <w:t xml:space="preserve"> (Integrante 2). No tiene base de datos: en cada petición pide los datos y calcula. Si el partido no tiene árbitro (LaLiga y Bundesliga), el factor árbitro vale 1.</w:t>
       </w:r>
-      <w:r/>
     </w:p>
     <w:p>
       <w:pPr>
@@ -26933,7 +24855,6 @@
           </mc:Fallback>
         </mc:AlternateContent>
       </w:r>
-      <w:r/>
     </w:p>
     <w:p>
       <w:pPr>
@@ -26956,95 +24877,16 @@
           <w:szCs w:val="15"/>
         </w:rPr>
         <w:t xml:space="preserve">Figura </w:t>
-      </w:r>
-      <w:r>
-        <w:rPr>
-          <w:b/>
-          <w:bCs/>
-          <w:i w:val="0"/>
-          <w:iCs w:val="0"/>
-          <w:caps/>
-          <w:color w:val="B5782F"/>
-          <w:spacing w:val="40"/>
-          <w:sz w:val="15"/>
-          <w:szCs w:val="15"/>
-        </w:rPr>
         <w:fldChar w:fldCharType="begin"/>
-      </w:r>
-      <w:r>
-        <w:rPr>
-          <w:b/>
-          <w:bCs/>
-          <w:i w:val="0"/>
-          <w:iCs w:val="0"/>
-          <w:caps/>
-          <w:color w:val="B5782F"/>
-          <w:spacing w:val="40"/>
-          <w:sz w:val="15"/>
-          <w:szCs w:val="15"/>
-        </w:rPr>
         <w:instrText xml:space="preserve"> SEQ Figura \* ARABIC </w:instrText>
-      </w:r>
-      <w:r>
-        <w:rPr>
-          <w:b/>
-          <w:bCs/>
-          <w:i w:val="0"/>
-          <w:iCs w:val="0"/>
-          <w:caps/>
-          <w:color w:val="B5782F"/>
-          <w:spacing w:val="40"/>
-          <w:sz w:val="15"/>
-          <w:szCs w:val="15"/>
-        </w:rPr>
         <w:fldChar w:fldCharType="separate"/>
-      </w:r>
-      <w:r>
-        <w:rPr>
-          <w:b/>
-          <w:bCs/>
-          <w:i w:val="0"/>
-          <w:iCs w:val="0"/>
-          <w:caps/>
-          <w:color w:val="B5782F"/>
-          <w:spacing w:val="40"/>
-          <w:sz w:val="15"/>
-          <w:szCs w:val="15"/>
-        </w:rPr>
         <w:t xml:space="preserve">13</w:t>
-      </w:r>
-      <w:r>
-        <w:rPr>
-          <w:b/>
-          <w:bCs/>
-          <w:i w:val="0"/>
-          <w:iCs w:val="0"/>
-          <w:caps/>
-          <w:color w:val="B5782F"/>
-          <w:spacing w:val="40"/>
-          <w:sz w:val="15"/>
-          <w:szCs w:val="15"/>
-        </w:rPr>
         <w:fldChar w:fldCharType="end"/>
-      </w:r>
-      <w:r>
-        <w:rPr>
-          <w:b/>
-          <w:bCs/>
-          <w:i w:val="0"/>
-          <w:iCs w:val="0"/>
-          <w:caps/>
-          <w:color w:val="B5782F"/>
-          <w:spacing w:val="40"/>
-          <w:sz w:val="15"/>
-          <w:szCs w:val="15"/>
-        </w:rPr>
         <w:t xml:space="preserve">   </w:t>
       </w:r>
       <w:r>
         <w:t xml:space="preserve"> Diagrama de flujo de ms-predicciones</w:t>
       </w:r>
-      <w:r/>
     </w:p>
     <w:p>
       <w:pPr>
@@ -27075,7 +24917,6 @@
       <w:r>
         <w:t xml:space="preserve"> no responde, devuelve 503, porque sin cuotas no hay valor esperado que calcular.</w:t>
       </w:r>
-      <w:r/>
     </w:p>
     <w:p>
       <w:pPr>
@@ -27154,7 +24995,6 @@
           </mc:Fallback>
         </mc:AlternateContent>
       </w:r>
-      <w:r/>
     </w:p>
     <w:p>
       <w:pPr>
@@ -27177,95 +25017,16 @@
           <w:szCs w:val="15"/>
         </w:rPr>
         <w:t xml:space="preserve">Figura </w:t>
-      </w:r>
-      <w:r>
-        <w:rPr>
-          <w:b/>
-          <w:bCs/>
-          <w:i w:val="0"/>
-          <w:iCs w:val="0"/>
-          <w:caps/>
-          <w:color w:val="B5782F"/>
-          <w:spacing w:val="40"/>
-          <w:sz w:val="15"/>
-          <w:szCs w:val="15"/>
-        </w:rPr>
         <w:fldChar w:fldCharType="begin"/>
-      </w:r>
-      <w:r>
-        <w:rPr>
-          <w:b/>
-          <w:bCs/>
-          <w:i w:val="0"/>
-          <w:iCs w:val="0"/>
-          <w:caps/>
-          <w:color w:val="B5782F"/>
-          <w:spacing w:val="40"/>
-          <w:sz w:val="15"/>
-          <w:szCs w:val="15"/>
-        </w:rPr>
         <w:instrText xml:space="preserve"> SEQ Figura \* ARABIC </w:instrText>
-      </w:r>
-      <w:r>
-        <w:rPr>
-          <w:b/>
-          <w:bCs/>
-          <w:i w:val="0"/>
-          <w:iCs w:val="0"/>
-          <w:caps/>
-          <w:color w:val="B5782F"/>
-          <w:spacing w:val="40"/>
-          <w:sz w:val="15"/>
-          <w:szCs w:val="15"/>
-        </w:rPr>
         <w:fldChar w:fldCharType="separate"/>
-      </w:r>
-      <w:r>
-        <w:rPr>
-          <w:b/>
-          <w:bCs/>
-          <w:i w:val="0"/>
-          <w:iCs w:val="0"/>
-          <w:caps/>
-          <w:color w:val="B5782F"/>
-          <w:spacing w:val="40"/>
-          <w:sz w:val="15"/>
-          <w:szCs w:val="15"/>
-        </w:rPr>
         <w:t xml:space="preserve">14</w:t>
-      </w:r>
-      <w:r>
-        <w:rPr>
-          <w:b/>
-          <w:bCs/>
-          <w:i w:val="0"/>
-          <w:iCs w:val="0"/>
-          <w:caps/>
-          <w:color w:val="B5782F"/>
-          <w:spacing w:val="40"/>
-          <w:sz w:val="15"/>
-          <w:szCs w:val="15"/>
-        </w:rPr>
         <w:fldChar w:fldCharType="end"/>
-      </w:r>
-      <w:r>
-        <w:rPr>
-          <w:b/>
-          <w:bCs/>
-          <w:i w:val="0"/>
-          <w:iCs w:val="0"/>
-          <w:caps/>
-          <w:color w:val="B5782F"/>
-          <w:spacing w:val="40"/>
-          <w:sz w:val="15"/>
-          <w:szCs w:val="15"/>
-        </w:rPr>
         <w:t xml:space="preserve">   </w:t>
       </w:r>
       <w:r>
         <w:t xml:space="preserve"> Diagrama de flujo de ms-apuestas: apuesta del día</w:t>
       </w:r>
-      <w:r/>
     </w:p>
     <w:p>
       <w:pPr>
@@ -27278,7 +25039,6 @@
       <w:r>
         <w:t xml:space="preserve">La liquidación recorre los picks y las apuestas pendientes. Los mercados de tarjetas y córners necesitan además las estadísticas finales del partido. Si todavía no están, la apuesta sigue pendiente hasta el día siguiente.</w:t>
       </w:r>
-      <w:r/>
     </w:p>
     <w:p>
       <w:pPr>
@@ -27357,7 +25117,6 @@
           </mc:Fallback>
         </mc:AlternateContent>
       </w:r>
-      <w:r/>
     </w:p>
     <w:p>
       <w:pPr>
@@ -27380,95 +25139,16 @@
           <w:szCs w:val="15"/>
         </w:rPr>
         <w:t xml:space="preserve">Figura </w:t>
-      </w:r>
-      <w:r>
-        <w:rPr>
-          <w:b/>
-          <w:bCs/>
-          <w:i w:val="0"/>
-          <w:iCs w:val="0"/>
-          <w:caps/>
-          <w:color w:val="B5782F"/>
-          <w:spacing w:val="40"/>
-          <w:sz w:val="15"/>
-          <w:szCs w:val="15"/>
-        </w:rPr>
         <w:fldChar w:fldCharType="begin"/>
-      </w:r>
-      <w:r>
-        <w:rPr>
-          <w:b/>
-          <w:bCs/>
-          <w:i w:val="0"/>
-          <w:iCs w:val="0"/>
-          <w:caps/>
-          <w:color w:val="B5782F"/>
-          <w:spacing w:val="40"/>
-          <w:sz w:val="15"/>
-          <w:szCs w:val="15"/>
-        </w:rPr>
         <w:instrText xml:space="preserve"> SEQ Figura \* ARABIC </w:instrText>
-      </w:r>
-      <w:r>
-        <w:rPr>
-          <w:b/>
-          <w:bCs/>
-          <w:i w:val="0"/>
-          <w:iCs w:val="0"/>
-          <w:caps/>
-          <w:color w:val="B5782F"/>
-          <w:spacing w:val="40"/>
-          <w:sz w:val="15"/>
-          <w:szCs w:val="15"/>
-        </w:rPr>
         <w:fldChar w:fldCharType="separate"/>
-      </w:r>
-      <w:r>
-        <w:rPr>
-          <w:b/>
-          <w:bCs/>
-          <w:i w:val="0"/>
-          <w:iCs w:val="0"/>
-          <w:caps/>
-          <w:color w:val="B5782F"/>
-          <w:spacing w:val="40"/>
-          <w:sz w:val="15"/>
-          <w:szCs w:val="15"/>
-        </w:rPr>
         <w:t xml:space="preserve">15</w:t>
-      </w:r>
-      <w:r>
-        <w:rPr>
-          <w:b/>
-          <w:bCs/>
-          <w:i w:val="0"/>
-          <w:iCs w:val="0"/>
-          <w:caps/>
-          <w:color w:val="B5782F"/>
-          <w:spacing w:val="40"/>
-          <w:sz w:val="15"/>
-          <w:szCs w:val="15"/>
-        </w:rPr>
         <w:fldChar w:fldCharType="end"/>
-      </w:r>
-      <w:r>
-        <w:rPr>
-          <w:b/>
-          <w:bCs/>
-          <w:i w:val="0"/>
-          <w:iCs w:val="0"/>
-          <w:caps/>
-          <w:color w:val="B5782F"/>
-          <w:spacing w:val="40"/>
-          <w:sz w:val="15"/>
-          <w:szCs w:val="15"/>
-        </w:rPr>
         <w:t xml:space="preserve">   </w:t>
       </w:r>
       <w:r>
         <w:t xml:space="preserve"> Diagrama de flujo de ms-apuestas: liquidación</w:t>
       </w:r>
-      <w:r/>
     </w:p>
     <w:p>
       <w:pPr>
@@ -27481,7 +25161,6 @@
       <w:r>
         <w:t xml:space="preserve">Los endpoints que usa el apostador desde la web: evaluar una cuota, registrar una apuesta y ver su rendimiento. El rendimiento solo cuenta las apuestas del usuario del token.</w:t>
       </w:r>
-      <w:r/>
     </w:p>
     <w:p>
       <w:pPr>
@@ -27560,7 +25239,6 @@
           </mc:Fallback>
         </mc:AlternateContent>
       </w:r>
-      <w:r/>
     </w:p>
     <w:p>
       <w:pPr>
@@ -27583,95 +25261,16 @@
           <w:szCs w:val="15"/>
         </w:rPr>
         <w:t xml:space="preserve">Figura </w:t>
-      </w:r>
-      <w:r>
-        <w:rPr>
-          <w:b/>
-          <w:bCs/>
-          <w:i w:val="0"/>
-          <w:iCs w:val="0"/>
-          <w:caps/>
-          <w:color w:val="B5782F"/>
-          <w:spacing w:val="40"/>
-          <w:sz w:val="15"/>
-          <w:szCs w:val="15"/>
-        </w:rPr>
         <w:fldChar w:fldCharType="begin"/>
-      </w:r>
-      <w:r>
-        <w:rPr>
-          <w:b/>
-          <w:bCs/>
-          <w:i w:val="0"/>
-          <w:iCs w:val="0"/>
-          <w:caps/>
-          <w:color w:val="B5782F"/>
-          <w:spacing w:val="40"/>
-          <w:sz w:val="15"/>
-          <w:szCs w:val="15"/>
-        </w:rPr>
         <w:instrText xml:space="preserve"> SEQ Figura \* ARABIC </w:instrText>
-      </w:r>
-      <w:r>
-        <w:rPr>
-          <w:b/>
-          <w:bCs/>
-          <w:i w:val="0"/>
-          <w:iCs w:val="0"/>
-          <w:caps/>
-          <w:color w:val="B5782F"/>
-          <w:spacing w:val="40"/>
-          <w:sz w:val="15"/>
-          <w:szCs w:val="15"/>
-        </w:rPr>
         <w:fldChar w:fldCharType="separate"/>
-      </w:r>
-      <w:r>
-        <w:rPr>
-          <w:b/>
-          <w:bCs/>
-          <w:i w:val="0"/>
-          <w:iCs w:val="0"/>
-          <w:caps/>
-          <w:color w:val="B5782F"/>
-          <w:spacing w:val="40"/>
-          <w:sz w:val="15"/>
-          <w:szCs w:val="15"/>
-        </w:rPr>
         <w:t xml:space="preserve">16</w:t>
-      </w:r>
-      <w:r>
-        <w:rPr>
-          <w:b/>
-          <w:bCs/>
-          <w:i w:val="0"/>
-          <w:iCs w:val="0"/>
-          <w:caps/>
-          <w:color w:val="B5782F"/>
-          <w:spacing w:val="40"/>
-          <w:sz w:val="15"/>
-          <w:szCs w:val="15"/>
-        </w:rPr>
         <w:fldChar w:fldCharType="end"/>
-      </w:r>
-      <w:r>
-        <w:rPr>
-          <w:b/>
-          <w:bCs/>
-          <w:i w:val="0"/>
-          <w:iCs w:val="0"/>
-          <w:caps/>
-          <w:color w:val="B5782F"/>
-          <w:spacing w:val="40"/>
-          <w:sz w:val="15"/>
-          <w:szCs w:val="15"/>
-        </w:rPr>
         <w:t xml:space="preserve">   </w:t>
       </w:r>
       <w:r>
         <w:t xml:space="preserve"> Diagrama de flujo de ms-apuestas: evaluar, registrar y rendimiento</w:t>
       </w:r>
-      <w:r/>
     </w:p>
     <w:p>
       <w:pPr>
@@ -27694,7 +25293,6 @@
         <w:t xml:space="preserve">Diseño de base de datos</w:t>
       </w:r>
       <w:bookmarkEnd w:id="22"/>
-      <w:r/>
       <w:r/>
     </w:p>
     <w:p>
@@ -27764,7 +25362,6 @@
       <w:r>
         <w:t xml:space="preserve"> no tienen llave foránea física (ver 5.2).</w:t>
       </w:r>
-      <w:r/>
     </w:p>
     <w:p>
       <w:pPr>
@@ -27843,7 +25440,6 @@
           </mc:Fallback>
         </mc:AlternateContent>
       </w:r>
-      <w:r/>
     </w:p>
     <w:p>
       <w:pPr>
@@ -27866,95 +25462,16 @@
           <w:szCs w:val="15"/>
         </w:rPr>
         <w:t xml:space="preserve">Figura </w:t>
-      </w:r>
-      <w:r>
-        <w:rPr>
-          <w:b/>
-          <w:bCs/>
-          <w:i w:val="0"/>
-          <w:iCs w:val="0"/>
-          <w:caps/>
-          <w:color w:val="B5782F"/>
-          <w:spacing w:val="40"/>
-          <w:sz w:val="15"/>
-          <w:szCs w:val="15"/>
-        </w:rPr>
         <w:fldChar w:fldCharType="begin"/>
-      </w:r>
-      <w:r>
-        <w:rPr>
-          <w:b/>
-          <w:bCs/>
-          <w:i w:val="0"/>
-          <w:iCs w:val="0"/>
-          <w:caps/>
-          <w:color w:val="B5782F"/>
-          <w:spacing w:val="40"/>
-          <w:sz w:val="15"/>
-          <w:szCs w:val="15"/>
-        </w:rPr>
         <w:instrText xml:space="preserve"> SEQ Figura \* ARABIC </w:instrText>
-      </w:r>
-      <w:r>
-        <w:rPr>
-          <w:b/>
-          <w:bCs/>
-          <w:i w:val="0"/>
-          <w:iCs w:val="0"/>
-          <w:caps/>
-          <w:color w:val="B5782F"/>
-          <w:spacing w:val="40"/>
-          <w:sz w:val="15"/>
-          <w:szCs w:val="15"/>
-        </w:rPr>
         <w:fldChar w:fldCharType="separate"/>
-      </w:r>
-      <w:r>
-        <w:rPr>
-          <w:b/>
-          <w:bCs/>
-          <w:i w:val="0"/>
-          <w:iCs w:val="0"/>
-          <w:caps/>
-          <w:color w:val="B5782F"/>
-          <w:spacing w:val="40"/>
-          <w:sz w:val="15"/>
-          <w:szCs w:val="15"/>
-        </w:rPr>
         <w:t xml:space="preserve">17</w:t>
-      </w:r>
-      <w:r>
-        <w:rPr>
-          <w:b/>
-          <w:bCs/>
-          <w:i w:val="0"/>
-          <w:iCs w:val="0"/>
-          <w:caps/>
-          <w:color w:val="B5782F"/>
-          <w:spacing w:val="40"/>
-          <w:sz w:val="15"/>
-          <w:szCs w:val="15"/>
-        </w:rPr>
         <w:fldChar w:fldCharType="end"/>
-      </w:r>
-      <w:r>
-        <w:rPr>
-          <w:b/>
-          <w:bCs/>
-          <w:i w:val="0"/>
-          <w:iCs w:val="0"/>
-          <w:caps/>
-          <w:color w:val="B5782F"/>
-          <w:spacing w:val="40"/>
-          <w:sz w:val="15"/>
-          <w:szCs w:val="15"/>
-        </w:rPr>
         <w:t xml:space="preserve">   </w:t>
       </w:r>
       <w:r>
         <w:t xml:space="preserve"> Diseño lógico: una base de datos por microservicio</w:t>
       </w:r>
-      <w:r/>
     </w:p>
     <w:p>
       <w:pPr>
@@ -27969,7 +25486,6 @@
         <w:t xml:space="preserve">6.1. usuarios_db</w:t>
       </w:r>
       <w:bookmarkEnd w:id="23"/>
-      <w:r/>
       <w:r/>
     </w:p>
     <w:p>
@@ -28738,7 +26254,6 @@
         <w:rPr/>
       </w:pPr>
       <w:r/>
-      <w:r/>
     </w:p>
     <w:p>
       <w:pPr>
@@ -28753,7 +26268,6 @@
         <w:t xml:space="preserve">6.2. catalogo_db</w:t>
       </w:r>
       <w:bookmarkEnd w:id="24"/>
-      <w:r/>
       <w:r/>
     </w:p>
     <w:tbl>
@@ -28901,11 +26415,6 @@
                 <w:lang w:val="pt-PT"/>
               </w:rPr>
             </w:r>
-            <w:r>
-              <w:rPr>
-                <w:lang w:val="pt-PT"/>
-              </w:rPr>
-            </w:r>
           </w:p>
         </w:tc>
         <w:tc>
@@ -29141,7 +26650,6 @@
         <w:ind/>
         <w:rPr/>
       </w:pPr>
-      <w:r/>
       <w:r/>
     </w:p>
     <w:p>
@@ -29157,7 +26665,6 @@
         <w:t xml:space="preserve">6.3. ingesta_db</w:t>
       </w:r>
       <w:bookmarkEnd w:id="25"/>
-      <w:r/>
       <w:r/>
     </w:p>
     <w:tbl>
@@ -29283,7 +26790,6 @@
         <w:rPr/>
       </w:pPr>
       <w:r/>
-      <w:r/>
     </w:p>
     <w:p>
       <w:pPr>
@@ -29298,7 +26804,6 @@
         <w:t xml:space="preserve">6.4. estadisticas_db</w:t>
       </w:r>
       <w:bookmarkEnd w:id="26"/>
-      <w:r/>
       <w:r/>
     </w:p>
     <w:tbl>
@@ -29470,7 +26975,6 @@
         <w:ind/>
         <w:rPr/>
       </w:pPr>
-      <w:r/>
       <w:r/>
     </w:p>
     <w:p>
@@ -29546,7 +27050,6 @@
       <w:r>
         <w:t xml:space="preserve"> sin joins.</w:t>
       </w:r>
-      <w:r/>
     </w:p>
     <w:p>
       <w:pPr>
@@ -29561,7 +27064,6 @@
         <w:t xml:space="preserve">6.5. cuotas_db</w:t>
       </w:r>
       <w:bookmarkEnd w:id="27"/>
-      <w:r/>
       <w:r/>
     </w:p>
     <w:tbl>
@@ -29734,7 +27236,6 @@
         <w:rPr/>
       </w:pPr>
       <w:r/>
-      <w:r/>
     </w:p>
     <w:p>
       <w:pPr>
@@ -29749,7 +27250,6 @@
         <w:t xml:space="preserve">6.6. apuestas_db</w:t>
       </w:r>
       <w:bookmarkEnd w:id="28"/>
-      <w:r/>
       <w:r/>
     </w:p>
     <w:tbl>
@@ -29861,14 +27361,7 @@
                 <w:sz w:val="18"/>
                 <w:szCs w:val="18"/>
               </w:rPr>
-              <w:t xml:space="preserve">PicIdPick PK, </w:t>
-            </w:r>
-            <w:r>
-              <w:rPr>
-                <w:sz w:val="18"/>
-                <w:szCs w:val="18"/>
-              </w:rPr>
-              <w:t xml:space="preserve">PicFecha, PicIdPartido, PicDescripcion ("Arsenal vs Chelsea"), PicMercado, PicSeleccion, PicLinea, PicCasa, PicCuota, PicProbabilidad, PicValorEsperado, PicStakePct, PicEsApuestaDelDia, PicEstado (ABIERTO o LIQUIDADO), PicResultado (GANADA o PERDIDA, nulo)</w:t>
+              <w:t xml:space="preserve">PicIdPick PK, PicFecha, PicIdPartido, PicDescripcion ("Arsenal vs Chelsea"), PicMercado, PicSeleccion, PicLinea, PicCasa, PicCuota, PicProbabilidad, PicValorEsperado, PicStakePct, PicEsApuestaDelDia, PicEstado (ABIERTO o LIQUIDADO), PicResultado (GANADA o PERDIDA, nulo)</w:t>
             </w:r>
             <w:r/>
           </w:p>
@@ -29928,7 +27421,6 @@
         <w:ind/>
         <w:rPr/>
       </w:pPr>
-      <w:r/>
       <w:r/>
     </w:p>
     <w:p>
@@ -29974,7 +27466,6 @@
       <w:r>
         <w:t xml:space="preserve"> por cada fila: es una desnormalización aceptada en microservicios.</w:t>
       </w:r>
-      <w:r/>
     </w:p>
     <w:p>
       <w:pPr>
@@ -29998,7 +27489,6 @@
       </w:r>
       <w:bookmarkEnd w:id="29"/>
       <w:r/>
-      <w:r/>
     </w:p>
     <w:p>
       <w:pPr>
@@ -30016,7 +27506,6 @@
       <w:r>
         <w:t xml:space="preserve"> desde el día 1, cada endpoint responde con datos fijos (mock) que respetan el contrato. Así nadie espera a nadie. La lógica real reemplaza al mock a lo largo de la semana.</w:t>
       </w:r>
-      <w:r/>
     </w:p>
     <w:tbl>
       <w:tblPr>
@@ -31162,7 +28651,6 @@
         <w:ind/>
         <w:rPr/>
       </w:pPr>
-      <w:r/>
       <w:r/>
     </w:p>
     <w:p>
@@ -31193,7 +28681,6 @@
       <w:r>
         <w:t xml:space="preserve">.</w:t>
       </w:r>
-      <w:r/>
     </w:p>
     <w:p>
       <w:pPr>
@@ -31217,7 +28704,6 @@
       </w:r>
       <w:bookmarkEnd w:id="30"/>
       <w:r/>
-      <w:r/>
     </w:p>
     <w:p>
       <w:pPr>
@@ -31238,7 +28724,6 @@
       <w:r>
         <w:t xml:space="preserve"> compañero.</w:t>
       </w:r>
-      <w:r/>
     </w:p>
     <w:p>
       <w:pPr>
@@ -31253,7 +28738,6 @@
         <w:t xml:space="preserve">8.1. Caja blanca (cobertura de caminos)</w:t>
       </w:r>
       <w:bookmarkEnd w:id="31"/>
-      <w:r/>
       <w:r/>
     </w:p>
     <w:tbl>
@@ -32461,7 +29945,6 @@
         <w:rPr/>
       </w:pPr>
       <w:r/>
-      <w:r/>
     </w:p>
     <w:p>
       <w:pPr>
@@ -32476,7 +29959,6 @@
         <w:t xml:space="preserve">8.2. Caja negra</w:t>
       </w:r>
       <w:bookmarkEnd w:id="32"/>
-      <w:r/>
       <w:r/>
     </w:p>
     <w:tbl>
@@ -33457,7 +30939,6 @@
         <w:ind/>
         <w:rPr/>
       </w:pPr>
-      <w:r/>
       <w:r/>
     </w:p>
     <w:p>
@@ -33482,7 +30963,6 @@
       </w:r>
       <w:bookmarkEnd w:id="33"/>
       <w:r/>
-      <w:r/>
     </w:p>
     <w:p>
       <w:pPr>
@@ -33498,7 +30978,6 @@
       </w:r>
       <w:bookmarkEnd w:id="34"/>
       <w:r/>
-      <w:r/>
     </w:p>
     <w:p>
       <w:pPr>
@@ -33513,7 +30992,6 @@
         <w:t xml:space="preserve">9.2. Trabajo futuro</w:t>
       </w:r>
       <w:bookmarkEnd w:id="35"/>
-      <w:r/>
       <w:r/>
     </w:p>
     <w:p>
@@ -33574,7 +31052,6 @@
       <w:r>
         <w:t xml:space="preserve"> liquidaría al recibirlo, en lugar de cada día a una hora fija.</w:t>
       </w:r>
-      <w:r/>
     </w:p>
     <w:p>
       <w:pPr>
@@ -33598,7 +31075,6 @@
       <w:r>
         <w:t xml:space="preserve"> (Resilience4j) en las llamadas Feign, y Config Server centralizado.</w:t>
       </w:r>
-      <w:r/>
     </w:p>
     <w:p>
       <w:pPr>
@@ -33634,7 +31110,6 @@
       <w:r>
         <w:t xml:space="preserve"> del repositorio ya los implementa en Python.</w:t>
       </w:r>
-      <w:r/>
     </w:p>
     <w:p>
       <w:pPr>
@@ -33658,7 +31133,6 @@
       <w:r>
         <w:t xml:space="preserve">: ponderar los partidos recientes, usar goles esperados (xG) y mezclar la probabilidad del modelo con la del mercado.</w:t>
       </w:r>
-      <w:r/>
     </w:p>
     <w:p>
       <w:pPr>
@@ -33682,7 +31156,6 @@
       <w:r>
         <w:t xml:space="preserve">: Kubernetes y una integración continua que ejecute las pruebas en cada push.</w:t>
       </w:r>
-      <w:r/>
     </w:p>
     <w:sectPr>
       <w:headerReference w:type="first" r:id="rId90"/>

--- a/docs/DocumentacionProyectoApuestas.docx
+++ b/docs/DocumentacionProyectoApuestas.docx
@@ -1917,6 +1917,44 @@
         </w:p>
         <w:p>
           <w:pPr>
+            <w:pStyle w:val="955"/>
+            <w:tabs>
+              <w:tab w:val="right" w:leader="dot" w:pos="9476"/>
+            </w:tabs>
+            <w:spacing/>
+            <w:ind/>
+            <w:rPr>
+              <w:rFonts w:asciiTheme="minorHAnsi" w:hAnsiTheme="minorHAnsi" w:eastAsiaTheme="minorEastAsia" w:cstheme="minorBidi"/>
+              <w:sz w:val="21"/>
+              <w:szCs w:val="21"/>
+              <w:lang w:eastAsia="ja-JP"/>
+              <w14:ligatures w14:val="standardContextual"/>
+            </w:rPr>
+          </w:pPr>
+          <w:r/>
+          <w:hyperlink w:tooltip="#_Toc0100" w:anchor="_Toc0100" w:history="1">
+            <w:r>
+              <w:t xml:space="preserve">7.1. Retrospectiva</w:t>
+              <w:tab/>
+              <w:fldChar w:fldCharType="begin"/>
+              <w:instrText xml:space="preserve"> PAGEREF _Toc0100 \h </w:instrText>
+              <w:fldChar w:fldCharType="separate"/>
+              <w:t xml:space="preserve">36</w:t>
+              <w:fldChar w:fldCharType="end"/>
+            </w:r>
+          </w:hyperlink>
+          <w:r>
+            <w:rPr>
+              <w:rFonts w:asciiTheme="minorHAnsi" w:hAnsiTheme="minorHAnsi" w:eastAsiaTheme="minorEastAsia" w:cstheme="minorBidi"/>
+              <w:sz w:val="21"/>
+              <w:szCs w:val="21"/>
+              <w:lang w:eastAsia="ja-JP"/>
+              <w14:ligatures w14:val="standardContextual"/>
+            </w:rPr>
+          </w:r>
+        </w:p>
+        <w:p>
+          <w:pPr>
             <w:pStyle w:val="954"/>
             <w:tabs>
               <w:tab w:val="right" w:leader="dot" w:pos="9476"/>
@@ -1944,7 +1982,7 @@
               <w:fldChar w:fldCharType="begin"/>
               <w:instrText xml:space="preserve"> PAGEREF _Toc0029 \h </w:instrText>
               <w:fldChar w:fldCharType="separate"/>
-              <w:t xml:space="preserve">36</w:t>
+              <w:t xml:space="preserve">37</w:t>
               <w:fldChar w:fldCharType="end"/>
             </w:r>
           </w:hyperlink>
@@ -2020,7 +2058,7 @@
               <w:fldChar w:fldCharType="begin"/>
               <w:instrText xml:space="preserve"> PAGEREF _Toc0031 \h </w:instrText>
               <w:fldChar w:fldCharType="separate"/>
-              <w:t xml:space="preserve">37</w:t>
+              <w:t xml:space="preserve">38</w:t>
               <w:fldChar w:fldCharType="end"/>
             </w:r>
           </w:hyperlink>
@@ -2063,7 +2101,7 @@
               <w:fldChar w:fldCharType="begin"/>
               <w:instrText xml:space="preserve"> PAGEREF _Toc0032 \h </w:instrText>
               <w:fldChar w:fldCharType="separate"/>
-              <w:t xml:space="preserve">38</w:t>
+              <w:t xml:space="preserve">39</w:t>
               <w:fldChar w:fldCharType="end"/>
             </w:r>
           </w:hyperlink>
@@ -2101,7 +2139,7 @@
               <w:fldChar w:fldCharType="begin"/>
               <w:instrText xml:space="preserve"> PAGEREF _Toc0033 \h </w:instrText>
               <w:fldChar w:fldCharType="separate"/>
-              <w:t xml:space="preserve">38</w:t>
+              <w:t xml:space="preserve">39</w:t>
               <w:fldChar w:fldCharType="end"/>
             </w:r>
           </w:hyperlink>
@@ -2139,7 +2177,7 @@
               <w:fldChar w:fldCharType="begin"/>
               <w:instrText xml:space="preserve"> PAGEREF _Toc0034 \h </w:instrText>
               <w:fldChar w:fldCharType="separate"/>
-              <w:t xml:space="preserve">38</w:t>
+              <w:t xml:space="preserve">40</w:t>
               <w:fldChar w:fldCharType="end"/>
             </w:r>
           </w:hyperlink>
@@ -2521,19 +2559,7 @@
         <w:t xml:space="preserve">No incluye</w:t>
       </w:r>
       <w:r>
-        <w:t xml:space="preserve"> (queda en la rama </w:t>
-      </w:r>
-      <w:r>
-        <w:rPr>
-          <w:rFonts w:ascii="Consolas" w:hAnsi="Consolas" w:cs="Consolas"/>
-          <w:color w:val="1E4A3A"/>
-          <w:sz w:val="19"/>
-          <w:szCs w:val="19"/>
-        </w:rPr>
-        <w:t xml:space="preserve">main</w:t>
-      </w:r>
-      <w:r>
-        <w:t xml:space="preserve"> o como trabajo futuro):</w:t>
+        <w:t xml:space="preserve"> (queda como trabajo futuro):</w:t>
       </w:r>
     </w:p>
     <w:p>
@@ -10309,7 +10335,7 @@
           <w:sz w:val="19"/>
           <w:szCs w:val="19"/>
         </w:rPr>
-        <w:t xml:space="preserve">servicios/&lt;servicio&gt;/README.md</w:t>
+        <w:t xml:space="preserve">servicios/&lt;integrante&gt;/&lt;servicio&gt;/README.md</w:t>
       </w:r>
       <w:r>
         <w:t xml:space="preserve"> repite sus reglas específicas con el mismo código. Si una regla cambia, se actualizan los dos documentos y se avisa en el daily, igual que con los contratos.</w:t>
@@ -21955,19 +21981,7 @@
         <w:rPr/>
       </w:pPr>
       <w:r>
-        <w:t xml:space="preserve">Los puertos de PostgreSQL (5441) y de la web (8090) se eligieron para no chocar con el proyecto MTC (5440 y 8082) ni con la rama </w:t>
-      </w:r>
-      <w:r>
-        <w:rPr>
-          <w:rFonts w:ascii="Consolas" w:hAnsi="Consolas" w:cs="Consolas"/>
-          <w:color w:val="1E4A3A"/>
-          <w:sz w:val="19"/>
-          <w:szCs w:val="19"/>
-        </w:rPr>
-        <w:t xml:space="preserve">main</w:t>
-      </w:r>
-      <w:r>
-        <w:t xml:space="preserve"> (5433).</w:t>
+        <w:t xml:space="preserve">Los puertos publicados de PostgreSQL (5441) y de la web (8090) son distintos de los habituales (5432 y 8080) para no chocar con otros programas que el equipo tenga en marcha en su máquina.</w:t>
       </w:r>
     </w:p>
     <w:p>
@@ -22002,7 +22016,7 @@
           <w:sz w:val="19"/>
           <w:szCs w:val="19"/>
         </w:rPr>
-        <w:t xml:space="preserve">servicios/&lt;servicio&gt;/README.md</w:t>
+        <w:t xml:space="preserve">servicios/&lt;integrante&gt;/&lt;servicio&gt;/README.md</w:t>
       </w:r>
       <w:r>
         <w:t xml:space="preserve">: si un contrato cambia, también hay que actualizar su diagrama.</w:t>
@@ -28684,6 +28698,400 @@
     </w:p>
     <w:p>
       <w:pPr>
+        <w:pStyle w:val="916"/>
+        <w:spacing/>
+        <w:ind/>
+        <w:rPr/>
+      </w:pPr>
+      <w:r/>
+      <w:bookmarkStart w:id="108" w:name="_Toc0100"/>
+      <w:r>
+        <w:t xml:space="preserve">7.1. Retrospectiva</w:t>
+      </w:r>
+      <w:bookmarkEnd w:id="108"/>
+      <w:r/>
+    </w:p>
+    <w:p>
+      <w:pPr>
+        <w:keepNext w:val="true"/>
+        <w:spacing/>
+        <w:ind/>
+        <w:jc w:val="both"/>
+        <w:rPr/>
+      </w:pPr>
+      <w:r>
+        <w:rPr>
+          <w:b/>
+        </w:rPr>
+        <w:t xml:space="preserve">Qué funcionó</w:t>
+      </w:r>
+    </w:p>
+    <w:p>
+      <w:pPr>
+        <w:pStyle w:val="942"/>
+        <w:numPr>
+          <w:ilvl w:val="0"/>
+          <w:numId w:val="14"/>
+        </w:numPr>
+        <w:spacing w:after="80"/>
+        <w:ind/>
+        <w:jc w:val="both"/>
+        <w:rPr/>
+      </w:pPr>
+      <w:r>
+        <w:rPr>
+          <w:b/>
+          <w:color w:val="1E4A3A"/>
+        </w:rPr>
+        <w:t xml:space="preserve">Los contratos primero.</w:t>
+      </w:r>
+      <w:r>
+        <w:t xml:space="preserve"> Cada servicio tenía su </w:t>
+      </w:r>
+      <w:r>
+        <w:rPr>
+          <w:rFonts w:ascii="Consolas" w:hAnsi="Consolas" w:cs="Consolas"/>
+          <w:color w:val="1E4A3A"/>
+          <w:sz w:val="19"/>
+          <w:szCs w:val="19"/>
+        </w:rPr>
+        <w:t xml:space="preserve">README.md</w:t>
+      </w:r>
+      <w:r>
+        <w:t xml:space="preserve"> con endpoints, JSON y reglas antes de escribir código. Así cada servicio se construyó y probó por separado, y al unirlos en el </w:t>
+      </w:r>
+      <w:r>
+        <w:rPr>
+          <w:rFonts w:ascii="Consolas" w:hAnsi="Consolas" w:cs="Consolas"/>
+          <w:color w:val="1E4A3A"/>
+          <w:sz w:val="19"/>
+          <w:szCs w:val="19"/>
+        </w:rPr>
+        <w:t xml:space="preserve">docker-compose.yml</w:t>
+      </w:r>
+      <w:r>
+        <w:t xml:space="preserve"> no hubo que cambiar ningún contrato.</w:t>
+      </w:r>
+    </w:p>
+    <w:p>
+      <w:pPr>
+        <w:pStyle w:val="942"/>
+        <w:numPr>
+          <w:ilvl w:val="0"/>
+          <w:numId w:val="14"/>
+        </w:numPr>
+        <w:spacing w:after="80"/>
+        <w:ind/>
+        <w:jc w:val="both"/>
+        <w:rPr/>
+      </w:pPr>
+      <w:r>
+        <w:rPr>
+          <w:b/>
+          <w:color w:val="1E4A3A"/>
+        </w:rPr>
+        <w:t xml:space="preserve">Un orden de construcción según las dependencias:</w:t>
+      </w:r>
+      <w:r>
+        <w:t xml:space="preserve"> gateway, usuarios, catálogo, ingesta, estadísticas, cuotas, predicciones y apuestas. Cada servicio encontraba listos a los que llama por Feign, así que no hicieron falta los mocks de la «regla de oro».</w:t>
+      </w:r>
+    </w:p>
+    <w:p>
+      <w:pPr>
+        <w:pStyle w:val="942"/>
+        <w:numPr>
+          <w:ilvl w:val="0"/>
+          <w:numId w:val="14"/>
+        </w:numPr>
+        <w:spacing w:after="80"/>
+        <w:ind/>
+        <w:jc w:val="both"/>
+        <w:rPr/>
+      </w:pPr>
+      <w:r>
+        <w:rPr>
+          <w:b/>
+          <w:color w:val="1E4A3A"/>
+        </w:rPr>
+        <w:t xml:space="preserve">Pruebas en dos niveles.</w:t>
+      </w:r>
+      <w:r>
+        <w:t xml:space="preserve"> Hay 96 pruebas unitarias y de integración en los 10 módulos, todas en verde, y las 9 pruebas de caja negra pasaron contra el sistema completo (sección 8).</w:t>
+      </w:r>
+    </w:p>
+    <w:p>
+      <w:pPr>
+        <w:pStyle w:val="942"/>
+        <w:numPr>
+          <w:ilvl w:val="0"/>
+          <w:numId w:val="14"/>
+        </w:numPr>
+        <w:spacing w:after="80"/>
+        <w:ind/>
+        <w:jc w:val="both"/>
+        <w:rPr/>
+      </w:pPr>
+      <w:r>
+        <w:rPr>
+          <w:b/>
+          <w:color w:val="1E4A3A"/>
+        </w:rPr>
+        <w:t xml:space="preserve">La resiliencia se cumplió:</w:t>
+      </w:r>
+      <w:r>
+        <w:t xml:space="preserve"> si </w:t>
+      </w:r>
+      <w:r>
+        <w:rPr>
+          <w:rFonts w:ascii="Consolas" w:hAnsi="Consolas" w:cs="Consolas"/>
+          <w:color w:val="1E4A3A"/>
+          <w:sz w:val="19"/>
+          <w:szCs w:val="19"/>
+        </w:rPr>
+        <w:t xml:space="preserve">ms-cuotas</w:t>
+      </w:r>
+      <w:r>
+        <w:t xml:space="preserve"> cae, la web sigue mostrando las probabilidades con un aviso (CN-08), y la evaluación manual no depende de las cuotas (RN-APU-01).</w:t>
+      </w:r>
+    </w:p>
+    <w:p>
+      <w:pPr>
+        <w:keepNext w:val="true"/>
+        <w:spacing/>
+        <w:ind/>
+        <w:jc w:val="both"/>
+        <w:rPr/>
+      </w:pPr>
+      <w:r>
+        <w:rPr>
+          <w:b/>
+        </w:rPr>
+        <w:t xml:space="preserve">Qué se retrasó y por qué</w:t>
+      </w:r>
+    </w:p>
+    <w:p>
+      <w:pPr>
+        <w:pStyle w:val="942"/>
+        <w:numPr>
+          <w:ilvl w:val="0"/>
+          <w:numId w:val="14"/>
+        </w:numPr>
+        <w:spacing w:after="80"/>
+        <w:ind/>
+        <w:jc w:val="both"/>
+        <w:rPr/>
+      </w:pPr>
+      <w:r>
+        <w:rPr>
+          <w:b/>
+          <w:color w:val="1E4A3A"/>
+        </w:rPr>
+        <w:t xml:space="preserve">La implementación empezó el sábado 24 y no el martes 20.</w:t>
+      </w:r>
+      <w:r>
+        <w:t xml:space="preserve"> Del lunes 19 al martes 20 se hicieron el replanteamiento, la documentación, los diagramas de flujo y la presentación. Los servicios y la web se programaron el sábado 24 y el domingo 25, por falta de tiempo del equipo entre semana. Para recuperar el retraso, el código se escribió con ayuda de un asistente de IA (Claude), servicio por servicio, y el equipo revisó cada entrega antes de pasar a la siguiente.</w:t>
+      </w:r>
+    </w:p>
+    <w:p>
+      <w:pPr>
+        <w:pStyle w:val="942"/>
+        <w:numPr>
+          <w:ilvl w:val="0"/>
+          <w:numId w:val="14"/>
+        </w:numPr>
+        <w:spacing w:after="80"/>
+        <w:ind/>
+        <w:jc w:val="both"/>
+        <w:rPr/>
+      </w:pPr>
+      <w:r>
+        <w:rPr>
+          <w:b/>
+          <w:color w:val="1E4A3A"/>
+        </w:rPr>
+        <w:t xml:space="preserve">Docker estuvo disponible recién el domingo 25 por la noche.</w:t>
+      </w:r>
+      <w:r>
+        <w:t xml:space="preserve"> Hasta entonces, las pruebas de integración usaron un PostgreSQL temporal y los jar levantados a mano. Con Docker listo, el sistema completo se probó de punta a punta el mismo día.</w:t>
+      </w:r>
+    </w:p>
+    <w:p>
+      <w:pPr>
+        <w:pStyle w:val="942"/>
+        <w:numPr>
+          <w:ilvl w:val="0"/>
+          <w:numId w:val="14"/>
+        </w:numPr>
+        <w:spacing w:after="80"/>
+        <w:ind/>
+        <w:jc w:val="both"/>
+        <w:rPr/>
+      </w:pPr>
+      <w:r>
+        <w:rPr>
+          <w:b/>
+          <w:color w:val="1E4A3A"/>
+        </w:rPr>
+        <w:t xml:space="preserve">Cambios de diseño sobre la marcha:</w:t>
+      </w:r>
+    </w:p>
+    <w:p>
+      <w:pPr>
+        <w:pStyle w:val="942"/>
+        <w:numPr>
+          <w:ilvl w:val="1"/>
+          <w:numId w:val="14"/>
+        </w:numPr>
+        <w:spacing w:after="80"/>
+        <w:ind/>
+        <w:jc w:val="both"/>
+        <w:rPr/>
+      </w:pPr>
+      <w:r>
+        <w:t xml:space="preserve">Pinnacle dejó de publicar cuotas en enero de 2026. Por eso la apuesta del día compara contra el mercado sin margen de la misma casa (RN-06).</w:t>
+      </w:r>
+    </w:p>
+    <w:p>
+      <w:pPr>
+        <w:pStyle w:val="942"/>
+        <w:numPr>
+          <w:ilvl w:val="1"/>
+          <w:numId w:val="14"/>
+        </w:numPr>
+        <w:spacing w:after="80"/>
+        <w:ind/>
+        <w:jc w:val="both"/>
+        <w:rPr/>
+      </w:pPr>
+      <w:r>
+        <w:t xml:space="preserve">Usado solo, el modelo daba apuestas del día con EV de 20–30 %, que no es valor real. Se mezcló al 50 % con el mercado (RN-15).</w:t>
+      </w:r>
+    </w:p>
+    <w:p>
+      <w:pPr>
+        <w:pStyle w:val="942"/>
+        <w:numPr>
+          <w:ilvl w:val="1"/>
+          <w:numId w:val="14"/>
+        </w:numPr>
+        <w:spacing w:after="80"/>
+        <w:ind/>
+        <w:jc w:val="both"/>
+        <w:rPr/>
+      </w:pPr>
+      <w:r>
+        <w:t xml:space="preserve">Se quitaron los CSV de muestra: la ingesta ahora descarga los datos de football-data.co.uk.</w:t>
+      </w:r>
+    </w:p>
+    <w:p>
+      <w:pPr>
+        <w:keepNext w:val="true"/>
+        <w:spacing/>
+        <w:ind/>
+        <w:jc w:val="both"/>
+        <w:rPr/>
+      </w:pPr>
+      <w:r>
+        <w:rPr>
+          <w:b/>
+        </w:rPr>
+        <w:t xml:space="preserve">Lecciones</w:t>
+      </w:r>
+    </w:p>
+    <w:p>
+      <w:pPr>
+        <w:pStyle w:val="942"/>
+        <w:numPr>
+          <w:ilvl w:val="0"/>
+          <w:numId w:val="14"/>
+        </w:numPr>
+        <w:spacing w:after="80"/>
+        <w:ind/>
+        <w:jc w:val="both"/>
+        <w:rPr/>
+      </w:pPr>
+      <w:r>
+        <w:t xml:space="preserve">El usuario </w:t>
+      </w:r>
+      <w:r>
+        <w:rPr>
+          <w:rFonts w:ascii="Consolas" w:hAnsi="Consolas" w:cs="Consolas"/>
+          <w:color w:val="1E4A3A"/>
+          <w:sz w:val="19"/>
+          <w:szCs w:val="19"/>
+        </w:rPr>
+        <w:t xml:space="preserve">admin</w:t>
+      </w:r>
+      <w:r>
+        <w:t xml:space="preserve"> solo se crea si no existe (RN-USU-07). Si </w:t>
+      </w:r>
+      <w:r>
+        <w:rPr>
+          <w:rFonts w:ascii="Consolas" w:hAnsi="Consolas" w:cs="Consolas"/>
+          <w:color w:val="1E4A3A"/>
+          <w:sz w:val="19"/>
+          <w:szCs w:val="19"/>
+        </w:rPr>
+        <w:t xml:space="preserve">ADMIN_PASSWORD</w:t>
+      </w:r>
+      <w:r>
+        <w:t xml:space="preserve"> cambia en el </w:t>
+      </w:r>
+      <w:r>
+        <w:rPr>
+          <w:rFonts w:ascii="Consolas" w:hAnsi="Consolas" w:cs="Consolas"/>
+          <w:color w:val="1E4A3A"/>
+          <w:sz w:val="19"/>
+          <w:szCs w:val="19"/>
+        </w:rPr>
+        <w:t xml:space="preserve">.env</w:t>
+      </w:r>
+      <w:r>
+        <w:t xml:space="preserve"> después del primer arranque, el admin conserva la clave anterior. En ese caso hay que borrar el volumen (</w:t>
+      </w:r>
+      <w:r>
+        <w:rPr>
+          <w:rFonts w:ascii="Consolas" w:hAnsi="Consolas" w:cs="Consolas"/>
+          <w:color w:val="1E4A3A"/>
+          <w:sz w:val="19"/>
+          <w:szCs w:val="19"/>
+        </w:rPr>
+        <w:t xml:space="preserve">down -v</w:t>
+      </w:r>
+      <w:r>
+        <w:t xml:space="preserve">) o cambiar la clave en la base de datos.</w:t>
+      </w:r>
+    </w:p>
+    <w:p>
+      <w:pPr>
+        <w:pStyle w:val="942"/>
+        <w:numPr>
+          <w:ilvl w:val="0"/>
+          <w:numId w:val="14"/>
+        </w:numPr>
+        <w:spacing w:after="80"/>
+        <w:ind/>
+        <w:jc w:val="both"/>
+        <w:rPr/>
+      </w:pPr>
+      <w:r>
+        <w:t xml:space="preserve">Con 10 JVM, el sistema necesita unos 5 GB de memoria. El tope de 384 MB por servicio (</w:t>
+      </w:r>
+      <w:r>
+        <w:rPr>
+          <w:rFonts w:ascii="Consolas" w:hAnsi="Consolas" w:cs="Consolas"/>
+          <w:color w:val="1E4A3A"/>
+          <w:sz w:val="19"/>
+          <w:szCs w:val="19"/>
+        </w:rPr>
+        <w:t xml:space="preserve">JAVA_OPCIONES</w:t>
+      </w:r>
+      <w:r>
+        <w:t xml:space="preserve">) fue necesario para que todo cupiera en una laptop.</w:t>
+      </w:r>
+    </w:p>
+    <w:p>
+      <w:pPr>
         <w:pStyle w:val="915"/>
         <w:spacing/>
         <w:ind/>
@@ -28750,10 +29158,11 @@
       </w:tblPr>
       <w:tblGrid>
         <w:gridCol w:w="733"/>
-        <w:gridCol w:w="3383"/>
-        <w:gridCol w:w="1243"/>
-        <w:gridCol w:w="1243"/>
-        <w:gridCol w:w="2875"/>
+        <w:gridCol w:w="2300"/>
+        <w:gridCol w:w="1100"/>
+        <w:gridCol w:w="1250"/>
+        <w:gridCol w:w="2000"/>
+        <w:gridCol w:w="2094"/>
       </w:tblGrid>
       <w:tr>
         <w:trPr>
@@ -28789,7 +29198,7 @@
           <w:tcPr>
             <w:shd w:val="clear" w:color="auto" w:fill="F3EFE6"/>
             <w:tcBorders/>
-            <w:tcW w:w="3383" w:type="dxa"/>
+            <w:tcW w:w="2300" w:type="dxa"/>
           </w:tcPr>
           <w:p>
             <w:pPr>
@@ -28814,7 +29223,7 @@
           <w:tcPr>
             <w:shd w:val="clear" w:color="auto" w:fill="F3EFE6"/>
             <w:tcBorders/>
-            <w:tcW w:w="1243" w:type="dxa"/>
+            <w:tcW w:w="1100" w:type="dxa"/>
           </w:tcPr>
           <w:p>
             <w:pPr>
@@ -28839,7 +29248,7 @@
           <w:tcPr>
             <w:shd w:val="clear" w:color="auto" w:fill="F3EFE6"/>
             <w:tcBorders/>
-            <w:tcW w:w="1243" w:type="dxa"/>
+            <w:tcW w:w="1250" w:type="dxa"/>
           </w:tcPr>
           <w:p>
             <w:pPr>
@@ -28864,7 +29273,7 @@
           <w:tcPr>
             <w:shd w:val="clear" w:color="auto" w:fill="F3EFE6"/>
             <w:tcBorders/>
-            <w:tcW w:w="2875" w:type="dxa"/>
+            <w:tcW w:w="2000" w:type="dxa"/>
           </w:tcPr>
           <w:p>
             <w:pPr>
@@ -28885,6 +29294,31 @@
             <w:r/>
           </w:p>
         </w:tc>
+        <w:tc>
+          <w:tcPr>
+            <w:shd w:val="clear" w:color="auto" w:fill="F3EFE6"/>
+            <w:tcBorders/>
+            <w:tcW w:w="2094" w:type="dxa"/>
+          </w:tcPr>
+          <w:p>
+            <w:pPr>
+              <w:spacing/>
+              <w:ind/>
+              <w:rPr/>
+            </w:pPr>
+            <w:r>
+              <w:rPr>
+                <w:b/>
+                <w:caps/>
+                <w:spacing w:val="30"/>
+                <w:sz w:val="16"/>
+                <w:szCs w:val="16"/>
+              </w:rPr>
+              <w:t xml:space="preserve">Resultado (25/10/2026)</w:t>
+            </w:r>
+            <w:r/>
+          </w:p>
+        </w:tc>
       </w:tr>
       <w:tr>
         <w:trPr>
@@ -28914,7 +29348,7 @@
         <w:tc>
           <w:tcPr>
             <w:tcBorders/>
-            <w:tcW w:w="3383" w:type="dxa"/>
+            <w:tcW w:w="2300" w:type="dxa"/>
           </w:tcPr>
           <w:p>
             <w:pPr>
@@ -28937,7 +29371,7 @@
         <w:tc>
           <w:tcPr>
             <w:tcBorders/>
-            <w:tcW w:w="1243" w:type="dxa"/>
+            <w:tcW w:w="1100" w:type="dxa"/>
           </w:tcPr>
           <w:p>
             <w:pPr>
@@ -28958,7 +29392,7 @@
         <w:tc>
           <w:tcPr>
             <w:tcBorders/>
-            <w:tcW w:w="1243" w:type="dxa"/>
+            <w:tcW w:w="1250" w:type="dxa"/>
           </w:tcPr>
           <w:p>
             <w:pPr>
@@ -28979,7 +29413,7 @@
         <w:tc>
           <w:tcPr>
             <w:tcBorders/>
-            <w:tcW w:w="2875" w:type="dxa"/>
+            <w:tcW w:w="2000" w:type="dxa"/>
           </w:tcPr>
           <w:p>
             <w:pPr>
@@ -29002,6 +29436,43 @@
                 <w:szCs w:val="18"/>
               </w:rPr>
               <w:t xml:space="preserve"> con hora UTC 14:00 y estadísticas llenas</w:t>
+            </w:r>
+            <w:r/>
+          </w:p>
+        </w:tc>
+        <w:tc>
+          <w:tcPr>
+            <w:tcBorders/>
+            <w:tcW w:w="2094" w:type="dxa"/>
+          </w:tcPr>
+          <w:p>
+            <w:pPr>
+              <w:spacing/>
+              <w:ind/>
+              <w:rPr/>
+            </w:pPr>
+            <w:r>
+              <w:rPr>
+                <w:sz w:val="18"/>
+                <w:szCs w:val="18"/>
+              </w:rPr>
+              <w:t xml:space="preserve">Pasa (</w:t>
+            </w:r>
+            <w:r>
+              <w:rPr>
+                <w:rFonts w:ascii="Consolas" w:hAnsi="Consolas" w:cs="Consolas"/>
+                <w:color w:val="1E4A3A"/>
+                <w:sz w:val="17"/>
+                <w:szCs w:val="17"/>
+              </w:rPr>
+              <w:t xml:space="preserve">CsvFootballDataParserTest</w:t>
+            </w:r>
+            <w:r>
+              <w:rPr>
+                <w:sz w:val="18"/>
+                <w:szCs w:val="18"/>
+              </w:rPr>
+              <w:t xml:space="preserve">)</w:t>
             </w:r>
             <w:r/>
           </w:p>
@@ -29035,7 +29506,7 @@
         <w:tc>
           <w:tcPr>
             <w:tcBorders/>
-            <w:tcW w:w="3383" w:type="dxa"/>
+            <w:tcW w:w="2300" w:type="dxa"/>
           </w:tcPr>
           <w:p>
             <w:pPr>
@@ -29058,7 +29529,7 @@
         <w:tc>
           <w:tcPr>
             <w:tcBorders/>
-            <w:tcW w:w="1243" w:type="dxa"/>
+            <w:tcW w:w="1100" w:type="dxa"/>
           </w:tcPr>
           <w:p>
             <w:pPr>
@@ -29079,7 +29550,7 @@
         <w:tc>
           <w:tcPr>
             <w:tcBorders/>
-            <w:tcW w:w="1243" w:type="dxa"/>
+            <w:tcW w:w="1250" w:type="dxa"/>
           </w:tcPr>
           <w:p>
             <w:pPr>
@@ -29100,7 +29571,7 @@
         <w:tc>
           <w:tcPr>
             <w:tcBorders/>
-            <w:tcW w:w="2875" w:type="dxa"/>
+            <w:tcW w:w="2000" w:type="dxa"/>
           </w:tcPr>
           <w:p>
             <w:pPr>
@@ -29114,6 +29585,59 @@
                 <w:szCs w:val="18"/>
               </w:rPr>
               <w:t xml:space="preserve">Goles nulos y estado PROGRAMADO</w:t>
+            </w:r>
+            <w:r/>
+          </w:p>
+        </w:tc>
+        <w:tc>
+          <w:tcPr>
+            <w:tcBorders/>
+            <w:tcW w:w="2094" w:type="dxa"/>
+          </w:tcPr>
+          <w:p>
+            <w:pPr>
+              <w:spacing/>
+              <w:ind/>
+              <w:rPr/>
+            </w:pPr>
+            <w:r>
+              <w:rPr>
+                <w:sz w:val="18"/>
+                <w:szCs w:val="18"/>
+              </w:rPr>
+              <w:t xml:space="preserve">Pasa (</w:t>
+            </w:r>
+            <w:r>
+              <w:rPr>
+                <w:rFonts w:ascii="Consolas" w:hAnsi="Consolas" w:cs="Consolas"/>
+                <w:color w:val="1E4A3A"/>
+                <w:sz w:val="17"/>
+                <w:szCs w:val="17"/>
+              </w:rPr>
+              <w:t xml:space="preserve">CsvFootballDataParserTest</w:t>
+            </w:r>
+            <w:r>
+              <w:rPr>
+                <w:sz w:val="18"/>
+                <w:szCs w:val="18"/>
+              </w:rPr>
+              <w:t xml:space="preserve"> y </w:t>
+            </w:r>
+            <w:r>
+              <w:rPr>
+                <w:rFonts w:ascii="Consolas" w:hAnsi="Consolas" w:cs="Consolas"/>
+                <w:color w:val="1E4A3A"/>
+                <w:sz w:val="17"/>
+                <w:szCs w:val="17"/>
+              </w:rPr>
+              <w:t xml:space="preserve">ProcesadorIngestaTest</w:t>
+            </w:r>
+            <w:r>
+              <w:rPr>
+                <w:sz w:val="18"/>
+                <w:szCs w:val="18"/>
+              </w:rPr>
+              <w:t xml:space="preserve">)</w:t>
             </w:r>
             <w:r/>
           </w:p>
@@ -29147,7 +29671,7 @@
         <w:tc>
           <w:tcPr>
             <w:tcBorders/>
-            <w:tcW w:w="3383" w:type="dxa"/>
+            <w:tcW w:w="2300" w:type="dxa"/>
           </w:tcPr>
           <w:p>
             <w:pPr>
@@ -29170,7 +29694,7 @@
         <w:tc>
           <w:tcPr>
             <w:tcBorders/>
-            <w:tcW w:w="1243" w:type="dxa"/>
+            <w:tcW w:w="1100" w:type="dxa"/>
           </w:tcPr>
           <w:p>
             <w:pPr>
@@ -29191,7 +29715,7 @@
         <w:tc>
           <w:tcPr>
             <w:tcBorders/>
-            <w:tcW w:w="1243" w:type="dxa"/>
+            <w:tcW w:w="1250" w:type="dxa"/>
           </w:tcPr>
           <w:p>
             <w:pPr>
@@ -29212,7 +29736,7 @@
         <w:tc>
           <w:tcPr>
             <w:tcBorders/>
-            <w:tcW w:w="2875" w:type="dxa"/>
+            <w:tcW w:w="2000" w:type="dxa"/>
           </w:tcPr>
           <w:p>
             <w:pPr>
@@ -29226,6 +29750,43 @@
                 <w:szCs w:val="18"/>
               </w:rPr>
               <w:t xml:space="preserve">Las probabilidades de 1X2 suman 1 (± 0.001)</w:t>
+            </w:r>
+            <w:r/>
+          </w:p>
+        </w:tc>
+        <w:tc>
+          <w:tcPr>
+            <w:tcBorders/>
+            <w:tcW w:w="2094" w:type="dxa"/>
+          </w:tcPr>
+          <w:p>
+            <w:pPr>
+              <w:spacing/>
+              <w:ind/>
+              <w:rPr/>
+            </w:pPr>
+            <w:r>
+              <w:rPr>
+                <w:sz w:val="18"/>
+                <w:szCs w:val="18"/>
+              </w:rPr>
+              <w:t xml:space="preserve">Pasa (</w:t>
+            </w:r>
+            <w:r>
+              <w:rPr>
+                <w:rFonts w:ascii="Consolas" w:hAnsi="Consolas" w:cs="Consolas"/>
+                <w:color w:val="1E4A3A"/>
+                <w:sz w:val="17"/>
+                <w:szCs w:val="17"/>
+              </w:rPr>
+              <w:t xml:space="preserve">PoissonServiceTest</w:t>
+            </w:r>
+            <w:r>
+              <w:rPr>
+                <w:sz w:val="18"/>
+                <w:szCs w:val="18"/>
+              </w:rPr>
+              <w:t xml:space="preserve">)</w:t>
             </w:r>
             <w:r/>
           </w:p>
@@ -29259,7 +29820,7 @@
         <w:tc>
           <w:tcPr>
             <w:tcBorders/>
-            <w:tcW w:w="3383" w:type="dxa"/>
+            <w:tcW w:w="2300" w:type="dxa"/>
           </w:tcPr>
           <w:p>
             <w:pPr>
@@ -29282,7 +29843,7 @@
         <w:tc>
           <w:tcPr>
             <w:tcBorders/>
-            <w:tcW w:w="1243" w:type="dxa"/>
+            <w:tcW w:w="1100" w:type="dxa"/>
           </w:tcPr>
           <w:p>
             <w:pPr>
@@ -29303,7 +29864,7 @@
         <w:tc>
           <w:tcPr>
             <w:tcBorders/>
-            <w:tcW w:w="1243" w:type="dxa"/>
+            <w:tcW w:w="1250" w:type="dxa"/>
           </w:tcPr>
           <w:p>
             <w:pPr>
@@ -29324,7 +29885,7 @@
         <w:tc>
           <w:tcPr>
             <w:tcBorders/>
-            <w:tcW w:w="2875" w:type="dxa"/>
+            <w:tcW w:w="2000" w:type="dxa"/>
           </w:tcPr>
           <w:p>
             <w:pPr>
@@ -29340,6 +29901,43 @@
                 <w:szCs w:val="17"/>
               </w:rPr>
               <w:t xml:space="preserve">CuotaInvalidaException</w:t>
+            </w:r>
+            <w:r/>
+          </w:p>
+        </w:tc>
+        <w:tc>
+          <w:tcPr>
+            <w:tcBorders/>
+            <w:tcW w:w="2094" w:type="dxa"/>
+          </w:tcPr>
+          <w:p>
+            <w:pPr>
+              <w:spacing/>
+              <w:ind/>
+              <w:rPr/>
+            </w:pPr>
+            <w:r>
+              <w:rPr>
+                <w:sz w:val="18"/>
+                <w:szCs w:val="18"/>
+              </w:rPr>
+              <w:t xml:space="preserve">Pasa (</w:t>
+            </w:r>
+            <w:r>
+              <w:rPr>
+                <w:rFonts w:ascii="Consolas" w:hAnsi="Consolas" w:cs="Consolas"/>
+                <w:color w:val="1E4A3A"/>
+                <w:sz w:val="17"/>
+                <w:szCs w:val="17"/>
+              </w:rPr>
+              <w:t xml:space="preserve">CuotaServiceTest</w:t>
+            </w:r>
+            <w:r>
+              <w:rPr>
+                <w:sz w:val="18"/>
+                <w:szCs w:val="18"/>
+              </w:rPr>
+              <w:t xml:space="preserve">)</w:t>
             </w:r>
             <w:r/>
           </w:p>
@@ -29373,7 +29971,7 @@
         <w:tc>
           <w:tcPr>
             <w:tcBorders/>
-            <w:tcW w:w="3383" w:type="dxa"/>
+            <w:tcW w:w="2300" w:type="dxa"/>
           </w:tcPr>
           <w:p>
             <w:pPr>
@@ -29396,7 +29994,7 @@
         <w:tc>
           <w:tcPr>
             <w:tcBorders/>
-            <w:tcW w:w="1243" w:type="dxa"/>
+            <w:tcW w:w="1100" w:type="dxa"/>
           </w:tcPr>
           <w:p>
             <w:pPr>
@@ -29417,7 +30015,7 @@
         <w:tc>
           <w:tcPr>
             <w:tcBorders/>
-            <w:tcW w:w="1243" w:type="dxa"/>
+            <w:tcW w:w="1250" w:type="dxa"/>
           </w:tcPr>
           <w:p>
             <w:pPr>
@@ -29438,7 +30036,7 @@
         <w:tc>
           <w:tcPr>
             <w:tcBorders/>
-            <w:tcW w:w="2875" w:type="dxa"/>
+            <w:tcW w:w="2000" w:type="dxa"/>
           </w:tcPr>
           <w:p>
             <w:pPr>
@@ -29452,6 +30050,43 @@
                 <w:szCs w:val="18"/>
               </w:rPr>
               <w:t xml:space="preserve">Valor esperado 0.10 y stake ≤ 3 %</w:t>
+            </w:r>
+            <w:r/>
+          </w:p>
+        </w:tc>
+        <w:tc>
+          <w:tcPr>
+            <w:tcBorders/>
+            <w:tcW w:w="2094" w:type="dxa"/>
+          </w:tcPr>
+          <w:p>
+            <w:pPr>
+              <w:spacing/>
+              <w:ind/>
+              <w:rPr/>
+            </w:pPr>
+            <w:r>
+              <w:rPr>
+                <w:sz w:val="18"/>
+                <w:szCs w:val="18"/>
+              </w:rPr>
+              <w:t xml:space="preserve">Pasa (</w:t>
+            </w:r>
+            <w:r>
+              <w:rPr>
+                <w:rFonts w:ascii="Consolas" w:hAnsi="Consolas" w:cs="Consolas"/>
+                <w:color w:val="1E4A3A"/>
+                <w:sz w:val="17"/>
+                <w:szCs w:val="17"/>
+              </w:rPr>
+              <w:t xml:space="preserve">ValorServiceTest</w:t>
+            </w:r>
+            <w:r>
+              <w:rPr>
+                <w:sz w:val="18"/>
+                <w:szCs w:val="18"/>
+              </w:rPr>
+              <w:t xml:space="preserve">)</w:t>
             </w:r>
             <w:r/>
           </w:p>
@@ -29485,7 +30120,7 @@
         <w:tc>
           <w:tcPr>
             <w:tcBorders/>
-            <w:tcW w:w="3383" w:type="dxa"/>
+            <w:tcW w:w="2300" w:type="dxa"/>
           </w:tcPr>
           <w:p>
             <w:pPr>
@@ -29508,7 +30143,7 @@
         <w:tc>
           <w:tcPr>
             <w:tcBorders/>
-            <w:tcW w:w="1243" w:type="dxa"/>
+            <w:tcW w:w="1100" w:type="dxa"/>
           </w:tcPr>
           <w:p>
             <w:pPr>
@@ -29529,7 +30164,7 @@
         <w:tc>
           <w:tcPr>
             <w:tcBorders/>
-            <w:tcW w:w="1243" w:type="dxa"/>
+            <w:tcW w:w="1250" w:type="dxa"/>
           </w:tcPr>
           <w:p>
             <w:pPr>
@@ -29550,7 +30185,7 @@
         <w:tc>
           <w:tcPr>
             <w:tcBorders/>
-            <w:tcW w:w="2875" w:type="dxa"/>
+            <w:tcW w:w="2000" w:type="dxa"/>
           </w:tcPr>
           <w:p>
             <w:pPr>
@@ -29564,6 +30199,43 @@
                 <w:szCs w:val="18"/>
               </w:rPr>
               <w:t xml:space="preserve">Valor esperado −0.12, stake 0 y veredicto SIN_VALOR</w:t>
+            </w:r>
+            <w:r/>
+          </w:p>
+        </w:tc>
+        <w:tc>
+          <w:tcPr>
+            <w:tcBorders/>
+            <w:tcW w:w="2094" w:type="dxa"/>
+          </w:tcPr>
+          <w:p>
+            <w:pPr>
+              <w:spacing/>
+              <w:ind/>
+              <w:rPr/>
+            </w:pPr>
+            <w:r>
+              <w:rPr>
+                <w:sz w:val="18"/>
+                <w:szCs w:val="18"/>
+              </w:rPr>
+              <w:t xml:space="preserve">Pasa (</w:t>
+            </w:r>
+            <w:r>
+              <w:rPr>
+                <w:rFonts w:ascii="Consolas" w:hAnsi="Consolas" w:cs="Consolas"/>
+                <w:color w:val="1E4A3A"/>
+                <w:sz w:val="17"/>
+                <w:szCs w:val="17"/>
+              </w:rPr>
+              <w:t xml:space="preserve">ValorServiceTest</w:t>
+            </w:r>
+            <w:r>
+              <w:rPr>
+                <w:sz w:val="18"/>
+                <w:szCs w:val="18"/>
+              </w:rPr>
+              <w:t xml:space="preserve">)</w:t>
             </w:r>
             <w:r/>
           </w:p>
@@ -29597,7 +30269,7 @@
         <w:tc>
           <w:tcPr>
             <w:tcBorders/>
-            <w:tcW w:w="3383" w:type="dxa"/>
+            <w:tcW w:w="2300" w:type="dxa"/>
           </w:tcPr>
           <w:p>
             <w:pPr>
@@ -29620,7 +30292,7 @@
         <w:tc>
           <w:tcPr>
             <w:tcBorders/>
-            <w:tcW w:w="1243" w:type="dxa"/>
+            <w:tcW w:w="1100" w:type="dxa"/>
           </w:tcPr>
           <w:p>
             <w:pPr>
@@ -29641,7 +30313,7 @@
         <w:tc>
           <w:tcPr>
             <w:tcBorders/>
-            <w:tcW w:w="1243" w:type="dxa"/>
+            <w:tcW w:w="1250" w:type="dxa"/>
           </w:tcPr>
           <w:p>
             <w:pPr>
@@ -29662,7 +30334,7 @@
         <w:tc>
           <w:tcPr>
             <w:tcBorders/>
-            <w:tcW w:w="2875" w:type="dxa"/>
+            <w:tcW w:w="2000" w:type="dxa"/>
           </w:tcPr>
           <w:p>
             <w:pPr>
@@ -29676,6 +30348,43 @@
                 <w:szCs w:val="18"/>
               </w:rPr>
               <w:t xml:space="preserve">GANADA, ganancia = monto × (cuota − 1)</w:t>
+            </w:r>
+            <w:r/>
+          </w:p>
+        </w:tc>
+        <w:tc>
+          <w:tcPr>
+            <w:tcBorders/>
+            <w:tcW w:w="2094" w:type="dxa"/>
+          </w:tcPr>
+          <w:p>
+            <w:pPr>
+              <w:spacing/>
+              <w:ind/>
+              <w:rPr/>
+            </w:pPr>
+            <w:r>
+              <w:rPr>
+                <w:sz w:val="18"/>
+                <w:szCs w:val="18"/>
+              </w:rPr>
+              <w:t xml:space="preserve">Pasa (</w:t>
+            </w:r>
+            <w:r>
+              <w:rPr>
+                <w:rFonts w:ascii="Consolas" w:hAnsi="Consolas" w:cs="Consolas"/>
+                <w:color w:val="1E4A3A"/>
+                <w:sz w:val="17"/>
+                <w:szCs w:val="17"/>
+              </w:rPr>
+              <w:t xml:space="preserve">LiquidacionServiceTest</w:t>
+            </w:r>
+            <w:r>
+              <w:rPr>
+                <w:sz w:val="18"/>
+                <w:szCs w:val="18"/>
+              </w:rPr>
+              <w:t xml:space="preserve">)</w:t>
             </w:r>
             <w:r/>
           </w:p>
@@ -29709,7 +30418,7 @@
         <w:tc>
           <w:tcPr>
             <w:tcBorders/>
-            <w:tcW w:w="3383" w:type="dxa"/>
+            <w:tcW w:w="2300" w:type="dxa"/>
           </w:tcPr>
           <w:p>
             <w:pPr>
@@ -29732,7 +30441,7 @@
         <w:tc>
           <w:tcPr>
             <w:tcBorders/>
-            <w:tcW w:w="1243" w:type="dxa"/>
+            <w:tcW w:w="1100" w:type="dxa"/>
           </w:tcPr>
           <w:p>
             <w:pPr>
@@ -29753,7 +30462,7 @@
         <w:tc>
           <w:tcPr>
             <w:tcBorders/>
-            <w:tcW w:w="1243" w:type="dxa"/>
+            <w:tcW w:w="1250" w:type="dxa"/>
           </w:tcPr>
           <w:p>
             <w:pPr>
@@ -29774,7 +30483,7 @@
         <w:tc>
           <w:tcPr>
             <w:tcBorders/>
-            <w:tcW w:w="2875" w:type="dxa"/>
+            <w:tcW w:w="2000" w:type="dxa"/>
           </w:tcPr>
           <w:p>
             <w:pPr>
@@ -29797,6 +30506,59 @@
                 <w:szCs w:val="18"/>
               </w:rPr>
               <w:t xml:space="preserve">, sin guardar nada</w:t>
+            </w:r>
+            <w:r/>
+          </w:p>
+        </w:tc>
+        <w:tc>
+          <w:tcPr>
+            <w:tcBorders/>
+            <w:tcW w:w="2094" w:type="dxa"/>
+          </w:tcPr>
+          <w:p>
+            <w:pPr>
+              <w:spacing/>
+              <w:ind/>
+              <w:rPr/>
+            </w:pPr>
+            <w:r>
+              <w:rPr>
+                <w:sz w:val="18"/>
+                <w:szCs w:val="18"/>
+              </w:rPr>
+              <w:t xml:space="preserve">Pasa (</w:t>
+            </w:r>
+            <w:r>
+              <w:rPr>
+                <w:rFonts w:ascii="Consolas" w:hAnsi="Consolas" w:cs="Consolas"/>
+                <w:color w:val="1E4A3A"/>
+                <w:sz w:val="17"/>
+                <w:szCs w:val="17"/>
+              </w:rPr>
+              <w:t xml:space="preserve">UsuarioServiceTest</w:t>
+            </w:r>
+            <w:r>
+              <w:rPr>
+                <w:sz w:val="18"/>
+                <w:szCs w:val="18"/>
+              </w:rPr>
+              <w:t xml:space="preserve"> y </w:t>
+            </w:r>
+            <w:r>
+              <w:rPr>
+                <w:rFonts w:ascii="Consolas" w:hAnsi="Consolas" w:cs="Consolas"/>
+                <w:color w:val="1E4A3A"/>
+                <w:sz w:val="17"/>
+                <w:szCs w:val="17"/>
+              </w:rPr>
+              <w:t xml:space="preserve">FlujoUsuarioTest</w:t>
+            </w:r>
+            <w:r>
+              <w:rPr>
+                <w:sz w:val="18"/>
+                <w:szCs w:val="18"/>
+              </w:rPr>
+              <w:t xml:space="preserve">)</w:t>
             </w:r>
             <w:r/>
           </w:p>
@@ -29830,7 +30592,7 @@
         <w:tc>
           <w:tcPr>
             <w:tcBorders/>
-            <w:tcW w:w="3383" w:type="dxa"/>
+            <w:tcW w:w="2300" w:type="dxa"/>
           </w:tcPr>
           <w:p>
             <w:pPr>
@@ -29845,7 +30607,7 @@
                 <w:sz w:val="17"/>
                 <w:szCs w:val="17"/>
               </w:rPr>
-              <w:t xml:space="preserve">JwtFilter</w:t>
+              <w:t xml:space="preserve">JwtAuthFilter</w:t>
             </w:r>
             <w:r>
               <w:rPr>
@@ -29860,7 +30622,7 @@
         <w:tc>
           <w:tcPr>
             <w:tcBorders/>
-            <w:tcW w:w="1243" w:type="dxa"/>
+            <w:tcW w:w="1100" w:type="dxa"/>
           </w:tcPr>
           <w:p>
             <w:pPr>
@@ -29881,7 +30643,7 @@
         <w:tc>
           <w:tcPr>
             <w:tcBorders/>
-            <w:tcW w:w="1243" w:type="dxa"/>
+            <w:tcW w:w="1250" w:type="dxa"/>
           </w:tcPr>
           <w:p>
             <w:pPr>
@@ -29918,7 +30680,7 @@
         <w:tc>
           <w:tcPr>
             <w:tcBorders/>
-            <w:tcW w:w="2875" w:type="dxa"/>
+            <w:tcW w:w="2000" w:type="dxa"/>
           </w:tcPr>
           <w:p>
             <w:pPr>
@@ -29932,6 +30694,43 @@
                 <w:szCs w:val="18"/>
               </w:rPr>
               <w:t xml:space="preserve">401 y la petición no llega al servicio</w:t>
+            </w:r>
+            <w:r/>
+          </w:p>
+        </w:tc>
+        <w:tc>
+          <w:tcPr>
+            <w:tcBorders/>
+            <w:tcW w:w="2094" w:type="dxa"/>
+          </w:tcPr>
+          <w:p>
+            <w:pPr>
+              <w:spacing/>
+              <w:ind/>
+              <w:rPr/>
+            </w:pPr>
+            <w:r>
+              <w:rPr>
+                <w:sz w:val="18"/>
+                <w:szCs w:val="18"/>
+              </w:rPr>
+              <w:t xml:space="preserve">Pasa (</w:t>
+            </w:r>
+            <w:r>
+              <w:rPr>
+                <w:rFonts w:ascii="Consolas" w:hAnsi="Consolas" w:cs="Consolas"/>
+                <w:color w:val="1E4A3A"/>
+                <w:sz w:val="17"/>
+                <w:szCs w:val="17"/>
+              </w:rPr>
+              <w:t xml:space="preserve">JwtAuthFilterTest</w:t>
+            </w:r>
+            <w:r>
+              <w:rPr>
+                <w:sz w:val="18"/>
+                <w:szCs w:val="18"/>
+              </w:rPr>
+              <w:t xml:space="preserve">)</w:t>
             </w:r>
             <w:r/>
           </w:p>
@@ -29945,6 +30744,29 @@
         <w:rPr/>
       </w:pPr>
       <w:r/>
+    </w:p>
+    <w:p>
+      <w:pPr>
+        <w:spacing/>
+        <w:ind w:firstLine="567"/>
+        <w:jc w:val="both"/>
+        <w:rPr/>
+      </w:pPr>
+      <w:r>
+        <w:t xml:space="preserve">Corrida del 25/10/2026: </w:t>
+      </w:r>
+      <w:r>
+        <w:rPr>
+          <w:rFonts w:ascii="Consolas" w:hAnsi="Consolas" w:cs="Consolas"/>
+          <w:color w:val="1E4A3A"/>
+          <w:sz w:val="19"/>
+          <w:szCs w:val="19"/>
+        </w:rPr>
+        <w:t xml:space="preserve">./mvnw test</w:t>
+      </w:r>
+      <w:r>
+        <w:t xml:space="preserve"> en los 10 módulos, con 96 pruebas, 0 fallos y 0 errores.</w:t>
+      </w:r>
     </w:p>
     <w:p>
       <w:pPr>
@@ -29961,6 +30783,29 @@
       <w:bookmarkEnd w:id="32"/>
       <w:r/>
     </w:p>
+    <w:p>
+      <w:pPr>
+        <w:spacing w:after="120"/>
+        <w:ind w:firstLine="567"/>
+        <w:jc w:val="both"/>
+        <w:rPr/>
+      </w:pPr>
+      <w:r>
+        <w:t xml:space="preserve">Se ejecutaron el 25/10/2026 contra el </w:t>
+      </w:r>
+      <w:r>
+        <w:rPr>
+          <w:rFonts w:ascii="Consolas" w:hAnsi="Consolas" w:cs="Consolas"/>
+          <w:color w:val="1E4A3A"/>
+          <w:sz w:val="19"/>
+          <w:szCs w:val="19"/>
+        </w:rPr>
+        <w:t xml:space="preserve">docker-compose.yml</w:t>
+      </w:r>
+      <w:r>
+        <w:t xml:space="preserve"> completo, por el gateway (:8080) y la web (:8090).</w:t>
+      </w:r>
+    </w:p>
     <w:tbl>
       <w:tblPr>
         <w:tblStyle w:val="948"/>
@@ -29970,10 +30815,11 @@
         <w:tblLook w:val="04A0" w:firstRow="1" w:lastRow="0" w:firstColumn="1" w:lastColumn="0" w:noHBand="0" w:noVBand="1"/>
       </w:tblPr>
       <w:tblGrid>
-        <w:gridCol w:w="935"/>
-        <w:gridCol w:w="2013"/>
-        <w:gridCol w:w="4149"/>
-        <w:gridCol w:w="2380"/>
+        <w:gridCol w:w="800"/>
+        <w:gridCol w:w="1650"/>
+        <w:gridCol w:w="2550"/>
+        <w:gridCol w:w="1900"/>
+        <w:gridCol w:w="2577"/>
       </w:tblGrid>
       <w:tr>
         <w:trPr>
@@ -29984,7 +30830,7 @@
           <w:tcPr>
             <w:shd w:val="clear" w:color="auto" w:fill="F3EFE6"/>
             <w:tcBorders/>
-            <w:tcW w:w="935" w:type="dxa"/>
+            <w:tcW w:w="800" w:type="dxa"/>
           </w:tcPr>
           <w:p>
             <w:pPr>
@@ -30009,7 +30855,7 @@
           <w:tcPr>
             <w:shd w:val="clear" w:color="auto" w:fill="F3EFE6"/>
             <w:tcBorders/>
-            <w:tcW w:w="2013" w:type="dxa"/>
+            <w:tcW w:w="1650" w:type="dxa"/>
           </w:tcPr>
           <w:p>
             <w:pPr>
@@ -30034,7 +30880,7 @@
           <w:tcPr>
             <w:shd w:val="clear" w:color="auto" w:fill="F3EFE6"/>
             <w:tcBorders/>
-            <w:tcW w:w="4149" w:type="dxa"/>
+            <w:tcW w:w="2550" w:type="dxa"/>
           </w:tcPr>
           <w:p>
             <w:pPr>
@@ -30059,7 +30905,7 @@
           <w:tcPr>
             <w:shd w:val="clear" w:color="auto" w:fill="F3EFE6"/>
             <w:tcBorders/>
-            <w:tcW w:w="2380" w:type="dxa"/>
+            <w:tcW w:w="1900" w:type="dxa"/>
           </w:tcPr>
           <w:p>
             <w:pPr>
@@ -30080,6 +30926,31 @@
             <w:r/>
           </w:p>
         </w:tc>
+        <w:tc>
+          <w:tcPr>
+            <w:shd w:val="clear" w:color="auto" w:fill="F3EFE6"/>
+            <w:tcBorders/>
+            <w:tcW w:w="2577" w:type="dxa"/>
+          </w:tcPr>
+          <w:p>
+            <w:pPr>
+              <w:spacing/>
+              <w:ind/>
+              <w:rPr/>
+            </w:pPr>
+            <w:r>
+              <w:rPr>
+                <w:b/>
+                <w:caps/>
+                <w:spacing w:val="30"/>
+                <w:sz w:val="16"/>
+                <w:szCs w:val="16"/>
+              </w:rPr>
+              <w:t xml:space="preserve">Resultado obtenido</w:t>
+            </w:r>
+            <w:r/>
+          </w:p>
+        </w:tc>
       </w:tr>
       <w:tr>
         <w:trPr>
@@ -30088,7 +30959,7 @@
         <w:tc>
           <w:tcPr>
             <w:tcBorders/>
-            <w:tcW w:w="935" w:type="dxa"/>
+            <w:tcW w:w="800" w:type="dxa"/>
           </w:tcPr>
           <w:p>
             <w:pPr>
@@ -30109,7 +30980,7 @@
         <w:tc>
           <w:tcPr>
             <w:tcBorders/>
-            <w:tcW w:w="2013" w:type="dxa"/>
+            <w:tcW w:w="1650" w:type="dxa"/>
           </w:tcPr>
           <w:p>
             <w:pPr>
@@ -30130,7 +31001,7 @@
         <w:tc>
           <w:tcPr>
             <w:tcBorders/>
-            <w:tcW w:w="4149" w:type="dxa"/>
+            <w:tcW w:w="2550" w:type="dxa"/>
           </w:tcPr>
           <w:p>
             <w:pPr>
@@ -30151,7 +31022,7 @@
         <w:tc>
           <w:tcPr>
             <w:tcBorders/>
-            <w:tcW w:w="2380" w:type="dxa"/>
+            <w:tcW w:w="1900" w:type="dxa"/>
           </w:tcPr>
           <w:p>
             <w:pPr>
@@ -30165,6 +31036,27 @@
                 <w:szCs w:val="18"/>
               </w:rPr>
               <w:t xml:space="preserve">Recibe un token y entra al panel</w:t>
+            </w:r>
+            <w:r/>
+          </w:p>
+        </w:tc>
+        <w:tc>
+          <w:tcPr>
+            <w:tcBorders/>
+            <w:tcW w:w="2577" w:type="dxa"/>
+          </w:tcPr>
+          <w:p>
+            <w:pPr>
+              <w:spacing/>
+              <w:ind/>
+              <w:rPr/>
+            </w:pPr>
+            <w:r>
+              <w:rPr>
+                <w:sz w:val="18"/>
+                <w:szCs w:val="18"/>
+              </w:rPr>
+              <w:t xml:space="preserve">Pasa: registro 201 con rol APOSTADOR, login 200 con token y la web redirige al panel</w:t>
             </w:r>
             <w:r/>
           </w:p>
@@ -30177,7 +31069,7 @@
         <w:tc>
           <w:tcPr>
             <w:tcBorders/>
-            <w:tcW w:w="935" w:type="dxa"/>
+            <w:tcW w:w="800" w:type="dxa"/>
           </w:tcPr>
           <w:p>
             <w:pPr>
@@ -30198,7 +31090,7 @@
         <w:tc>
           <w:tcPr>
             <w:tcBorders/>
-            <w:tcW w:w="2013" w:type="dxa"/>
+            <w:tcW w:w="1650" w:type="dxa"/>
           </w:tcPr>
           <w:p>
             <w:pPr>
@@ -30219,7 +31111,7 @@
         <w:tc>
           <w:tcPr>
             <w:tcBorders/>
-            <w:tcW w:w="4149" w:type="dxa"/>
+            <w:tcW w:w="2550" w:type="dxa"/>
           </w:tcPr>
           <w:p>
             <w:pPr>
@@ -30256,7 +31148,7 @@
         <w:tc>
           <w:tcPr>
             <w:tcBorders/>
-            <w:tcW w:w="2380" w:type="dxa"/>
+            <w:tcW w:w="1900" w:type="dxa"/>
           </w:tcPr>
           <w:p>
             <w:pPr>
@@ -30270,6 +31162,27 @@
                 <w:szCs w:val="18"/>
               </w:rPr>
               <w:t xml:space="preserve">401</w:t>
+            </w:r>
+            <w:r/>
+          </w:p>
+        </w:tc>
+        <w:tc>
+          <w:tcPr>
+            <w:tcBorders/>
+            <w:tcW w:w="2577" w:type="dxa"/>
+          </w:tcPr>
+          <w:p>
+            <w:pPr>
+              <w:spacing/>
+              <w:ind/>
+              <w:rPr/>
+            </w:pPr>
+            <w:r>
+              <w:rPr>
+                <w:sz w:val="18"/>
+                <w:szCs w:val="18"/>
+              </w:rPr>
+              <w:t xml:space="preserve">Pasa: 401</w:t>
             </w:r>
             <w:r/>
           </w:p>
@@ -30282,7 +31195,7 @@
         <w:tc>
           <w:tcPr>
             <w:tcBorders/>
-            <w:tcW w:w="935" w:type="dxa"/>
+            <w:tcW w:w="800" w:type="dxa"/>
           </w:tcPr>
           <w:p>
             <w:pPr>
@@ -30303,7 +31216,7 @@
         <w:tc>
           <w:tcPr>
             <w:tcBorders/>
-            <w:tcW w:w="2013" w:type="dxa"/>
+            <w:tcW w:w="1650" w:type="dxa"/>
           </w:tcPr>
           <w:p>
             <w:pPr>
@@ -30324,7 +31237,7 @@
         <w:tc>
           <w:tcPr>
             <w:tcBorders/>
-            <w:tcW w:w="4149" w:type="dxa"/>
+            <w:tcW w:w="2550" w:type="dxa"/>
           </w:tcPr>
           <w:p>
             <w:pPr>
@@ -30354,7 +31267,7 @@
         <w:tc>
           <w:tcPr>
             <w:tcBorders/>
-            <w:tcW w:w="2380" w:type="dxa"/>
+            <w:tcW w:w="1900" w:type="dxa"/>
           </w:tcPr>
           <w:p>
             <w:pPr>
@@ -30368,6 +31281,27 @@
                 <w:szCs w:val="18"/>
               </w:rPr>
               <w:t xml:space="preserve">403</w:t>
+            </w:r>
+            <w:r/>
+          </w:p>
+        </w:tc>
+        <w:tc>
+          <w:tcPr>
+            <w:tcBorders/>
+            <w:tcW w:w="2577" w:type="dxa"/>
+          </w:tcPr>
+          <w:p>
+            <w:pPr>
+              <w:spacing/>
+              <w:ind/>
+              <w:rPr/>
+            </w:pPr>
+            <w:r>
+              <w:rPr>
+                <w:sz w:val="18"/>
+                <w:szCs w:val="18"/>
+              </w:rPr>
+              <w:t xml:space="preserve">Pasa: 403</w:t>
             </w:r>
             <w:r/>
           </w:p>
@@ -30380,7 +31314,7 @@
         <w:tc>
           <w:tcPr>
             <w:tcBorders/>
-            <w:tcW w:w="935" w:type="dxa"/>
+            <w:tcW w:w="800" w:type="dxa"/>
           </w:tcPr>
           <w:p>
             <w:pPr>
@@ -30401,7 +31335,7 @@
         <w:tc>
           <w:tcPr>
             <w:tcBorders/>
-            <w:tcW w:w="2013" w:type="dxa"/>
+            <w:tcW w:w="1650" w:type="dxa"/>
           </w:tcPr>
           <w:p>
             <w:pPr>
@@ -30422,7 +31356,7 @@
         <w:tc>
           <w:tcPr>
             <w:tcBorders/>
-            <w:tcW w:w="4149" w:type="dxa"/>
+            <w:tcW w:w="2550" w:type="dxa"/>
           </w:tcPr>
           <w:p>
             <w:pPr>
@@ -30452,7 +31386,7 @@
         <w:tc>
           <w:tcPr>
             <w:tcBorders/>
-            <w:tcW w:w="2380" w:type="dxa"/>
+            <w:tcW w:w="1900" w:type="dxa"/>
           </w:tcPr>
           <w:p>
             <w:pPr>
@@ -30466,6 +31400,27 @@
                 <w:szCs w:val="18"/>
               </w:rPr>
               <w:t xml:space="preserve">403 o 404, sin datos creados</w:t>
+            </w:r>
+            <w:r/>
+          </w:p>
+        </w:tc>
+        <w:tc>
+          <w:tcPr>
+            <w:tcBorders/>
+            <w:tcW w:w="2577" w:type="dxa"/>
+          </w:tcPr>
+          <w:p>
+            <w:pPr>
+              <w:spacing/>
+              <w:ind/>
+              <w:rPr/>
+            </w:pPr>
+            <w:r>
+              <w:rPr>
+                <w:sz w:val="18"/>
+                <w:szCs w:val="18"/>
+              </w:rPr>
+              <w:t xml:space="preserve">Pasa: 403 con token y sin él; el catálogo siguió con 1308 partidos</w:t>
             </w:r>
             <w:r/>
           </w:p>
@@ -30478,7 +31433,7 @@
         <w:tc>
           <w:tcPr>
             <w:tcBorders/>
-            <w:tcW w:w="935" w:type="dxa"/>
+            <w:tcW w:w="800" w:type="dxa"/>
           </w:tcPr>
           <w:p>
             <w:pPr>
@@ -30499,7 +31454,7 @@
         <w:tc>
           <w:tcPr>
             <w:tcBorders/>
-            <w:tcW w:w="2013" w:type="dxa"/>
+            <w:tcW w:w="1650" w:type="dxa"/>
           </w:tcPr>
           <w:p>
             <w:pPr>
@@ -30520,7 +31475,7 @@
         <w:tc>
           <w:tcPr>
             <w:tcBorders/>
-            <w:tcW w:w="4149" w:type="dxa"/>
+            <w:tcW w:w="2550" w:type="dxa"/>
           </w:tcPr>
           <w:p>
             <w:pPr>
@@ -30541,7 +31496,7 @@
         <w:tc>
           <w:tcPr>
             <w:tcBorders/>
-            <w:tcW w:w="2380" w:type="dxa"/>
+            <w:tcW w:w="1900" w:type="dxa"/>
           </w:tcPr>
           <w:p>
             <w:pPr>
@@ -30555,6 +31510,27 @@
                 <w:szCs w:val="18"/>
               </w:rPr>
               <w:t xml:space="preserve">La ejecución termina en OK con más de 0 filas y aparecen partidos en el catálogo</w:t>
+            </w:r>
+            <w:r/>
+          </w:p>
+        </w:tc>
+        <w:tc>
+          <w:tcPr>
+            <w:tcBorders/>
+            <w:tcW w:w="2577" w:type="dxa"/>
+          </w:tcPr>
+          <w:p>
+            <w:pPr>
+              <w:spacing/>
+              <w:ind/>
+              <w:rPr/>
+            </w:pPr>
+            <w:r>
+              <w:rPr>
+                <w:sz w:val="18"/>
+                <w:szCs w:val="18"/>
+              </w:rPr>
+              <w:t xml:space="preserve">Pasa: 6 archivos (3 ligas × 2 temporadas) en OK, 1279 filas en 24 s y 1308 partidos en el catálogo</w:t>
             </w:r>
             <w:r/>
           </w:p>
@@ -30567,7 +31543,7 @@
         <w:tc>
           <w:tcPr>
             <w:tcBorders/>
-            <w:tcW w:w="935" w:type="dxa"/>
+            <w:tcW w:w="800" w:type="dxa"/>
           </w:tcPr>
           <w:p>
             <w:pPr>
@@ -30588,7 +31564,7 @@
         <w:tc>
           <w:tcPr>
             <w:tcBorders/>
-            <w:tcW w:w="2013" w:type="dxa"/>
+            <w:tcW w:w="1650" w:type="dxa"/>
           </w:tcPr>
           <w:p>
             <w:pPr>
@@ -30609,7 +31585,7 @@
         <w:tc>
           <w:tcPr>
             <w:tcBorders/>
-            <w:tcW w:w="4149" w:type="dxa"/>
+            <w:tcW w:w="2550" w:type="dxa"/>
           </w:tcPr>
           <w:p>
             <w:pPr>
@@ -30630,7 +31606,7 @@
         <w:tc>
           <w:tcPr>
             <w:tcBorders/>
-            <w:tcW w:w="2380" w:type="dxa"/>
+            <w:tcW w:w="1900" w:type="dxa"/>
           </w:tcPr>
           <w:p>
             <w:pPr>
@@ -30644,6 +31620,27 @@
                 <w:szCs w:val="18"/>
               </w:rPr>
               <w:t xml:space="preserve">Muestra promedios, árbitro y probabilidades en menos de 2 s</w:t>
+            </w:r>
+            <w:r/>
+          </w:p>
+        </w:tc>
+        <w:tc>
+          <w:tcPr>
+            <w:tcBorders/>
+            <w:tcW w:w="2577" w:type="dxa"/>
+          </w:tcPr>
+          <w:p>
+            <w:pPr>
+              <w:spacing/>
+              <w:ind/>
+              <w:rPr/>
+            </w:pPr>
+            <w:r>
+              <w:rPr>
+                <w:sz w:val="18"/>
+                <w:szCs w:val="18"/>
+              </w:rPr>
+              <w:t xml:space="preserve">Pasa: Ipswich vs Nott'm Forest con árbitro, goles esperados, matriz de marcadores y promedios, en 0.07 s</w:t>
             </w:r>
             <w:r/>
           </w:p>
@@ -30656,7 +31653,7 @@
         <w:tc>
           <w:tcPr>
             <w:tcBorders/>
-            <w:tcW w:w="935" w:type="dxa"/>
+            <w:tcW w:w="800" w:type="dxa"/>
           </w:tcPr>
           <w:p>
             <w:pPr>
@@ -30677,7 +31674,7 @@
         <w:tc>
           <w:tcPr>
             <w:tcBorders/>
-            <w:tcW w:w="2013" w:type="dxa"/>
+            <w:tcW w:w="1650" w:type="dxa"/>
           </w:tcPr>
           <w:p>
             <w:pPr>
@@ -30698,7 +31695,7 @@
         <w:tc>
           <w:tcPr>
             <w:tcBorders/>
-            <w:tcW w:w="4149" w:type="dxa"/>
+            <w:tcW w:w="2550" w:type="dxa"/>
           </w:tcPr>
           <w:p>
             <w:pPr>
@@ -30719,7 +31716,7 @@
         <w:tc>
           <w:tcPr>
             <w:tcBorders/>
-            <w:tcW w:w="2380" w:type="dxa"/>
+            <w:tcW w:w="1900" w:type="dxa"/>
           </w:tcPr>
           <w:p>
             <w:pPr>
@@ -30733,6 +31730,27 @@
                 <w:szCs w:val="18"/>
               </w:rPr>
               <w:t xml:space="preserve">Mensaje "Hoy no hay apuesta del día"</w:t>
+            </w:r>
+            <w:r/>
+          </w:p>
+        </w:tc>
+        <w:tc>
+          <w:tcPr>
+            <w:tcBorders/>
+            <w:tcW w:w="2577" w:type="dxa"/>
+          </w:tcPr>
+          <w:p>
+            <w:pPr>
+              <w:spacing/>
+              <w:ind/>
+              <w:rPr/>
+            </w:pPr>
+            <w:r>
+              <w:rPr>
+                <w:sz w:val="18"/>
+                <w:szCs w:val="18"/>
+              </w:rPr>
+              <w:t xml:space="preserve">Pasa: con la fecha 15/07/2026 responde "Hoy no hay apuesta del día: ninguna apuesta supera los umbrales…"</w:t>
             </w:r>
             <w:r/>
           </w:p>
@@ -30745,7 +31763,7 @@
         <w:tc>
           <w:tcPr>
             <w:tcBorders/>
-            <w:tcW w:w="935" w:type="dxa"/>
+            <w:tcW w:w="800" w:type="dxa"/>
           </w:tcPr>
           <w:p>
             <w:pPr>
@@ -30766,7 +31784,7 @@
         <w:tc>
           <w:tcPr>
             <w:tcBorders/>
-            <w:tcW w:w="2013" w:type="dxa"/>
+            <w:tcW w:w="1650" w:type="dxa"/>
           </w:tcPr>
           <w:p>
             <w:pPr>
@@ -30787,7 +31805,7 @@
         <w:tc>
           <w:tcPr>
             <w:tcBorders/>
-            <w:tcW w:w="4149" w:type="dxa"/>
+            <w:tcW w:w="2550" w:type="dxa"/>
           </w:tcPr>
           <w:p>
             <w:pPr>
@@ -30824,7 +31842,7 @@
         <w:tc>
           <w:tcPr>
             <w:tcBorders/>
-            <w:tcW w:w="2380" w:type="dxa"/>
+            <w:tcW w:w="1900" w:type="dxa"/>
           </w:tcPr>
           <w:p>
             <w:pPr>
@@ -30838,6 +31856,27 @@
                 <w:szCs w:val="18"/>
               </w:rPr>
               <w:t xml:space="preserve">Se ven las probabilidades y el aviso "cuotas no disponibles", sin error 500</w:t>
+            </w:r>
+            <w:r/>
+          </w:p>
+        </w:tc>
+        <w:tc>
+          <w:tcPr>
+            <w:tcBorders/>
+            <w:tcW w:w="2577" w:type="dxa"/>
+          </w:tcPr>
+          <w:p>
+            <w:pPr>
+              <w:spacing/>
+              <w:ind/>
+              <w:rPr/>
+            </w:pPr>
+            <w:r>
+              <w:rPr>
+                <w:sz w:val="18"/>
+                <w:szCs w:val="18"/>
+              </w:rPr>
+              <w:t xml:space="preserve">Pasa: la página responde 200 con las probabilidades y el aviso "Cuotas no disponibles por ahora"</w:t>
             </w:r>
             <w:r/>
           </w:p>
@@ -30850,7 +31889,7 @@
         <w:tc>
           <w:tcPr>
             <w:tcBorders/>
-            <w:tcW w:w="935" w:type="dxa"/>
+            <w:tcW w:w="800" w:type="dxa"/>
           </w:tcPr>
           <w:p>
             <w:pPr>
@@ -30871,7 +31910,7 @@
         <w:tc>
           <w:tcPr>
             <w:tcBorders/>
-            <w:tcW w:w="2013" w:type="dxa"/>
+            <w:tcW w:w="1650" w:type="dxa"/>
           </w:tcPr>
           <w:p>
             <w:pPr>
@@ -30892,7 +31931,7 @@
         <w:tc>
           <w:tcPr>
             <w:tcBorders/>
-            <w:tcW w:w="4149" w:type="dxa"/>
+            <w:tcW w:w="2550" w:type="dxa"/>
           </w:tcPr>
           <w:p>
             <w:pPr>
@@ -30913,7 +31952,7 @@
         <w:tc>
           <w:tcPr>
             <w:tcBorders/>
-            <w:tcW w:w="2380" w:type="dxa"/>
+            <w:tcW w:w="1900" w:type="dxa"/>
           </w:tcPr>
           <w:p>
             <w:pPr>
@@ -30927,6 +31966,27 @@
                 <w:szCs w:val="18"/>
               </w:rPr>
               <w:t xml:space="preserve">Ganadas, perdidas y ROI correctos</w:t>
+            </w:r>
+            <w:r/>
+          </w:p>
+        </w:tc>
+        <w:tc>
+          <w:tcPr>
+            <w:tcBorders/>
+            <w:tcW w:w="2577" w:type="dxa"/>
+          </w:tcPr>
+          <w:p>
+            <w:pPr>
+              <w:spacing/>
+              <w:ind/>
+              <w:rPr/>
+            </w:pPr>
+            <w:r>
+              <w:rPr>
+                <w:sz w:val="18"/>
+                <w:szCs w:val="18"/>
+              </w:rPr>
+              <w:t xml:space="preserve">Pasa: 3 apuestas a LOCAL con cuota 2.00 y 10 de monto (1-1, 0-1 y 3-1) dan 1 ganada, 2 perdidas, beneficio −10 y ROI −33.3 %</w:t>
             </w:r>
             <w:r/>
           </w:p>
@@ -30978,6 +32038,348 @@
       </w:r>
       <w:bookmarkEnd w:id="34"/>
       <w:r/>
+    </w:p>
+    <w:p>
+      <w:pPr>
+        <w:spacing/>
+        <w:ind w:firstLine="567"/>
+        <w:jc w:val="both"/>
+        <w:rPr/>
+      </w:pPr>
+      <w:r>
+        <w:t xml:space="preserve">Se cumplieron los cinco objetivos específicos de la sección 1.3:</w:t>
+      </w:r>
+    </w:p>
+    <w:p>
+      <w:pPr>
+        <w:pStyle w:val="942"/>
+        <w:numPr>
+          <w:ilvl w:val="0"/>
+          <w:numId w:val="14"/>
+        </w:numPr>
+        <w:spacing w:after="80"/>
+        <w:ind/>
+        <w:jc w:val="both"/>
+        <w:rPr/>
+      </w:pPr>
+      <w:r>
+        <w:rPr>
+          <w:b/>
+          <w:color w:val="1E4A3A"/>
+        </w:rPr>
+        <w:t xml:space="preserve">Integración de datos.</w:t>
+      </w:r>
+      <w:r>
+        <w:t xml:space="preserve"> </w:t>
+      </w:r>
+      <w:r>
+        <w:rPr>
+          <w:rFonts w:ascii="Consolas" w:hAnsi="Consolas" w:cs="Consolas"/>
+          <w:color w:val="1E4A3A"/>
+          <w:sz w:val="19"/>
+          <w:szCs w:val="19"/>
+        </w:rPr>
+        <w:t xml:space="preserve">ms-ingesta</w:t>
+      </w:r>
+      <w:r>
+        <w:t xml:space="preserve"> descarga los CSV de football-data.co.uk tres veces al día (05:00, 08:00 y 16:00, hora de Lima) y reparte sus datos entre los servicios. En la prueba CN-05 cargó 1279 filas de 3 ligas y 2 temporadas en 24 s.</w:t>
+      </w:r>
+    </w:p>
+    <w:p>
+      <w:pPr>
+        <w:pStyle w:val="942"/>
+        <w:numPr>
+          <w:ilvl w:val="0"/>
+          <w:numId w:val="14"/>
+        </w:numPr>
+        <w:spacing w:after="80"/>
+        <w:ind/>
+        <w:jc w:val="both"/>
+        <w:rPr/>
+      </w:pPr>
+      <w:r>
+        <w:rPr>
+          <w:b/>
+          <w:color w:val="1E4A3A"/>
+        </w:rPr>
+        <w:t xml:space="preserve">Probabilidades por mercado.</w:t>
+      </w:r>
+      <w:r>
+        <w:t xml:space="preserve"> </w:t>
+      </w:r>
+      <w:r>
+        <w:rPr>
+          <w:rFonts w:ascii="Consolas" w:hAnsi="Consolas" w:cs="Consolas"/>
+          <w:color w:val="1E4A3A"/>
+          <w:sz w:val="19"/>
+          <w:szCs w:val="19"/>
+        </w:rPr>
+        <w:t xml:space="preserve">ms-predicciones</w:t>
+      </w:r>
+      <w:r>
+        <w:t xml:space="preserve"> calcula con Poisson los mercados 1X2, goles, ambos marcan, tarjetas (con factor árbitro) y córners. En CN-06 respondió en 0.07 s.</w:t>
+      </w:r>
+    </w:p>
+    <w:p>
+      <w:pPr>
+        <w:pStyle w:val="942"/>
+        <w:numPr>
+          <w:ilvl w:val="0"/>
+          <w:numId w:val="14"/>
+        </w:numPr>
+        <w:spacing w:after="80"/>
+        <w:ind/>
+        <w:jc w:val="both"/>
+        <w:rPr/>
+      </w:pPr>
+      <w:r>
+        <w:rPr>
+          <w:b/>
+          <w:color w:val="1E4A3A"/>
+        </w:rPr>
+        <w:t xml:space="preserve">Apuesta del día.</w:t>
+      </w:r>
+      <w:r>
+        <w:t xml:space="preserve"> </w:t>
+      </w:r>
+      <w:r>
+        <w:rPr>
+          <w:rFonts w:ascii="Consolas" w:hAnsi="Consolas" w:cs="Consolas"/>
+          <w:color w:val="1E4A3A"/>
+          <w:sz w:val="19"/>
+          <w:szCs w:val="19"/>
+        </w:rPr>
+        <w:t xml:space="preserve">ms-apuestas</w:t>
+      </w:r>
+      <w:r>
+        <w:t xml:space="preserve"> compara esas probabilidades con las cuotas y propone como mucho una apuesta al día. Si ninguna supera los umbrales, lo dice (CN-07). Usado solo, el modelo daba valores esperados de 20–30 %, así que se mezcla al 50 % con el mercado (RN-06). Es un modelo didáctico que no le gana a las casas de forma sostenida, y el sistema solo recomienda (RN-15).</w:t>
+      </w:r>
+    </w:p>
+    <w:p>
+      <w:pPr>
+        <w:pStyle w:val="942"/>
+        <w:numPr>
+          <w:ilvl w:val="0"/>
+          <w:numId w:val="14"/>
+        </w:numPr>
+        <w:spacing w:after="80"/>
+        <w:ind/>
+        <w:jc w:val="both"/>
+        <w:rPr/>
+      </w:pPr>
+      <w:r>
+        <w:rPr>
+          <w:b/>
+          <w:color w:val="1E4A3A"/>
+        </w:rPr>
+        <w:t xml:space="preserve">Seguimiento de apuestas.</w:t>
+      </w:r>
+      <w:r>
+        <w:t xml:space="preserve"> Cada usuario registra sus apuestas, que se liquidan solas cada día a las 06:00, y ve sus ganadas, perdidas y ROI (CN-09).</w:t>
+      </w:r>
+    </w:p>
+    <w:p>
+      <w:pPr>
+        <w:pStyle w:val="942"/>
+        <w:numPr>
+          <w:ilvl w:val="0"/>
+          <w:numId w:val="14"/>
+        </w:numPr>
+        <w:spacing w:after="80"/>
+        <w:ind/>
+        <w:jc w:val="both"/>
+        <w:rPr/>
+      </w:pPr>
+      <w:r>
+        <w:rPr>
+          <w:b/>
+          <w:color w:val="1E4A3A"/>
+        </w:rPr>
+        <w:t xml:space="preserve">Despliegue.</w:t>
+      </w:r>
+      <w:r>
+        <w:t xml:space="preserve"> Un solo </w:t>
+      </w:r>
+      <w:r>
+        <w:rPr>
+          <w:rFonts w:ascii="Consolas" w:hAnsi="Consolas" w:cs="Consolas"/>
+          <w:color w:val="1E4A3A"/>
+          <w:sz w:val="19"/>
+          <w:szCs w:val="19"/>
+        </w:rPr>
+        <w:t xml:space="preserve">docker compose up</w:t>
+      </w:r>
+      <w:r>
+        <w:t xml:space="preserve"> levanta los 9 microservicios, la web y PostgreSQL con sus 6 bases de datos. Las 96 pruebas automáticas y las 9 de caja negra pasaron (sección 8).</w:t>
+      </w:r>
+    </w:p>
+    <w:p>
+      <w:pPr>
+        <w:keepNext w:val="true"/>
+        <w:spacing/>
+        <w:ind/>
+        <w:jc w:val="both"/>
+        <w:rPr/>
+      </w:pPr>
+      <w:r>
+        <w:rPr>
+          <w:b/>
+        </w:rPr>
+        <w:t xml:space="preserve">Qué aportó separar el sistema en microservicios</w:t>
+      </w:r>
+      <w:r>
+        <w:t xml:space="preserve">, frente a una aplicación monolítica:</w:t>
+      </w:r>
+    </w:p>
+    <w:p>
+      <w:pPr>
+        <w:pStyle w:val="942"/>
+        <w:numPr>
+          <w:ilvl w:val="0"/>
+          <w:numId w:val="14"/>
+        </w:numPr>
+        <w:spacing w:after="80"/>
+        <w:ind/>
+        <w:jc w:val="both"/>
+        <w:rPr/>
+      </w:pPr>
+      <w:r>
+        <w:t xml:space="preserve">Cada servicio tuvo un dueño, un contrato, una base de datos y pruebas propias. Por eso se pudo construir y probar cada uno por separado, y al unirlos no hubo que cambiar ningún contrato (7.1).</w:t>
+      </w:r>
+    </w:p>
+    <w:p>
+      <w:pPr>
+        <w:pStyle w:val="942"/>
+        <w:numPr>
+          <w:ilvl w:val="0"/>
+          <w:numId w:val="14"/>
+        </w:numPr>
+        <w:spacing w:after="80"/>
+        <w:ind/>
+        <w:jc w:val="both"/>
+        <w:rPr/>
+      </w:pPr>
+      <w:r>
+        <w:t xml:space="preserve">Una falla queda aislada: si </w:t>
+      </w:r>
+      <w:r>
+        <w:rPr>
+          <w:rFonts w:ascii="Consolas" w:hAnsi="Consolas" w:cs="Consolas"/>
+          <w:color w:val="1E4A3A"/>
+          <w:sz w:val="19"/>
+          <w:szCs w:val="19"/>
+        </w:rPr>
+        <w:t xml:space="preserve">ms-cuotas</w:t>
+      </w:r>
+      <w:r>
+        <w:t xml:space="preserve"> cae, el análisis sigue mostrando las probabilidades con un aviso (CN-08).</w:t>
+      </w:r>
+    </w:p>
+    <w:p>
+      <w:pPr>
+        <w:pStyle w:val="942"/>
+        <w:numPr>
+          <w:ilvl w:val="0"/>
+          <w:numId w:val="14"/>
+        </w:numPr>
+        <w:spacing w:after="80"/>
+        <w:ind/>
+        <w:jc w:val="both"/>
+        <w:rPr/>
+      </w:pPr>
+      <w:r>
+        <w:t xml:space="preserve">Si el contrato no cambia, un cambio en un servicio solo obliga a recompilar y reiniciar ese servicio.</w:t>
+      </w:r>
+    </w:p>
+    <w:p>
+      <w:pPr>
+        <w:keepNext w:val="true"/>
+        <w:spacing/>
+        <w:ind/>
+        <w:jc w:val="both"/>
+        <w:rPr/>
+      </w:pPr>
+      <w:r>
+        <w:rPr>
+          <w:b/>
+        </w:rPr>
+        <w:t xml:space="preserve">Qué costó:</w:t>
+      </w:r>
+    </w:p>
+    <w:p>
+      <w:pPr>
+        <w:pStyle w:val="942"/>
+        <w:numPr>
+          <w:ilvl w:val="0"/>
+          <w:numId w:val="14"/>
+        </w:numPr>
+        <w:spacing w:after="80"/>
+        <w:ind/>
+        <w:jc w:val="both"/>
+        <w:rPr/>
+      </w:pPr>
+      <w:r>
+        <w:t xml:space="preserve">Más configuración: el registro de servicios (Eureka), el gateway con la validación JWT, las llamadas Feign entre servicios y 6 bases de datos, en lugar de una aplicación con una base.</w:t>
+      </w:r>
+    </w:p>
+    <w:p>
+      <w:pPr>
+        <w:pStyle w:val="942"/>
+        <w:numPr>
+          <w:ilvl w:val="0"/>
+          <w:numId w:val="14"/>
+        </w:numPr>
+        <w:spacing w:after="80"/>
+        <w:ind/>
+        <w:jc w:val="both"/>
+        <w:rPr/>
+      </w:pPr>
+      <w:r>
+        <w:t xml:space="preserve">Más llamadas por la red: un análisis de partido pasa por el gateway y por varios servicios. Cada llamada puede fallar, y hubo que decidir qué hacer en cada caso (5.7).</w:t>
+      </w:r>
+    </w:p>
+    <w:p>
+      <w:pPr>
+        <w:pStyle w:val="942"/>
+        <w:numPr>
+          <w:ilvl w:val="0"/>
+          <w:numId w:val="14"/>
+        </w:numPr>
+        <w:spacing w:after="80"/>
+        <w:ind/>
+        <w:jc w:val="both"/>
+        <w:rPr/>
+      </w:pPr>
+      <w:r>
+        <w:t xml:space="preserve">Más recursos: 10 JVM necesitan unos 5 GB de memoria, y en una laptop hubo que limitar la memoria y la CPU de cada servicio.</w:t>
+      </w:r>
+    </w:p>
+    <w:p>
+      <w:pPr>
+        <w:pStyle w:val="942"/>
+        <w:numPr>
+          <w:ilvl w:val="0"/>
+          <w:numId w:val="14"/>
+        </w:numPr>
+        <w:spacing w:after="80"/>
+        <w:ind/>
+        <w:jc w:val="both"/>
+        <w:rPr/>
+      </w:pPr>
+      <w:r>
+        <w:t xml:space="preserve">Más difícil de depurar: un error puede atravesar el gateway y dos o tres servicios, cada uno con su propio log.</w:t>
+      </w:r>
+    </w:p>
+    <w:p>
+      <w:pPr>
+        <w:spacing/>
+        <w:ind w:firstLine="567"/>
+        <w:jc w:val="both"/>
+        <w:rPr/>
+      </w:pPr>
+      <w:r>
+        <w:t xml:space="preserve">Para un sistema de este tamaño, un monolito habría sido más simple de construir y desplegar. La separación se justifica por el objetivo del curso: aplicar la arquitectura de microservicios con Spring Boot y Spring Cloud.</w:t>
+      </w:r>
     </w:p>
     <w:p>
       <w:pPr>
@@ -31096,19 +32498,7 @@
         <w:t xml:space="preserve">Más datos</w:t>
       </w:r>
       <w:r>
-        <w:t xml:space="preserve">: alineaciones, lesiones, estadísticas de jugadores, Champions League y hándicap asiático. La rama </w:t>
-      </w:r>
-      <w:r>
-        <w:rPr>
-          <w:rFonts w:ascii="Consolas" w:hAnsi="Consolas" w:cs="Consolas"/>
-          <w:color w:val="1E4A3A"/>
-          <w:sz w:val="19"/>
-          <w:szCs w:val="19"/>
-        </w:rPr>
-        <w:t xml:space="preserve">main</w:t>
-      </w:r>
-      <w:r>
-        <w:t xml:space="preserve"> del repositorio ya los implementa en Python.</w:t>
+        <w:t xml:space="preserve">: alineaciones, lesiones, estadísticas de jugadores, Champions League y hándicap asiático.</w:t>
       </w:r>
     </w:p>
     <w:p>
